--- a/assets/docs/lop2/Tieng Viet - Lop 2.docx
+++ b/assets/docs/lop2/Tieng Viet - Lop 2.docx
@@ -1611,6 +1611,33 @@
                 <w:i w:val="0"/>
                 <w:sz w:val="18"/>
               </w:rPr>
+              <w:t>NLS-KT (Cơ bản 1): GV chiếu ảnh bìa vài cuốn sách, bài thơ viết về trẻ em cho HS chọn bài đọc mở rộng; HS nói tên sách, tên tác giả mình chọn</w:t>
+            </w:r>
+          </w:p>
+          <w:p>
+            <w:pPr>
+              <w:spacing w:after="0"/>
+            </w:pPr>
+            <w:r>
+              <w:rPr>
+                <w:b w:val="0"/>
+                <w:i w:val="0"/>
+                <w:sz w:val="18"/>
+              </w:rPr>
+              <w:t>NLS-GT (Cơ bản 1): HS chia sẻ trước lớp điều thú vị vừa đọc, GV chiếu trang sách bạn giới thiệu để cả lớp cùng xem</w:t>
+            </w:r>
+          </w:p>
+          <w:p>
+            <w:pPr>
+              <w:spacing w:after="0"/>
+            </w:pPr>
+            <w:r>
+              <w:rPr>
+                <w:b w:val="0"/>
+                <w:i w:val="0"/>
+                <w:sz w:val="18"/>
+              </w:rPr>
+              <w:t>NLS-AT: Chỉ đọc sách, báo dành cho thiếu nhi do thầy cô, cha mẹ chọn; giới thiệu sách phải nói rõ tên sách và tên tác giả.</w:t>
             </w:r>
           </w:p>
         </w:tc>
@@ -2714,6 +2741,33 @@
                 <w:i w:val="0"/>
                 <w:sz w:val="18"/>
               </w:rPr>
+              <w:t>NLS-KT (Cơ bản 1): GV mở sẵn vài bài viết ngắn về hoạt động của thiếu nhi trên báo Nhi đồng bản điện tử; HS chọn một bài, đọc và nói việc bạn nhỏ trong bài đã làm</w:t>
+            </w:r>
+          </w:p>
+          <w:p>
+            <w:pPr>
+              <w:spacing w:after="0"/>
+            </w:pPr>
+            <w:r>
+              <w:rPr>
+                <w:b w:val="0"/>
+                <w:i w:val="0"/>
+                <w:sz w:val="18"/>
+              </w:rPr>
+              <w:t>NLS-GT (Cơ bản 1): HS kể lại trước lớp, GV chiếu ảnh minh hoạ của bài viết để cả lớp cùng theo dõi</w:t>
+            </w:r>
+          </w:p>
+          <w:p>
+            <w:pPr>
+              <w:spacing w:after="0"/>
+            </w:pPr>
+            <w:r>
+              <w:rPr>
+                <w:b w:val="0"/>
+                <w:i w:val="0"/>
+                <w:sz w:val="18"/>
+              </w:rPr>
+              <w:t>NLS-AT: Chỉ đọc trang báo thiếu nhi thầy cô mở sẵn, không tự tìm trên mạng; nói rõ bài viết lấy từ đâu.</w:t>
             </w:r>
           </w:p>
         </w:tc>

--- a/assets/docs/lop2/Tieng Viet - Lop 2.docx
+++ b/assets/docs/lop2/Tieng Viet - Lop 2.docx
@@ -653,6 +653,19 @@
               <w:t>NLS-AT: Bản ghi âm chỉ dùng trong tiết học, GV xoá sau khi nghe</w:t>
             </w:r>
           </w:p>
+          <w:p>
+            <w:pPr>
+              <w:spacing w:after="0"/>
+            </w:pPr>
+            <w:r>
+              <w:rPr>
+                <w:b w:val="0"/>
+                <w:i w:val="0"/>
+                <w:sz w:val="18"/>
+              </w:rPr>
+              <w:t>KNS: KN tự học: chọn sách phù hợp, kiên trì đọc và rút ra điều bổ ích cho bản thân.</w:t>
+            </w:r>
+          </w:p>
         </w:tc>
         <w:tc>
           <w:tcPr>
@@ -1076,6 +1089,19 @@
               <w:t>NLS-AT: Nhắc HS quý thời gian thì cũng không dành quá nhiều giờ xem tivi, điện thoại</w:t>
             </w:r>
           </w:p>
+          <w:p>
+            <w:pPr>
+              <w:spacing w:after="0"/>
+            </w:pPr>
+            <w:r>
+              <w:rPr>
+                <w:b w:val="0"/>
+                <w:i w:val="0"/>
+                <w:sz w:val="18"/>
+              </w:rPr>
+              <w:t>KNS: KN tự học: chọn sách phù hợp, kiên trì đọc và rút ra điều bổ ích cho bản thân.</w:t>
+            </w:r>
+          </w:p>
         </w:tc>
         <w:tc>
           <w:tcPr>
@@ -1783,6 +1809,19 @@
               <w:t>NLS-AT: Gửi tin nhắn, gọi hình phải có bố mẹ bên cạnh và dùng điện thoại của người lớn</w:t>
             </w:r>
           </w:p>
+          <w:p>
+            <w:pPr>
+              <w:spacing w:after="0"/>
+            </w:pPr>
+            <w:r>
+              <w:rPr>
+                <w:b w:val="0"/>
+                <w:i w:val="0"/>
+                <w:sz w:val="18"/>
+              </w:rPr>
+              <w:t>KNS: KN tự học: chọn sách phù hợp, kiên trì đọc và rút ra điều bổ ích cho bản thân.</w:t>
+            </w:r>
+          </w:p>
         </w:tc>
         <w:tc>
           <w:tcPr>
@@ -2206,6 +2245,19 @@
               <w:t>NLS-AT: Nhắc HS thiết bị thông minh chỉ giúp nhắc việc; không dùng điện thoại để chơi quá giờ</w:t>
             </w:r>
           </w:p>
+          <w:p>
+            <w:pPr>
+              <w:spacing w:after="0"/>
+            </w:pPr>
+            <w:r>
+              <w:rPr>
+                <w:b w:val="0"/>
+                <w:i w:val="0"/>
+                <w:sz w:val="18"/>
+              </w:rPr>
+              <w:t>KNS: KN tự học: chọn sách phù hợp, kiên trì đọc và rút ra điều bổ ích cho bản thân.</w:t>
+            </w:r>
+          </w:p>
         </w:tc>
         <w:tc>
           <w:tcPr>
@@ -2884,6 +2936,7 @@
                 <w:i w:val="0"/>
                 <w:sz w:val="18"/>
               </w:rPr>
+              <w:t>KNS: KN tự học: chọn sách phù hợp, kiên trì đọc và rút ra điều bổ ích cho bản thân.</w:t>
             </w:r>
           </w:p>
         </w:tc>
@@ -3226,6 +3279,7 @@
                 <w:i w:val="0"/>
                 <w:sz w:val="18"/>
               </w:rPr>
+              <w:t>KNS: KN tự học: chọn sách phù hợp, kiên trì đọc và rút ra điều bổ ích cho bản thân.</w:t>
             </w:r>
           </w:p>
         </w:tc>
@@ -3798,6 +3852,7 @@
                 <w:i w:val="0"/>
                 <w:sz w:val="18"/>
               </w:rPr>
+              <w:t>KNS: KN tự học: chọn sách phù hợp, kiên trì đọc và rút ra điều bổ ích cho bản thân.</w:t>
             </w:r>
           </w:p>
         </w:tc>
@@ -4140,6 +4195,7 @@
                 <w:i w:val="0"/>
                 <w:sz w:val="18"/>
               </w:rPr>
+              <w:t>KNS: KN tự học: chọn sách phù hợp, kiên trì đọc và rút ra điều bổ ích cho bản thân.</w:t>
             </w:r>
           </w:p>
         </w:tc>
@@ -4715,6 +4771,19 @@
               <w:t>NLS-KT (Cơ bản 1): nghe/xem bản đọc mẫu trên máy rồi đọc lại; tư liệu lấy ở đâu thì nói rõ ở đó.</w:t>
             </w:r>
           </w:p>
+          <w:p>
+            <w:pPr>
+              <w:spacing w:after="0"/>
+            </w:pPr>
+            <w:r>
+              <w:rPr>
+                <w:b w:val="0"/>
+                <w:i w:val="0"/>
+                <w:sz w:val="18"/>
+              </w:rPr>
+              <w:t>KNS: KN tự học: chọn sách phù hợp, kiên trì đọc và rút ra điều bổ ích cho bản thân.</w:t>
+            </w:r>
+          </w:p>
         </w:tc>
         <w:tc>
           <w:tcPr>
@@ -5055,6 +5124,7 @@
                 <w:i w:val="0"/>
                 <w:sz w:val="18"/>
               </w:rPr>
+              <w:t>KNS: KN tự học: chọn sách phù hợp, kiên trì đọc và rút ra điều bổ ích cho bản thân.</w:t>
             </w:r>
           </w:p>
         </w:tc>
@@ -5627,6 +5697,7 @@
                 <w:i w:val="0"/>
                 <w:sz w:val="18"/>
               </w:rPr>
+              <w:t>KNS: KN tự học: chọn sách phù hợp, kiên trì đọc và rút ra điều bổ ích cho bản thân.</w:t>
             </w:r>
           </w:p>
         </w:tc>
@@ -5969,6 +6040,7 @@
                 <w:i w:val="0"/>
                 <w:sz w:val="18"/>
               </w:rPr>
+              <w:t>KNS: KN tự học: chọn sách phù hợp, kiên trì đọc và rút ra điều bổ ích cho bản thân.</w:t>
             </w:r>
           </w:p>
         </w:tc>
@@ -6541,6 +6613,7 @@
                 <w:i w:val="0"/>
                 <w:sz w:val="18"/>
               </w:rPr>
+              <w:t>KNS: KN tự học: chọn sách phù hợp, kiên trì đọc và rút ra điều bổ ích cho bản thân.</w:t>
             </w:r>
           </w:p>
         </w:tc>
@@ -6883,6 +6956,7 @@
                 <w:i w:val="0"/>
                 <w:sz w:val="18"/>
               </w:rPr>
+              <w:t>KNS: KN tự học: chọn sách phù hợp, kiên trì đọc và rút ra điều bổ ích cho bản thân.</w:t>
             </w:r>
           </w:p>
         </w:tc>
@@ -7455,6 +7529,7 @@
                 <w:i w:val="0"/>
                 <w:sz w:val="18"/>
               </w:rPr>
+              <w:t>KNS: KN tự học: chọn sách phù hợp, kiên trì đọc và rút ra điều bổ ích cho bản thân.</w:t>
             </w:r>
           </w:p>
         </w:tc>
@@ -7797,6 +7872,7 @@
                 <w:i w:val="0"/>
                 <w:sz w:val="18"/>
               </w:rPr>
+              <w:t>KNS: KN tự học: chọn sách phù hợp, kiên trì đọc và rút ra điều bổ ích cho bản thân.</w:t>
             </w:r>
           </w:p>
         </w:tc>
@@ -8944,6 +9020,19 @@
               <w:t>NLS-KT (Cơ bản 1): nghe/xem bản đọc mẫu trên máy rồi đọc lại; tư liệu lấy ở đâu thì nói rõ ở đó.</w:t>
             </w:r>
           </w:p>
+          <w:p>
+            <w:pPr>
+              <w:spacing w:after="0"/>
+            </w:pPr>
+            <w:r>
+              <w:rPr>
+                <w:b w:val="0"/>
+                <w:i w:val="0"/>
+                <w:sz w:val="18"/>
+              </w:rPr>
+              <w:t>KNS: KN tự học: chọn sách phù hợp, kiên trì đọc và rút ra điều bổ ích cho bản thân.</w:t>
+            </w:r>
+          </w:p>
         </w:tc>
         <w:tc>
           <w:tcPr>
@@ -9284,6 +9373,7 @@
                 <w:i w:val="0"/>
                 <w:sz w:val="18"/>
               </w:rPr>
+              <w:t>KNS: KN tự học: chọn sách phù hợp, kiên trì đọc và rút ra điều bổ ích cho bản thân.</w:t>
             </w:r>
           </w:p>
         </w:tc>
@@ -9856,6 +9946,7 @@
                 <w:i w:val="0"/>
                 <w:sz w:val="18"/>
               </w:rPr>
+              <w:t>KNS: KN tự học: chọn sách phù hợp, kiên trì đọc và rút ra điều bổ ích cho bản thân.</w:t>
             </w:r>
           </w:p>
         </w:tc>
@@ -10198,6 +10289,7 @@
                 <w:i w:val="0"/>
                 <w:sz w:val="18"/>
               </w:rPr>
+              <w:t>KNS: KN tự học: chọn sách phù hợp, kiên trì đọc và rút ra điều bổ ích cho bản thân.</w:t>
             </w:r>
           </w:p>
         </w:tc>
@@ -10656,6 +10748,7 @@
                 <w:i w:val="0"/>
                 <w:sz w:val="18"/>
               </w:rPr>
+              <w:t>KNS: KN tự học: chọn sách phù hợp, kiên trì đọc và rút ra điều bổ ích cho bản thân.</w:t>
             </w:r>
           </w:p>
         </w:tc>
@@ -10998,6 +11091,7 @@
                 <w:i w:val="0"/>
                 <w:sz w:val="18"/>
               </w:rPr>
+              <w:t>KNS: KN tự học: chọn sách phù hợp, kiên trì đọc và rút ra điều bổ ích cho bản thân.</w:t>
             </w:r>
           </w:p>
         </w:tc>
@@ -11456,6 +11550,7 @@
                 <w:i w:val="0"/>
                 <w:sz w:val="18"/>
               </w:rPr>
+              <w:t>KNS: KN tự học: chọn sách phù hợp, kiên trì đọc và rút ra điều bổ ích cho bản thân.</w:t>
             </w:r>
           </w:p>
         </w:tc>
@@ -11798,6 +11893,7 @@
                 <w:i w:val="0"/>
                 <w:sz w:val="18"/>
               </w:rPr>
+              <w:t>KNS: KN tự học: chọn sách phù hợp, kiên trì đọc và rút ra điều bổ ích cho bản thân.</w:t>
             </w:r>
           </w:p>
         </w:tc>
@@ -12259,6 +12355,19 @@
               <w:t>NLS-KT (Cơ bản 1): nghe/xem bản đọc mẫu trên máy rồi đọc lại; tư liệu lấy ở đâu thì nói rõ ở đó.</w:t>
             </w:r>
           </w:p>
+          <w:p>
+            <w:pPr>
+              <w:spacing w:after="0"/>
+            </w:pPr>
+            <w:r>
+              <w:rPr>
+                <w:b w:val="0"/>
+                <w:i w:val="0"/>
+                <w:sz w:val="18"/>
+              </w:rPr>
+              <w:t>KNS: KN tự học: chọn sách phù hợp, kiên trì đọc và rút ra điều bổ ích cho bản thân.</w:t>
+            </w:r>
+          </w:p>
         </w:tc>
         <w:tc>
           <w:tcPr>
@@ -12599,6 +12708,7 @@
                 <w:i w:val="0"/>
                 <w:sz w:val="18"/>
               </w:rPr>
+              <w:t>KNS: KN tự học: chọn sách phù hợp, kiên trì đọc và rút ra điều bổ ích cho bản thân.</w:t>
             </w:r>
           </w:p>
         </w:tc>
@@ -13057,6 +13167,7 @@
                 <w:i w:val="0"/>
                 <w:sz w:val="18"/>
               </w:rPr>
+              <w:t>KNS: KN tự học: chọn sách phù hợp, kiên trì đọc và rút ra điều bổ ích cho bản thân.</w:t>
             </w:r>
           </w:p>
         </w:tc>
@@ -13399,6 +13510,7 @@
                 <w:i w:val="0"/>
                 <w:sz w:val="18"/>
               </w:rPr>
+              <w:t>KNS: KN tự học: chọn sách phù hợp, kiên trì đọc và rút ra điều bổ ích cho bản thân.</w:t>
             </w:r>
           </w:p>
         </w:tc>
@@ -13971,6 +14083,7 @@
                 <w:i w:val="0"/>
                 <w:sz w:val="18"/>
               </w:rPr>
+              <w:t>KNS: KN tự học: chọn sách phù hợp, kiên trì đọc và rút ra điều bổ ích cho bản thân.</w:t>
             </w:r>
           </w:p>
         </w:tc>
@@ -14313,6 +14426,7 @@
                 <w:i w:val="0"/>
                 <w:sz w:val="18"/>
               </w:rPr>
+              <w:t>KNS: KN tự học: chọn sách phù hợp, kiên trì đọc và rút ra điều bổ ích cho bản thân.</w:t>
             </w:r>
           </w:p>
         </w:tc>
@@ -14885,6 +14999,7 @@
                 <w:i w:val="0"/>
                 <w:sz w:val="18"/>
               </w:rPr>
+              <w:t>KNS: KN tự học: chọn sách phù hợp, kiên trì đọc và rút ra điều bổ ích cho bản thân.</w:t>
             </w:r>
           </w:p>
         </w:tc>
@@ -15227,6 +15342,7 @@
                 <w:i w:val="0"/>
                 <w:sz w:val="18"/>
               </w:rPr>
+              <w:t>KNS: KN tự học: chọn sách phù hợp, kiên trì đọc và rút ra điều bổ ích cho bản thân.</w:t>
             </w:r>
           </w:p>
         </w:tc>
@@ -16398,6 +16514,19 @@
               <w:t>NLS-KT (Cơ bản 1): nghe/xem bản đọc mẫu trên máy rồi đọc lại; tư liệu lấy ở đâu thì nói rõ ở đó.</w:t>
             </w:r>
           </w:p>
+          <w:p>
+            <w:pPr>
+              <w:spacing w:after="0"/>
+            </w:pPr>
+            <w:r>
+              <w:rPr>
+                <w:b w:val="0"/>
+                <w:i w:val="0"/>
+                <w:sz w:val="18"/>
+              </w:rPr>
+              <w:t>KNS: KN tự học: chọn sách phù hợp, kiên trì đọc và rút ra điều bổ ích cho bản thân.</w:t>
+            </w:r>
+          </w:p>
         </w:tc>
         <w:tc>
           <w:tcPr>
@@ -16738,6 +16867,7 @@
                 <w:i w:val="0"/>
                 <w:sz w:val="18"/>
               </w:rPr>
+              <w:t>KNS: KN tự học: chọn sách phù hợp, kiên trì đọc và rút ra điều bổ ích cho bản thân.</w:t>
             </w:r>
           </w:p>
         </w:tc>
@@ -17310,6 +17440,7 @@
                 <w:i w:val="0"/>
                 <w:sz w:val="18"/>
               </w:rPr>
+              <w:t>KNS: KN tự học: chọn sách phù hợp, kiên trì đọc và rút ra điều bổ ích cho bản thân.</w:t>
             </w:r>
           </w:p>
         </w:tc>
@@ -17652,6 +17783,7 @@
                 <w:i w:val="0"/>
                 <w:sz w:val="18"/>
               </w:rPr>
+              <w:t>KNS: KN tự học: chọn sách phù hợp, kiên trì đọc và rút ra điều bổ ích cho bản thân.</w:t>
             </w:r>
           </w:p>
         </w:tc>
@@ -18224,6 +18356,20 @@
                 <w:i w:val="0"/>
                 <w:sz w:val="18"/>
               </w:rPr>
+              <w:t>QPAN: Liên hệ tinh thần đoàn kết toàn dân tộc và sự hi sinh của các chiến sĩ cách mạng; HS nêu được biển, đảo là một phần lãnh thổ thiêng liêng của Tổ quốc.</w:t>
+            </w:r>
+          </w:p>
+          <w:p>
+            <w:pPr>
+              <w:spacing w:after="0"/>
+            </w:pPr>
+            <w:r>
+              <w:rPr>
+                <w:b w:val="0"/>
+                <w:i w:val="0"/>
+                <w:sz w:val="18"/>
+              </w:rPr>
+              <w:t>KNS: KN tự học: chọn sách phù hợp, kiên trì đọc và rút ra điều bổ ích cho bản thân.</w:t>
             </w:r>
           </w:p>
         </w:tc>
@@ -18566,6 +18712,7 @@
                 <w:i w:val="0"/>
                 <w:sz w:val="18"/>
               </w:rPr>
+              <w:t>KNS: KN tự học: chọn sách phù hợp, kiên trì đọc và rút ra điều bổ ích cho bản thân.</w:t>
             </w:r>
           </w:p>
         </w:tc>
@@ -19138,6 +19285,7 @@
                 <w:i w:val="0"/>
                 <w:sz w:val="18"/>
               </w:rPr>
+              <w:t>KNS: KN tự học: chọn sách phù hợp, kiên trì đọc và rút ra điều bổ ích cho bản thân.</w:t>
             </w:r>
           </w:p>
         </w:tc>
@@ -19480,6 +19628,7 @@
                 <w:i w:val="0"/>
                 <w:sz w:val="18"/>
               </w:rPr>
+              <w:t>KNS: KN tự học: chọn sách phù hợp, kiên trì đọc và rút ra điều bổ ích cho bản thân.</w:t>
             </w:r>
           </w:p>
         </w:tc>
@@ -20055,6 +20204,19 @@
               <w:t>NLS-KT (Cơ bản 1): nghe/xem bản đọc mẫu trên máy rồi đọc lại; tư liệu lấy ở đâu thì nói rõ ở đó.</w:t>
             </w:r>
           </w:p>
+          <w:p>
+            <w:pPr>
+              <w:spacing w:after="0"/>
+            </w:pPr>
+            <w:r>
+              <w:rPr>
+                <w:b w:val="0"/>
+                <w:i w:val="0"/>
+                <w:sz w:val="18"/>
+              </w:rPr>
+              <w:t>KNS: KN tự học: chọn sách phù hợp, kiên trì đọc và rút ra điều bổ ích cho bản thân.</w:t>
+            </w:r>
+          </w:p>
         </w:tc>
         <w:tc>
           <w:tcPr>
@@ -20395,6 +20557,7 @@
                 <w:i w:val="0"/>
                 <w:sz w:val="18"/>
               </w:rPr>
+              <w:t>KNS: KN tự học: chọn sách phù hợp, kiên trì đọc và rút ra điều bổ ích cho bản thân.</w:t>
             </w:r>
           </w:p>
         </w:tc>
@@ -20853,6 +21016,7 @@
                 <w:i w:val="0"/>
                 <w:sz w:val="18"/>
               </w:rPr>
+              <w:t>KNS: KN tự học: chọn sách phù hợp, kiên trì đọc và rút ra điều bổ ích cho bản thân.</w:t>
             </w:r>
           </w:p>
         </w:tc>
@@ -21195,6 +21359,7 @@
                 <w:i w:val="0"/>
                 <w:sz w:val="18"/>
               </w:rPr>
+              <w:t>KNS: KN tự học: chọn sách phù hợp, kiên trì đọc và rút ra điều bổ ích cho bản thân.</w:t>
             </w:r>
           </w:p>
         </w:tc>
@@ -21653,6 +21818,7 @@
                 <w:i w:val="0"/>
                 <w:sz w:val="18"/>
               </w:rPr>
+              <w:t>KNS: KN tự học: chọn sách phù hợp, kiên trì đọc và rút ra điều bổ ích cho bản thân.</w:t>
             </w:r>
           </w:p>
         </w:tc>
@@ -21995,6 +22161,7 @@
                 <w:i w:val="0"/>
                 <w:sz w:val="18"/>
               </w:rPr>
+              <w:t>KNS: KN tự học: chọn sách phù hợp, kiên trì đọc và rút ra điều bổ ích cho bản thân.</w:t>
             </w:r>
           </w:p>
         </w:tc>
@@ -22453,6 +22620,20 @@
                 <w:i w:val="0"/>
                 <w:sz w:val="18"/>
               </w:rPr>
+              <w:t>QPAN: Liên hệ tinh thần đoàn kết toàn dân tộc và sự hi sinh của các chiến sĩ cách mạng; HS nêu được biển, đảo là một phần lãnh thổ thiêng liêng của Tổ quốc.</w:t>
+            </w:r>
+          </w:p>
+          <w:p>
+            <w:pPr>
+              <w:spacing w:after="0"/>
+            </w:pPr>
+            <w:r>
+              <w:rPr>
+                <w:b w:val="0"/>
+                <w:i w:val="0"/>
+                <w:sz w:val="18"/>
+              </w:rPr>
+              <w:t>KNS: KN tự học: chọn sách phù hợp, kiên trì đọc và rút ra điều bổ ích cho bản thân.</w:t>
             </w:r>
           </w:p>
         </w:tc>
@@ -22795,6 +22976,7 @@
                 <w:i w:val="0"/>
                 <w:sz w:val="18"/>
               </w:rPr>
+              <w:t>KNS: KN tự học: chọn sách phù hợp, kiên trì đọc và rút ra điều bổ ích cho bản thân.</w:t>
             </w:r>
           </w:p>
         </w:tc>
@@ -23828,6 +24010,19 @@
               <w:t>NLS-KT (Cơ bản 1): nghe/xem bản đọc mẫu trên máy rồi đọc lại; tư liệu lấy ở đâu thì nói rõ ở đó.</w:t>
             </w:r>
           </w:p>
+          <w:p>
+            <w:pPr>
+              <w:spacing w:after="0"/>
+            </w:pPr>
+            <w:r>
+              <w:rPr>
+                <w:b w:val="0"/>
+                <w:i w:val="0"/>
+                <w:sz w:val="18"/>
+              </w:rPr>
+              <w:t>KNS: KN tự học: chọn sách phù hợp, kiên trì đọc và rút ra điều bổ ích cho bản thân.</w:t>
+            </w:r>
+          </w:p>
         </w:tc>
         <w:tc>
           <w:tcPr>
@@ -24168,6 +24363,7 @@
                 <w:i w:val="0"/>
                 <w:sz w:val="18"/>
               </w:rPr>
+              <w:t>KNS: KN tự học: chọn sách phù hợp, kiên trì đọc và rút ra điều bổ ích cho bản thân.</w:t>
             </w:r>
           </w:p>
         </w:tc>
@@ -24398,6 +24594,7 @@
                 <w:i w:val="0"/>
                 <w:sz w:val="18"/>
               </w:rPr>
+              <w:t>KNS: KN tự học: chọn sách phù hợp, kiên trì đọc và rút ra điều bổ ích cho bản thân.</w:t>
             </w:r>
           </w:p>
         </w:tc>
@@ -24740,6 +24937,7 @@
                 <w:i w:val="0"/>
                 <w:sz w:val="18"/>
               </w:rPr>
+              <w:t>KNS: KN tự học: chọn sách phù hợp, kiên trì đọc và rút ra điều bổ ích cho bản thân.</w:t>
             </w:r>
           </w:p>
         </w:tc>
@@ -25315,6 +25513,19 @@
               <w:t>NLS-KT (Cơ bản 1): nghe/xem bản đọc mẫu trên máy rồi đọc lại; tư liệu lấy ở đâu thì nói rõ ở đó.</w:t>
             </w:r>
           </w:p>
+          <w:p>
+            <w:pPr>
+              <w:spacing w:after="0"/>
+            </w:pPr>
+            <w:r>
+              <w:rPr>
+                <w:b w:val="0"/>
+                <w:i w:val="0"/>
+                <w:sz w:val="18"/>
+              </w:rPr>
+              <w:t>QPAN: Bồi dưỡng tình yêu quê hương, đất nước; giới thiệu tinh thần đoàn kết toàn dân tộc và sự hi sinh của các chiến sĩ cách mạng.</w:t>
+            </w:r>
+          </w:p>
         </w:tc>
         <w:tc>
           <w:tcPr>
@@ -25655,6 +25866,20 @@
                 <w:i w:val="0"/>
                 <w:sz w:val="18"/>
               </w:rPr>
+              <w:t>QPAN: Liên hệ tinh thần đoàn kết toàn dân tộc và sự hi sinh của các chiến sĩ cách mạng; HS nêu được biển, đảo là một phần lãnh thổ thiêng liêng của Tổ quốc.</w:t>
+            </w:r>
+          </w:p>
+          <w:p>
+            <w:pPr>
+              <w:spacing w:after="0"/>
+            </w:pPr>
+            <w:r>
+              <w:rPr>
+                <w:b w:val="0"/>
+                <w:i w:val="0"/>
+                <w:sz w:val="18"/>
+              </w:rPr>
+              <w:t>KNS: KN tự học: chọn sách phù hợp, kiên trì đọc và rút ra điều bổ ích cho bản thân.</w:t>
             </w:r>
           </w:p>
         </w:tc>
@@ -26227,6 +26452,7 @@
                 <w:i w:val="0"/>
                 <w:sz w:val="18"/>
               </w:rPr>
+              <w:t>KNS: KN tự học: chọn sách phù hợp, kiên trì đọc và rút ra điều bổ ích cho bản thân.</w:t>
             </w:r>
           </w:p>
         </w:tc>
@@ -26569,6 +26795,7 @@
                 <w:i w:val="0"/>
                 <w:sz w:val="18"/>
               </w:rPr>
+              <w:t>KNS: KN tự học: chọn sách phù hợp, kiên trì đọc và rút ra điều bổ ích cho bản thân.</w:t>
             </w:r>
           </w:p>
         </w:tc>
@@ -27144,6 +27371,19 @@
               <w:t>NLS-KT (Cơ bản 1): nghe/xem bản đọc mẫu trên máy rồi đọc lại; tư liệu lấy ở đâu thì nói rõ ở đó.</w:t>
             </w:r>
           </w:p>
+          <w:p>
+            <w:pPr>
+              <w:spacing w:after="0"/>
+            </w:pPr>
+            <w:r>
+              <w:rPr>
+                <w:b w:val="0"/>
+                <w:i w:val="0"/>
+                <w:sz w:val="18"/>
+              </w:rPr>
+              <w:t>QPAN: Bồi dưỡng tình yêu quê hương, đất nước; giới thiệu tinh thần đoàn kết toàn dân tộc và sự hi sinh của các chiến sĩ cách mạng.</w:t>
+            </w:r>
+          </w:p>
         </w:tc>
         <w:tc>
           <w:tcPr>
@@ -27484,6 +27724,20 @@
                 <w:i w:val="0"/>
                 <w:sz w:val="18"/>
               </w:rPr>
+              <w:t>QPAN: Bồi dưỡng tình yêu quê hương, đất nước; giới thiệu tinh thần đoàn kết toàn dân tộc và sự hi sinh của các chiến sĩ cách mạng.</w:t>
+            </w:r>
+          </w:p>
+          <w:p>
+            <w:pPr>
+              <w:spacing w:after="0"/>
+            </w:pPr>
+            <w:r>
+              <w:rPr>
+                <w:b w:val="0"/>
+                <w:i w:val="0"/>
+                <w:sz w:val="18"/>
+              </w:rPr>
+              <w:t>KNS: KN tự học: chọn sách phù hợp, kiên trì đọc và rút ra điều bổ ích cho bản thân.</w:t>
             </w:r>
           </w:p>
         </w:tc>
@@ -28056,6 +28310,20 @@
                 <w:i w:val="0"/>
                 <w:sz w:val="18"/>
               </w:rPr>
+              <w:t>QPAN: Bồi dưỡng tình yêu quê hương, đất nước; giới thiệu tinh thần đoàn kết toàn dân tộc và sự hi sinh của các chiến sĩ cách mạng.</w:t>
+            </w:r>
+          </w:p>
+          <w:p>
+            <w:pPr>
+              <w:spacing w:after="0"/>
+            </w:pPr>
+            <w:r>
+              <w:rPr>
+                <w:b w:val="0"/>
+                <w:i w:val="0"/>
+                <w:sz w:val="18"/>
+              </w:rPr>
+              <w:t>KNS: KN tự học: chọn sách phù hợp, kiên trì đọc và rút ra điều bổ ích cho bản thân.</w:t>
             </w:r>
           </w:p>
         </w:tc>
@@ -28398,6 +28666,20 @@
                 <w:i w:val="0"/>
                 <w:sz w:val="18"/>
               </w:rPr>
+              <w:t>QPAN: Liên hệ tinh thần đoàn kết toàn dân tộc và sự hi sinh của các chiến sĩ cách mạng; HS nêu được biển, đảo là một phần lãnh thổ thiêng liêng của Tổ quốc.</w:t>
+            </w:r>
+          </w:p>
+          <w:p>
+            <w:pPr>
+              <w:spacing w:after="0"/>
+            </w:pPr>
+            <w:r>
+              <w:rPr>
+                <w:b w:val="0"/>
+                <w:i w:val="0"/>
+                <w:sz w:val="18"/>
+              </w:rPr>
+              <w:t>KNS: KN tự học: chọn sách phù hợp, kiên trì đọc và rút ra điều bổ ích cho bản thân.</w:t>
             </w:r>
           </w:p>
         </w:tc>
@@ -28970,6 +29252,7 @@
                 <w:i w:val="0"/>
                 <w:sz w:val="18"/>
               </w:rPr>
+              <w:t>KNS: KN tự học: chọn sách phù hợp, kiên trì đọc và rút ra điều bổ ích cho bản thân.</w:t>
             </w:r>
           </w:p>
         </w:tc>
@@ -29312,6 +29595,7 @@
                 <w:i w:val="0"/>
                 <w:sz w:val="18"/>
               </w:rPr>
+              <w:t>KNS: KN tự học: chọn sách phù hợp, kiên trì đọc và rút ra điều bổ ích cho bản thân.</w:t>
             </w:r>
           </w:p>
         </w:tc>

--- a/assets/docs/lop2/Tieng Viet - Lop 2.docx
+++ b/assets/docs/lop2/Tieng Viet - Lop 2.docx
@@ -2936,6 +2936,45 @@
                 <w:i w:val="0"/>
                 <w:sz w:val="18"/>
               </w:rPr>
+              <w:t>NLS-KT (Cơ bản 1): GV chiếu phóng to tranh minh hoạ bài đọc “Em có xinh không?” và mở bản đọc mẫu để HS vừa nhìn tranh vừa nghe giọng đọc lời</w:t>
+            </w:r>
+          </w:p>
+          <w:p>
+            <w:pPr>
+              <w:spacing w:after="0"/>
+            </w:pPr>
+            <w:r>
+              <w:rPr>
+                <w:b w:val="0"/>
+                <w:i w:val="0"/>
+                <w:sz w:val="18"/>
+              </w:rPr>
+              <w:t>NLS-GT (Cơ bản 1): GV ghi âm một, hai lượt HS đọc lời nhân vật rồi mở lại cho cả lớp nghe</w:t>
+            </w:r>
+          </w:p>
+          <w:p>
+            <w:pPr>
+              <w:spacing w:after="0"/>
+            </w:pPr>
+            <w:r>
+              <w:rPr>
+                <w:b w:val="0"/>
+                <w:i w:val="0"/>
+                <w:sz w:val="18"/>
+              </w:rPr>
+              <w:t>NLS-AT: GV hỏi ý kiến HS trước khi ghi âm, chỉ mở trong lớp rồi xoá sau tiết học</w:t>
+            </w:r>
+          </w:p>
+          <w:p>
+            <w:pPr>
+              <w:spacing w:after="0"/>
+            </w:pPr>
+            <w:r>
+              <w:rPr>
+                <w:b w:val="0"/>
+                <w:i w:val="0"/>
+                <w:sz w:val="18"/>
+              </w:rPr>
               <w:t>KNS: KN tự học: chọn sách phù hợp, kiên trì đọc và rút ra điều bổ ích cho bản thân.</w:t>
             </w:r>
           </w:p>
@@ -3051,6 +3090,20 @@
                 <w:i w:val="0"/>
                 <w:sz w:val="18"/>
               </w:rPr>
+              <w:t>NLS-ST (Cơ bản 1): GV chiếu chữ hoa B phóng to, cho hiện lần lượt từng nét theo đúng quy trình viết và tô lại nét móc mà HS hay viết lệch</w:t>
+            </w:r>
+          </w:p>
+          <w:p>
+            <w:pPr>
+              <w:spacing w:after="0"/>
+            </w:pPr>
+            <w:r>
+              <w:rPr>
+                <w:b w:val="0"/>
+                <w:i w:val="0"/>
+                <w:sz w:val="18"/>
+              </w:rPr>
+              <w:t>NLS-AT: Chỉ HS được cô mời mới lên chạm màn hình, chạm nhẹ bằng đầu ngón tay</w:t>
             </w:r>
           </w:p>
         </w:tc>
@@ -3165,6 +3218,33 @@
                 <w:i w:val="0"/>
                 <w:sz w:val="18"/>
               </w:rPr>
+              <w:t>NLS-KT (Cơ bản 1): GV chiếu bộ tranh kể chuyện “Em có xinh không?” lên màn hình lớn</w:t>
+            </w:r>
+          </w:p>
+          <w:p>
+            <w:pPr>
+              <w:spacing w:after="0"/>
+            </w:pPr>
+            <w:r>
+              <w:rPr>
+                <w:b w:val="0"/>
+                <w:i w:val="0"/>
+                <w:sz w:val="18"/>
+              </w:rPr>
+              <w:t>NLS-GT (Cơ bản 1): GV quay lại một nhóm kể chuyện rồi mở cho cả lớp cùng xem; các em nghe lại chính mình để biết chỗ kể còn thiếu ý</w:t>
+            </w:r>
+          </w:p>
+          <w:p>
+            <w:pPr>
+              <w:spacing w:after="0"/>
+            </w:pPr>
+            <w:r>
+              <w:rPr>
+                <w:b w:val="0"/>
+                <w:i w:val="0"/>
+                <w:sz w:val="18"/>
+              </w:rPr>
+              <w:t>NLS-AT: GV hỏi ý kiến HS trước khi quay, không quay bạn đang bối rối</w:t>
             </w:r>
           </w:p>
         </w:tc>
@@ -3279,6 +3359,45 @@
                 <w:i w:val="0"/>
                 <w:sz w:val="18"/>
               </w:rPr>
+              <w:t>NLS-KT (Cơ bản 1): GV chiếu phóng to tranh minh hoạ bài đọc “Một giờ học” và mở bản đọc mẫu lời thầy giáo, lời bạn Quang</w:t>
+            </w:r>
+          </w:p>
+          <w:p>
+            <w:pPr>
+              <w:spacing w:after="0"/>
+            </w:pPr>
+            <w:r>
+              <w:rPr>
+                <w:b w:val="0"/>
+                <w:i w:val="0"/>
+                <w:sz w:val="18"/>
+              </w:rPr>
+              <w:t>NLS-GT (Cơ bản 1): GV ghi âm lượt đọc phân vai của một nhóm rồi mở lại cho cả lớp nghe; các em nhận ra giọng thầy giáo phải chậm và ấm</w:t>
+            </w:r>
+          </w:p>
+          <w:p>
+            <w:pPr>
+              <w:spacing w:after="0"/>
+            </w:pPr>
+            <w:r>
+              <w:rPr>
+                <w:b w:val="0"/>
+                <w:i w:val="0"/>
+                <w:sz w:val="18"/>
+              </w:rPr>
+              <w:t>NLS-AT: GV hỏi ý kiến HS trước khi ghi âm, chỉ mở trong lớp rồi xoá sau tiết học</w:t>
+            </w:r>
+          </w:p>
+          <w:p>
+            <w:pPr>
+              <w:spacing w:after="0"/>
+            </w:pPr>
+            <w:r>
+              <w:rPr>
+                <w:b w:val="0"/>
+                <w:i w:val="0"/>
+                <w:sz w:val="18"/>
+              </w:rPr>
               <w:t>KNS: KN tự học: chọn sách phù hợp, kiên trì đọc và rút ra điều bổ ích cho bản thân.</w:t>
             </w:r>
           </w:p>
@@ -3394,6 +3513,33 @@
                 <w:i w:val="0"/>
                 <w:sz w:val="18"/>
               </w:rPr>
+              <w:t>NLS-KT (Cơ bản 1): Trước khi nghe viết đoạn trong bài “Một giờ học”, GV chiếu đoạn chính tả phóng to và bấm tô màu các chữ phải viết hoa cùng những</w:t>
+            </w:r>
+          </w:p>
+          <w:p>
+            <w:pPr>
+              <w:spacing w:after="0"/>
+            </w:pPr>
+            <w:r>
+              <w:rPr>
+                <w:b w:val="0"/>
+                <w:i w:val="0"/>
+                <w:sz w:val="18"/>
+              </w:rPr>
+              <w:t>NLS-ST (Cơ bản 1): Ở phần ôn bảng chữ cái, GV chiếu bảng chữ cái trên màn hình cho HS kéo từng chữ về đúng vị trí còn trống theo thứ tự</w:t>
+            </w:r>
+          </w:p>
+          <w:p>
+            <w:pPr>
+              <w:spacing w:after="0"/>
+            </w:pPr>
+            <w:r>
+              <w:rPr>
+                <w:b w:val="0"/>
+                <w:i w:val="0"/>
+                <w:sz w:val="18"/>
+              </w:rPr>
+              <w:t>NLS-AT: Màn hình do cô bấm, HS chờ đến lượt được mời lên kéo chữ; khi viết bài</w:t>
             </w:r>
           </w:p>
         </w:tc>
@@ -3508,6 +3654,33 @@
                 <w:i w:val="0"/>
                 <w:sz w:val="18"/>
               </w:rPr>
+              <w:t>NLS-KT (Cơ bản 1): GV chiếu từng cặp ảnh đối nhau trên màn hình như cao và thấp, xanh non và vàng úa, ồn ào và yên tĩnh</w:t>
+            </w:r>
+          </w:p>
+          <w:p>
+            <w:pPr>
+              <w:spacing w:after="0"/>
+            </w:pPr>
+            <w:r>
+              <w:rPr>
+                <w:b w:val="0"/>
+                <w:i w:val="0"/>
+                <w:sz w:val="18"/>
+              </w:rPr>
+              <w:t>NLS-GQVĐ (Cơ bản 1): GV mở bài tập tương tác ghép từ chỉ sự vật với từ chỉ đặc điểm thành câu nêu đặc điểm; máy báo đúng</w:t>
+            </w:r>
+          </w:p>
+          <w:p>
+            <w:pPr>
+              <w:spacing w:after="0"/>
+            </w:pPr>
+            <w:r>
+              <w:rPr>
+                <w:b w:val="0"/>
+                <w:i w:val="0"/>
+                <w:sz w:val="18"/>
+              </w:rPr>
+              <w:t>NLS-AT: Khi nói về đặc điểm của bạn trong lớp, HS chỉ dùng lời tích cực</w:t>
             </w:r>
           </w:p>
         </w:tc>
@@ -3622,6 +3795,33 @@
                 <w:i w:val="0"/>
                 <w:sz w:val="18"/>
               </w:rPr>
+              <w:t>NLS-GQVĐ (Cơ bản 1): Trước khi viết đoạn văn kể việc thường làm, GV chiếu sơ đồ ba ô dựng sẵn trên máy: việc gì, làm thế nào</w:t>
+            </w:r>
+          </w:p>
+          <w:p>
+            <w:pPr>
+              <w:spacing w:after="0"/>
+            </w:pPr>
+            <w:r>
+              <w:rPr>
+                <w:b w:val="0"/>
+                <w:i w:val="0"/>
+                <w:sz w:val="18"/>
+              </w:rPr>
+              <w:t>NLS-KT (Cơ bản 1): Ở phần đọc mở rộng, GV chiếu bìa và vài trang của mấy cuốn sách</w:t>
+            </w:r>
+          </w:p>
+          <w:p>
+            <w:pPr>
+              <w:spacing w:after="0"/>
+            </w:pPr>
+            <w:r>
+              <w:rPr>
+                <w:b w:val="0"/>
+                <w:i w:val="0"/>
+                <w:sz w:val="18"/>
+              </w:rPr>
+              <w:t>NLS-AT: Sơ đồ trên máy do cô gõ, HS chỉ nói ý của mình</w:t>
             </w:r>
           </w:p>
         </w:tc>

--- a/assets/docs/lop2/Tieng Viet - Lop 2.docx
+++ b/assets/docs/lop2/Tieng Viet - Lop 2.docx
@@ -778,33 +778,6 @@
                 <w:i w:val="0"/>
                 <w:sz w:val="18"/>
               </w:rPr>
-              <w:t>NLS-KT (Cơ bản 1): Ở hoạt động hướng dẫn viết bài “Chữ hoa A”, GV chiếu trên tivi hình chữ hoa A phóng to trên khung ô li và video quy trình</w:t>
-            </w:r>
-          </w:p>
-          <w:p>
-            <w:pPr>
-              <w:spacing w:after="0"/>
-            </w:pPr>
-            <w:r>
-              <w:rPr>
-                <w:b w:val="0"/>
-                <w:i w:val="0"/>
-                <w:sz w:val="18"/>
-              </w:rPr>
-              <w:t>NLS-GQVĐ (Cơ bản 1): Sau khi HS viết câu ứng dụng Ánh nắng tràn ngập sân trường, GV chụp ảnh hai bài viết của HS</w:t>
-            </w:r>
-          </w:p>
-          <w:p>
-            <w:pPr>
-              <w:spacing w:after="0"/>
-            </w:pPr>
-            <w:r>
-              <w:rPr>
-                <w:b w:val="0"/>
-                <w:i w:val="0"/>
-                <w:sz w:val="18"/>
-              </w:rPr>
-              <w:t>NLS-AT: Chỉ chụp trang vở, không chụp mặt HS</w:t>
             </w:r>
           </w:p>
         </w:tc>
@@ -919,33 +892,6 @@
                 <w:i w:val="0"/>
                 <w:sz w:val="18"/>
               </w:rPr>
-              <w:t>NLS-ST (Cơ bản 1): GV quay phần kể “Những ngày hè của em” bằng điện thoại, chiếu lại trên tivi; HS xem mình kể đủ ý chưa, nói to hay nhỏ</w:t>
-            </w:r>
-          </w:p>
-          <w:p>
-            <w:pPr>
-              <w:spacing w:after="0"/>
-            </w:pPr>
-            <w:r>
-              <w:rPr>
-                <w:b w:val="0"/>
-                <w:i w:val="0"/>
-                <w:sz w:val="18"/>
-              </w:rPr>
-              <w:t>NLS-GQVĐ (Cơ bản 1): GV chiếu bảng gợi ý ba bước: đi đâu – làm gì – nhớ nhất gì; HS nói xong bước nào GV đánh dấu</w:t>
-            </w:r>
-          </w:p>
-          <w:p>
-            <w:pPr>
-              <w:spacing w:after="0"/>
-            </w:pPr>
-            <w:r>
-              <w:rPr>
-                <w:b w:val="0"/>
-                <w:i w:val="0"/>
-                <w:sz w:val="18"/>
-              </w:rPr>
-              <w:t>NLS-AT: Hỏi ý HS trước khi quay, chiếu xong xoá ngay; không chụp bạn đưa người khác.</w:t>
             </w:r>
           </w:p>
         </w:tc>
@@ -1214,33 +1160,6 @@
                 <w:i w:val="0"/>
                 <w:sz w:val="18"/>
               </w:rPr>
-              <w:t>NLS-KT (Cơ bản 1): Ở hoạt động nghe - viết hai khổ cuối bài “Ngày hôm qua đâu rồi?”, GV chiếu đoạn thơ trên tivi</w:t>
-            </w:r>
-          </w:p>
-          <w:p>
-            <w:pPr>
-              <w:spacing w:after="0"/>
-            </w:pPr>
-            <w:r>
-              <w:rPr>
-                <w:b w:val="0"/>
-                <w:i w:val="0"/>
-                <w:sz w:val="18"/>
-              </w:rPr>
-              <w:t>NLS-GQVĐ (Cơ bản 1): Ở bài tập 2, GV mở bảng chữ cái tương tác trên tivi có ô trống; HS lên chạm chọn chữ cái còn thiếu</w:t>
-            </w:r>
-          </w:p>
-          <w:p>
-            <w:pPr>
-              <w:spacing w:after="0"/>
-            </w:pPr>
-            <w:r>
-              <w:rPr>
-                <w:b w:val="0"/>
-                <w:i w:val="0"/>
-                <w:sz w:val="18"/>
-              </w:rPr>
-              <w:t>NLS-AT: GV tắt màn hình lúc HS đang viết để HS không nhìn chép</w:t>
             </w:r>
           </w:p>
         </w:tc>
@@ -1355,33 +1274,6 @@
                 <w:i w:val="0"/>
                 <w:sz w:val="18"/>
               </w:rPr>
-              <w:t>NLS-GQVĐ (Cơ bản 1): GV chiếu bài tập 2 dạng nối kéo – thả: cột A, cột B ghép thành câu; HS nêu cách nối, GV kéo chuột, máy báo đúng sai</w:t>
-            </w:r>
-          </w:p>
-          <w:p>
-            <w:pPr>
-              <w:spacing w:after="0"/>
-            </w:pPr>
-            <w:r>
-              <w:rPr>
-                <w:b w:val="0"/>
-                <w:i w:val="0"/>
-                <w:sz w:val="18"/>
-              </w:rPr>
-              <w:t>NLS-KT (Cơ bản 1): GV chiếu tranh bài tập 1 về trường học, khoanh từng chi tiết để HS gọi từ chỉ người, chỉ vật, chỉ hoạt động</w:t>
-            </w:r>
-          </w:p>
-          <w:p>
-            <w:pPr>
-              <w:spacing w:after="0"/>
-            </w:pPr>
-            <w:r>
-              <w:rPr>
-                <w:b w:val="0"/>
-                <w:i w:val="0"/>
-                <w:sz w:val="18"/>
-              </w:rPr>
-              <w:t>NLS-AT: Máy báo sai thì sửa, không ai bị chê; ở nhà chơi phải xin phép.</w:t>
             </w:r>
           </w:p>
         </w:tc>
@@ -1496,33 +1388,6 @@
                 <w:i w:val="0"/>
                 <w:sz w:val="18"/>
               </w:rPr>
-              <w:t>NLS-GQVĐ (Cơ bản 1): GV chiếu sơ đồ ba ô: họ tên – lớp, trường – sở thích; HS nói theo từng ô, GV gõ ý vào sơ đồ</w:t>
-            </w:r>
-          </w:p>
-          <w:p>
-            <w:pPr>
-              <w:spacing w:after="0"/>
-            </w:pPr>
-            <w:r>
-              <w:rPr>
-                <w:b w:val="0"/>
-                <w:i w:val="0"/>
-                <w:sz w:val="18"/>
-              </w:rPr>
-              <w:t>NLS-ST (Cơ bản 1): GV chụp một bài tự giới thiệu chiếu cạnh sơ đồ, lớp đối chiếu đủ ba ô chưa; chiếu ảnh bìa thơ, truyện từ nguồn tin cậy</w:t>
-            </w:r>
-          </w:p>
-          <w:p>
-            <w:pPr>
-              <w:spacing w:after="0"/>
-            </w:pPr>
-            <w:r>
-              <w:rPr>
-                <w:b w:val="0"/>
-                <w:i w:val="0"/>
-                <w:sz w:val="18"/>
-              </w:rPr>
-              <w:t>NLS-AT: Dàn ý chỉ tham khảo, mỗi bạn kể việc của mình; bài chiếu khi bạn đồng ý.</w:t>
             </w:r>
           </w:p>
         </w:tc>
@@ -1934,33 +1799,6 @@
                 <w:i w:val="0"/>
                 <w:sz w:val="18"/>
               </w:rPr>
-              <w:t>NLS-KT (Cơ bản 1): Ở hoạt động hướng dẫn viết bài “Chữ hoa Ă, Â”, GV chiếu chữ hoa A đã học rồi thêm dấu phụ của Ă</w:t>
-            </w:r>
-          </w:p>
-          <w:p>
-            <w:pPr>
-              <w:spacing w:after="0"/>
-            </w:pPr>
-            <w:r>
-              <w:rPr>
-                <w:b w:val="0"/>
-                <w:i w:val="0"/>
-                <w:sz w:val="18"/>
-              </w:rPr>
-              <w:t>NLS-ST (Cơ bản 1): Ở phần vận dụng, GV chụp ảnh vài dòng chữ Ă, Â và câu Ăn quả nhớ người trồng cây viết đẹp của HS</w:t>
-            </w:r>
-          </w:p>
-          <w:p>
-            <w:pPr>
-              <w:spacing w:after="0"/>
-            </w:pPr>
-            <w:r>
-              <w:rPr>
-                <w:b w:val="0"/>
-                <w:i w:val="0"/>
-                <w:sz w:val="18"/>
-              </w:rPr>
-              <w:t>NLS-AT: Chỉ chụp trang vở, không chụp mặt và không ghi tên đầy đủ của HS lên ảnh</w:t>
             </w:r>
           </w:p>
         </w:tc>
@@ -2075,33 +1913,6 @@
                 <w:i w:val="0"/>
                 <w:sz w:val="18"/>
               </w:rPr>
-              <w:t>NLS-KT (Cơ bản 1): GV chiếu tranh truyện “Niềm vui của Bi và Bống”, che câu dưới tranh cầu vồng để HS nói tiếp lời Bi; mở bản đọc mẫu</w:t>
-            </w:r>
-          </w:p>
-          <w:p>
-            <w:pPr>
-              <w:spacing w:after="0"/>
-            </w:pPr>
-            <w:r>
-              <w:rPr>
-                <w:b w:val="0"/>
-                <w:i w:val="0"/>
-                <w:sz w:val="18"/>
-              </w:rPr>
-              <w:t>NLS-GT (Cơ bản 1): Nhóm 4 nhận một đoạn chiếu trên màn hình, bàn nhau rồi cử bạn kể; HS nhận xét, GV gõ lời nhận xét lên màn hình</w:t>
-            </w:r>
-          </w:p>
-          <w:p>
-            <w:pPr>
-              <w:spacing w:after="0"/>
-            </w:pPr>
-            <w:r>
-              <w:rPr>
-                <w:b w:val="0"/>
-                <w:i w:val="0"/>
-                <w:sz w:val="18"/>
-              </w:rPr>
-              <w:t>NLS-AT: GV chọn sẵn bản kể chuyện phù hợp, tải về máy; ở nhà xem cùng bố mẹ.</w:t>
             </w:r>
           </w:p>
         </w:tc>
@@ -2370,33 +2181,6 @@
                 <w:i w:val="0"/>
                 <w:sz w:val="18"/>
               </w:rPr>
-              <w:t>NLS-KT (Cơ bản 1): Ở hoạt động nghe - viết đoạn trong bài “Làm việc thật là vui”, GV chiếu đoạn văn trên tivi</w:t>
-            </w:r>
-          </w:p>
-          <w:p>
-            <w:pPr>
-              <w:spacing w:after="0"/>
-            </w:pPr>
-            <w:r>
-              <w:rPr>
-                <w:b w:val="0"/>
-                <w:i w:val="0"/>
-                <w:sz w:val="18"/>
-              </w:rPr>
-              <w:t>NLS-GQVĐ (Cơ bản 1): Ở bài tập bảng chữ cái và sắp xếp tên sách, GV mở bài tập tương tác trên tivi: HS chạm chọn chữ cái còn thiếu từ g</w:t>
-            </w:r>
-          </w:p>
-          <w:p>
-            <w:pPr>
-              <w:spacing w:after="0"/>
-            </w:pPr>
-            <w:r>
-              <w:rPr>
-                <w:b w:val="0"/>
-                <w:i w:val="0"/>
-                <w:sz w:val="18"/>
-              </w:rPr>
-              <w:t>NLS-AT: GV tắt màn hình khi HS đang viết chính tả; HS lên thao tác lần lượt, chạm nhẹ</w:t>
             </w:r>
           </w:p>
         </w:tc>
@@ -2511,33 +2295,6 @@
                 <w:i w:val="0"/>
                 <w:sz w:val="18"/>
               </w:rPr>
-              <w:t>NLS-GQVĐ (Cơ bản 1): GV chiếu trò chơi kéo – thả bài tập 2: kéo từ chỉ hoạt động vào cạnh hình vật; HS nêu phương án, GV kéo</w:t>
-            </w:r>
-          </w:p>
-          <w:p>
-            <w:pPr>
-              <w:spacing w:after="0"/>
-            </w:pPr>
-            <w:r>
-              <w:rPr>
-                <w:b w:val="0"/>
-                <w:i w:val="0"/>
-                <w:sz w:val="18"/>
-              </w:rPr>
-              <w:t>NLS-KT (Cơ bản 1): GV chiếu tranh bài tập 1, khoanh từng vật để HS gọi tên; chiếu ảnh lớp học, HS nói câu nêu hoạt động đã làm</w:t>
-            </w:r>
-          </w:p>
-          <w:p>
-            <w:pPr>
-              <w:spacing w:after="0"/>
-            </w:pPr>
-            <w:r>
-              <w:rPr>
-                <w:b w:val="0"/>
-                <w:i w:val="0"/>
-                <w:sz w:val="18"/>
-              </w:rPr>
-              <w:t>NLS-AT: Máy báo sai thì sửa, không ai bị chê; ở nhà chơi phải xin phép.</w:t>
             </w:r>
           </w:p>
         </w:tc>
@@ -2652,33 +2409,6 @@
                 <w:i w:val="0"/>
                 <w:sz w:val="18"/>
               </w:rPr>
-              <w:t>NLS-ST (Cơ bản 1): HS viết 2–3 câu kể việc đã làm ở nhà, GV chụp vài bài bằng điện thoại chiếu lên; cả lớp chỉ câu kể rõ việc</w:t>
-            </w:r>
-          </w:p>
-          <w:p>
-            <w:pPr>
-              <w:spacing w:after="0"/>
-            </w:pPr>
-            <w:r>
-              <w:rPr>
-                <w:b w:val="0"/>
-                <w:i w:val="0"/>
-                <w:sz w:val="18"/>
-              </w:rPr>
-              <w:t>NLS-GQVĐ (Cơ bản 1): GV chiếu tranh bài tập 1 dạng thẻ xáo trộn; HS nêu thứ tự trước – trong – sau, GV kéo thẻ, máy báo đúng sai</w:t>
-            </w:r>
-          </w:p>
-          <w:p>
-            <w:pPr>
-              <w:spacing w:after="0"/>
-            </w:pPr>
-            <w:r>
-              <w:rPr>
-                <w:b w:val="0"/>
-                <w:i w:val="0"/>
-                <w:sz w:val="18"/>
-              </w:rPr>
-              <w:t>NLS-AT: Bài chỉ chiếu khi bạn đồng ý, không chiếu để chê.</w:t>
             </w:r>
           </w:p>
         </w:tc>
@@ -3090,20 +2820,6 @@
                 <w:i w:val="0"/>
                 <w:sz w:val="18"/>
               </w:rPr>
-              <w:t>NLS-ST (Cơ bản 1): GV chiếu chữ hoa B phóng to, cho hiện lần lượt từng nét theo đúng quy trình viết và tô lại nét móc mà HS hay viết lệch</w:t>
-            </w:r>
-          </w:p>
-          <w:p>
-            <w:pPr>
-              <w:spacing w:after="0"/>
-            </w:pPr>
-            <w:r>
-              <w:rPr>
-                <w:b w:val="0"/>
-                <w:i w:val="0"/>
-                <w:sz w:val="18"/>
-              </w:rPr>
-              <w:t>NLS-AT: Chỉ HS được cô mời mới lên chạm màn hình, chạm nhẹ bằng đầu ngón tay</w:t>
             </w:r>
           </w:p>
         </w:tc>
@@ -3218,33 +2934,6 @@
                 <w:i w:val="0"/>
                 <w:sz w:val="18"/>
               </w:rPr>
-              <w:t>NLS-KT (Cơ bản 1): GV chiếu bộ tranh kể chuyện “Em có xinh không?” lên màn hình lớn</w:t>
-            </w:r>
-          </w:p>
-          <w:p>
-            <w:pPr>
-              <w:spacing w:after="0"/>
-            </w:pPr>
-            <w:r>
-              <w:rPr>
-                <w:b w:val="0"/>
-                <w:i w:val="0"/>
-                <w:sz w:val="18"/>
-              </w:rPr>
-              <w:t>NLS-GT (Cơ bản 1): GV quay lại một nhóm kể chuyện rồi mở cho cả lớp cùng xem; các em nghe lại chính mình để biết chỗ kể còn thiếu ý</w:t>
-            </w:r>
-          </w:p>
-          <w:p>
-            <w:pPr>
-              <w:spacing w:after="0"/>
-            </w:pPr>
-            <w:r>
-              <w:rPr>
-                <w:b w:val="0"/>
-                <w:i w:val="0"/>
-                <w:sz w:val="18"/>
-              </w:rPr>
-              <w:t>NLS-AT: GV hỏi ý kiến HS trước khi quay, không quay bạn đang bối rối</w:t>
             </w:r>
           </w:p>
         </w:tc>
@@ -3513,33 +3202,6 @@
                 <w:i w:val="0"/>
                 <w:sz w:val="18"/>
               </w:rPr>
-              <w:t>NLS-KT (Cơ bản 1): Trước khi nghe viết đoạn trong bài “Một giờ học”, GV chiếu đoạn chính tả phóng to và bấm tô màu các chữ phải viết hoa cùng những</w:t>
-            </w:r>
-          </w:p>
-          <w:p>
-            <w:pPr>
-              <w:spacing w:after="0"/>
-            </w:pPr>
-            <w:r>
-              <w:rPr>
-                <w:b w:val="0"/>
-                <w:i w:val="0"/>
-                <w:sz w:val="18"/>
-              </w:rPr>
-              <w:t>NLS-ST (Cơ bản 1): Ở phần ôn bảng chữ cái, GV chiếu bảng chữ cái trên màn hình cho HS kéo từng chữ về đúng vị trí còn trống theo thứ tự</w:t>
-            </w:r>
-          </w:p>
-          <w:p>
-            <w:pPr>
-              <w:spacing w:after="0"/>
-            </w:pPr>
-            <w:r>
-              <w:rPr>
-                <w:b w:val="0"/>
-                <w:i w:val="0"/>
-                <w:sz w:val="18"/>
-              </w:rPr>
-              <w:t>NLS-AT: Màn hình do cô bấm, HS chờ đến lượt được mời lên kéo chữ; khi viết bài</w:t>
             </w:r>
           </w:p>
         </w:tc>
@@ -3654,33 +3316,6 @@
                 <w:i w:val="0"/>
                 <w:sz w:val="18"/>
               </w:rPr>
-              <w:t>NLS-KT (Cơ bản 1): GV chiếu từng cặp ảnh đối nhau trên màn hình như cao và thấp, xanh non và vàng úa, ồn ào và yên tĩnh</w:t>
-            </w:r>
-          </w:p>
-          <w:p>
-            <w:pPr>
-              <w:spacing w:after="0"/>
-            </w:pPr>
-            <w:r>
-              <w:rPr>
-                <w:b w:val="0"/>
-                <w:i w:val="0"/>
-                <w:sz w:val="18"/>
-              </w:rPr>
-              <w:t>NLS-GQVĐ (Cơ bản 1): GV mở bài tập tương tác ghép từ chỉ sự vật với từ chỉ đặc điểm thành câu nêu đặc điểm; máy báo đúng</w:t>
-            </w:r>
-          </w:p>
-          <w:p>
-            <w:pPr>
-              <w:spacing w:after="0"/>
-            </w:pPr>
-            <w:r>
-              <w:rPr>
-                <w:b w:val="0"/>
-                <w:i w:val="0"/>
-                <w:sz w:val="18"/>
-              </w:rPr>
-              <w:t>NLS-AT: Khi nói về đặc điểm của bạn trong lớp, HS chỉ dùng lời tích cực</w:t>
             </w:r>
           </w:p>
         </w:tc>
@@ -3795,33 +3430,6 @@
                 <w:i w:val="0"/>
                 <w:sz w:val="18"/>
               </w:rPr>
-              <w:t>NLS-GQVĐ (Cơ bản 1): Trước khi viết đoạn văn kể việc thường làm, GV chiếu sơ đồ ba ô dựng sẵn trên máy: việc gì, làm thế nào</w:t>
-            </w:r>
-          </w:p>
-          <w:p>
-            <w:pPr>
-              <w:spacing w:after="0"/>
-            </w:pPr>
-            <w:r>
-              <w:rPr>
-                <w:b w:val="0"/>
-                <w:i w:val="0"/>
-                <w:sz w:val="18"/>
-              </w:rPr>
-              <w:t>NLS-KT (Cơ bản 1): Ở phần đọc mở rộng, GV chiếu bìa và vài trang của mấy cuốn sách</w:t>
-            </w:r>
-          </w:p>
-          <w:p>
-            <w:pPr>
-              <w:spacing w:after="0"/>
-            </w:pPr>
-            <w:r>
-              <w:rPr>
-                <w:b w:val="0"/>
-                <w:i w:val="0"/>
-                <w:sz w:val="18"/>
-              </w:rPr>
-              <w:t>NLS-AT: Sơ đồ trên máy do cô gõ, HS chỉ nói ý của mình</w:t>
             </w:r>
           </w:p>
         </w:tc>
@@ -4052,6 +3660,45 @@
                 <w:i w:val="0"/>
                 <w:sz w:val="18"/>
               </w:rPr>
+              <w:t>NLS-KT (Cơ bản 1): Bài “Cây xấu hổ” tả cảnh vật mà nhiều HS chưa từng nhìn thấy ngoài đời: đúng lúc HS đi tìm từ ngữ tả cảnh</w:t>
+            </w:r>
+          </w:p>
+          <w:p>
+            <w:pPr>
+              <w:spacing w:after="0"/>
+            </w:pPr>
+            <w:r>
+              <w:rPr>
+                <w:b w:val="0"/>
+                <w:i w:val="0"/>
+                <w:sz w:val="18"/>
+              </w:rPr>
+              <w:t>NLS-ST (Cơ bản 1): GV dùng điện thoại ghi âm giọng đọc diễn cảm bài “Cây xấu hổ” của 2-3 HS rồi phát lại cho cả lớp nghe</w:t>
+            </w:r>
+          </w:p>
+          <w:p>
+            <w:pPr>
+              <w:spacing w:after="0"/>
+            </w:pPr>
+            <w:r>
+              <w:rPr>
+                <w:b w:val="0"/>
+                <w:i w:val="0"/>
+                <w:sz w:val="18"/>
+              </w:rPr>
+              <w:t>NLS-AT: GV chỉ ghi âm giọng đọc khi HS đồng ý</w:t>
+            </w:r>
+          </w:p>
+          <w:p>
+            <w:pPr>
+              <w:spacing w:after="0"/>
+            </w:pPr>
+            <w:r>
+              <w:rPr>
+                <w:b w:val="0"/>
+                <w:i w:val="0"/>
+                <w:sz w:val="18"/>
+              </w:rPr>
               <w:t>KNS: KN tự học: chọn sách phù hợp, kiên trì đọc và rút ra điều bổ ích cho bản thân.</w:t>
             </w:r>
           </w:p>
@@ -4968,19 +4615,6 @@
                 <w:i w:val="0"/>
                 <w:sz w:val="18"/>
               </w:rPr>
-              <w:t>NLS-KT (Cơ bản 1): nghe/xem bản đọc mẫu trên máy rồi đọc lại; tư liệu lấy ở đâu thì nói rõ ở đó.</w:t>
-            </w:r>
-          </w:p>
-          <w:p>
-            <w:pPr>
-              <w:spacing w:after="0"/>
-            </w:pPr>
-            <w:r>
-              <w:rPr>
-                <w:b w:val="0"/>
-                <w:i w:val="0"/>
-                <w:sz w:val="18"/>
-              </w:rPr>
               <w:t>KNS: KN tự học: chọn sách phù hợp, kiên trì đọc và rút ra điều bổ ích cho bản thân.</w:t>
             </w:r>
           </w:p>
@@ -5324,6 +4958,45 @@
                 <w:i w:val="0"/>
                 <w:sz w:val="18"/>
               </w:rPr>
+              <w:t>NLS-KT (Cơ bản 1): Sau phần đọc hiểu bài “Thời khoá biểu”, GV chiếu ảnh chụp thời khoá biểu điện tử của nhà trường và một bảng thời khoá biểu lập bằng</w:t>
+            </w:r>
+          </w:p>
+          <w:p>
+            <w:pPr>
+              <w:spacing w:after="0"/>
+            </w:pPr>
+            <w:r>
+              <w:rPr>
+                <w:b w:val="0"/>
+                <w:i w:val="0"/>
+                <w:sz w:val="18"/>
+              </w:rPr>
+              <w:t>NLS-GQVĐ (Cơ bản 1): GV nêu một câu hỏi mà bài “Thời khoá biểu” chưa trả lời hết</w:t>
+            </w:r>
+          </w:p>
+          <w:p>
+            <w:pPr>
+              <w:spacing w:after="0"/>
+            </w:pPr>
+            <w:r>
+              <w:rPr>
+                <w:b w:val="0"/>
+                <w:i w:val="0"/>
+                <w:sz w:val="18"/>
+              </w:rPr>
+              <w:t>NLS-AT: Bài “Thời khoá biểu” dễ khiến HS tò mò muốn tra thêm: GV dặn HS lớp 2 chưa</w:t>
+            </w:r>
+          </w:p>
+          <w:p>
+            <w:pPr>
+              <w:spacing w:after="0"/>
+            </w:pPr>
+            <w:r>
+              <w:rPr>
+                <w:b w:val="0"/>
+                <w:i w:val="0"/>
+                <w:sz w:val="18"/>
+              </w:rPr>
               <w:t>KNS: KN tự học: chọn sách phù hợp, kiên trì đọc và rút ra điều bổ ích cho bản thân.</w:t>
             </w:r>
           </w:p>
@@ -6240,6 +5913,45 @@
                 <w:i w:val="0"/>
                 <w:sz w:val="18"/>
               </w:rPr>
+              <w:t>NLS-KT (Cơ bản 1): Sau phần đọc hiểu bài “Danh sách học sinh”, GV chiếu một bản danh sách lập bằng bảng trên máy tính</w:t>
+            </w:r>
+          </w:p>
+          <w:p>
+            <w:pPr>
+              <w:spacing w:after="0"/>
+            </w:pPr>
+            <w:r>
+              <w:rPr>
+                <w:b w:val="0"/>
+                <w:i w:val="0"/>
+                <w:sz w:val="18"/>
+              </w:rPr>
+              <w:t>NLS-GQVĐ (Cơ bản 1): GV nêu một câu hỏi mà bài “Danh sách học sinh” chưa trả lời hết</w:t>
+            </w:r>
+          </w:p>
+          <w:p>
+            <w:pPr>
+              <w:spacing w:after="0"/>
+            </w:pPr>
+            <w:r>
+              <w:rPr>
+                <w:b w:val="0"/>
+                <w:i w:val="0"/>
+                <w:sz w:val="18"/>
+              </w:rPr>
+              <w:t>NLS-AT: Bài “Danh sách học sinh” dễ khiến HS tò mò muốn tra thêm: GV dặn HS lớp 2</w:t>
+            </w:r>
+          </w:p>
+          <w:p>
+            <w:pPr>
+              <w:spacing w:after="0"/>
+            </w:pPr>
+            <w:r>
+              <w:rPr>
+                <w:b w:val="0"/>
+                <w:i w:val="0"/>
+                <w:sz w:val="18"/>
+              </w:rPr>
               <w:t>KNS: KN tự học: chọn sách phù hợp, kiên trì đọc và rút ra điều bổ ích cho bản thân.</w:t>
             </w:r>
           </w:p>
@@ -7729,6 +7441,45 @@
                 <w:i w:val="0"/>
                 <w:sz w:val="18"/>
               </w:rPr>
+              <w:t>NLS-KT (Cơ bản 1): Sau phần đọc hiểu bài “Cuốn sách của em”, GV chiếu ảnh bìa, tên tác giả</w:t>
+            </w:r>
+          </w:p>
+          <w:p>
+            <w:pPr>
+              <w:spacing w:after="0"/>
+            </w:pPr>
+            <w:r>
+              <w:rPr>
+                <w:b w:val="0"/>
+                <w:i w:val="0"/>
+                <w:sz w:val="18"/>
+              </w:rPr>
+              <w:t>NLS-GQVĐ (Cơ bản 1): GV nêu một câu hỏi mà bài “Cuốn sách của em” chưa trả lời hết</w:t>
+            </w:r>
+          </w:p>
+          <w:p>
+            <w:pPr>
+              <w:spacing w:after="0"/>
+            </w:pPr>
+            <w:r>
+              <w:rPr>
+                <w:b w:val="0"/>
+                <w:i w:val="0"/>
+                <w:sz w:val="18"/>
+              </w:rPr>
+              <w:t>NLS-AT: Bài “Cuốn sách của em” dễ khiến HS tò mò muốn tra thêm: GV dặn HS lớp 2</w:t>
+            </w:r>
+          </w:p>
+          <w:p>
+            <w:pPr>
+              <w:spacing w:after="0"/>
+            </w:pPr>
+            <w:r>
+              <w:rPr>
+                <w:b w:val="0"/>
+                <w:i w:val="0"/>
+                <w:sz w:val="18"/>
+              </w:rPr>
               <w:t>KNS: KN tự học: chọn sách phù hợp, kiên trì đọc và rút ra điều bổ ích cho bản thân.</w:t>
             </w:r>
           </w:p>
@@ -9217,7 +8968,33 @@
                 <w:i w:val="0"/>
                 <w:sz w:val="18"/>
               </w:rPr>
-              <w:t>NLS-KT (Cơ bản 1): nghe/xem bản đọc mẫu trên máy rồi đọc lại; tư liệu lấy ở đâu thì nói rõ ở đó.</w:t>
+              <w:t>NLS-KT (Cơ bản 1): Bài “Gọi bạn” tả cảnh vật mà nhiều HS chưa từng nhìn thấy ngoài đời: đúng lúc HS đi tìm từ ngữ tả cảnh</w:t>
+            </w:r>
+          </w:p>
+          <w:p>
+            <w:pPr>
+              <w:spacing w:after="0"/>
+            </w:pPr>
+            <w:r>
+              <w:rPr>
+                <w:b w:val="0"/>
+                <w:i w:val="0"/>
+                <w:sz w:val="18"/>
+              </w:rPr>
+              <w:t>NLS-ST (Cơ bản 1): GV dùng điện thoại ghi âm giọng đọc diễn cảm bài “Gọi bạn” của 2-3 HS rồi phát lại cho cả lớp nghe</w:t>
+            </w:r>
+          </w:p>
+          <w:p>
+            <w:pPr>
+              <w:spacing w:after="0"/>
+            </w:pPr>
+            <w:r>
+              <w:rPr>
+                <w:b w:val="0"/>
+                <w:i w:val="0"/>
+                <w:sz w:val="18"/>
+              </w:rPr>
+              <w:t>NLS-AT: GV chỉ ghi âm giọng đọc khi HS đồng ý</w:t>
             </w:r>
           </w:p>
           <w:p>
@@ -10948,6 +10725,45 @@
                 <w:i w:val="0"/>
                 <w:sz w:val="18"/>
               </w:rPr>
+              <w:t>NLS-KT (Cơ bản 1): Bài “Thả diều” tả cảnh vật mà nhiều HS chưa từng nhìn thấy ngoài đời: đúng lúc HS đi tìm từ ngữ tả cảnh</w:t>
+            </w:r>
+          </w:p>
+          <w:p>
+            <w:pPr>
+              <w:spacing w:after="0"/>
+            </w:pPr>
+            <w:r>
+              <w:rPr>
+                <w:b w:val="0"/>
+                <w:i w:val="0"/>
+                <w:sz w:val="18"/>
+              </w:rPr>
+              <w:t>NLS-ST (Cơ bản 1): GV dùng điện thoại ghi âm giọng đọc diễn cảm bài “Thả diều” của 2-3 HS rồi phát lại cho cả lớp nghe</w:t>
+            </w:r>
+          </w:p>
+          <w:p>
+            <w:pPr>
+              <w:spacing w:after="0"/>
+            </w:pPr>
+            <w:r>
+              <w:rPr>
+                <w:b w:val="0"/>
+                <w:i w:val="0"/>
+                <w:sz w:val="18"/>
+              </w:rPr>
+              <w:t>NLS-AT: GV chỉ ghi âm giọng đọc khi HS đồng ý</w:t>
+            </w:r>
+          </w:p>
+          <w:p>
+            <w:pPr>
+              <w:spacing w:after="0"/>
+            </w:pPr>
+            <w:r>
+              <w:rPr>
+                <w:b w:val="0"/>
+                <w:i w:val="0"/>
+                <w:sz w:val="18"/>
+              </w:rPr>
               <w:t>KNS: KN tự học: chọn sách phù hợp, kiên trì đọc và rút ra điều bổ ích cho bản thân.</w:t>
             </w:r>
           </w:p>
@@ -11291,6 +11107,45 @@
                 <w:i w:val="0"/>
                 <w:sz w:val="18"/>
               </w:rPr>
+              <w:t>NLS-KT (Cơ bản 1): Sau phần đọc hiểu bài “Tớ là Lê-gô”, GV chiếu phim ngắn quay các mô hình lắp ghép và hình mô phỏng trên máy chỉ cách ghép từng</w:t>
+            </w:r>
+          </w:p>
+          <w:p>
+            <w:pPr>
+              <w:spacing w:after="0"/>
+            </w:pPr>
+            <w:r>
+              <w:rPr>
+                <w:b w:val="0"/>
+                <w:i w:val="0"/>
+                <w:sz w:val="18"/>
+              </w:rPr>
+              <w:t>NLS-GQVĐ (Cơ bản 1): GV nêu một câu hỏi mà bài “Tớ là Lê-gô” chưa trả lời hết</w:t>
+            </w:r>
+          </w:p>
+          <w:p>
+            <w:pPr>
+              <w:spacing w:after="0"/>
+            </w:pPr>
+            <w:r>
+              <w:rPr>
+                <w:b w:val="0"/>
+                <w:i w:val="0"/>
+                <w:sz w:val="18"/>
+              </w:rPr>
+              <w:t>NLS-AT: Bài “Tớ là Lê-gô” dễ khiến HS tò mò muốn tra thêm: GV dặn HS lớp 2 chưa</w:t>
+            </w:r>
+          </w:p>
+          <w:p>
+            <w:pPr>
+              <w:spacing w:after="0"/>
+            </w:pPr>
+            <w:r>
+              <w:rPr>
+                <w:b w:val="0"/>
+                <w:i w:val="0"/>
+                <w:sz w:val="18"/>
+              </w:rPr>
               <w:t>KNS: KN tự học: chọn sách phù hợp, kiên trì đọc và rút ra điều bổ ích cho bản thân.</w:t>
             </w:r>
           </w:p>
@@ -11750,6 +11605,45 @@
                 <w:i w:val="0"/>
                 <w:sz w:val="18"/>
               </w:rPr>
+              <w:t>NLS-KT (Cơ bản 1): Bài “Rồng rắn lên mây” tả cảnh vật mà nhiều HS chưa từng nhìn thấy ngoài đời: đúng lúc HS đi tìm từ ngữ tả cảnh</w:t>
+            </w:r>
+          </w:p>
+          <w:p>
+            <w:pPr>
+              <w:spacing w:after="0"/>
+            </w:pPr>
+            <w:r>
+              <w:rPr>
+                <w:b w:val="0"/>
+                <w:i w:val="0"/>
+                <w:sz w:val="18"/>
+              </w:rPr>
+              <w:t>NLS-ST (Cơ bản 1): GV dùng điện thoại ghi âm giọng đọc diễn cảm bài “Rồng rắn lên mây” của 2-3 HS rồi phát lại cho cả lớp nghe</w:t>
+            </w:r>
+          </w:p>
+          <w:p>
+            <w:pPr>
+              <w:spacing w:after="0"/>
+            </w:pPr>
+            <w:r>
+              <w:rPr>
+                <w:b w:val="0"/>
+                <w:i w:val="0"/>
+                <w:sz w:val="18"/>
+              </w:rPr>
+              <w:t>NLS-AT: GV chỉ ghi âm giọng đọc khi HS đồng ý</w:t>
+            </w:r>
+          </w:p>
+          <w:p>
+            <w:pPr>
+              <w:spacing w:after="0"/>
+            </w:pPr>
+            <w:r>
+              <w:rPr>
+                <w:b w:val="0"/>
+                <w:i w:val="0"/>
+                <w:sz w:val="18"/>
+              </w:rPr>
               <w:t>KNS: KN tự học: chọn sách phù hợp, kiên trì đọc và rút ra điều bổ ích cho bản thân.</w:t>
             </w:r>
           </w:p>
@@ -12552,7 +12446,33 @@
                 <w:i w:val="0"/>
                 <w:sz w:val="18"/>
               </w:rPr>
-              <w:t>NLS-KT (Cơ bản 1): nghe/xem bản đọc mẫu trên máy rồi đọc lại; tư liệu lấy ở đâu thì nói rõ ở đó.</w:t>
+              <w:t>NLS-KT (Cơ bản 1): GV chiếu ảnh chụp thật khóm hoa tỉ muội nhiều bông chụm vào nhau</w:t>
+            </w:r>
+          </w:p>
+          <w:p>
+            <w:pPr>
+              <w:spacing w:after="0"/>
+            </w:pPr>
+            <w:r>
+              <w:rPr>
+                <w:b w:val="0"/>
+                <w:i w:val="0"/>
+                <w:sz w:val="18"/>
+              </w:rPr>
+              <w:t>AI-NB (Cơ bản 1): GV mở sẵn một bức tranh do công cụ trí tuệ nhân tạo vẽ theo nội dung truyện “Sự tích hoa tỉ muội”</w:t>
+            </w:r>
+          </w:p>
+          <w:p>
+            <w:pPr>
+              <w:spacing w:after="0"/>
+            </w:pPr>
+            <w:r>
+              <w:rPr>
+                <w:b w:val="0"/>
+                <w:i w:val="0"/>
+                <w:sz w:val="18"/>
+              </w:rPr>
+              <w:t>NLS-AT: GV nói rõ với HS: bức tranh do máy vẽ chỉ là hình tưởng tượng về “Sự tích</w:t>
             </w:r>
           </w:p>
           <w:p>
@@ -14283,6 +14203,45 @@
                 <w:i w:val="0"/>
                 <w:sz w:val="18"/>
               </w:rPr>
+              <w:t>NLS-ST (Cơ bản 1): GV chụp bài viết đoạn của vài HS trong đợt ôn tập rồi chiếu lên màn hình để cả lớp cùng chữa chung: soát lỗi viết hoa đầu</w:t>
+            </w:r>
+          </w:p>
+          <w:p>
+            <w:pPr>
+              <w:spacing w:after="0"/>
+            </w:pPr>
+            <w:r>
+              <w:rPr>
+                <w:b w:val="0"/>
+                <w:i w:val="0"/>
+                <w:sz w:val="18"/>
+              </w:rPr>
+              <w:t>NLS-GQVĐ (Cơ bản 1): GV chiếu phiếu tự đánh giá dựng sẵn trên máy (đọc trôi chảy chưa, viết đúng chính tả chưa, nói trước lớp đã rõ chưa)</w:t>
+            </w:r>
+          </w:p>
+          <w:p>
+            <w:pPr>
+              <w:spacing w:after="0"/>
+            </w:pPr>
+            <w:r>
+              <w:rPr>
+                <w:b w:val="0"/>
+                <w:i w:val="0"/>
+                <w:sz w:val="18"/>
+              </w:rPr>
+              <w:t>NLS-AT: Bài viết chỉ chiếu khi bạn đó đồng ý và chỉ để cùng chữa, không phải để chê</w:t>
+            </w:r>
+          </w:p>
+          <w:p>
+            <w:pPr>
+              <w:spacing w:after="0"/>
+            </w:pPr>
+            <w:r>
+              <w:rPr>
+                <w:b w:val="0"/>
+                <w:i w:val="0"/>
+                <w:sz w:val="18"/>
+              </w:rPr>
               <w:t>KNS: KN tự học: chọn sách phù hợp, kiên trì đọc và rút ra điều bổ ích cho bản thân.</w:t>
             </w:r>
           </w:p>
@@ -14620,6 +14579,45 @@
               <w:spacing w:after="0"/>
             </w:pPr>
             <w:r/>
+            <w:r>
+              <w:rPr>
+                <w:b w:val="0"/>
+                <w:i w:val="0"/>
+                <w:sz w:val="18"/>
+              </w:rPr>
+              <w:t>NLS-ST (Cơ bản 1): GV chụp bài viết đoạn của vài HS trong đợt ôn tập rồi chiếu lên màn hình để cả lớp cùng chữa chung: soát lỗi viết hoa đầu</w:t>
+            </w:r>
+          </w:p>
+          <w:p>
+            <w:pPr>
+              <w:spacing w:after="0"/>
+            </w:pPr>
+            <w:r>
+              <w:rPr>
+                <w:b w:val="0"/>
+                <w:i w:val="0"/>
+                <w:sz w:val="18"/>
+              </w:rPr>
+              <w:t>NLS-GQVĐ (Cơ bản 1): GV chiếu phiếu tự đánh giá dựng sẵn trên máy (đọc trôi chảy chưa, viết đúng chính tả chưa, nói trước lớp đã rõ chưa)</w:t>
+            </w:r>
+          </w:p>
+          <w:p>
+            <w:pPr>
+              <w:spacing w:after="0"/>
+            </w:pPr>
+            <w:r>
+              <w:rPr>
+                <w:b w:val="0"/>
+                <w:i w:val="0"/>
+                <w:sz w:val="18"/>
+              </w:rPr>
+              <w:t>NLS-AT: Bài viết chỉ chiếu khi bạn đó đồng ý và chỉ để cùng chữa, không phải để chê</w:t>
+            </w:r>
+          </w:p>
+          <w:p>
+            <w:pPr>
+              <w:spacing w:after="0"/>
+            </w:pPr>
             <w:r>
               <w:rPr>
                 <w:b w:val="0"/>
@@ -16711,19 +16709,6 @@
                 <w:i w:val="0"/>
                 <w:sz w:val="18"/>
               </w:rPr>
-              <w:t>NLS-KT (Cơ bản 1): nghe/xem bản đọc mẫu trên máy rồi đọc lại; tư liệu lấy ở đâu thì nói rõ ở đó.</w:t>
-            </w:r>
-          </w:p>
-          <w:p>
-            <w:pPr>
-              <w:spacing w:after="0"/>
-            </w:pPr>
-            <w:r>
-              <w:rPr>
-                <w:b w:val="0"/>
-                <w:i w:val="0"/>
-                <w:sz w:val="18"/>
-              </w:rPr>
               <w:t>KNS: KN tự học: chọn sách phù hợp, kiên trì đọc và rút ra điều bổ ích cho bản thân.</w:t>
             </w:r>
           </w:p>
@@ -20401,19 +20386,6 @@
                 <w:i w:val="0"/>
                 <w:sz w:val="18"/>
               </w:rPr>
-              <w:t>NLS-KT (Cơ bản 1): nghe/xem bản đọc mẫu trên máy rồi đọc lại; tư liệu lấy ở đâu thì nói rõ ở đó.</w:t>
-            </w:r>
-          </w:p>
-          <w:p>
-            <w:pPr>
-              <w:spacing w:after="0"/>
-            </w:pPr>
-            <w:r>
-              <w:rPr>
-                <w:b w:val="0"/>
-                <w:i w:val="0"/>
-                <w:sz w:val="18"/>
-              </w:rPr>
               <w:t>KNS: KN tự học: chọn sách phù hợp, kiên trì đọc và rút ra điều bổ ích cho bản thân.</w:t>
             </w:r>
           </w:p>
@@ -24207,19 +24179,6 @@
                 <w:i w:val="0"/>
                 <w:sz w:val="18"/>
               </w:rPr>
-              <w:t>NLS-KT (Cơ bản 1): nghe/xem bản đọc mẫu trên máy rồi đọc lại; tư liệu lấy ở đâu thì nói rõ ở đó.</w:t>
-            </w:r>
-          </w:p>
-          <w:p>
-            <w:pPr>
-              <w:spacing w:after="0"/>
-            </w:pPr>
-            <w:r>
-              <w:rPr>
-                <w:b w:val="0"/>
-                <w:i w:val="0"/>
-                <w:sz w:val="18"/>
-              </w:rPr>
               <w:t>KNS: KN tự học: chọn sách phù hợp, kiên trì đọc và rút ra điều bổ ích cho bản thân.</w:t>
             </w:r>
           </w:p>
@@ -25710,20 +25669,20 @@
                 <w:i w:val="0"/>
                 <w:sz w:val="18"/>
               </w:rPr>
-              <w:t>NLS-KT (Cơ bản 1): nghe/xem bản đọc mẫu trên máy rồi đọc lại; tư liệu lấy ở đâu thì nói rõ ở đó.</w:t>
-            </w:r>
-          </w:p>
-          <w:p>
-            <w:pPr>
-              <w:spacing w:after="0"/>
-            </w:pPr>
-            <w:r>
-              <w:rPr>
-                <w:b w:val="0"/>
-                <w:i w:val="0"/>
-                <w:sz w:val="18"/>
-              </w:rPr>
               <w:t>QPAN: Bồi dưỡng tình yêu quê hương, đất nước; giới thiệu tinh thần đoàn kết toàn dân tộc và sự hi sinh của các chiến sĩ cách mạng.</w:t>
+            </w:r>
+          </w:p>
+          <w:p>
+            <w:pPr>
+              <w:spacing w:after="0"/>
+            </w:pPr>
+            <w:r>
+              <w:rPr>
+                <w:b w:val="0"/>
+                <w:i w:val="0"/>
+                <w:sz w:val="18"/>
+              </w:rPr>
+              <w:t>KNS: KN tự học: chọn sách phù hợp, kiên trì đọc và rút ra điều bổ ích cho bản thân.</w:t>
             </w:r>
           </w:p>
         </w:tc>
@@ -27568,20 +27527,20 @@
                 <w:i w:val="0"/>
                 <w:sz w:val="18"/>
               </w:rPr>
-              <w:t>NLS-KT (Cơ bản 1): nghe/xem bản đọc mẫu trên máy rồi đọc lại; tư liệu lấy ở đâu thì nói rõ ở đó.</w:t>
-            </w:r>
-          </w:p>
-          <w:p>
-            <w:pPr>
-              <w:spacing w:after="0"/>
-            </w:pPr>
-            <w:r>
-              <w:rPr>
-                <w:b w:val="0"/>
-                <w:i w:val="0"/>
-                <w:sz w:val="18"/>
-              </w:rPr>
               <w:t>QPAN: Bồi dưỡng tình yêu quê hương, đất nước; giới thiệu tinh thần đoàn kết toàn dân tộc và sự hi sinh của các chiến sĩ cách mạng.</w:t>
+            </w:r>
+          </w:p>
+          <w:p>
+            <w:pPr>
+              <w:spacing w:after="0"/>
+            </w:pPr>
+            <w:r>
+              <w:rPr>
+                <w:b w:val="0"/>
+                <w:i w:val="0"/>
+                <w:sz w:val="18"/>
+              </w:rPr>
+              <w:t>KNS: KN tự học: chọn sách phù hợp, kiên trì đọc và rút ra điều bổ ích cho bản thân.</w:t>
             </w:r>
           </w:p>
         </w:tc>

--- a/assets/docs/lop2/Tieng Viet - Lop 2.docx
+++ b/assets/docs/lop2/Tieng Viet - Lop 2.docx
@@ -4042,6 +4042,45 @@
                 <w:i w:val="0"/>
                 <w:sz w:val="18"/>
               </w:rPr>
+              <w:t>NLS-KT (Cơ bản 1): Trước bài đọc “Cầu thủ dự bị”, GV chiếu tranh minh hoạ phóng to và một đoạn phim ngắn về trận bóng của thiếu nhi để HS gọi</w:t>
+            </w:r>
+          </w:p>
+          <w:p>
+            <w:pPr>
+              <w:spacing w:after="0"/>
+            </w:pPr>
+            <w:r>
+              <w:rPr>
+                <w:b w:val="0"/>
+                <w:i w:val="0"/>
+                <w:sz w:val="18"/>
+              </w:rPr>
+              <w:t>NLS-GT (Cơ bản 1): GV ghi âm lượt đọc phân vai của một nhóm rồi mở lại cho cả lớp nghe; các em nhận ra chỗ nào là lời người kể</w:t>
+            </w:r>
+          </w:p>
+          <w:p>
+            <w:pPr>
+              <w:spacing w:after="0"/>
+            </w:pPr>
+            <w:r>
+              <w:rPr>
+                <w:b w:val="0"/>
+                <w:i w:val="0"/>
+                <w:sz w:val="18"/>
+              </w:rPr>
+              <w:t>NLS-AT: GV hỏi ý kiến HS trước khi ghi âm, chỉ mở trong lớp rồi xoá sau tiết học</w:t>
+            </w:r>
+          </w:p>
+          <w:p>
+            <w:pPr>
+              <w:spacing w:after="0"/>
+            </w:pPr>
+            <w:r>
+              <w:rPr>
+                <w:b w:val="0"/>
+                <w:i w:val="0"/>
+                <w:sz w:val="18"/>
+              </w:rPr>
               <w:t>KNS: KN tự học: chọn sách phù hợp, kiên trì đọc và rút ra điều bổ ích cho bản thân.</w:t>
             </w:r>
           </w:p>
@@ -4615,6 +4654,45 @@
                 <w:i w:val="0"/>
                 <w:sz w:val="18"/>
               </w:rPr>
+              <w:t>NLS-KT (Cơ bản 1): Vào chủ điểm mới với bài đọc “Cô giáo lớp em”, GV chiếu tranh minh hoạ phóng to và mở bản đọc mẫu bài thơ</w:t>
+            </w:r>
+          </w:p>
+          <w:p>
+            <w:pPr>
+              <w:spacing w:after="0"/>
+            </w:pPr>
+            <w:r>
+              <w:rPr>
+                <w:b w:val="0"/>
+                <w:i w:val="0"/>
+                <w:sz w:val="18"/>
+              </w:rPr>
+              <w:t>NLS-GT (Cơ bản 1): GV ghi âm lượt đọc thuộc lòng một khổ thơ của vài HS rồi mở lại cho cả lớp nghe</w:t>
+            </w:r>
+          </w:p>
+          <w:p>
+            <w:pPr>
+              <w:spacing w:after="0"/>
+            </w:pPr>
+            <w:r>
+              <w:rPr>
+                <w:b w:val="0"/>
+                <w:i w:val="0"/>
+                <w:sz w:val="18"/>
+              </w:rPr>
+              <w:t>NLS-AT: GV hỏi ý kiến HS trước khi ghi âm, chỉ mở trong lớp rồi xoá sau tiết học</w:t>
+            </w:r>
+          </w:p>
+          <w:p>
+            <w:pPr>
+              <w:spacing w:after="0"/>
+            </w:pPr>
+            <w:r>
+              <w:rPr>
+                <w:b w:val="0"/>
+                <w:i w:val="0"/>
+                <w:sz w:val="18"/>
+              </w:rPr>
               <w:t>KNS: KN tự học: chọn sách phù hợp, kiên trì đọc và rút ra điều bổ ích cho bản thân.</w:t>
             </w:r>
           </w:p>
@@ -5570,6 +5648,45 @@
                 <w:i w:val="0"/>
                 <w:sz w:val="18"/>
               </w:rPr>
+              <w:t>NLS-KT (Cơ bản 1): Trước bài đọc “Cái trống trường em”, GV mở đoạn ghi âm tiếng trống trường và chiếu ảnh chiếc trống ở sân trường mình</w:t>
+            </w:r>
+          </w:p>
+          <w:p>
+            <w:pPr>
+              <w:spacing w:after="0"/>
+            </w:pPr>
+            <w:r>
+              <w:rPr>
+                <w:b w:val="0"/>
+                <w:i w:val="0"/>
+                <w:sz w:val="18"/>
+              </w:rPr>
+              <w:t>NLS-GT (Cơ bản 1): GV ghi âm lượt đọc thuộc một khổ thơ của vài HS rồi mở lại cho cả lớp nghe; các em nhận ra chỗ ngắt nhịp chưa đúng</w:t>
+            </w:r>
+          </w:p>
+          <w:p>
+            <w:pPr>
+              <w:spacing w:after="0"/>
+            </w:pPr>
+            <w:r>
+              <w:rPr>
+                <w:b w:val="0"/>
+                <w:i w:val="0"/>
+                <w:sz w:val="18"/>
+              </w:rPr>
+              <w:t>NLS-AT: GV hỏi ý kiến HS trước khi ghi âm, chỉ mở trong lớp rồi xoá sau tiết học</w:t>
+            </w:r>
+          </w:p>
+          <w:p>
+            <w:pPr>
+              <w:spacing w:after="0"/>
+            </w:pPr>
+            <w:r>
+              <w:rPr>
+                <w:b w:val="0"/>
+                <w:i w:val="0"/>
+                <w:sz w:val="18"/>
+              </w:rPr>
               <w:t>KNS: KN tự học: chọn sách phù hợp, kiên trì đọc và rút ra điều bổ ích cho bản thân.</w:t>
             </w:r>
           </w:p>
@@ -6525,6 +6642,45 @@
                 <w:i w:val="0"/>
                 <w:sz w:val="18"/>
               </w:rPr>
+              <w:t>NLS-KT (Cơ bản 1): Trước bài đọc “Yêu lắm trường ơi!”, GV chiếu ảnh chính ngôi trường mình: cổng trường, sân chơi, lớp học, thư viện</w:t>
+            </w:r>
+          </w:p>
+          <w:p>
+            <w:pPr>
+              <w:spacing w:after="0"/>
+            </w:pPr>
+            <w:r>
+              <w:rPr>
+                <w:b w:val="0"/>
+                <w:i w:val="0"/>
+                <w:sz w:val="18"/>
+              </w:rPr>
+              <w:t>NLS-GT (Cơ bản 1): GV ghi âm lượt đọc thuộc một khổ thơ của vài HS rồi mở lại cho cả lớp nghe; các em nhận ra chỗ ngắt nhịp chưa đúng</w:t>
+            </w:r>
+          </w:p>
+          <w:p>
+            <w:pPr>
+              <w:spacing w:after="0"/>
+            </w:pPr>
+            <w:r>
+              <w:rPr>
+                <w:b w:val="0"/>
+                <w:i w:val="0"/>
+                <w:sz w:val="18"/>
+              </w:rPr>
+              <w:t>NLS-AT: Ảnh trường chỉ dùng trong giờ học, không chụp mặt bạn để đưa lên màn hình</w:t>
+            </w:r>
+          </w:p>
+          <w:p>
+            <w:pPr>
+              <w:spacing w:after="0"/>
+            </w:pPr>
+            <w:r>
+              <w:rPr>
+                <w:b w:val="0"/>
+                <w:i w:val="0"/>
+                <w:sz w:val="18"/>
+              </w:rPr>
               <w:t>KNS: KN tự học: chọn sách phù hợp, kiên trì đọc và rút ra điều bổ ích cho bản thân.</w:t>
             </w:r>
           </w:p>
@@ -6868,6 +7024,45 @@
                 <w:i w:val="0"/>
                 <w:sz w:val="18"/>
               </w:rPr>
+              <w:t>NLS-KT (Cơ bản 1): Trước bài đọc “Em học vẽ”, GV chiếu vài bức tranh thiếu nhi vẽ cảnh vật, con vật và phóng to từng mảng màu</w:t>
+            </w:r>
+          </w:p>
+          <w:p>
+            <w:pPr>
+              <w:spacing w:after="0"/>
+            </w:pPr>
+            <w:r>
+              <w:rPr>
+                <w:b w:val="0"/>
+                <w:i w:val="0"/>
+                <w:sz w:val="18"/>
+              </w:rPr>
+              <w:t>NLS-ST (Cơ bản 1): Sau khi đọc, HS vẽ lại một hình ảnh mình thích trong bài; GV chụp ảnh các bài vẽ rồi chiếu thành phòng tranh của lớp để mỗi</w:t>
+            </w:r>
+          </w:p>
+          <w:p>
+            <w:pPr>
+              <w:spacing w:after="0"/>
+            </w:pPr>
+            <w:r>
+              <w:rPr>
+                <w:b w:val="0"/>
+                <w:i w:val="0"/>
+                <w:sz w:val="18"/>
+              </w:rPr>
+              <w:t>NLS-AT: GV chỉ chụp bài vẽ, không chụp mặt HS</w:t>
+            </w:r>
+          </w:p>
+          <w:p>
+            <w:pPr>
+              <w:spacing w:after="0"/>
+            </w:pPr>
+            <w:r>
+              <w:rPr>
+                <w:b w:val="0"/>
+                <w:i w:val="0"/>
+                <w:sz w:val="18"/>
+              </w:rPr>
               <w:t>KNS: KN tự học: chọn sách phù hợp, kiên trì đọc và rút ra điều bổ ích cho bản thân.</w:t>
             </w:r>
           </w:p>
@@ -7823,6 +8018,45 @@
                 <w:i w:val="0"/>
                 <w:sz w:val="18"/>
               </w:rPr>
+              <w:t>NLS-KT (Cơ bản 1): Trước bài đọc “Khi trang sách mở ra”, GV chiếu bìa một số cuốn sách thiếu nhi quen thuộc và ảnh góc thư viện của trường</w:t>
+            </w:r>
+          </w:p>
+          <w:p>
+            <w:pPr>
+              <w:spacing w:after="0"/>
+            </w:pPr>
+            <w:r>
+              <w:rPr>
+                <w:b w:val="0"/>
+                <w:i w:val="0"/>
+                <w:sz w:val="18"/>
+              </w:rPr>
+              <w:t>NLS-GT (Cơ bản 1): GV ghi âm lượt đọc thuộc một khổ thơ của vài HS rồi mở lại cho cả lớp nghe; các em nhận ra chỗ ngắt nhịp chưa đúng</w:t>
+            </w:r>
+          </w:p>
+          <w:p>
+            <w:pPr>
+              <w:spacing w:after="0"/>
+            </w:pPr>
+            <w:r>
+              <w:rPr>
+                <w:b w:val="0"/>
+                <w:i w:val="0"/>
+                <w:sz w:val="18"/>
+              </w:rPr>
+              <w:t>NLS-AT: GV hỏi ý kiến HS trước khi ghi âm, chỉ mở trong lớp rồi xoá sau tiết học</w:t>
+            </w:r>
+          </w:p>
+          <w:p>
+            <w:pPr>
+              <w:spacing w:after="0"/>
+            </w:pPr>
+            <w:r>
+              <w:rPr>
+                <w:b w:val="0"/>
+                <w:i w:val="0"/>
+                <w:sz w:val="18"/>
+              </w:rPr>
               <w:t>KNS: KN tự học: chọn sách phù hợp, kiên trì đọc và rút ra điều bổ ích cho bản thân.</w:t>
             </w:r>
           </w:p>
@@ -9350,6 +9584,45 @@
                 <w:i w:val="0"/>
                 <w:sz w:val="18"/>
               </w:rPr>
+              <w:t>NLS-KT (Cơ bản 1): Trước bài đọc “Tớ nhớ cậu”, GV chiếu tranh minh hoạ phóng to và mở bản đọc mẫu</w:t>
+            </w:r>
+          </w:p>
+          <w:p>
+            <w:pPr>
+              <w:spacing w:after="0"/>
+            </w:pPr>
+            <w:r>
+              <w:rPr>
+                <w:b w:val="0"/>
+                <w:i w:val="0"/>
+                <w:sz w:val="18"/>
+              </w:rPr>
+              <w:t>NLS-GT (Cơ bản 1): GV ghi âm lượt đọc phân vai của một nhóm rồi mở lại cho cả lớp nghe; các em nhận ra chỗ nào là lời người kể</w:t>
+            </w:r>
+          </w:p>
+          <w:p>
+            <w:pPr>
+              <w:spacing w:after="0"/>
+            </w:pPr>
+            <w:r>
+              <w:rPr>
+                <w:b w:val="0"/>
+                <w:i w:val="0"/>
+                <w:sz w:val="18"/>
+              </w:rPr>
+              <w:t>NLS-AT: GV hỏi ý kiến HS trước khi ghi âm, chỉ mở trong lớp rồi xoá sau tiết học</w:t>
+            </w:r>
+          </w:p>
+          <w:p>
+            <w:pPr>
+              <w:spacing w:after="0"/>
+            </w:pPr>
+            <w:r>
+              <w:rPr>
+                <w:b w:val="0"/>
+                <w:i w:val="0"/>
+                <w:sz w:val="18"/>
+              </w:rPr>
               <w:t>KNS: KN tự học: chọn sách phù hợp, kiên trì đọc và rút ra điều bổ ích cho bản thân.</w:t>
             </w:r>
           </w:p>
@@ -9923,6 +10196,45 @@
                 <w:i w:val="0"/>
                 <w:sz w:val="18"/>
               </w:rPr>
+              <w:t>NLS-KT (Cơ bản 1): Trước bài đọc “Chữ A và những người bạn”, GV chiếu bảng chữ cái phóng to và tranh minh hoạ bài đọc</w:t>
+            </w:r>
+          </w:p>
+          <w:p>
+            <w:pPr>
+              <w:spacing w:after="0"/>
+            </w:pPr>
+            <w:r>
+              <w:rPr>
+                <w:b w:val="0"/>
+                <w:i w:val="0"/>
+                <w:sz w:val="18"/>
+              </w:rPr>
+              <w:t>NLS-GT (Cơ bản 1): GV ghi âm lượt đọc phân vai của một nhóm rồi mở lại cho cả lớp nghe; các em nhận ra chỗ nào là lời người kể</w:t>
+            </w:r>
+          </w:p>
+          <w:p>
+            <w:pPr>
+              <w:spacing w:after="0"/>
+            </w:pPr>
+            <w:r>
+              <w:rPr>
+                <w:b w:val="0"/>
+                <w:i w:val="0"/>
+                <w:sz w:val="18"/>
+              </w:rPr>
+              <w:t>NLS-AT: GV hỏi ý kiến HS trước khi ghi âm, chỉ mở trong lớp rồi xoá sau tiết học</w:t>
+            </w:r>
+          </w:p>
+          <w:p>
+            <w:pPr>
+              <w:spacing w:after="0"/>
+            </w:pPr>
+            <w:r>
+              <w:rPr>
+                <w:b w:val="0"/>
+                <w:i w:val="0"/>
+                <w:sz w:val="18"/>
+              </w:rPr>
               <w:t>KNS: KN tự học: chọn sách phù hợp, kiên trì đọc và rút ra điều bổ ích cho bản thân.</w:t>
             </w:r>
           </w:p>
@@ -10266,6 +10578,45 @@
                 <w:i w:val="0"/>
                 <w:sz w:val="18"/>
               </w:rPr>
+              <w:t>NLS-KT (Cơ bản 1): Trước bài đọc “Nhím nâu kết bạn”, GV chiếu tranh minh hoạ phóng to và ảnh thật con nhím; HS nói đặc điểm bộ lông nhím</w:t>
+            </w:r>
+          </w:p>
+          <w:p>
+            <w:pPr>
+              <w:spacing w:after="0"/>
+            </w:pPr>
+            <w:r>
+              <w:rPr>
+                <w:b w:val="0"/>
+                <w:i w:val="0"/>
+                <w:sz w:val="18"/>
+              </w:rPr>
+              <w:t>NLS-GT (Cơ bản 1): GV ghi âm lượt đọc của vài HS rồi mở lại cho cả lớp nghe; các em nhận ra chỗ đọc còn nhỏ</w:t>
+            </w:r>
+          </w:p>
+          <w:p>
+            <w:pPr>
+              <w:spacing w:after="0"/>
+            </w:pPr>
+            <w:r>
+              <w:rPr>
+                <w:b w:val="0"/>
+                <w:i w:val="0"/>
+                <w:sz w:val="18"/>
+              </w:rPr>
+              <w:t>NLS-AT: GV hỏi ý kiến HS trước khi ghi âm, chỉ mở trong lớp rồi xoá sau tiết học</w:t>
+            </w:r>
+          </w:p>
+          <w:p>
+            <w:pPr>
+              <w:spacing w:after="0"/>
+            </w:pPr>
+            <w:r>
+              <w:rPr>
+                <w:b w:val="0"/>
+                <w:i w:val="0"/>
+                <w:sz w:val="18"/>
+              </w:rPr>
               <w:t>KNS: KN tự học: chọn sách phù hợp, kiên trì đọc và rút ra điều bổ ích cho bản thân.</w:t>
             </w:r>
           </w:p>
@@ -11987,6 +12338,45 @@
                 <w:i w:val="0"/>
                 <w:sz w:val="18"/>
               </w:rPr>
+              <w:t>NLS-KT (Cơ bản 1): Trước bài đọc “Nặn đồ chơi”, GV chiếu ảnh các món đồ chơi nặn bằng đất và một đoạn phim ngắn cảnh nghệ nhân nặn tò he</w:t>
+            </w:r>
+          </w:p>
+          <w:p>
+            <w:pPr>
+              <w:spacing w:after="0"/>
+            </w:pPr>
+            <w:r>
+              <w:rPr>
+                <w:b w:val="0"/>
+                <w:i w:val="0"/>
+                <w:sz w:val="18"/>
+              </w:rPr>
+              <w:t>NLS-GT (Cơ bản 1): GV ghi âm lượt đọc thuộc một khổ thơ của vài HS rồi mở lại cho cả lớp nghe; các em nhận ra chỗ ngắt nhịp chưa đúng</w:t>
+            </w:r>
+          </w:p>
+          <w:p>
+            <w:pPr>
+              <w:spacing w:after="0"/>
+            </w:pPr>
+            <w:r>
+              <w:rPr>
+                <w:b w:val="0"/>
+                <w:i w:val="0"/>
+                <w:sz w:val="18"/>
+              </w:rPr>
+              <w:t>NLS-AT: GV hỏi ý kiến HS trước khi ghi âm, chỉ mở trong lớp rồi xoá sau tiết học</w:t>
+            </w:r>
+          </w:p>
+          <w:p>
+            <w:pPr>
+              <w:spacing w:after="0"/>
+            </w:pPr>
+            <w:r>
+              <w:rPr>
+                <w:b w:val="0"/>
+                <w:i w:val="0"/>
+                <w:sz w:val="18"/>
+              </w:rPr>
               <w:t>KNS: KN tự học: chọn sách phù hợp, kiên trì đọc và rút ra điều bổ ích cho bản thân.</w:t>
             </w:r>
           </w:p>
@@ -12822,6 +13212,45 @@
               <w:spacing w:after="0"/>
             </w:pPr>
             <w:r/>
+            <w:r>
+              <w:rPr>
+                <w:b w:val="0"/>
+                <w:i w:val="0"/>
+                <w:sz w:val="18"/>
+              </w:rPr>
+              <w:t>NLS-KT (Cơ bản 1): Trước bài đọc “Em mang về yêu thương”, GV chiếu tranh khởi động phóng to và vài ảnh gia đình đón em bé mới sinh</w:t>
+            </w:r>
+          </w:p>
+          <w:p>
+            <w:pPr>
+              <w:spacing w:after="0"/>
+            </w:pPr>
+            <w:r>
+              <w:rPr>
+                <w:b w:val="0"/>
+                <w:i w:val="0"/>
+                <w:sz w:val="18"/>
+              </w:rPr>
+              <w:t>NLS-GT (Cơ bản 1): GV ghi âm lượt đọc thuộc một khổ thơ của vài HS rồi mở lại cho cả lớp nghe; các em nhận ra chỗ ngắt nhịp chưa đúng</w:t>
+            </w:r>
+          </w:p>
+          <w:p>
+            <w:pPr>
+              <w:spacing w:after="0"/>
+            </w:pPr>
+            <w:r>
+              <w:rPr>
+                <w:b w:val="0"/>
+                <w:i w:val="0"/>
+                <w:sz w:val="18"/>
+              </w:rPr>
+              <w:t>NLS-AT: Ảnh dùng trong bài là ảnh minh hoạ chung do cô chuẩn bị</w:t>
+            </w:r>
+          </w:p>
+          <w:p>
+            <w:pPr>
+              <w:spacing w:after="0"/>
+            </w:pPr>
             <w:r>
               <w:rPr>
                 <w:b w:val="0"/>

--- a/assets/docs/lop2/Tieng Viet - Lop 2.docx
+++ b/assets/docs/lop2/Tieng Viet - Lop 2.docx
@@ -624,33 +624,7 @@
                 <w:i w:val="0"/>
                 <w:sz w:val="18"/>
               </w:rPr>
-              <w:t>NLS-KT (Cơ bản 1): Ở hoạt động đọc văn bản bài “Tôi là học sinh lớp 2”, GV chiếu tranh minh hoạ phóng to và mở bản đọc mẫu trên tivi</w:t>
-            </w:r>
-          </w:p>
-          <w:p>
-            <w:pPr>
-              <w:spacing w:after="0"/>
-            </w:pPr>
-            <w:r>
-              <w:rPr>
-                <w:b w:val="0"/>
-                <w:i w:val="0"/>
-                <w:sz w:val="18"/>
-              </w:rPr>
-              <w:t>NLS-ST (Cơ bản 1): Ở phần luyện đọc lại, GV dùng điện thoại ghi âm một nhóm đọc phân vai lời người kể và lời nói trực tiếp của bạn nhỏ</w:t>
-            </w:r>
-          </w:p>
-          <w:p>
-            <w:pPr>
-              <w:spacing w:after="0"/>
-            </w:pPr>
-            <w:r>
-              <w:rPr>
-                <w:b w:val="0"/>
-                <w:i w:val="0"/>
-                <w:sz w:val="18"/>
-              </w:rPr>
-              <w:t>NLS-AT: Bản ghi âm chỉ dùng trong tiết học, GV xoá sau khi nghe</w:t>
+              <w:t>NLS-KT (Cơ bản 1): Ở hoạt động đọc văn bản bài “Tôi là học sinh lớp 2”, GV chiếu tranh minh hoạ phóng to.</w:t>
             </w:r>
           </w:p>
           <w:p>
@@ -1006,45 +980,6 @@
                 <w:i w:val="0"/>
                 <w:sz w:val="18"/>
               </w:rPr>
-              <w:t>NLS-KT (Cơ bản 1): Ở hoạt động đọc văn bản bài “Ngày hôm qua đâu rồi?”, GV chiếu tranh tờ lịch và mở bản đọc mẫu bài thơ trên tivi</w:t>
-            </w:r>
-          </w:p>
-          <w:p>
-            <w:pPr>
-              <w:spacing w:after="0"/>
-            </w:pPr>
-            <w:r>
-              <w:rPr>
-                <w:b w:val="0"/>
-                <w:i w:val="0"/>
-                <w:sz w:val="18"/>
-              </w:rPr>
-              <w:t>NLS-GQVĐ (Cơ bản 1): Ở phần đọc hiểu, khi liên hệ về quý trọng thời gian, GV mở bài tập tương tác trên tivi có các tranh việc học, việc nhà</w:t>
-            </w:r>
-          </w:p>
-          <w:p>
-            <w:pPr>
-              <w:spacing w:after="0"/>
-            </w:pPr>
-            <w:r>
-              <w:rPr>
-                <w:b w:val="0"/>
-                <w:i w:val="0"/>
-                <w:sz w:val="18"/>
-              </w:rPr>
-              <w:t>NLS-AT: Nhắc HS quý thời gian thì cũng không dành quá nhiều giờ xem tivi, điện thoại</w:t>
-            </w:r>
-          </w:p>
-          <w:p>
-            <w:pPr>
-              <w:spacing w:after="0"/>
-            </w:pPr>
-            <w:r>
-              <w:rPr>
-                <w:b w:val="0"/>
-                <w:i w:val="0"/>
-                <w:sz w:val="18"/>
-              </w:rPr>
               <w:t>KNS: KN tự học: chọn sách phù hợp, kiên trì đọc và rút ra điều bổ ích cho bản thân.</w:t>
             </w:r>
           </w:p>
@@ -1502,33 +1437,6 @@
                 <w:i w:val="0"/>
                 <w:sz w:val="18"/>
               </w:rPr>
-              <w:t>NLS-KT (Cơ bản 1): GV chiếu ảnh bìa vài cuốn sách, bài thơ viết về trẻ em cho HS chọn bài đọc mở rộng; HS nói tên sách, tên tác giả mình chọn</w:t>
-            </w:r>
-          </w:p>
-          <w:p>
-            <w:pPr>
-              <w:spacing w:after="0"/>
-            </w:pPr>
-            <w:r>
-              <w:rPr>
-                <w:b w:val="0"/>
-                <w:i w:val="0"/>
-                <w:sz w:val="18"/>
-              </w:rPr>
-              <w:t>NLS-GT (Cơ bản 1): HS chia sẻ trước lớp điều thú vị vừa đọc, GV chiếu trang sách bạn giới thiệu để cả lớp cùng xem</w:t>
-            </w:r>
-          </w:p>
-          <w:p>
-            <w:pPr>
-              <w:spacing w:after="0"/>
-            </w:pPr>
-            <w:r>
-              <w:rPr>
-                <w:b w:val="0"/>
-                <w:i w:val="0"/>
-                <w:sz w:val="18"/>
-              </w:rPr>
-              <w:t>NLS-AT: Chỉ đọc sách, báo dành cho thiếu nhi do thầy cô, cha mẹ chọn; giới thiệu sách phải nói rõ tên sách và tên tác giả.</w:t>
             </w:r>
           </w:p>
         </w:tc>
@@ -1645,33 +1553,7 @@
                 <w:i w:val="0"/>
                 <w:sz w:val="18"/>
               </w:rPr>
-              <w:t>NLS-KT (Cơ bản 1): Ở phần khởi động và đọc văn bản bài “Niềm vui của Bi và Bống”</w:t>
-            </w:r>
-          </w:p>
-          <w:p>
-            <w:pPr>
-              <w:spacing w:after="0"/>
-            </w:pPr>
-            <w:r>
-              <w:rPr>
-                <w:b w:val="0"/>
-                <w:i w:val="0"/>
-                <w:sz w:val="18"/>
-              </w:rPr>
-              <w:t>NLS-GT (Cơ bản 1): Ở phần liên hệ cách quan tâm người thân, GV gợi ý HS nói một lời yêu thương với anh chị em hoặc ông bà ở xa mà</w:t>
-            </w:r>
-          </w:p>
-          <w:p>
-            <w:pPr>
-              <w:spacing w:after="0"/>
-            </w:pPr>
-            <w:r>
-              <w:rPr>
-                <w:b w:val="0"/>
-                <w:i w:val="0"/>
-                <w:sz w:val="18"/>
-              </w:rPr>
-              <w:t>NLS-AT: Gửi tin nhắn, gọi hình phải có bố mẹ bên cạnh và dùng điện thoại của người lớn</w:t>
+              <w:t>NLS-GT (Cơ bản 1): Ở phần liên hệ cách quan tâm người thân.</w:t>
             </w:r>
           </w:p>
           <w:p>
@@ -2027,45 +1909,6 @@
                 <w:i w:val="0"/>
                 <w:sz w:val="18"/>
               </w:rPr>
-              <w:t>NLS-KT (Cơ bản 1): Ở hoạt động đọc văn bản bài “Làm việc thật là vui”, GV chiếu tranh và mở đoạn âm thanh đồng hồ tích tắc, gà gáy</w:t>
-            </w:r>
-          </w:p>
-          <w:p>
-            <w:pPr>
-              <w:spacing w:after="0"/>
-            </w:pPr>
-            <w:r>
-              <w:rPr>
-                <w:b w:val="0"/>
-                <w:i w:val="0"/>
-                <w:sz w:val="18"/>
-              </w:rPr>
-              <w:t>NLS-GQVĐ (Cơ bản 1): Ở phần liên hệ sắp xếp việc học, việc chơi, việc nhà, GV chiếu hình đồng hồ báo thức</w:t>
-            </w:r>
-          </w:p>
-          <w:p>
-            <w:pPr>
-              <w:spacing w:after="0"/>
-            </w:pPr>
-            <w:r>
-              <w:rPr>
-                <w:b w:val="0"/>
-                <w:i w:val="0"/>
-                <w:sz w:val="18"/>
-              </w:rPr>
-              <w:t>NLS-AT: Nhắc HS thiết bị thông minh chỉ giúp nhắc việc; không dùng điện thoại để chơi quá giờ</w:t>
-            </w:r>
-          </w:p>
-          <w:p>
-            <w:pPr>
-              <w:spacing w:after="0"/>
-            </w:pPr>
-            <w:r>
-              <w:rPr>
-                <w:b w:val="0"/>
-                <w:i w:val="0"/>
-                <w:sz w:val="18"/>
-              </w:rPr>
               <w:t>KNS: KN tự học: chọn sách phù hợp, kiên trì đọc và rút ra điều bổ ích cho bản thân.</w:t>
             </w:r>
           </w:p>
@@ -2523,33 +2366,6 @@
                 <w:i w:val="0"/>
                 <w:sz w:val="18"/>
               </w:rPr>
-              <w:t>NLS-KT (Cơ bản 1): GV mở sẵn vài bài viết ngắn về hoạt động của thiếu nhi trên báo Nhi đồng bản điện tử; HS chọn một bài, đọc và nói việc bạn nhỏ trong bài đã làm</w:t>
-            </w:r>
-          </w:p>
-          <w:p>
-            <w:pPr>
-              <w:spacing w:after="0"/>
-            </w:pPr>
-            <w:r>
-              <w:rPr>
-                <w:b w:val="0"/>
-                <w:i w:val="0"/>
-                <w:sz w:val="18"/>
-              </w:rPr>
-              <w:t>NLS-GT (Cơ bản 1): HS kể lại trước lớp, GV chiếu ảnh minh hoạ của bài viết để cả lớp cùng theo dõi</w:t>
-            </w:r>
-          </w:p>
-          <w:p>
-            <w:pPr>
-              <w:spacing w:after="0"/>
-            </w:pPr>
-            <w:r>
-              <w:rPr>
-                <w:b w:val="0"/>
-                <w:i w:val="0"/>
-                <w:sz w:val="18"/>
-              </w:rPr>
-              <w:t>NLS-AT: Chỉ đọc trang báo thiếu nhi thầy cô mở sẵn, không tự tìm trên mạng; nói rõ bài viết lấy từ đâu.</w:t>
             </w:r>
           </w:p>
         </w:tc>
@@ -2666,33 +2482,7 @@
                 <w:i w:val="0"/>
                 <w:sz w:val="18"/>
               </w:rPr>
-              <w:t>NLS-KT (Cơ bản 1): GV chiếu phóng to tranh minh hoạ bài đọc “Em có xinh không?” và mở bản đọc mẫu để HS vừa nhìn tranh vừa nghe giọng đọc lời</w:t>
-            </w:r>
-          </w:p>
-          <w:p>
-            <w:pPr>
-              <w:spacing w:after="0"/>
-            </w:pPr>
-            <w:r>
-              <w:rPr>
-                <w:b w:val="0"/>
-                <w:i w:val="0"/>
-                <w:sz w:val="18"/>
-              </w:rPr>
-              <w:t>NLS-GT (Cơ bản 1): GV ghi âm một, hai lượt HS đọc lời nhân vật rồi mở lại cho cả lớp nghe</w:t>
-            </w:r>
-          </w:p>
-          <w:p>
-            <w:pPr>
-              <w:spacing w:after="0"/>
-            </w:pPr>
-            <w:r>
-              <w:rPr>
-                <w:b w:val="0"/>
-                <w:i w:val="0"/>
-                <w:sz w:val="18"/>
-              </w:rPr>
-              <w:t>NLS-AT: GV hỏi ý kiến HS trước khi ghi âm, chỉ mở trong lớp rồi xoá sau tiết học</w:t>
+              <w:t>NLS-KT (Cơ bản 1): Chiếu phóng to tranh minh hoạ bài đọc “Em có xinh không?”.</w:t>
             </w:r>
           </w:p>
           <w:p>
@@ -3048,45 +2838,6 @@
                 <w:i w:val="0"/>
                 <w:sz w:val="18"/>
               </w:rPr>
-              <w:t>NLS-KT (Cơ bản 1): GV chiếu phóng to tranh minh hoạ bài đọc “Một giờ học” và mở bản đọc mẫu lời thầy giáo, lời bạn Quang</w:t>
-            </w:r>
-          </w:p>
-          <w:p>
-            <w:pPr>
-              <w:spacing w:after="0"/>
-            </w:pPr>
-            <w:r>
-              <w:rPr>
-                <w:b w:val="0"/>
-                <w:i w:val="0"/>
-                <w:sz w:val="18"/>
-              </w:rPr>
-              <w:t>NLS-GT (Cơ bản 1): GV ghi âm lượt đọc phân vai của một nhóm rồi mở lại cho cả lớp nghe; các em nhận ra giọng thầy giáo phải chậm và ấm</w:t>
-            </w:r>
-          </w:p>
-          <w:p>
-            <w:pPr>
-              <w:spacing w:after="0"/>
-            </w:pPr>
-            <w:r>
-              <w:rPr>
-                <w:b w:val="0"/>
-                <w:i w:val="0"/>
-                <w:sz w:val="18"/>
-              </w:rPr>
-              <w:t>NLS-AT: GV hỏi ý kiến HS trước khi ghi âm, chỉ mở trong lớp rồi xoá sau tiết học</w:t>
-            </w:r>
-          </w:p>
-          <w:p>
-            <w:pPr>
-              <w:spacing w:after="0"/>
-            </w:pPr>
-            <w:r>
-              <w:rPr>
-                <w:b w:val="0"/>
-                <w:i w:val="0"/>
-                <w:sz w:val="18"/>
-              </w:rPr>
               <w:t>KNS: KN tự học: chọn sách phù hợp, kiên trì đọc và rút ra điều bổ ích cho bản thân.</w:t>
             </w:r>
           </w:p>
@@ -3660,33 +3411,7 @@
                 <w:i w:val="0"/>
                 <w:sz w:val="18"/>
               </w:rPr>
-              <w:t>NLS-KT (Cơ bản 1): Bài “Cây xấu hổ” tả cảnh vật mà nhiều HS chưa từng nhìn thấy ngoài đời: đúng lúc HS đi tìm từ ngữ tả cảnh</w:t>
-            </w:r>
-          </w:p>
-          <w:p>
-            <w:pPr>
-              <w:spacing w:after="0"/>
-            </w:pPr>
-            <w:r>
-              <w:rPr>
-                <w:b w:val="0"/>
-                <w:i w:val="0"/>
-                <w:sz w:val="18"/>
-              </w:rPr>
-              <w:t>NLS-ST (Cơ bản 1): GV dùng điện thoại ghi âm giọng đọc diễn cảm bài “Cây xấu hổ” của 2-3 HS rồi phát lại cho cả lớp nghe</w:t>
-            </w:r>
-          </w:p>
-          <w:p>
-            <w:pPr>
-              <w:spacing w:after="0"/>
-            </w:pPr>
-            <w:r>
-              <w:rPr>
-                <w:b w:val="0"/>
-                <w:i w:val="0"/>
-                <w:sz w:val="18"/>
-              </w:rPr>
-              <w:t>NLS-AT: GV chỉ ghi âm giọng đọc khi HS đồng ý</w:t>
+              <w:t>NLS-ST (Cơ bản 1): Dùng điện thoại ghi âm giọng đọc diễn cảm bài “Cây xấu hổ” của 2-3.</w:t>
             </w:r>
           </w:p>
           <w:p>
@@ -4042,45 +3767,6 @@
                 <w:i w:val="0"/>
                 <w:sz w:val="18"/>
               </w:rPr>
-              <w:t>NLS-KT (Cơ bản 1): Trước bài đọc “Cầu thủ dự bị”, GV chiếu tranh minh hoạ phóng to và một đoạn phim ngắn về trận bóng của thiếu nhi để HS gọi</w:t>
-            </w:r>
-          </w:p>
-          <w:p>
-            <w:pPr>
-              <w:spacing w:after="0"/>
-            </w:pPr>
-            <w:r>
-              <w:rPr>
-                <w:b w:val="0"/>
-                <w:i w:val="0"/>
-                <w:sz w:val="18"/>
-              </w:rPr>
-              <w:t>NLS-GT (Cơ bản 1): GV ghi âm lượt đọc phân vai của một nhóm rồi mở lại cho cả lớp nghe; các em nhận ra chỗ nào là lời người kể</w:t>
-            </w:r>
-          </w:p>
-          <w:p>
-            <w:pPr>
-              <w:spacing w:after="0"/>
-            </w:pPr>
-            <w:r>
-              <w:rPr>
-                <w:b w:val="0"/>
-                <w:i w:val="0"/>
-                <w:sz w:val="18"/>
-              </w:rPr>
-              <w:t>NLS-AT: GV hỏi ý kiến HS trước khi ghi âm, chỉ mở trong lớp rồi xoá sau tiết học</w:t>
-            </w:r>
-          </w:p>
-          <w:p>
-            <w:pPr>
-              <w:spacing w:after="0"/>
-            </w:pPr>
-            <w:r>
-              <w:rPr>
-                <w:b w:val="0"/>
-                <w:i w:val="0"/>
-                <w:sz w:val="18"/>
-              </w:rPr>
               <w:t>KNS: KN tự học: chọn sách phù hợp, kiên trì đọc và rút ra điều bổ ích cho bản thân.</w:t>
             </w:r>
           </w:p>
@@ -4654,7 +4340,7 @@
                 <w:i w:val="0"/>
                 <w:sz w:val="18"/>
               </w:rPr>
-              <w:t>NLS-KT (Cơ bản 1): Vào chủ điểm mới với bài đọc “Cô giáo lớp em”, GV chiếu tranh minh hoạ phóng to và mở bản đọc mẫu bài thơ</w:t>
+              <w:t>NLS-KT (Cơ bản 1): Vào chủ điểm mới với bài đọc “Cô giáo lớp em”, GV chiếu tranh minh hoạ phóng to.</w:t>
             </w:r>
           </w:p>
           <w:p>
@@ -4667,7 +4353,7 @@
                 <w:i w:val="0"/>
                 <w:sz w:val="18"/>
               </w:rPr>
-              <w:t>NLS-GT (Cơ bản 1): GV ghi âm lượt đọc thuộc lòng một khổ thơ của vài HS rồi mở lại cho cả lớp nghe</w:t>
+              <w:t>QTE</w:t>
             </w:r>
           </w:p>
           <w:p>
@@ -4680,20 +4366,7 @@
                 <w:i w:val="0"/>
                 <w:sz w:val="18"/>
               </w:rPr>
-              <w:t>NLS-AT: GV hỏi ý kiến HS trước khi ghi âm, chỉ mở trong lớp rồi xoá sau tiết học</w:t>
-            </w:r>
-          </w:p>
-          <w:p>
-            <w:pPr>
-              <w:spacing w:after="0"/>
-            </w:pPr>
-            <w:r>
-              <w:rPr>
-                <w:b w:val="0"/>
-                <w:i w:val="0"/>
-                <w:sz w:val="18"/>
-              </w:rPr>
-              <w:t>KNS: KN tự học: chọn sách phù hợp, kiên trì đọc và rút ra điều bổ ích cho bản thân.</w:t>
+              <w:t>QTE: liên hệ quyền được học tập, vui chơi và được yêu thương của trẻ em qua nhân vật, chi tiết trong bài đọc.</w:t>
             </w:r>
           </w:p>
         </w:tc>
@@ -5036,45 +4709,6 @@
                 <w:i w:val="0"/>
                 <w:sz w:val="18"/>
               </w:rPr>
-              <w:t>NLS-KT (Cơ bản 1): Sau phần đọc hiểu bài “Thời khoá biểu”, GV chiếu ảnh chụp thời khoá biểu điện tử của nhà trường và một bảng thời khoá biểu lập bằng</w:t>
-            </w:r>
-          </w:p>
-          <w:p>
-            <w:pPr>
-              <w:spacing w:after="0"/>
-            </w:pPr>
-            <w:r>
-              <w:rPr>
-                <w:b w:val="0"/>
-                <w:i w:val="0"/>
-                <w:sz w:val="18"/>
-              </w:rPr>
-              <w:t>NLS-GQVĐ (Cơ bản 1): GV nêu một câu hỏi mà bài “Thời khoá biểu” chưa trả lời hết</w:t>
-            </w:r>
-          </w:p>
-          <w:p>
-            <w:pPr>
-              <w:spacing w:after="0"/>
-            </w:pPr>
-            <w:r>
-              <w:rPr>
-                <w:b w:val="0"/>
-                <w:i w:val="0"/>
-                <w:sz w:val="18"/>
-              </w:rPr>
-              <w:t>NLS-AT: Bài “Thời khoá biểu” dễ khiến HS tò mò muốn tra thêm: GV dặn HS lớp 2 chưa</w:t>
-            </w:r>
-          </w:p>
-          <w:p>
-            <w:pPr>
-              <w:spacing w:after="0"/>
-            </w:pPr>
-            <w:r>
-              <w:rPr>
-                <w:b w:val="0"/>
-                <w:i w:val="0"/>
-                <w:sz w:val="18"/>
-              </w:rPr>
               <w:t>KNS: KN tự học: chọn sách phù hợp, kiên trì đọc và rút ra điều bổ ích cho bản thân.</w:t>
             </w:r>
           </w:p>
@@ -5648,33 +5282,7 @@
                 <w:i w:val="0"/>
                 <w:sz w:val="18"/>
               </w:rPr>
-              <w:t>NLS-KT (Cơ bản 1): Trước bài đọc “Cái trống trường em”, GV mở đoạn ghi âm tiếng trống trường và chiếu ảnh chiếc trống ở sân trường mình</w:t>
-            </w:r>
-          </w:p>
-          <w:p>
-            <w:pPr>
-              <w:spacing w:after="0"/>
-            </w:pPr>
-            <w:r>
-              <w:rPr>
-                <w:b w:val="0"/>
-                <w:i w:val="0"/>
-                <w:sz w:val="18"/>
-              </w:rPr>
-              <w:t>NLS-GT (Cơ bản 1): GV ghi âm lượt đọc thuộc một khổ thơ của vài HS rồi mở lại cho cả lớp nghe; các em nhận ra chỗ ngắt nhịp chưa đúng</w:t>
-            </w:r>
-          </w:p>
-          <w:p>
-            <w:pPr>
-              <w:spacing w:after="0"/>
-            </w:pPr>
-            <w:r>
-              <w:rPr>
-                <w:b w:val="0"/>
-                <w:i w:val="0"/>
-                <w:sz w:val="18"/>
-              </w:rPr>
-              <w:t>NLS-AT: GV hỏi ý kiến HS trước khi ghi âm, chỉ mở trong lớp rồi xoá sau tiết học</w:t>
+              <w:t>NLS-GT (Cơ bản 1): Ghi âm lượt đọc thuộc một khổ thơ của vài.</w:t>
             </w:r>
           </w:p>
           <w:p>
@@ -6030,45 +5638,6 @@
                 <w:i w:val="0"/>
                 <w:sz w:val="18"/>
               </w:rPr>
-              <w:t>NLS-KT (Cơ bản 1): Sau phần đọc hiểu bài “Danh sách học sinh”, GV chiếu một bản danh sách lập bằng bảng trên máy tính</w:t>
-            </w:r>
-          </w:p>
-          <w:p>
-            <w:pPr>
-              <w:spacing w:after="0"/>
-            </w:pPr>
-            <w:r>
-              <w:rPr>
-                <w:b w:val="0"/>
-                <w:i w:val="0"/>
-                <w:sz w:val="18"/>
-              </w:rPr>
-              <w:t>NLS-GQVĐ (Cơ bản 1): GV nêu một câu hỏi mà bài “Danh sách học sinh” chưa trả lời hết</w:t>
-            </w:r>
-          </w:p>
-          <w:p>
-            <w:pPr>
-              <w:spacing w:after="0"/>
-            </w:pPr>
-            <w:r>
-              <w:rPr>
-                <w:b w:val="0"/>
-                <w:i w:val="0"/>
-                <w:sz w:val="18"/>
-              </w:rPr>
-              <w:t>NLS-AT: Bài “Danh sách học sinh” dễ khiến HS tò mò muốn tra thêm: GV dặn HS lớp 2</w:t>
-            </w:r>
-          </w:p>
-          <w:p>
-            <w:pPr>
-              <w:spacing w:after="0"/>
-            </w:pPr>
-            <w:r>
-              <w:rPr>
-                <w:b w:val="0"/>
-                <w:i w:val="0"/>
-                <w:sz w:val="18"/>
-              </w:rPr>
               <w:t>KNS: KN tự học: chọn sách phù hợp, kiên trì đọc và rút ra điều bổ ích cho bản thân.</w:t>
             </w:r>
           </w:p>
@@ -6642,33 +6211,7 @@
                 <w:i w:val="0"/>
                 <w:sz w:val="18"/>
               </w:rPr>
-              <w:t>NLS-KT (Cơ bản 1): Trước bài đọc “Yêu lắm trường ơi!”, GV chiếu ảnh chính ngôi trường mình: cổng trường, sân chơi, lớp học, thư viện</w:t>
-            </w:r>
-          </w:p>
-          <w:p>
-            <w:pPr>
-              <w:spacing w:after="0"/>
-            </w:pPr>
-            <w:r>
-              <w:rPr>
-                <w:b w:val="0"/>
-                <w:i w:val="0"/>
-                <w:sz w:val="18"/>
-              </w:rPr>
-              <w:t>NLS-GT (Cơ bản 1): GV ghi âm lượt đọc thuộc một khổ thơ của vài HS rồi mở lại cho cả lớp nghe; các em nhận ra chỗ ngắt nhịp chưa đúng</w:t>
-            </w:r>
-          </w:p>
-          <w:p>
-            <w:pPr>
-              <w:spacing w:after="0"/>
-            </w:pPr>
-            <w:r>
-              <w:rPr>
-                <w:b w:val="0"/>
-                <w:i w:val="0"/>
-                <w:sz w:val="18"/>
-              </w:rPr>
-              <w:t>NLS-AT: Ảnh trường chỉ dùng trong giờ học, không chụp mặt bạn để đưa lên màn hình</w:t>
+              <w:t>NLS-KT (Cơ bản 1): Trước bài đọc “Yêu lắm trường ơi!”, GV chiếu ảnh chính ngôi trường mình.</w:t>
             </w:r>
           </w:p>
           <w:p>
@@ -7024,45 +6567,6 @@
                 <w:i w:val="0"/>
                 <w:sz w:val="18"/>
               </w:rPr>
-              <w:t>NLS-KT (Cơ bản 1): Trước bài đọc “Em học vẽ”, GV chiếu vài bức tranh thiếu nhi vẽ cảnh vật, con vật và phóng to từng mảng màu</w:t>
-            </w:r>
-          </w:p>
-          <w:p>
-            <w:pPr>
-              <w:spacing w:after="0"/>
-            </w:pPr>
-            <w:r>
-              <w:rPr>
-                <w:b w:val="0"/>
-                <w:i w:val="0"/>
-                <w:sz w:val="18"/>
-              </w:rPr>
-              <w:t>NLS-ST (Cơ bản 1): Sau khi đọc, HS vẽ lại một hình ảnh mình thích trong bài; GV chụp ảnh các bài vẽ rồi chiếu thành phòng tranh của lớp để mỗi</w:t>
-            </w:r>
-          </w:p>
-          <w:p>
-            <w:pPr>
-              <w:spacing w:after="0"/>
-            </w:pPr>
-            <w:r>
-              <w:rPr>
-                <w:b w:val="0"/>
-                <w:i w:val="0"/>
-                <w:sz w:val="18"/>
-              </w:rPr>
-              <w:t>NLS-AT: GV chỉ chụp bài vẽ, không chụp mặt HS</w:t>
-            </w:r>
-          </w:p>
-          <w:p>
-            <w:pPr>
-              <w:spacing w:after="0"/>
-            </w:pPr>
-            <w:r>
-              <w:rPr>
-                <w:b w:val="0"/>
-                <w:i w:val="0"/>
-                <w:sz w:val="18"/>
-              </w:rPr>
               <w:t>KNS: KN tự học: chọn sách phù hợp, kiên trì đọc và rút ra điều bổ ích cho bản thân.</w:t>
             </w:r>
           </w:p>
@@ -7636,33 +7140,7 @@
                 <w:i w:val="0"/>
                 <w:sz w:val="18"/>
               </w:rPr>
-              <w:t>NLS-KT (Cơ bản 1): Sau phần đọc hiểu bài “Cuốn sách của em”, GV chiếu ảnh bìa, tên tác giả</w:t>
-            </w:r>
-          </w:p>
-          <w:p>
-            <w:pPr>
-              <w:spacing w:after="0"/>
-            </w:pPr>
-            <w:r>
-              <w:rPr>
-                <w:b w:val="0"/>
-                <w:i w:val="0"/>
-                <w:sz w:val="18"/>
-              </w:rPr>
-              <w:t>NLS-GQVĐ (Cơ bản 1): GV nêu một câu hỏi mà bài “Cuốn sách của em” chưa trả lời hết</w:t>
-            </w:r>
-          </w:p>
-          <w:p>
-            <w:pPr>
-              <w:spacing w:after="0"/>
-            </w:pPr>
-            <w:r>
-              <w:rPr>
-                <w:b w:val="0"/>
-                <w:i w:val="0"/>
-                <w:sz w:val="18"/>
-              </w:rPr>
-              <w:t>NLS-AT: Bài “Cuốn sách của em” dễ khiến HS tò mò muốn tra thêm: GV dặn HS lớp 2</w:t>
+              <w:t>NLS-GQVĐ (Cơ bản 1): Nêu một câu hỏi mà bài “Cuốn sách của em” chưa trả lời hết.</w:t>
             </w:r>
           </w:p>
           <w:p>
@@ -8018,45 +7496,6 @@
                 <w:i w:val="0"/>
                 <w:sz w:val="18"/>
               </w:rPr>
-              <w:t>NLS-KT (Cơ bản 1): Trước bài đọc “Khi trang sách mở ra”, GV chiếu bìa một số cuốn sách thiếu nhi quen thuộc và ảnh góc thư viện của trường</w:t>
-            </w:r>
-          </w:p>
-          <w:p>
-            <w:pPr>
-              <w:spacing w:after="0"/>
-            </w:pPr>
-            <w:r>
-              <w:rPr>
-                <w:b w:val="0"/>
-                <w:i w:val="0"/>
-                <w:sz w:val="18"/>
-              </w:rPr>
-              <w:t>NLS-GT (Cơ bản 1): GV ghi âm lượt đọc thuộc một khổ thơ của vài HS rồi mở lại cho cả lớp nghe; các em nhận ra chỗ ngắt nhịp chưa đúng</w:t>
-            </w:r>
-          </w:p>
-          <w:p>
-            <w:pPr>
-              <w:spacing w:after="0"/>
-            </w:pPr>
-            <w:r>
-              <w:rPr>
-                <w:b w:val="0"/>
-                <w:i w:val="0"/>
-                <w:sz w:val="18"/>
-              </w:rPr>
-              <w:t>NLS-AT: GV hỏi ý kiến HS trước khi ghi âm, chỉ mở trong lớp rồi xoá sau tiết học</w:t>
-            </w:r>
-          </w:p>
-          <w:p>
-            <w:pPr>
-              <w:spacing w:after="0"/>
-            </w:pPr>
-            <w:r>
-              <w:rPr>
-                <w:b w:val="0"/>
-                <w:i w:val="0"/>
-                <w:sz w:val="18"/>
-              </w:rPr>
               <w:t>KNS: KN tự học: chọn sách phù hợp, kiên trì đọc và rút ra điều bổ ích cho bản thân.</w:t>
             </w:r>
           </w:p>
@@ -9202,33 +8641,7 @@
                 <w:i w:val="0"/>
                 <w:sz w:val="18"/>
               </w:rPr>
-              <w:t>NLS-KT (Cơ bản 1): Bài “Gọi bạn” tả cảnh vật mà nhiều HS chưa từng nhìn thấy ngoài đời: đúng lúc HS đi tìm từ ngữ tả cảnh</w:t>
-            </w:r>
-          </w:p>
-          <w:p>
-            <w:pPr>
-              <w:spacing w:after="0"/>
-            </w:pPr>
-            <w:r>
-              <w:rPr>
-                <w:b w:val="0"/>
-                <w:i w:val="0"/>
-                <w:sz w:val="18"/>
-              </w:rPr>
-              <w:t>NLS-ST (Cơ bản 1): GV dùng điện thoại ghi âm giọng đọc diễn cảm bài “Gọi bạn” của 2-3 HS rồi phát lại cho cả lớp nghe</w:t>
-            </w:r>
-          </w:p>
-          <w:p>
-            <w:pPr>
-              <w:spacing w:after="0"/>
-            </w:pPr>
-            <w:r>
-              <w:rPr>
-                <w:b w:val="0"/>
-                <w:i w:val="0"/>
-                <w:sz w:val="18"/>
-              </w:rPr>
-              <w:t>NLS-AT: GV chỉ ghi âm giọng đọc khi HS đồng ý</w:t>
+              <w:t>NLS-KT (Cơ bản 1): Bài “Gọi bạn” tả cảnh vật mà nhiều HS chưa từng nhìn thấy ngoài đời.</w:t>
             </w:r>
           </w:p>
           <w:p>
@@ -9584,45 +8997,6 @@
                 <w:i w:val="0"/>
                 <w:sz w:val="18"/>
               </w:rPr>
-              <w:t>NLS-KT (Cơ bản 1): Trước bài đọc “Tớ nhớ cậu”, GV chiếu tranh minh hoạ phóng to và mở bản đọc mẫu</w:t>
-            </w:r>
-          </w:p>
-          <w:p>
-            <w:pPr>
-              <w:spacing w:after="0"/>
-            </w:pPr>
-            <w:r>
-              <w:rPr>
-                <w:b w:val="0"/>
-                <w:i w:val="0"/>
-                <w:sz w:val="18"/>
-              </w:rPr>
-              <w:t>NLS-GT (Cơ bản 1): GV ghi âm lượt đọc phân vai của một nhóm rồi mở lại cho cả lớp nghe; các em nhận ra chỗ nào là lời người kể</w:t>
-            </w:r>
-          </w:p>
-          <w:p>
-            <w:pPr>
-              <w:spacing w:after="0"/>
-            </w:pPr>
-            <w:r>
-              <w:rPr>
-                <w:b w:val="0"/>
-                <w:i w:val="0"/>
-                <w:sz w:val="18"/>
-              </w:rPr>
-              <w:t>NLS-AT: GV hỏi ý kiến HS trước khi ghi âm, chỉ mở trong lớp rồi xoá sau tiết học</w:t>
-            </w:r>
-          </w:p>
-          <w:p>
-            <w:pPr>
-              <w:spacing w:after="0"/>
-            </w:pPr>
-            <w:r>
-              <w:rPr>
-                <w:b w:val="0"/>
-                <w:i w:val="0"/>
-                <w:sz w:val="18"/>
-              </w:rPr>
               <w:t>KNS: KN tự học: chọn sách phù hợp, kiên trì đọc và rút ra điều bổ ích cho bản thân.</w:t>
             </w:r>
           </w:p>
@@ -10196,33 +9570,7 @@
                 <w:i w:val="0"/>
                 <w:sz w:val="18"/>
               </w:rPr>
-              <w:t>NLS-KT (Cơ bản 1): Trước bài đọc “Chữ A và những người bạn”, GV chiếu bảng chữ cái phóng to và tranh minh hoạ bài đọc</w:t>
-            </w:r>
-          </w:p>
-          <w:p>
-            <w:pPr>
-              <w:spacing w:after="0"/>
-            </w:pPr>
-            <w:r>
-              <w:rPr>
-                <w:b w:val="0"/>
-                <w:i w:val="0"/>
-                <w:sz w:val="18"/>
-              </w:rPr>
-              <w:t>NLS-GT (Cơ bản 1): GV ghi âm lượt đọc phân vai của một nhóm rồi mở lại cho cả lớp nghe; các em nhận ra chỗ nào là lời người kể</w:t>
-            </w:r>
-          </w:p>
-          <w:p>
-            <w:pPr>
-              <w:spacing w:after="0"/>
-            </w:pPr>
-            <w:r>
-              <w:rPr>
-                <w:b w:val="0"/>
-                <w:i w:val="0"/>
-                <w:sz w:val="18"/>
-              </w:rPr>
-              <w:t>NLS-AT: GV hỏi ý kiến HS trước khi ghi âm, chỉ mở trong lớp rồi xoá sau tiết học</w:t>
+              <w:t>NLS-GT (Cơ bản 1): Ghi âm lượt đọc phân vai của một nhóm.</w:t>
             </w:r>
           </w:p>
           <w:p>
@@ -10578,45 +9926,6 @@
                 <w:i w:val="0"/>
                 <w:sz w:val="18"/>
               </w:rPr>
-              <w:t>NLS-KT (Cơ bản 1): Trước bài đọc “Nhím nâu kết bạn”, GV chiếu tranh minh hoạ phóng to và ảnh thật con nhím; HS nói đặc điểm bộ lông nhím</w:t>
-            </w:r>
-          </w:p>
-          <w:p>
-            <w:pPr>
-              <w:spacing w:after="0"/>
-            </w:pPr>
-            <w:r>
-              <w:rPr>
-                <w:b w:val="0"/>
-                <w:i w:val="0"/>
-                <w:sz w:val="18"/>
-              </w:rPr>
-              <w:t>NLS-GT (Cơ bản 1): GV ghi âm lượt đọc của vài HS rồi mở lại cho cả lớp nghe; các em nhận ra chỗ đọc còn nhỏ</w:t>
-            </w:r>
-          </w:p>
-          <w:p>
-            <w:pPr>
-              <w:spacing w:after="0"/>
-            </w:pPr>
-            <w:r>
-              <w:rPr>
-                <w:b w:val="0"/>
-                <w:i w:val="0"/>
-                <w:sz w:val="18"/>
-              </w:rPr>
-              <w:t>NLS-AT: GV hỏi ý kiến HS trước khi ghi âm, chỉ mở trong lớp rồi xoá sau tiết học</w:t>
-            </w:r>
-          </w:p>
-          <w:p>
-            <w:pPr>
-              <w:spacing w:after="0"/>
-            </w:pPr>
-            <w:r>
-              <w:rPr>
-                <w:b w:val="0"/>
-                <w:i w:val="0"/>
-                <w:sz w:val="18"/>
-              </w:rPr>
               <w:t>KNS: KN tự học: chọn sách phù hợp, kiên trì đọc và rút ra điều bổ ích cho bản thân.</w:t>
             </w:r>
           </w:p>
@@ -11076,33 +10385,7 @@
                 <w:i w:val="0"/>
                 <w:sz w:val="18"/>
               </w:rPr>
-              <w:t>NLS-KT (Cơ bản 1): Bài “Thả diều” tả cảnh vật mà nhiều HS chưa từng nhìn thấy ngoài đời: đúng lúc HS đi tìm từ ngữ tả cảnh</w:t>
-            </w:r>
-          </w:p>
-          <w:p>
-            <w:pPr>
-              <w:spacing w:after="0"/>
-            </w:pPr>
-            <w:r>
-              <w:rPr>
-                <w:b w:val="0"/>
-                <w:i w:val="0"/>
-                <w:sz w:val="18"/>
-              </w:rPr>
-              <w:t>NLS-ST (Cơ bản 1): GV dùng điện thoại ghi âm giọng đọc diễn cảm bài “Thả diều” của 2-3 HS rồi phát lại cho cả lớp nghe</w:t>
-            </w:r>
-          </w:p>
-          <w:p>
-            <w:pPr>
-              <w:spacing w:after="0"/>
-            </w:pPr>
-            <w:r>
-              <w:rPr>
-                <w:b w:val="0"/>
-                <w:i w:val="0"/>
-                <w:sz w:val="18"/>
-              </w:rPr>
-              <w:t>NLS-AT: GV chỉ ghi âm giọng đọc khi HS đồng ý</w:t>
+              <w:t>NLS-KT (Cơ bản 1): Bài “Thả diều” tả cảnh vật mà nhiều HS chưa từng nhìn thấy ngoài đời.</w:t>
             </w:r>
           </w:p>
           <w:p>
@@ -11458,45 +10741,6 @@
                 <w:i w:val="0"/>
                 <w:sz w:val="18"/>
               </w:rPr>
-              <w:t>NLS-KT (Cơ bản 1): Sau phần đọc hiểu bài “Tớ là Lê-gô”, GV chiếu phim ngắn quay các mô hình lắp ghép và hình mô phỏng trên máy chỉ cách ghép từng</w:t>
-            </w:r>
-          </w:p>
-          <w:p>
-            <w:pPr>
-              <w:spacing w:after="0"/>
-            </w:pPr>
-            <w:r>
-              <w:rPr>
-                <w:b w:val="0"/>
-                <w:i w:val="0"/>
-                <w:sz w:val="18"/>
-              </w:rPr>
-              <w:t>NLS-GQVĐ (Cơ bản 1): GV nêu một câu hỏi mà bài “Tớ là Lê-gô” chưa trả lời hết</w:t>
-            </w:r>
-          </w:p>
-          <w:p>
-            <w:pPr>
-              <w:spacing w:after="0"/>
-            </w:pPr>
-            <w:r>
-              <w:rPr>
-                <w:b w:val="0"/>
-                <w:i w:val="0"/>
-                <w:sz w:val="18"/>
-              </w:rPr>
-              <w:t>NLS-AT: Bài “Tớ là Lê-gô” dễ khiến HS tò mò muốn tra thêm: GV dặn HS lớp 2 chưa</w:t>
-            </w:r>
-          </w:p>
-          <w:p>
-            <w:pPr>
-              <w:spacing w:after="0"/>
-            </w:pPr>
-            <w:r>
-              <w:rPr>
-                <w:b w:val="0"/>
-                <w:i w:val="0"/>
-                <w:sz w:val="18"/>
-              </w:rPr>
               <w:t>KNS: KN tự học: chọn sách phù hợp, kiên trì đọc và rút ra điều bổ ích cho bản thân.</w:t>
             </w:r>
           </w:p>
@@ -11956,33 +11200,7 @@
                 <w:i w:val="0"/>
                 <w:sz w:val="18"/>
               </w:rPr>
-              <w:t>NLS-KT (Cơ bản 1): Bài “Rồng rắn lên mây” tả cảnh vật mà nhiều HS chưa từng nhìn thấy ngoài đời: đúng lúc HS đi tìm từ ngữ tả cảnh</w:t>
-            </w:r>
-          </w:p>
-          <w:p>
-            <w:pPr>
-              <w:spacing w:after="0"/>
-            </w:pPr>
-            <w:r>
-              <w:rPr>
-                <w:b w:val="0"/>
-                <w:i w:val="0"/>
-                <w:sz w:val="18"/>
-              </w:rPr>
-              <w:t>NLS-ST (Cơ bản 1): GV dùng điện thoại ghi âm giọng đọc diễn cảm bài “Rồng rắn lên mây” của 2-3 HS rồi phát lại cho cả lớp nghe</w:t>
-            </w:r>
-          </w:p>
-          <w:p>
-            <w:pPr>
-              <w:spacing w:after="0"/>
-            </w:pPr>
-            <w:r>
-              <w:rPr>
-                <w:b w:val="0"/>
-                <w:i w:val="0"/>
-                <w:sz w:val="18"/>
-              </w:rPr>
-              <w:t>NLS-AT: GV chỉ ghi âm giọng đọc khi HS đồng ý</w:t>
+              <w:t>NLS-ST (Cơ bản 1): Dùng điện thoại ghi âm giọng đọc diễn cảm bài “Rồng rắn lên mây” của 2-3.</w:t>
             </w:r>
           </w:p>
           <w:p>
@@ -12338,45 +11556,6 @@
                 <w:i w:val="0"/>
                 <w:sz w:val="18"/>
               </w:rPr>
-              <w:t>NLS-KT (Cơ bản 1): Trước bài đọc “Nặn đồ chơi”, GV chiếu ảnh các món đồ chơi nặn bằng đất và một đoạn phim ngắn cảnh nghệ nhân nặn tò he</w:t>
-            </w:r>
-          </w:p>
-          <w:p>
-            <w:pPr>
-              <w:spacing w:after="0"/>
-            </w:pPr>
-            <w:r>
-              <w:rPr>
-                <w:b w:val="0"/>
-                <w:i w:val="0"/>
-                <w:sz w:val="18"/>
-              </w:rPr>
-              <w:t>NLS-GT (Cơ bản 1): GV ghi âm lượt đọc thuộc một khổ thơ của vài HS rồi mở lại cho cả lớp nghe; các em nhận ra chỗ ngắt nhịp chưa đúng</w:t>
-            </w:r>
-          </w:p>
-          <w:p>
-            <w:pPr>
-              <w:spacing w:after="0"/>
-            </w:pPr>
-            <w:r>
-              <w:rPr>
-                <w:b w:val="0"/>
-                <w:i w:val="0"/>
-                <w:sz w:val="18"/>
-              </w:rPr>
-              <w:t>NLS-AT: GV hỏi ý kiến HS trước khi ghi âm, chỉ mở trong lớp rồi xoá sau tiết học</w:t>
-            </w:r>
-          </w:p>
-          <w:p>
-            <w:pPr>
-              <w:spacing w:after="0"/>
-            </w:pPr>
-            <w:r>
-              <w:rPr>
-                <w:b w:val="0"/>
-                <w:i w:val="0"/>
-                <w:sz w:val="18"/>
-              </w:rPr>
               <w:t>KNS: KN tự học: chọn sách phù hợp, kiên trì đọc và rút ra điều bổ ích cho bản thân.</w:t>
             </w:r>
           </w:p>
@@ -12836,33 +12015,7 @@
                 <w:i w:val="0"/>
                 <w:sz w:val="18"/>
               </w:rPr>
-              <w:t>NLS-KT (Cơ bản 1): GV chiếu ảnh chụp thật khóm hoa tỉ muội nhiều bông chụm vào nhau</w:t>
-            </w:r>
-          </w:p>
-          <w:p>
-            <w:pPr>
-              <w:spacing w:after="0"/>
-            </w:pPr>
-            <w:r>
-              <w:rPr>
-                <w:b w:val="0"/>
-                <w:i w:val="0"/>
-                <w:sz w:val="18"/>
-              </w:rPr>
-              <w:t>AI-NB (Cơ bản 1): GV mở sẵn một bức tranh do công cụ trí tuệ nhân tạo vẽ theo nội dung truyện “Sự tích hoa tỉ muội”</w:t>
-            </w:r>
-          </w:p>
-          <w:p>
-            <w:pPr>
-              <w:spacing w:after="0"/>
-            </w:pPr>
-            <w:r>
-              <w:rPr>
-                <w:b w:val="0"/>
-                <w:i w:val="0"/>
-                <w:sz w:val="18"/>
-              </w:rPr>
-              <w:t>NLS-AT: GV nói rõ với HS: bức tranh do máy vẽ chỉ là hình tưởng tượng về “Sự tích</w:t>
+              <w:t>NLS-KT (Cơ bản 1): Chiếu ảnh chụp thật khóm hoa tỉ muội nhiều bông chụm vào nhau.</w:t>
             </w:r>
           </w:p>
           <w:p>
@@ -13218,45 +12371,6 @@
                 <w:i w:val="0"/>
                 <w:sz w:val="18"/>
               </w:rPr>
-              <w:t>NLS-KT (Cơ bản 1): Trước bài đọc “Em mang về yêu thương”, GV chiếu tranh khởi động phóng to và vài ảnh gia đình đón em bé mới sinh</w:t>
-            </w:r>
-          </w:p>
-          <w:p>
-            <w:pPr>
-              <w:spacing w:after="0"/>
-            </w:pPr>
-            <w:r>
-              <w:rPr>
-                <w:b w:val="0"/>
-                <w:i w:val="0"/>
-                <w:sz w:val="18"/>
-              </w:rPr>
-              <w:t>NLS-GT (Cơ bản 1): GV ghi âm lượt đọc thuộc một khổ thơ của vài HS rồi mở lại cho cả lớp nghe; các em nhận ra chỗ ngắt nhịp chưa đúng</w:t>
-            </w:r>
-          </w:p>
-          <w:p>
-            <w:pPr>
-              <w:spacing w:after="0"/>
-            </w:pPr>
-            <w:r>
-              <w:rPr>
-                <w:b w:val="0"/>
-                <w:i w:val="0"/>
-                <w:sz w:val="18"/>
-              </w:rPr>
-              <w:t>NLS-AT: Ảnh dùng trong bài là ảnh minh hoạ chung do cô chuẩn bị</w:t>
-            </w:r>
-          </w:p>
-          <w:p>
-            <w:pPr>
-              <w:spacing w:after="0"/>
-            </w:pPr>
-            <w:r>
-              <w:rPr>
-                <w:b w:val="0"/>
-                <w:i w:val="0"/>
-                <w:sz w:val="18"/>
-              </w:rPr>
               <w:t>KNS: KN tự học: chọn sách phù hợp, kiên trì đọc và rút ra điều bổ ích cho bản thân.</w:t>
             </w:r>
           </w:p>
@@ -13716,6 +12830,19 @@
                 <w:i w:val="0"/>
                 <w:sz w:val="18"/>
               </w:rPr>
+              <w:t>NLS-GT (Cơ bản 1): Ở hoạt động Đọc hiểu, GV chiếu sơ đồ còn.</w:t>
+            </w:r>
+          </w:p>
+          <w:p>
+            <w:pPr>
+              <w:spacing w:after="0"/>
+            </w:pPr>
+            <w:r>
+              <w:rPr>
+                <w:b w:val="0"/>
+                <w:i w:val="0"/>
+                <w:sz w:val="18"/>
+              </w:rPr>
               <w:t>KNS: KN tự học: chọn sách phù hợp, kiên trì đọc và rút ra điều bổ ích cho bản thân.</w:t>
             </w:r>
           </w:p>
@@ -14632,33 +13759,7 @@
                 <w:i w:val="0"/>
                 <w:sz w:val="18"/>
               </w:rPr>
-              <w:t>NLS-ST (Cơ bản 1): GV chụp bài viết đoạn của vài HS trong đợt ôn tập rồi chiếu lên màn hình để cả lớp cùng chữa chung: soát lỗi viết hoa đầu</w:t>
-            </w:r>
-          </w:p>
-          <w:p>
-            <w:pPr>
-              <w:spacing w:after="0"/>
-            </w:pPr>
-            <w:r>
-              <w:rPr>
-                <w:b w:val="0"/>
-                <w:i w:val="0"/>
-                <w:sz w:val="18"/>
-              </w:rPr>
-              <w:t>NLS-GQVĐ (Cơ bản 1): GV chiếu phiếu tự đánh giá dựng sẵn trên máy (đọc trôi chảy chưa, viết đúng chính tả chưa, nói trước lớp đã rõ chưa)</w:t>
-            </w:r>
-          </w:p>
-          <w:p>
-            <w:pPr>
-              <w:spacing w:after="0"/>
-            </w:pPr>
-            <w:r>
-              <w:rPr>
-                <w:b w:val="0"/>
-                <w:i w:val="0"/>
-                <w:sz w:val="18"/>
-              </w:rPr>
-              <w:t>NLS-AT: Bài viết chỉ chiếu khi bạn đó đồng ý và chỉ để cùng chữa, không phải để chê</w:t>
+              <w:t>NLS-KT (Cơ bản 1): Ở hoạt động Đọc văn bản bài thơ “Cánh cửa nhớ bà”, GV chiếu tranh minh hoạ phóng to.</w:t>
             </w:r>
           </w:p>
           <w:p>
@@ -15014,45 +14115,6 @@
                 <w:i w:val="0"/>
                 <w:sz w:val="18"/>
               </w:rPr>
-              <w:t>NLS-ST (Cơ bản 1): GV chụp bài viết đoạn của vài HS trong đợt ôn tập rồi chiếu lên màn hình để cả lớp cùng chữa chung: soát lỗi viết hoa đầu</w:t>
-            </w:r>
-          </w:p>
-          <w:p>
-            <w:pPr>
-              <w:spacing w:after="0"/>
-            </w:pPr>
-            <w:r>
-              <w:rPr>
-                <w:b w:val="0"/>
-                <w:i w:val="0"/>
-                <w:sz w:val="18"/>
-              </w:rPr>
-              <w:t>NLS-GQVĐ (Cơ bản 1): GV chiếu phiếu tự đánh giá dựng sẵn trên máy (đọc trôi chảy chưa, viết đúng chính tả chưa, nói trước lớp đã rõ chưa)</w:t>
-            </w:r>
-          </w:p>
-          <w:p>
-            <w:pPr>
-              <w:spacing w:after="0"/>
-            </w:pPr>
-            <w:r>
-              <w:rPr>
-                <w:b w:val="0"/>
-                <w:i w:val="0"/>
-                <w:sz w:val="18"/>
-              </w:rPr>
-              <w:t>NLS-AT: Bài viết chỉ chiếu khi bạn đó đồng ý và chỉ để cùng chữa, không phải để chê</w:t>
-            </w:r>
-          </w:p>
-          <w:p>
-            <w:pPr>
-              <w:spacing w:after="0"/>
-            </w:pPr>
-            <w:r>
-              <w:rPr>
-                <w:b w:val="0"/>
-                <w:i w:val="0"/>
-                <w:sz w:val="18"/>
-              </w:rPr>
               <w:t>KNS: KN tự học: chọn sách phù hợp, kiên trì đọc và rút ra điều bổ ích cho bản thân.</w:t>
             </w:r>
           </w:p>
@@ -15620,6 +14682,19 @@
               <w:spacing w:after="0"/>
             </w:pPr>
             <w:r/>
+            <w:r>
+              <w:rPr>
+                <w:b w:val="0"/>
+                <w:i w:val="0"/>
+                <w:sz w:val="18"/>
+              </w:rPr>
+              <w:t>NLS-GT (Cơ bản 1): Ở hoạt động Đọc hiểu, GV chiếu sơ đồ còn trống về việc Ê-đi-xơn đã làm.</w:t>
+            </w:r>
+          </w:p>
+          <w:p>
+            <w:pPr>
+              <w:spacing w:after="0"/>
+            </w:pPr>
             <w:r>
               <w:rPr>
                 <w:b w:val="0"/>

--- a/assets/docs/lop2/Tieng Viet - Lop 2.docx
+++ b/assets/docs/lop2/Tieng Viet - Lop 2.docx
@@ -624,7 +624,7 @@
                 <w:i w:val="0"/>
                 <w:sz w:val="18"/>
               </w:rPr>
-              <w:t>NLS-KT (Cơ bản 1): Ở hoạt động đọc văn bản bài “Tôi là học sinh lớp 2”, GV chiếu tranh minh hoạ phóng to.</w:t>
+              <w:t>Năng lực số 1.1 CB1b: HS quan sát tranh minh hoạ phóng to trên màn hình và nói được việc bạn nhỏ làm trong ngày đầu đến lớp</w:t>
             </w:r>
           </w:p>
           <w:p>
@@ -866,6 +866,7 @@
                 <w:i w:val="0"/>
                 <w:sz w:val="18"/>
               </w:rPr>
+              <w:t>Năng lực số 3.1 CB1a: HS xem lại đoạn phim của mình và nói được một điều mình sẽ sửa khi nói trước lớp lần sau</w:t>
             </w:r>
           </w:p>
         </w:tc>
@@ -1209,6 +1210,20 @@
                 <w:i w:val="0"/>
                 <w:sz w:val="18"/>
               </w:rPr>
+              <w:t>sai rồi tự sửa lựa chọn của mình</w:t>
+            </w:r>
+          </w:p>
+          <w:p>
+            <w:pPr>
+              <w:spacing w:after="0"/>
+            </w:pPr>
+            <w:r>
+              <w:rPr>
+                <w:b w:val="0"/>
+                <w:i w:val="0"/>
+                <w:sz w:val="18"/>
+              </w:rPr>
+              <w:t>NLS: Năng lực số 5.2 CB1b: HS chọn từ chỉ sự vật trên màn hình, xem máy báo đúng</w:t>
             </w:r>
           </w:p>
         </w:tc>
@@ -1323,6 +1338,7 @@
                 <w:i w:val="0"/>
                 <w:sz w:val="18"/>
               </w:rPr>
+              <w:t>Năng lực số 1.1 CB1a: HS chọn bài đọc về thiếu nhi trong kho sách điện tử GV mở sẵn và nói vì sao chọn bài đó</w:t>
             </w:r>
           </w:p>
         </w:tc>
@@ -1437,6 +1453,7 @@
                 <w:i w:val="0"/>
                 <w:sz w:val="18"/>
               </w:rPr>
+              <w:t>Tích hợp AI 2.A1.2: HS nhận biết công cụ AI có thể hỗ trợ gợi ý từ ngữ hoặc dàn ý khi viết đoạn văn tả đồ vật, nhưng chỉ dùng để tham khảo; HS tự viết bằng lời của mình, không sao chép nguyên văn và không nhập thông tin riêng tư; Năng lực số 1.1 CB1b: HS nhìn hình vật được quay trực tiếp trên màn hình và nêu được các chi tiết về màu sắc, hình dáng, chất liệu</w:t>
             </w:r>
           </w:p>
         </w:tc>
@@ -1553,7 +1570,7 @@
                 <w:i w:val="0"/>
                 <w:sz w:val="18"/>
               </w:rPr>
-              <w:t>NLS-GT (Cơ bản 1): Ở phần liên hệ cách quan tâm người thân.</w:t>
+              <w:t>Năng lực số 2.1 CB1a: HS đóng vai gọi điện thoại hỏi thăm người thân, nói lời quan tâm rõ ràng, lễ phép</w:t>
             </w:r>
           </w:p>
           <w:p>
@@ -1795,6 +1812,7 @@
                 <w:i w:val="0"/>
                 <w:sz w:val="18"/>
               </w:rPr>
+              <w:t>Năng lực số 1.1 CB1b: HS kể lời của mình theo tranh chạy trên màn hình rồi nghe bản kể mẫu và nói được mình học thêm được điều gì</w:t>
             </w:r>
           </w:p>
         </w:tc>
@@ -1909,6 +1927,19 @@
                 <w:i w:val="0"/>
                 <w:sz w:val="18"/>
               </w:rPr>
+              <w:t>Tích hợp AI; YCCĐ 2.A2.1: HS biết mục đích của AI trong gia đình là hỗ trợ con người, giúp tiết kiệm thời gian, giảm một số công việc nhà; con người vẫn cần sử dụng đúng mục đích và kiểm tra kết quả</w:t>
+            </w:r>
+          </w:p>
+          <w:p>
+            <w:pPr>
+              <w:spacing w:after="0"/>
+            </w:pPr>
+            <w:r>
+              <w:rPr>
+                <w:b w:val="0"/>
+                <w:i w:val="0"/>
+                <w:sz w:val="18"/>
+              </w:rPr>
               <w:t>KNS: KN tự học: chọn sách phù hợp, kiên trì đọc và rút ra điều bổ ích cho bản thân.</w:t>
             </w:r>
           </w:p>
@@ -2138,6 +2169,20 @@
                 <w:i w:val="0"/>
                 <w:sz w:val="18"/>
               </w:rPr>
+              <w:t>sai rồi tự sửa lựa chọn của mình</w:t>
+            </w:r>
+          </w:p>
+          <w:p>
+            <w:pPr>
+              <w:spacing w:after="0"/>
+            </w:pPr>
+            <w:r>
+              <w:rPr>
+                <w:b w:val="0"/>
+                <w:i w:val="0"/>
+                <w:sz w:val="18"/>
+              </w:rPr>
+              <w:t>NLS: Năng lực số 5.2 CB1b: HS chọn từ chỉ hoạt động trên màn hình, xem máy báo đúng</w:t>
             </w:r>
           </w:p>
         </w:tc>
@@ -2252,6 +2297,7 @@
                 <w:i w:val="0"/>
                 <w:sz w:val="18"/>
               </w:rPr>
+              <w:t>Năng lực số 1.2 CB1a: HS biết phát hiện độ tin cậy, độ chính xác của nguồn dữ liệu, thông tin và nội dung số đơn giản khi tìm bài đọc mở rộng; biết chọn bài viết phù hợp với lứa tuổi, có tên bài, tên tác giả/nguồn rõ ràng và không bấm vào đường link lạ</w:t>
             </w:r>
           </w:p>
         </w:tc>
@@ -2366,6 +2412,33 @@
                 <w:i w:val="0"/>
                 <w:sz w:val="18"/>
               </w:rPr>
+              <w:t>biết tìm đọc bài thơ, câu chuyện về ngày Tết trên nguồn học liệu số do GV cung cấp, chọn nội dung phù hợp và không bấm vào liên kết lạ; Tích hợp AI 2.A1.2: HS nhận biết công cụ AI như ChatGPT/Gemini có thể gợi ý lời chúc Tết hoặc sửa lỗi chính tả; HS chỉ dùng để tham khảo, tự viết bằng lời chân thành, không sao chép nguyên văn và không nhập thông tin riêng tư</w:t>
+            </w:r>
+          </w:p>
+          <w:p>
+            <w:pPr>
+              <w:spacing w:after="0"/>
+            </w:pPr>
+            <w:r>
+              <w:rPr>
+                <w:b w:val="0"/>
+                <w:i w:val="0"/>
+                <w:sz w:val="18"/>
+              </w:rPr>
+              <w:t>GDMT: Năng lực số 1.1 CB1a: HS biết tìm kiếm nội dung đơn giản trong môi trường số</w:t>
+            </w:r>
+          </w:p>
+          <w:p>
+            <w:pPr>
+              <w:spacing w:after="0"/>
+            </w:pPr>
+            <w:r>
+              <w:rPr>
+                <w:b w:val="0"/>
+                <w:i w:val="0"/>
+                <w:sz w:val="18"/>
+              </w:rPr>
+              <w:t>NLS: Năng lực số 1.1 CB1a: HS biết tìm kiếm nội dung đơn giản trong môi trường số</w:t>
             </w:r>
           </w:p>
         </w:tc>
@@ -2724,6 +2797,7 @@
                 <w:i w:val="0"/>
                 <w:sz w:val="18"/>
               </w:rPr>
+              <w:t>Năng lực số 1.1 CB1b: HS kể lại câu chuyện theo tranh chiếu trên màn hình, kể đúng thứ tự các sự việc</w:t>
             </w:r>
           </w:p>
         </w:tc>
@@ -3067,6 +3141,7 @@
                 <w:i w:val="0"/>
                 <w:sz w:val="18"/>
               </w:rPr>
+              <w:t>Năng lực số 1.1 CB1b: HS nhìn cặp ảnh trên màn hình và tìm được từ chỉ đặc điểm nói đúng điều mình quan sát</w:t>
             </w:r>
           </w:p>
         </w:tc>
@@ -3181,6 +3256,7 @@
                 <w:i w:val="0"/>
                 <w:sz w:val="18"/>
               </w:rPr>
+              <w:t>Năng lực số 1.1 CB1a: HS xác định được nhu cầu thông tin và thực hiện tìm kiếm đơn giản trong môi trường số dưới sự hướng dẫn; biết tìm bài thơ/câu chuyện thiếu nhi phù hợp, chọn nguồn đọc an toàn, rõ tên bài, tác giả hoặc địa chỉ nguồn</w:t>
             </w:r>
           </w:p>
         </w:tc>
@@ -3295,6 +3371,33 @@
                 <w:i w:val="0"/>
                 <w:sz w:val="18"/>
               </w:rPr>
+              <w:t>biết tìm đọc câu chuyện về thiên nhiên trên nguồn học liệu số do GV/cha mẹ cung cấp, chọn nội dung phù hợp và không bấm vào liên kết lạ</w:t>
+            </w:r>
+          </w:p>
+          <w:p>
+            <w:pPr>
+              <w:spacing w:after="0"/>
+            </w:pPr>
+            <w:r>
+              <w:rPr>
+                <w:b w:val="0"/>
+                <w:i w:val="0"/>
+                <w:sz w:val="18"/>
+              </w:rPr>
+              <w:t>GDMT: Năng lực số 1.1 CB1a: HS biết tìm kiếm nội dung đơn giản trong môi trường số</w:t>
+            </w:r>
+          </w:p>
+          <w:p>
+            <w:pPr>
+              <w:spacing w:after="0"/>
+            </w:pPr>
+            <w:r>
+              <w:rPr>
+                <w:b w:val="0"/>
+                <w:i w:val="0"/>
+                <w:sz w:val="18"/>
+              </w:rPr>
+              <w:t>NLS: Năng lực số 1.1 CB1a: HS biết tìm kiếm nội dung đơn giản trong môi trường số</w:t>
             </w:r>
           </w:p>
         </w:tc>
@@ -3411,7 +3514,7 @@
                 <w:i w:val="0"/>
                 <w:sz w:val="18"/>
               </w:rPr>
-              <w:t>NLS-ST (Cơ bản 1): Dùng điện thoại ghi âm giọng đọc diễn cảm bài “Cây xấu hổ” của 2-3.</w:t>
+              <w:t>Năng lực số 1.1 CB1b: HS xem, nghe tư liệu GV chiếu và chỉ ra được từ ngữ trong bài “Cây xấu hổ” ứng với điều mình vừa nhìn thấy, vừa nghe thấy</w:t>
             </w:r>
           </w:p>
           <w:p>
@@ -3653,6 +3756,7 @@
                 <w:i w:val="0"/>
                 <w:sz w:val="18"/>
               </w:rPr>
+              <w:t>Năng lực số 1.1 CB1b: HS kể lời của mình theo tranh chạy trên màn hình rồi nghe bản kể mẫu và nói được mình học thêm được điều gì</w:t>
             </w:r>
           </w:p>
         </w:tc>
@@ -3996,6 +4100,7 @@
                 <w:i w:val="0"/>
                 <w:sz w:val="18"/>
               </w:rPr>
+              <w:t>Tích hợp AI; YCCĐ 2.D1.1: HS nêu được tình huống đơn giản trong đời sống có thể áp dụng AI để hỗ trợ luyện tập thể thao, đếm lượt tập hoặc gợi ý bài rèn luyện; biết AI chỉ hỗ trợ, con người vẫn cần cố gắng, chơi trung thực và kiểm tra kết quả; Năng lực số 1.1 CB1b: HS xem phim câm rồi nghe lại có tiếng, nêu thêm được từ ngữ mới đúng chủ điểm</w:t>
             </w:r>
           </w:p>
         </w:tc>
@@ -4110,6 +4215,7 @@
                 <w:i w:val="0"/>
                 <w:sz w:val="18"/>
               </w:rPr>
+              <w:t>Năng lực số 1.2 CB1a: HS biết chọn nguồn thông tin số đơn giản, tin cậy và tôn trọng bản quyền khi tìm bài viết/hình ảnh về hoạt động thể thao; không tự ý tải hình ảnh lạ, không sao chép tùy tiện và biết ghi nhớ tên bài, nguồn đọc</w:t>
             </w:r>
           </w:p>
         </w:tc>
@@ -4224,6 +4330,33 @@
                 <w:i w:val="0"/>
                 <w:sz w:val="18"/>
               </w:rPr>
+              <w:t>biết tìm đọc bài thơ về vẻ đẹp thiên nhiên trên nguồn học liệu số do GV/cha mẹ cung cấp, chọn nội dung phù hợp và không bấm vào liên kết lạ</w:t>
+            </w:r>
+          </w:p>
+          <w:p>
+            <w:pPr>
+              <w:spacing w:after="0"/>
+            </w:pPr>
+            <w:r>
+              <w:rPr>
+                <w:b w:val="0"/>
+                <w:i w:val="0"/>
+                <w:sz w:val="18"/>
+              </w:rPr>
+              <w:t>GDMT: Năng lực số 1.1 CB1a: HS biết tìm kiếm nội dung đơn giản trong môi trường số</w:t>
+            </w:r>
+          </w:p>
+          <w:p>
+            <w:pPr>
+              <w:spacing w:after="0"/>
+            </w:pPr>
+            <w:r>
+              <w:rPr>
+                <w:b w:val="0"/>
+                <w:i w:val="0"/>
+                <w:sz w:val="18"/>
+              </w:rPr>
+              <w:t>NLS: Năng lực số 1.1 CB1a: HS biết tìm kiếm nội dung đơn giản trong môi trường số</w:t>
             </w:r>
           </w:p>
         </w:tc>
@@ -4595,6 +4728,7 @@
                 <w:i w:val="0"/>
                 <w:sz w:val="18"/>
               </w:rPr>
+              <w:t>Năng lực số 1.1 CB1b: HS kể lời của mình theo tranh chạy trên màn hình rồi nghe bản kể mẫu và nói được mình học thêm được điều gì</w:t>
             </w:r>
           </w:p>
         </w:tc>
@@ -4709,6 +4843,19 @@
                 <w:i w:val="0"/>
                 <w:sz w:val="18"/>
               </w:rPr>
+              <w:t>Năng lực số 1.1 CB1a: HS thực hiện theo hướng dẫn từng bước của GV: nêu câu hỏi muốn biết thêm, quan sát GV tra cứu, cùng chọn thông tin đúng với bài</w:t>
+            </w:r>
+          </w:p>
+          <w:p>
+            <w:pPr>
+              <w:spacing w:after="0"/>
+            </w:pPr>
+            <w:r>
+              <w:rPr>
+                <w:b w:val="0"/>
+                <w:i w:val="0"/>
+                <w:sz w:val="18"/>
+              </w:rPr>
               <w:t>KNS: KN tự học: chọn sách phù hợp, kiên trì đọc và rút ra điều bổ ích cho bản thân.</w:t>
             </w:r>
           </w:p>
@@ -4824,6 +4971,7 @@
                 <w:i w:val="0"/>
                 <w:sz w:val="18"/>
               </w:rPr>
+              <w:t>Tích hợp AI 2.A2.1: Nhận biết một số ứng dụng AI/trợ lí ảo có thể hỗ trợ sinh hoạt, học tập hằng ngày: HS hiểu AI/trợ lí ảo có thể nhắc lịch học, giờ soạn sách vở nhưng HS vẫn cần tự kiểm tra bằng thời khóa biểu và không nhập thông tin riêng tư</w:t>
             </w:r>
           </w:p>
         </w:tc>
@@ -4938,6 +5086,7 @@
                 <w:i w:val="0"/>
                 <w:sz w:val="18"/>
               </w:rPr>
+              <w:t>Năng lực số 2.3 CB1a: HS biết công cụ số có thể nhắc lịch, xem thời khóa biểu nhưng chỉ sử dụng dưới sự hướng dẫn của người lớn và không chia sẻ thông tin cá nhân</w:t>
             </w:r>
           </w:p>
         </w:tc>
@@ -5052,6 +5201,7 @@
                 <w:i w:val="0"/>
                 <w:sz w:val="18"/>
               </w:rPr>
+              <w:t>Năng lực số 2.2 CB1a: HS nêu được điểm giống nhau giữa tấm thiệp, lời cảm ơn viết trên giấy và tin nhắn gửi bằng điện thoại</w:t>
             </w:r>
           </w:p>
         </w:tc>
@@ -5166,6 +5316,7 @@
                 <w:i w:val="0"/>
                 <w:sz w:val="18"/>
               </w:rPr>
+              <w:t>Tích hợp AI 2.C3.1: HS nhận biết AI có thể hỗ trợ nhận diện hoặc phân loại con vật qua hình ảnh nhưng có thể nhầm; HS cần quan sát đặc điểm và kiểm tra lại với nguồn tin đáng tin cậy; Năng lực số 1.1 CB1a: HS biết tìm kiếm nội dung đơn giản về động vật hoang dã trên nguồn học liệu an toàn; biết ghi tên loài vật, thức ăn, nơi sống theo sơ đồ gợi ý</w:t>
             </w:r>
           </w:p>
         </w:tc>
@@ -5524,6 +5675,7 @@
                 <w:i w:val="0"/>
                 <w:sz w:val="18"/>
               </w:rPr>
+              <w:t>NLS: Năng lực số 3.1 CB1a: HS kể được điều mình đã trải qua khi ảnh của mình hiện lên màn hình</w:t>
             </w:r>
           </w:p>
         </w:tc>
@@ -5638,6 +5790,32 @@
                 <w:i w:val="0"/>
                 <w:sz w:val="18"/>
               </w:rPr>
+              <w:t>không tự ý chụp, gửi, đăng danh sách hoặc bổ sung thông tin riêng tư khi chưa được phép</w:t>
+            </w:r>
+          </w:p>
+          <w:p>
+            <w:pPr>
+              <w:spacing w:after="0"/>
+            </w:pPr>
+            <w:r>
+              <w:rPr>
+                <w:b w:val="0"/>
+                <w:i w:val="0"/>
+                <w:sz w:val="18"/>
+              </w:rPr>
+              <w:t>NLS: Năng lực số 4.1 CB1b: HS biết danh sách có thể chứa họ tên, lớp, tổ</w:t>
+            </w:r>
+          </w:p>
+          <w:p>
+            <w:pPr>
+              <w:spacing w:after="0"/>
+            </w:pPr>
+            <w:r>
+              <w:rPr>
+                <w:b w:val="0"/>
+                <w:i w:val="0"/>
+                <w:sz w:val="18"/>
+              </w:rPr>
               <w:t>KNS: KN tự học: chọn sách phù hợp, kiên trì đọc và rút ra điều bổ ích cho bản thân.</w:t>
             </w:r>
           </w:p>
@@ -5867,6 +6045,7 @@
                 <w:i w:val="0"/>
                 <w:sz w:val="18"/>
               </w:rPr>
+              <w:t>Năng lực số 5.2 CB1b: HS chọn đúng từ để hoàn thành câu nêu đặc điểm và đọc lại câu hoàn chỉnh</w:t>
             </w:r>
           </w:p>
         </w:tc>
@@ -5981,6 +6160,7 @@
                 <w:i w:val="0"/>
                 <w:sz w:val="18"/>
               </w:rPr>
+              <w:t>Năng lực số 4.2 CB1a: HS biết họ tên, lớp, tổ, thông tin tham gia hoạt động là thông tin cần dùng đúng mục đích; không tự ý đăng, gửi danh sách của bạn lên mạng</w:t>
             </w:r>
           </w:p>
         </w:tc>
@@ -6095,6 +6275,7 @@
                 <w:i w:val="0"/>
                 <w:sz w:val="18"/>
               </w:rPr>
+              <w:t>Tích hợp AI 2.A1.2: HS nhận biết AI có thể gợi ý từ ngữ/dàn ý khi viết về con vật, nhưng chỉ dùng để tham khảo; HS phải tự quan sát, tự viết bằng lời của mình, không nhập thông tin riêng tư của gia đình; Năng lực số 5.2 CB1b: HS nói ý theo từng ô của sơ đồ để GV gõ vào, rồi dựa vào dàn ý trên màn hình mà viết đoạn văn của mình</w:t>
             </w:r>
           </w:p>
         </w:tc>
@@ -6453,6 +6634,7 @@
                 <w:i w:val="0"/>
                 <w:sz w:val="18"/>
               </w:rPr>
+              <w:t>Năng lực số 1.1 CB1b: HS kể lời của mình theo tranh chạy trên màn hình rồi nghe bản kể mẫu và nói được mình học thêm được điều gì</w:t>
             </w:r>
           </w:p>
         </w:tc>
@@ -6796,6 +6978,20 @@
                 <w:i w:val="0"/>
                 <w:sz w:val="18"/>
               </w:rPr>
+              <w:t>sai và tự sửa lại lựa chọn của mình</w:t>
+            </w:r>
+          </w:p>
+          <w:p>
+            <w:pPr>
+              <w:spacing w:after="0"/>
+            </w:pPr>
+            <w:r>
+              <w:rPr>
+                <w:b w:val="0"/>
+                <w:i w:val="0"/>
+                <w:sz w:val="18"/>
+              </w:rPr>
+              <w:t>NLS: Năng lực số 5.2 CB1b: HS nêu đáp án để GV thao tác trên máy, xem máy báo đúng</w:t>
             </w:r>
           </w:p>
         </w:tc>
@@ -6910,6 +7106,7 @@
                 <w:i w:val="0"/>
                 <w:sz w:val="18"/>
               </w:rPr>
+              <w:t>Năng lực số 3.1 CB1a: HS đọc bài viết được chiếu trên màn hình, nói được một câu kể rõ việc của bạn và một chỗ cần bổ sung</w:t>
             </w:r>
           </w:p>
         </w:tc>
@@ -7024,6 +7221,7 @@
                 <w:i w:val="0"/>
                 <w:sz w:val="18"/>
               </w:rPr>
+              <w:t>Năng lực số 2.2 CB1a: HS nêu được điểm giống nhau giữa tấm thiệp, lời cảm ơn viết trên giấy và tin nhắn gửi bằng điện thoại</w:t>
             </w:r>
           </w:p>
         </w:tc>
@@ -7140,7 +7338,7 @@
                 <w:i w:val="0"/>
                 <w:sz w:val="18"/>
               </w:rPr>
-              <w:t>NLS-GQVĐ (Cơ bản 1): Nêu một câu hỏi mà bài “Cuốn sách của em” chưa trả lời hết.</w:t>
+              <w:t>Năng lực số 1.1 CB1a: Xác định được nhu cầu thông tin, tìm kiếm thông tin thông qua tìm kiếm đơn giản trong môi trường số; HS biết tìm kiếm tên sách hoặc tác giả trên trang web thư viện/trang sách thiếu nhi dưới sự hướng dẫn của GV</w:t>
             </w:r>
           </w:p>
           <w:p>
@@ -7268,6 +7466,7 @@
                 <w:i w:val="0"/>
                 <w:sz w:val="18"/>
               </w:rPr>
+              <w:t>Tích hợp AI; YCCĐ 2.C1.2: Giải thích được “dữ liệu” là những ví dụ như hình ảnh, chữ viết, âm thanh mà con người dùng để dạy cho AI; HS hiểu chữ và hình ảnh trên bìa sách là dữ liệu giúp con người và máy tính nhận biết cuốn sách</w:t>
             </w:r>
           </w:p>
         </w:tc>
@@ -7382,6 +7581,7 @@
                 <w:i w:val="0"/>
                 <w:sz w:val="18"/>
               </w:rPr>
+              <w:t>Năng lực số 1.1 CB1b: HS kể lại câu chuyện theo tranh chiếu trên màn hình, kể đúng thứ tự các sự việc</w:t>
             </w:r>
           </w:p>
         </w:tc>
@@ -7725,6 +7925,7 @@
                 <w:i w:val="0"/>
                 <w:sz w:val="18"/>
               </w:rPr>
+              <w:t>Năng lực số 1.1 CB1b: HS nhìn cặp ảnh trên màn hình và tìm được từ chỉ đặc điểm nói đúng điều mình quan sát</w:t>
             </w:r>
           </w:p>
         </w:tc>
@@ -7839,6 +8040,7 @@
                 <w:i w:val="0"/>
                 <w:sz w:val="18"/>
               </w:rPr>
+              <w:t>NLS: Năng lực số 1.1 CB1b: HS quan sát ảnh phóng to và nêu được chi tiết mình sẽ đưa vào bài tả</w:t>
             </w:r>
           </w:p>
         </w:tc>
@@ -7953,6 +8155,7 @@
                 <w:i w:val="0"/>
                 <w:sz w:val="18"/>
               </w:rPr>
+              <w:t>Tích hợp AI 2.A1.2: HS nhận biết AI có thể gợi ý dàn ý/từ ngữ khi viết đoạn văn bảo vệ môi trường, nhưng chỉ dùng tham khảo; HS phải tự viết bằng trải nghiệm thật và không nhập thông tin riêng tư; Năng lực số 3.1 CB1a: HS đọc bài viết được chiếu trên màn hình, nói được một câu kể rõ việc của bạn và một chỗ cần bổ sung</w:t>
             </w:r>
           </w:p>
         </w:tc>
@@ -8069,6 +8272,7 @@
                 <w:i w:val="0"/>
                 <w:sz w:val="18"/>
               </w:rPr>
+              <w:t>Năng lực số 5.4 CB1a: HS trả lời câu hỏi ôn tập chiếu trên màn hình, xem máy chấm và biết mình còn yếu dạng bài nào</w:t>
             </w:r>
           </w:p>
         </w:tc>
@@ -8183,6 +8387,7 @@
                 <w:i w:val="0"/>
                 <w:sz w:val="18"/>
               </w:rPr>
+              <w:t>Năng lực số 5.4 CB1a: HS trả lời câu hỏi ôn tập chiếu trên màn hình, xem máy chấm và biết mình còn yếu dạng bài nào</w:t>
             </w:r>
           </w:p>
         </w:tc>
@@ -8297,6 +8502,7 @@
                 <w:i w:val="0"/>
                 <w:sz w:val="18"/>
               </w:rPr>
+              <w:t>Năng lực số 5.4 CB1a: HS trả lời câu hỏi ôn tập chiếu trên màn hình, xem máy chấm và biết mình còn yếu dạng bài nào</w:t>
             </w:r>
           </w:p>
         </w:tc>
@@ -8411,6 +8617,7 @@
                 <w:i w:val="0"/>
                 <w:sz w:val="18"/>
               </w:rPr>
+              <w:t>Năng lực số 5.4 CB1a: HS trả lời câu hỏi ôn tập chiếu trên màn hình, xem máy chấm và biết mình còn yếu dạng bài nào</w:t>
             </w:r>
           </w:p>
         </w:tc>
@@ -8525,6 +8732,7 @@
                 <w:i w:val="0"/>
                 <w:sz w:val="18"/>
               </w:rPr>
+              <w:t>Năng lực số 5.4 CB1a: HS trả lời câu hỏi ôn tập chiếu trên màn hình, xem máy chấm và biết mình còn yếu dạng bài nào</w:t>
             </w:r>
           </w:p>
         </w:tc>
@@ -8641,7 +8849,7 @@
                 <w:i w:val="0"/>
                 <w:sz w:val="18"/>
               </w:rPr>
-              <w:t>NLS-KT (Cơ bản 1): Bài “Gọi bạn” tả cảnh vật mà nhiều HS chưa từng nhìn thấy ngoài đời.</w:t>
+              <w:t>Tích hợp AI 2.A1.1: Nhận biết một số tình huống AI có thể hỗ trợ con người gợi ý lời nói trong giao tiếp đơn giản: HS biết tham khảo gợi ý lời an ủi do AI/trợ lí ảo tạo ra dưới sự hướng dẫn của GV, nhưng cần tự kiểm tra, chọn câu phù hợp, lịch sự, đúng hoàn cảnh và nói bằng lời chân thành của mình; Năng lực số 1.1 CB1b: HS xem, nghe tư liệu GV chiếu và chỉ ra được từ ngữ trong bài “Gọi bạn” ứng với điều mình vừa nhìn thấy, vừa nghe thấy</w:t>
             </w:r>
           </w:p>
           <w:p>
@@ -8883,6 +9091,7 @@
                 <w:i w:val="0"/>
                 <w:sz w:val="18"/>
               </w:rPr>
+              <w:t>Năng lực số 1.1 CB1b: HS kể lời của mình theo tranh chạy trên màn hình rồi nghe bản kể mẫu và nói được mình học thêm được điều gì</w:t>
             </w:r>
           </w:p>
         </w:tc>
@@ -9226,6 +9435,7 @@
                 <w:i w:val="0"/>
                 <w:sz w:val="18"/>
               </w:rPr>
+              <w:t>NLS: Năng lực số 1.1 CB1a: HS nghe GV tra từ điển điện tử và nói lại được nghĩa của từ vừa tra</w:t>
             </w:r>
           </w:p>
         </w:tc>
@@ -9340,6 +9550,7 @@
                 <w:i w:val="0"/>
                 <w:sz w:val="18"/>
               </w:rPr>
+              <w:t>Năng lực số 1.1 CB1b: HS nhìn đoạn văn mẫu được tô màu và nêu được đoạn văn kể việc gồm mấy phần</w:t>
             </w:r>
           </w:p>
         </w:tc>
@@ -9454,6 +9665,33 @@
                 <w:i w:val="0"/>
                 <w:sz w:val="18"/>
               </w:rPr>
+              <w:t>Tích hợp</w:t>
+            </w:r>
+          </w:p>
+          <w:p>
+            <w:pPr>
+              <w:spacing w:after="0"/>
+            </w:pPr>
+            <w:r>
+              <w:rPr>
+                <w:b w:val="0"/>
+                <w:i w:val="0"/>
+                <w:sz w:val="18"/>
+              </w:rPr>
+              <w:t>AI-NB (2.A1.2): HS nhận biết AI có thể hỗ trợ gợi ý ý tưởng theo khung câu hỏi khi viết đoạn giới thiệu đồ dùng học tập; biết sử dụng gợi ý ở mức tham khảo, không chép máy móc.</w:t>
+            </w:r>
+          </w:p>
+          <w:p>
+            <w:pPr>
+              <w:spacing w:after="0"/>
+            </w:pPr>
+            <w:r>
+              <w:rPr>
+                <w:b w:val="0"/>
+                <w:i w:val="0"/>
+                <w:sz w:val="18"/>
+              </w:rPr>
+              <w:t>Năng lực số 5.2 CB1b: HS nói ý theo từng ô của sơ đồ để GV gõ vào, rồi dựa vào dàn ý trên màn hình mà viết đoạn văn của mình.</w:t>
             </w:r>
           </w:p>
         </w:tc>
@@ -9812,6 +10050,7 @@
                 <w:i w:val="0"/>
                 <w:sz w:val="18"/>
               </w:rPr>
+              <w:t>Tích hợp AI 2.A1.1: Nhận biết và mô tả được một số tình huống AI có thể hỗ trợ con người hiệu quả như gợi ý câu nói, ý tưởng; HS biết AI chỉ hỗ trợ gợi ý, còn lời nói cần xuất phát từ cảm xúc thật và được kiểm tra, chỉnh sửa cho phù hợp; Năng lực số 3.1 CB1a: HS xem lại đoạn phim của mình và nói được một điều mình sẽ sửa khi nói trước lớp lần sau</w:t>
             </w:r>
           </w:p>
         </w:tc>
@@ -10155,6 +10394,7 @@
                 <w:i w:val="0"/>
                 <w:sz w:val="18"/>
               </w:rPr>
+              <w:t>Năng lực số 1.1 CB1b: HS nhìn cặp ảnh trên màn hình và tìm được từ chỉ đặc điểm nói đúng điều mình quan sát</w:t>
             </w:r>
           </w:p>
         </w:tc>
@@ -10269,6 +10509,7 @@
                 <w:i w:val="0"/>
                 <w:sz w:val="18"/>
               </w:rPr>
+              <w:t>Tích hợp AI 2.A1.2: HS biết AI có thể gợi ý câu/đoạn văn, nhưng phải tin tưởng ở mức hợp lí, kiểm tra lại và tự viết bằng trải nghiệm thật của mình; Năng lực số 1.1 CB1b: HS nhìn đoạn văn mẫu được tô màu và nêu được đoạn văn kể việc gồm mấy phần</w:t>
             </w:r>
           </w:p>
         </w:tc>
@@ -10385,7 +10626,7 @@
                 <w:i w:val="0"/>
                 <w:sz w:val="18"/>
               </w:rPr>
-              <w:t>NLS-KT (Cơ bản 1): Bài “Thả diều” tả cảnh vật mà nhiều HS chưa từng nhìn thấy ngoài đời.</w:t>
+              <w:t>Năng lực số 1.1 CB1b: HS xem, nghe tư liệu GV chiếu và chỉ ra được từ ngữ trong bài “Thả diều” ứng với điều mình vừa nhìn thấy, vừa nghe thấy</w:t>
             </w:r>
           </w:p>
           <w:p>
@@ -10627,6 +10868,7 @@
                 <w:i w:val="0"/>
                 <w:sz w:val="18"/>
               </w:rPr>
+              <w:t>Năng lực số 1.1 CB1b: HS kể lại câu chuyện theo tranh chiếu trên màn hình, kể đúng thứ tự các sự việc</w:t>
             </w:r>
           </w:p>
         </w:tc>
@@ -10741,6 +10983,19 @@
                 <w:i w:val="0"/>
                 <w:sz w:val="18"/>
               </w:rPr>
+              <w:t>Tích hợp AI 2.C3.1: Biết AI có thể nhận diện/phân loại đồ vật, đồ chơi qua hình ảnh; HS cần quan sát, kiểm tra lại vì công cụ có thể nhận diện chưa chính xác nếu hình ảnh không rõ; Năng lực số 1.1 CB1a: HS thực hiện theo hướng dẫn từng bước của GV: nêu câu hỏi muốn biết thêm, quan sát GV tra cứu, cùng chọn thông tin đúng với bài</w:t>
+            </w:r>
+          </w:p>
+          <w:p>
+            <w:pPr>
+              <w:spacing w:after="0"/>
+            </w:pPr>
+            <w:r>
+              <w:rPr>
+                <w:b w:val="0"/>
+                <w:i w:val="0"/>
+                <w:sz w:val="18"/>
+              </w:rPr>
               <w:t>KNS: KN tự học: chọn sách phù hợp, kiên trì đọc và rút ra điều bổ ích cho bản thân.</w:t>
             </w:r>
           </w:p>
@@ -10856,6 +11111,7 @@
                 <w:i w:val="0"/>
                 <w:sz w:val="18"/>
               </w:rPr>
+              <w:t>Tích hợp AI 2.D1.2: Thực hành lựa chọn ví dụ phù hợp để “dạy” AI trong một tình huống đơn giản; HS hiểu muốn công cụ thông minh gợi ý đúng từ ngữ thì ví dụ đưa vào phải rõ ràng, đúng chính tả và được con người kiểm tra</w:t>
             </w:r>
           </w:p>
         </w:tc>
@@ -10970,6 +11226,7 @@
                 <w:i w:val="0"/>
                 <w:sz w:val="18"/>
               </w:rPr>
+              <w:t>Năng lực số 1.1 CB1b: HS nhìn cặp ảnh trên màn hình và tìm được từ chỉ đặc điểm nói đúng điều mình quan sát</w:t>
             </w:r>
           </w:p>
         </w:tc>
@@ -11084,6 +11341,7 @@
                 <w:i w:val="0"/>
                 <w:sz w:val="18"/>
               </w:rPr>
+              <w:t>Năng lực số 5.2 CB1b: HS nói ý theo từng ô của sơ đồ để GV gõ vào, rồi dựa vào dàn ý trên màn hình mà viết đoạn văn của mình</w:t>
             </w:r>
           </w:p>
         </w:tc>
@@ -11200,7 +11458,7 @@
                 <w:i w:val="0"/>
                 <w:sz w:val="18"/>
               </w:rPr>
-              <w:t>NLS-ST (Cơ bản 1): Dùng điện thoại ghi âm giọng đọc diễn cảm bài “Rồng rắn lên mây” của 2-3.</w:t>
+              <w:t>Tích hợp AI 2.A1.2: HS biết sử dụng AI/trợ lí số ở mức hợp lí để gợi ý luật chơi hoặc cách chơi an toàn, nhưng cần kiểm tra lại với thầy cô/người lớn và không làm theo gợi ý nguy hiểm; Năng lực số 1.1 CB1b: HS xem, nghe tư liệu GV chiếu và chỉ ra được từ ngữ trong bài “Rồng rắn lên mây” ứng với điều mình vừa nhìn thấy, vừa nghe thấy</w:t>
             </w:r>
           </w:p>
           <w:p>
@@ -11442,6 +11700,7 @@
                 <w:i w:val="0"/>
                 <w:sz w:val="18"/>
               </w:rPr>
+              <w:t>Năng lực số 3.1 CB1a: HS xem lại đoạn phim của mình và nói được một điều mình sẽ sửa khi nói trước lớp lần sau</w:t>
             </w:r>
           </w:p>
         </w:tc>
@@ -11556,6 +11815,19 @@
                 <w:i w:val="0"/>
                 <w:sz w:val="18"/>
               </w:rPr>
+              <w:t>Tích hợp AI 2.C3.1: HS nhận biết AI có thể phân loại đồ chơi theo đặc điểm quan sát được như màu sắc, hình dạng, chất liệu; HS cần kiểm tra lại vì AI có thể nhầm lẫn nếu hình ảnh không rõ</w:t>
+            </w:r>
+          </w:p>
+          <w:p>
+            <w:pPr>
+              <w:spacing w:after="0"/>
+            </w:pPr>
+            <w:r>
+              <w:rPr>
+                <w:b w:val="0"/>
+                <w:i w:val="0"/>
+                <w:sz w:val="18"/>
+              </w:rPr>
               <w:t>KNS: KN tự học: chọn sách phù hợp, kiên trì đọc và rút ra điều bổ ích cho bản thân.</w:t>
             </w:r>
           </w:p>
@@ -11785,6 +12057,20 @@
                 <w:i w:val="0"/>
                 <w:sz w:val="18"/>
               </w:rPr>
+              <w:t>Tích hợp AI 2.C3.1: HS nhận biết AI có thể phân loại đồ chơi theo đặc điểm, nhưng cần kiểm tra lại vì AI có thể nhận diện sai khi hình ảnh không rõ; thả từ vào đúng ô theo hướng dẫn của GV và nghĩ thêm được từ cho ô còn thiếu</w:t>
+            </w:r>
+          </w:p>
+          <w:p>
+            <w:pPr>
+              <w:spacing w:after="0"/>
+            </w:pPr>
+            <w:r>
+              <w:rPr>
+                <w:b w:val="0"/>
+                <w:i w:val="0"/>
+                <w:sz w:val="18"/>
+              </w:rPr>
+              <w:t>NLS: Năng lực số 5.2 CB1b: HS kéo</w:t>
             </w:r>
           </w:p>
         </w:tc>
@@ -11899,6 +12185,7 @@
                 <w:i w:val="0"/>
                 <w:sz w:val="18"/>
               </w:rPr>
+              <w:t>Năng lực số 1.1 CB1b: HS nhìn hình vật được quay trực tiếp trên màn hình và nêu được các chi tiết về màu sắc, hình dáng, chất liệu</w:t>
             </w:r>
           </w:p>
         </w:tc>
@@ -12015,7 +12302,7 @@
                 <w:i w:val="0"/>
                 <w:sz w:val="18"/>
               </w:rPr>
-              <w:t>NLS-KT (Cơ bản 1): Chiếu ảnh chụp thật khóm hoa tỉ muội nhiều bông chụm vào nhau.</w:t>
+              <w:t>Tích hợp AI 2.A1.2: HS hiểu công cụ AI/dự báo thời tiết có thể hỗ trợ cảnh báo mưa lũ, nhưng con người vẫn cần nghe người lớn hướng dẫn và tự bảo vệ an toàn; Năng lực số 1.1 CB1b: HS xem tư liệu, chỉ vị trí trên bản đồ số và nói được truyện “Sự tích hoa tỉ muội” gắn với vùng đất, con người nào của nước ta</w:t>
             </w:r>
           </w:p>
           <w:p>
@@ -12257,6 +12544,7 @@
                 <w:i w:val="0"/>
                 <w:sz w:val="18"/>
               </w:rPr>
+              <w:t>Năng lực số 3.1 CB1a: HS xem lại đoạn phim của mình và nói được một điều mình sẽ sửa khi nói trước lớp lần sau</w:t>
             </w:r>
           </w:p>
         </w:tc>
@@ -12600,6 +12888,7 @@
                 <w:i w:val="0"/>
                 <w:sz w:val="18"/>
               </w:rPr>
+              <w:t>Năng lực số 1.1 CB1b: HS xem phim câm rồi nghe lại có tiếng, nêu thêm được từ ngữ mới đúng chủ điểm</w:t>
             </w:r>
           </w:p>
         </w:tc>
@@ -12714,6 +13003,7 @@
                 <w:i w:val="0"/>
                 <w:sz w:val="18"/>
               </w:rPr>
+              <w:t>Tích hợp AI 2.A1.1: HS biết công cụ AI có thể gợi ý từ ngữ/câu văn, nhưng HS phải tự viết bằng trải nghiệm thật của mình và không nhập thông tin riêng tư của người thân; Năng lực số 2.2 CB1a: HS nêu được điểm giống nhau giữa đoạn văn viết trong vở và lời yêu thương gửi qua tin nhắn, tấm thiệp</w:t>
             </w:r>
           </w:p>
         </w:tc>
@@ -13072,6 +13362,7 @@
                 <w:i w:val="0"/>
                 <w:sz w:val="18"/>
               </w:rPr>
+              <w:t>Năng lực số 1.1 CB1b: HS kể lại câu chuyện theo tranh chiếu trên màn hình, kể đúng thứ tự các sự việc</w:t>
             </w:r>
           </w:p>
         </w:tc>
@@ -13415,6 +13706,7 @@
                 <w:i w:val="0"/>
                 <w:sz w:val="18"/>
               </w:rPr>
+              <w:t>NLS: Năng lực số 1.1 CB1a: HS nghe GV tra từ điển điện tử và nói lại được nghĩa của từ vừa tra</w:t>
             </w:r>
           </w:p>
         </w:tc>
@@ -13529,6 +13821,7 @@
                 <w:i w:val="0"/>
                 <w:sz w:val="18"/>
               </w:rPr>
+              <w:t>Tích hợp AI 2.A1.2: Thể hiện được thái độ đúng đắn khi sử dụng AI; biết tin tưởng ở mức hợp lí, có trách nhiệm và có sự kiểm soát của con người: HS hiểu AI có thể gợi ý dàn ý, từ ngữ cho đoạn văn về người thân nhưng HS phải tự viết bằng cảm xúc thật, kiểm tra lại nội dung, không sao chép máy móc và không nhập thông tin riêng tư của gia đình; Năng lực số 2.2 CB1a: HS nêu được điểm giống nhau giữa đoạn văn viết trong vở và lời yêu thương gửi qua tin nhắn, tấm thiệp</w:t>
             </w:r>
           </w:p>
         </w:tc>
@@ -13643,6 +13936,7 @@
                 <w:i w:val="0"/>
                 <w:sz w:val="18"/>
               </w:rPr>
+              <w:t>Năng lực số 1.1 CB1b: HS quan sát GV tìm sách theo chủ đề trên máy và nêu được tên một cuốn sách mình muốn đọc</w:t>
             </w:r>
           </w:p>
         </w:tc>
@@ -13759,7 +14053,7 @@
                 <w:i w:val="0"/>
                 <w:sz w:val="18"/>
               </w:rPr>
-              <w:t>NLS-KT (Cơ bản 1): Ở hoạt động Đọc văn bản bài thơ “Cánh cửa nhớ bà”, GV chiếu tranh minh hoạ phóng to.</w:t>
+              <w:t>Năng lực số 2.3 CB1a: Học sinh giao tiếp, hợp tác khi tham gia hoạt động nhóm và sử dụng các công cụ số đơn giản như máy chiếu, bảng điện tử để quan sát tranh, trao đổi, trình bày kết quả học tập</w:t>
             </w:r>
           </w:p>
           <w:p>
@@ -13887,6 +14181,7 @@
                 <w:i w:val="0"/>
                 <w:sz w:val="18"/>
               </w:rPr>
+              <w:t>Năng lực số 3.1 CB1a: HS cùng chữa bài chiếu trên màn hình và nhận ra lỗi mình cũng hay mắc</w:t>
             </w:r>
           </w:p>
         </w:tc>
@@ -14001,6 +14296,7 @@
                 <w:i w:val="0"/>
                 <w:sz w:val="18"/>
               </w:rPr>
+              <w:t>Năng lực số 3.1 CB1a: HS cùng chữa bài chiếu trên màn hình và nhận ra lỗi mình cũng hay mắc</w:t>
             </w:r>
           </w:p>
         </w:tc>
@@ -14115,6 +14411,19 @@
                 <w:i w:val="0"/>
                 <w:sz w:val="18"/>
               </w:rPr>
+              <w:t>Năng lực số 3.1 CB1a: HS cùng chữa bài chiếu trên màn hình và nhận ra lỗi mình cũng hay mắc</w:t>
+            </w:r>
+          </w:p>
+          <w:p>
+            <w:pPr>
+              <w:spacing w:after="0"/>
+            </w:pPr>
+            <w:r>
+              <w:rPr>
+                <w:b w:val="0"/>
+                <w:i w:val="0"/>
+                <w:sz w:val="18"/>
+              </w:rPr>
               <w:t>KNS: KN tự học: chọn sách phù hợp, kiên trì đọc và rút ra điều bổ ích cho bản thân.</w:t>
             </w:r>
           </w:p>
@@ -14230,6 +14539,7 @@
                 <w:i w:val="0"/>
                 <w:sz w:val="18"/>
               </w:rPr>
+              <w:t>Năng lực số 3.1 CB1a: HS cùng chữa bài chiếu trên màn hình và nhận ra lỗi mình cũng hay mắc</w:t>
             </w:r>
           </w:p>
         </w:tc>
@@ -14344,6 +14654,7 @@
                 <w:i w:val="0"/>
                 <w:sz w:val="18"/>
               </w:rPr>
+              <w:t>Năng lực số 3.1 CB1a: HS cùng chữa bài chiếu trên màn hình và nhận ra lỗi mình cũng hay mắc</w:t>
             </w:r>
           </w:p>
         </w:tc>
@@ -14458,6 +14769,7 @@
                 <w:i w:val="0"/>
                 <w:sz w:val="18"/>
               </w:rPr>
+              <w:t>Tích hợp AI 2.A1.2: HS nhận biết công cụ AI có thể hỗ trợ gợi ý từ ngữ hoặc dàn ý khi viết đoạn văn, nhưng chỉ dùng để tham khảo; HS phải tự viết bằng cảm xúc thật, không sao chép nguyên văn và không nhập thông tin riêng tư của gia đình; Năng lực số 3.1 CB1a: HS cùng chữa bài chiếu trên màn hình và nhận ra lỗi mình cũng hay mắc</w:t>
             </w:r>
           </w:p>
         </w:tc>
@@ -14572,6 +14884,7 @@
                 <w:i w:val="0"/>
                 <w:sz w:val="18"/>
               </w:rPr>
+              <w:t>Năng lực số 3.1 CB1a: HS cùng chữa bài chiếu trên màn hình và nhận ra lỗi mình cũng hay mắc</w:t>
             </w:r>
           </w:p>
         </w:tc>
@@ -14930,6 +15243,7 @@
                 <w:i w:val="0"/>
                 <w:sz w:val="18"/>
               </w:rPr>
+              <w:t>NLS: Năng lực số 3.1 CB1a: HS kể được điều mình đã trải qua khi ảnh của mình hiện lên màn hình</w:t>
             </w:r>
           </w:p>
         </w:tc>
@@ -15273,6 +15587,20 @@
                 <w:i w:val="0"/>
                 <w:sz w:val="18"/>
               </w:rPr>
+              <w:t>thả từ vào đúng ô theo hướng dẫn của GV và nghĩ thêm được từ cho ô còn thiếu</w:t>
+            </w:r>
+          </w:p>
+          <w:p>
+            <w:pPr>
+              <w:spacing w:after="0"/>
+            </w:pPr>
+            <w:r>
+              <w:rPr>
+                <w:b w:val="0"/>
+                <w:i w:val="0"/>
+                <w:sz w:val="18"/>
+              </w:rPr>
+              <w:t>NLS: Năng lực số 5.2 CB1b: HS kéo</w:t>
             </w:r>
           </w:p>
         </w:tc>
@@ -15387,6 +15715,7 @@
                 <w:i w:val="0"/>
                 <w:sz w:val="18"/>
               </w:rPr>
+              <w:t>Năng lực số 2.3 CB1a: Giao tiếp, hợp tác trong môi trường số bằng hình thức đơn giản, phù hợp; HS biết tin nhắn là một hình thức giao tiếp số cần viết ngắn gọn, lịch sự, rõ người nhận và nội dung; Năng lực số 4.2 CB1a: Nhận biết cách bảo vệ thông tin cá nhân khi giao tiếp trong môi trường số; HS biết không gửi địa chỉ, số điện thoại, hình ảnh riêng tư cho người lạ</w:t>
             </w:r>
           </w:p>
         </w:tc>
@@ -15501,6 +15830,7 @@
                 <w:i w:val="0"/>
                 <w:sz w:val="18"/>
               </w:rPr>
+              <w:t>Năng lực số 1.1 CB1b: HS quan sát GV tìm sách theo chủ đề trên máy và nêu được tên một cuốn sách mình muốn đọc</w:t>
             </w:r>
           </w:p>
         </w:tc>
@@ -15617,6 +15947,7 @@
                 <w:i w:val="0"/>
                 <w:sz w:val="18"/>
               </w:rPr>
+              <w:t>Năng lực số 5.2 CB1b: HS làm bài ôn tương tác đủ bốn kĩ năng và biết mình cần luyện thêm phần nào trước khi đánh giá</w:t>
             </w:r>
           </w:p>
         </w:tc>
@@ -15731,6 +16062,7 @@
                 <w:i w:val="0"/>
                 <w:sz w:val="18"/>
               </w:rPr>
+              <w:t>Năng lực số 5.2 CB1b: HS làm bài ôn tương tác đủ bốn kĩ năng và biết mình cần luyện thêm phần nào trước khi đánh giá</w:t>
             </w:r>
           </w:p>
         </w:tc>
@@ -15845,6 +16177,7 @@
                 <w:i w:val="0"/>
                 <w:sz w:val="18"/>
               </w:rPr>
+              <w:t>Năng lực số 5.2 CB1b: HS làm bài ôn tương tác đủ bốn kĩ năng và biết mình cần luyện thêm phần nào trước khi đánh giá</w:t>
             </w:r>
           </w:p>
         </w:tc>
@@ -15959,6 +16292,7 @@
                 <w:i w:val="0"/>
                 <w:sz w:val="18"/>
               </w:rPr>
+              <w:t>Năng lực số 5.2 CB1b: HS làm bài ôn tương tác đủ bốn kĩ năng và biết mình cần luyện thêm phần nào trước khi đánh giá</w:t>
             </w:r>
           </w:p>
         </w:tc>
@@ -16073,6 +16407,7 @@
                 <w:i w:val="0"/>
                 <w:sz w:val="18"/>
               </w:rPr>
+              <w:t>Năng lực số 5.2 CB1b: HS làm bài ôn tương tác đủ bốn kĩ năng và biết mình cần luyện thêm phần nào trước khi đánh giá</w:t>
             </w:r>
           </w:p>
         </w:tc>
@@ -16213,6 +16548,19 @@
                 <w:i w:val="0"/>
                 <w:sz w:val="18"/>
               </w:rPr>
+              <w:t>Năng lực số 1.1 CB1a: HS thực hiện theo hướng dẫn từng bước của GV: nêu câu hỏi muốn biết thêm, quan sát GV tra cứu, cùng chọn thông tin đúng với bài</w:t>
+            </w:r>
+          </w:p>
+          <w:p>
+            <w:pPr>
+              <w:spacing w:after="0"/>
+            </w:pPr>
+            <w:r>
+              <w:rPr>
+                <w:b w:val="0"/>
+                <w:i w:val="0"/>
+                <w:sz w:val="18"/>
+              </w:rPr>
               <w:t>KNS: KN tự học: chọn sách phù hợp, kiên trì đọc và rút ra điều bổ ích cho bản thân.</w:t>
             </w:r>
           </w:p>
@@ -16328,6 +16676,7 @@
                 <w:i w:val="0"/>
                 <w:sz w:val="18"/>
               </w:rPr>
+              <w:t>NLS: Năng lực số 3.1 CB1a: HS quan sát GV thao tác quay và phát lại</w:t>
             </w:r>
           </w:p>
         </w:tc>
@@ -16442,6 +16791,7 @@
                 <w:i w:val="0"/>
                 <w:sz w:val="18"/>
               </w:rPr>
+              <w:t>Năng lực số 3.1 CB1a: HS xem lại đoạn phim của mình và nói được một điều mình sẽ sửa khi nói trước lớp lần sau</w:t>
             </w:r>
           </w:p>
         </w:tc>
@@ -16556,6 +16906,19 @@
                 <w:i w:val="0"/>
                 <w:sz w:val="18"/>
               </w:rPr>
+              <w:t>Năng lực số 1.1 CB1b: HS xem, nghe tư liệu GV chiếu và chỉ ra được từ ngữ trong bài “Mùa nước nổi” ứng với điều mình vừa nhìn thấy, vừa nghe thấy</w:t>
+            </w:r>
+          </w:p>
+          <w:p>
+            <w:pPr>
+              <w:spacing w:after="0"/>
+            </w:pPr>
+            <w:r>
+              <w:rPr>
+                <w:b w:val="0"/>
+                <w:i w:val="0"/>
+                <w:sz w:val="18"/>
+              </w:rPr>
               <w:t>KNS: KN tự học: chọn sách phù hợp, kiên trì đọc và rút ra điều bổ ích cho bản thân.</w:t>
             </w:r>
           </w:p>
@@ -16671,6 +17034,20 @@
                 <w:i w:val="0"/>
                 <w:sz w:val="18"/>
               </w:rPr>
+              <w:t>thả từ vào đúng ô theo hướng dẫn của GV và nghĩ thêm được từ cho ô còn thiếu</w:t>
+            </w:r>
+          </w:p>
+          <w:p>
+            <w:pPr>
+              <w:spacing w:after="0"/>
+            </w:pPr>
+            <w:r>
+              <w:rPr>
+                <w:b w:val="0"/>
+                <w:i w:val="0"/>
+                <w:sz w:val="18"/>
+              </w:rPr>
+              <w:t>NLS: Năng lực số 5.2 CB1b: HS kéo</w:t>
             </w:r>
           </w:p>
         </w:tc>
@@ -16785,6 +17162,20 @@
                 <w:i w:val="0"/>
                 <w:sz w:val="18"/>
               </w:rPr>
+              <w:t>sai rồi tự sửa lựa chọn của mình</w:t>
+            </w:r>
+          </w:p>
+          <w:p>
+            <w:pPr>
+              <w:spacing w:after="0"/>
+            </w:pPr>
+            <w:r>
+              <w:rPr>
+                <w:b w:val="0"/>
+                <w:i w:val="0"/>
+                <w:sz w:val="18"/>
+              </w:rPr>
+              <w:t>NLS: Năng lực số 5.2 CB1b: HS chọn từ chỉ sự vật trên màn hình, xem máy báo đúng</w:t>
             </w:r>
           </w:p>
         </w:tc>
@@ -16899,6 +17290,7 @@
                 <w:i w:val="0"/>
                 <w:sz w:val="18"/>
               </w:rPr>
+              <w:t>Tích hợp AI 2.A1.2: HS nhận biết công cụ AI có thể hỗ trợ gợi ý từ ngữ hoặc dàn ý khi viết đoạn văn tả đồ vật, nhưng chỉ dùng để tham khảo; HS tự viết bằng lời của mình, không sao chép nguyên văn và không nhập thông tin riêng tư; Năng lực số 1.1 CB1b: HS nhìn hình vật được quay trực tiếp trên màn hình và nêu được các chi tiết về màu sắc, hình dáng, chất liệu</w:t>
             </w:r>
           </w:p>
         </w:tc>
@@ -17013,6 +17405,7 @@
                 <w:i w:val="0"/>
                 <w:sz w:val="18"/>
               </w:rPr>
+              <w:t>Năng lực số 1.1 CB1a: HS chọn bài đọc về thiếu nhi trong kho sách điện tử GV mở sẵn và nói vì sao chọn bài đó</w:t>
             </w:r>
           </w:p>
         </w:tc>
@@ -17129,6 +17522,19 @@
                 <w:i w:val="0"/>
                 <w:sz w:val="18"/>
               </w:rPr>
+              <w:t>Năng lực số 1.1 CB1a: HS biết tìm kiếm thông tin, dữ liệu và nội dung đơn giản trong môi trường số; biết xem, nghe học liệu số về chim họa mi theo đường dẫn an toàn do GV cung cấp, chọn thông tin phù hợp và không bấm vào liên kết lạ</w:t>
+            </w:r>
+          </w:p>
+          <w:p>
+            <w:pPr>
+              <w:spacing w:after="0"/>
+            </w:pPr>
+            <w:r>
+              <w:rPr>
+                <w:b w:val="0"/>
+                <w:i w:val="0"/>
+                <w:sz w:val="18"/>
+              </w:rPr>
               <w:t>KNS: KN tự học: chọn sách phù hợp, kiên trì đọc và rút ra điều bổ ích cho bản thân.</w:t>
             </w:r>
           </w:p>
@@ -17244,6 +17650,7 @@
                 <w:i w:val="0"/>
                 <w:sz w:val="18"/>
               </w:rPr>
+              <w:t>Năng lực số 1.1 CB1b: HS kể chuyện theo bộ tranh chiếu trên màn hình, kể đúng thứ tự các sự việc</w:t>
             </w:r>
           </w:p>
         </w:tc>
@@ -17358,6 +17765,7 @@
                 <w:i w:val="0"/>
                 <w:sz w:val="18"/>
               </w:rPr>
+              <w:t>Năng lực số 1.1 CB1b: HS kể lời của mình theo tranh chạy trên màn hình rồi nghe bản kể mẫu và nói được mình học thêm được điều gì</w:t>
             </w:r>
           </w:p>
         </w:tc>
@@ -17472,6 +17880,19 @@
                 <w:i w:val="0"/>
                 <w:sz w:val="18"/>
               </w:rPr>
+              <w:t>Năng lực số 1.1 CB1a: HS thực hiện theo hướng dẫn từng bước của GV: nêu câu hỏi muốn biết thêm, quan sát GV tra cứu, cùng chọn thông tin đúng với bài</w:t>
+            </w:r>
+          </w:p>
+          <w:p>
+            <w:pPr>
+              <w:spacing w:after="0"/>
+            </w:pPr>
+            <w:r>
+              <w:rPr>
+                <w:b w:val="0"/>
+                <w:i w:val="0"/>
+                <w:sz w:val="18"/>
+              </w:rPr>
               <w:t>KNS: KN tự học: chọn sách phù hợp, kiên trì đọc và rút ra điều bổ ích cho bản thân.</w:t>
             </w:r>
           </w:p>
@@ -17587,6 +18008,7 @@
                 <w:i w:val="0"/>
                 <w:sz w:val="18"/>
               </w:rPr>
+              <w:t>NLS: Năng lực số 1.1 CB1a: HS nghe GV tra từ điển điện tử và nói lại được nghĩa của từ vừa tra</w:t>
             </w:r>
           </w:p>
         </w:tc>
@@ -17701,6 +18123,20 @@
                 <w:i w:val="0"/>
                 <w:sz w:val="18"/>
               </w:rPr>
+              <w:t>sai rồi tự sửa lựa chọn của mình</w:t>
+            </w:r>
+          </w:p>
+          <w:p>
+            <w:pPr>
+              <w:spacing w:after="0"/>
+            </w:pPr>
+            <w:r>
+              <w:rPr>
+                <w:b w:val="0"/>
+                <w:i w:val="0"/>
+                <w:sz w:val="18"/>
+              </w:rPr>
+              <w:t>NLS: Năng lực số 5.2 CB1b: HS chọn từ chỉ hoạt động trên màn hình, xem máy báo đúng</w:t>
             </w:r>
           </w:p>
         </w:tc>
@@ -17815,6 +18251,33 @@
                 <w:i w:val="0"/>
                 <w:sz w:val="18"/>
               </w:rPr>
+              <w:t>biết tìm đọc bài thơ, câu chuyện về ngày Tết trên nguồn học liệu số do GV cung cấp, chọn nội dung phù hợp và không bấm vào liên kết lạ; Tích hợp AI 2.A1.2: HS nhận biết công cụ AI như ChatGPT/Gemini có thể gợi ý lời chúc Tết hoặc sửa lỗi chính tả; HS chỉ dùng để tham khảo, tự viết bằng lời chân thành, không sao chép nguyên văn và không nhập thông tin riêng tư</w:t>
+            </w:r>
+          </w:p>
+          <w:p>
+            <w:pPr>
+              <w:spacing w:after="0"/>
+            </w:pPr>
+            <w:r>
+              <w:rPr>
+                <w:b w:val="0"/>
+                <w:i w:val="0"/>
+                <w:sz w:val="18"/>
+              </w:rPr>
+              <w:t>GDMT: Năng lực số 1.1 CB1a: HS biết tìm kiếm nội dung đơn giản trong môi trường số</w:t>
+            </w:r>
+          </w:p>
+          <w:p>
+            <w:pPr>
+              <w:spacing w:after="0"/>
+            </w:pPr>
+            <w:r>
+              <w:rPr>
+                <w:b w:val="0"/>
+                <w:i w:val="0"/>
+                <w:sz w:val="18"/>
+              </w:rPr>
+              <w:t>NLS: Năng lực số 1.1 CB1a: HS biết tìm kiếm nội dung đơn giản trong môi trường số</w:t>
             </w:r>
           </w:p>
         </w:tc>
@@ -17929,6 +18392,7 @@
                 <w:i w:val="0"/>
                 <w:sz w:val="18"/>
               </w:rPr>
+              <w:t>Tích hợp AI; YCCĐ 2.A2.1: HS biết mục đích của AI trong gia đình là hỗ trợ con người, giúp tiết kiệm thời gian, giảm một số công việc nhà; con người vẫn cần sử dụng đúng mục đích và kiểm tra kết quả</w:t>
             </w:r>
           </w:p>
         </w:tc>
@@ -18045,20 +18509,20 @@
                 <w:i w:val="0"/>
                 <w:sz w:val="18"/>
               </w:rPr>
+              <w:t>Năng lực số 1.1 CB1a: HS biết tìm kiếm thông tin, dữ liệu và nội dung đơn giản trong môi trường số; biết xem học liệu số về hành trình giọt nước/vòng tuần hoàn nước từ nguồn an toàn do GV cung cấp, chọn thông tin phù hợp và không bấm vào liên kết lạ</w:t>
+            </w:r>
+          </w:p>
+          <w:p>
+            <w:pPr>
+              <w:spacing w:after="0"/>
+            </w:pPr>
+            <w:r>
+              <w:rPr>
+                <w:b w:val="0"/>
+                <w:i w:val="0"/>
+                <w:sz w:val="18"/>
+              </w:rPr>
               <w:t>QPAN: Liên hệ tinh thần đoàn kết toàn dân tộc và sự hi sinh của các chiến sĩ cách mạng; HS nêu được biển, đảo là một phần lãnh thổ thiêng liêng của Tổ quốc.</w:t>
-            </w:r>
-          </w:p>
-          <w:p>
-            <w:pPr>
-              <w:spacing w:after="0"/>
-            </w:pPr>
-            <w:r>
-              <w:rPr>
-                <w:b w:val="0"/>
-                <w:i w:val="0"/>
-                <w:sz w:val="18"/>
-              </w:rPr>
-              <w:t>KNS: KN tự học: chọn sách phù hợp, kiên trì đọc và rút ra điều bổ ích cho bản thân.</w:t>
             </w:r>
           </w:p>
         </w:tc>
@@ -18173,6 +18637,20 @@
                 <w:i w:val="0"/>
                 <w:sz w:val="18"/>
               </w:rPr>
+              <w:t>Tích hợp AI 2.A1.2: HS nhận biết công cụ AI có thể hỗ trợ gợi ý trình tự kể chuyện theo tranh hoặc gợi ý từ ngữ kể chuyện, nhưng HS phải kiểm tra lại với tranh SGK, tự kể bằng lời của mình, không sao chép nguyên văn</w:t>
+            </w:r>
+          </w:p>
+          <w:p>
+            <w:pPr>
+              <w:spacing w:after="0"/>
+            </w:pPr>
+            <w:r>
+              <w:rPr>
+                <w:b w:val="0"/>
+                <w:i w:val="0"/>
+                <w:sz w:val="18"/>
+              </w:rPr>
+              <w:t>NLS: Năng lực số 3.1 CB1a: HS quan sát GV thao tác quay và phát lại</w:t>
             </w:r>
           </w:p>
         </w:tc>
@@ -18287,6 +18765,7 @@
                 <w:i w:val="0"/>
                 <w:sz w:val="18"/>
               </w:rPr>
+              <w:t>Năng lực số 1.1 CB1b: HS kể lại câu chuyện theo tranh chiếu trên màn hình, kể đúng thứ tự các sự việc</w:t>
             </w:r>
           </w:p>
         </w:tc>
@@ -18401,6 +18880,19 @@
                 <w:i w:val="0"/>
                 <w:sz w:val="18"/>
               </w:rPr>
+              <w:t>Tích hợp AI 2.C3.1: HS nhận biết AI có thể hỗ trợ phân loại hoặc nhận diện cây, quả qua hình ảnh; tuy nhiên cần quan sát kĩ, đối chiếu với hiểu biết thực tế vì AI có thể nhầm lẫn; Năng lực số 1.1 CB1b: HS xem, nghe tư liệu GV chiếu và chỉ ra được từ ngữ trong bài “Mùa vàng” ứng với điều mình vừa nhìn thấy, vừa nghe thấy</w:t>
+            </w:r>
+          </w:p>
+          <w:p>
+            <w:pPr>
+              <w:spacing w:after="0"/>
+            </w:pPr>
+            <w:r>
+              <w:rPr>
+                <w:b w:val="0"/>
+                <w:i w:val="0"/>
+                <w:sz w:val="18"/>
+              </w:rPr>
               <w:t>KNS: KN tự học: chọn sách phù hợp, kiên trì đọc và rút ra điều bổ ích cho bản thân.</w:t>
             </w:r>
           </w:p>
@@ -18516,6 +19008,20 @@
                 <w:i w:val="0"/>
                 <w:sz w:val="18"/>
               </w:rPr>
+              <w:t>thả từ vào đúng ô theo hướng dẫn của GV và nghĩ thêm được từ cho ô còn thiếu</w:t>
+            </w:r>
+          </w:p>
+          <w:p>
+            <w:pPr>
+              <w:spacing w:after="0"/>
+            </w:pPr>
+            <w:r>
+              <w:rPr>
+                <w:b w:val="0"/>
+                <w:i w:val="0"/>
+                <w:sz w:val="18"/>
+              </w:rPr>
+              <w:t>NLS: Năng lực số 5.2 CB1b: HS kéo</w:t>
             </w:r>
           </w:p>
         </w:tc>
@@ -18630,6 +19136,7 @@
                 <w:i w:val="0"/>
                 <w:sz w:val="18"/>
               </w:rPr>
+              <w:t>Năng lực số 1.1 CB1b: HS nhìn cặp ảnh trên màn hình và tìm được từ chỉ đặc điểm nói đúng điều mình quan sát</w:t>
             </w:r>
           </w:p>
         </w:tc>
@@ -18744,6 +19251,33 @@
                 <w:i w:val="0"/>
                 <w:sz w:val="18"/>
               </w:rPr>
+              <w:t>biết tìm đọc câu chuyện về thiên nhiên trên nguồn học liệu số do GV/cha mẹ cung cấp, chọn nội dung phù hợp và không bấm vào liên kết lạ</w:t>
+            </w:r>
+          </w:p>
+          <w:p>
+            <w:pPr>
+              <w:spacing w:after="0"/>
+            </w:pPr>
+            <w:r>
+              <w:rPr>
+                <w:b w:val="0"/>
+                <w:i w:val="0"/>
+                <w:sz w:val="18"/>
+              </w:rPr>
+              <w:t>GDMT: Năng lực số 1.1 CB1a: HS biết tìm kiếm nội dung đơn giản trong môi trường số</w:t>
+            </w:r>
+          </w:p>
+          <w:p>
+            <w:pPr>
+              <w:spacing w:after="0"/>
+            </w:pPr>
+            <w:r>
+              <w:rPr>
+                <w:b w:val="0"/>
+                <w:i w:val="0"/>
+                <w:sz w:val="18"/>
+              </w:rPr>
+              <w:t>NLS: Năng lực số 1.1 CB1a: HS biết tìm kiếm nội dung đơn giản trong môi trường số</w:t>
             </w:r>
           </w:p>
         </w:tc>
@@ -18974,6 +19508,19 @@
                 <w:i w:val="0"/>
                 <w:sz w:val="18"/>
               </w:rPr>
+              <w:t>Năng lực số 1.1 CB1a: HS biết tìm kiếm thông tin, dữ liệu và nội dung đơn giản trong môi trường số; biết xem học liệu số về quá trình từ hạt thóc đến hạt gạo từ nguồn an toàn do GV cung cấp, chọn thông tin phù hợp và không bấm vào liên kết lạ</w:t>
+            </w:r>
+          </w:p>
+          <w:p>
+            <w:pPr>
+              <w:spacing w:after="0"/>
+            </w:pPr>
+            <w:r>
+              <w:rPr>
+                <w:b w:val="0"/>
+                <w:i w:val="0"/>
+                <w:sz w:val="18"/>
+              </w:rPr>
               <w:t>KNS: KN tự học: chọn sách phù hợp, kiên trì đọc và rút ra điều bổ ích cho bản thân.</w:t>
             </w:r>
           </w:p>
@@ -19089,6 +19636,20 @@
                 <w:i w:val="0"/>
                 <w:sz w:val="18"/>
               </w:rPr>
+              <w:t>Tích hợp AI 2.A1.2: HS nhận biết công cụ AI có thể hỗ trợ gợi ý trình tự kể chuyện theo tranh hoặc gợi ý từ ngữ kể chuyện, nhưng HS phải kiểm tra lại với tranh SGK, tự kể bằng lời của mình, không sao chép nguyên văn và không nhập thông tin riêng tư</w:t>
+            </w:r>
+          </w:p>
+          <w:p>
+            <w:pPr>
+              <w:spacing w:after="0"/>
+            </w:pPr>
+            <w:r>
+              <w:rPr>
+                <w:b w:val="0"/>
+                <w:i w:val="0"/>
+                <w:sz w:val="18"/>
+              </w:rPr>
+              <w:t>NLS: Năng lực số 3.1 CB1a: HS quan sát GV thao tác quay và phát lại</w:t>
             </w:r>
           </w:p>
         </w:tc>
@@ -19203,6 +19764,7 @@
                 <w:i w:val="0"/>
                 <w:sz w:val="18"/>
               </w:rPr>
+              <w:t>Năng lực số 1.1 CB1b: HS kể lời của mình theo tranh chạy trên màn hình rồi nghe bản kể mẫu và nói được mình học thêm được điều gì</w:t>
             </w:r>
           </w:p>
         </w:tc>
@@ -19317,6 +19879,19 @@
                 <w:i w:val="0"/>
                 <w:sz w:val="18"/>
               </w:rPr>
+              <w:t>Tích hợp AI 2.C3.1: HS nhận biết AI có thể hỗ trợ nhận diện cây tre hoặc cảnh vật thiên nhiên qua hình ảnh, nhưng cần quan sát kĩ và đối chiếu với hiểu biết thực tế vì AI có thể nhận nhầm; Năng lực số 1.1 CB1b: HS xem, nghe tư liệu GV chiếu và chỉ ra được từ ngữ trong bài “Lũy tre” ứng với điều mình vừa nhìn thấy, vừa nghe thấy</w:t>
+            </w:r>
+          </w:p>
+          <w:p>
+            <w:pPr>
+              <w:spacing w:after="0"/>
+            </w:pPr>
+            <w:r>
+              <w:rPr>
+                <w:b w:val="0"/>
+                <w:i w:val="0"/>
+                <w:sz w:val="18"/>
+              </w:rPr>
               <w:t>KNS: KN tự học: chọn sách phù hợp, kiên trì đọc và rút ra điều bổ ích cho bản thân.</w:t>
             </w:r>
           </w:p>
@@ -19432,6 +20007,20 @@
                 <w:i w:val="0"/>
                 <w:sz w:val="18"/>
               </w:rPr>
+              <w:t>thả từ vào đúng ô theo hướng dẫn của GV và nghĩ thêm được từ cho ô còn thiếu</w:t>
+            </w:r>
+          </w:p>
+          <w:p>
+            <w:pPr>
+              <w:spacing w:after="0"/>
+            </w:pPr>
+            <w:r>
+              <w:rPr>
+                <w:b w:val="0"/>
+                <w:i w:val="0"/>
+                <w:sz w:val="18"/>
+              </w:rPr>
+              <w:t>NLS: Năng lực số 5.2 CB1b: HS kéo</w:t>
             </w:r>
           </w:p>
         </w:tc>
@@ -19546,6 +20135,7 @@
                 <w:i w:val="0"/>
                 <w:sz w:val="18"/>
               </w:rPr>
+              <w:t>Tích hợp AI; YCCĐ 2.D1.1: HS nêu được tình huống đơn giản trong đời sống có thể áp dụng AI để hỗ trợ luyện tập thể thao, đếm lượt tập hoặc gợi ý bài rèn luyện; biết AI chỉ hỗ trợ, con người vẫn cần cố gắng, chơi trung thực và kiểm tra kết quả; Năng lực số 1.1 CB1b: HS xem phim câm rồi nghe lại có tiếng, nêu thêm được từ ngữ mới đúng chủ điểm</w:t>
             </w:r>
           </w:p>
         </w:tc>
@@ -19660,6 +20250,33 @@
                 <w:i w:val="0"/>
                 <w:sz w:val="18"/>
               </w:rPr>
+              <w:t>biết tìm đọc bài thơ về vẻ đẹp thiên nhiên trên nguồn học liệu số do GV/cha mẹ cung cấp, chọn nội dung phù hợp và không bấm vào liên kết lạ</w:t>
+            </w:r>
+          </w:p>
+          <w:p>
+            <w:pPr>
+              <w:spacing w:after="0"/>
+            </w:pPr>
+            <w:r>
+              <w:rPr>
+                <w:b w:val="0"/>
+                <w:i w:val="0"/>
+                <w:sz w:val="18"/>
+              </w:rPr>
+              <w:t>GDMT: Năng lực số 1.1 CB1a: HS biết tìm kiếm nội dung đơn giản trong môi trường số</w:t>
+            </w:r>
+          </w:p>
+          <w:p>
+            <w:pPr>
+              <w:spacing w:after="0"/>
+            </w:pPr>
+            <w:r>
+              <w:rPr>
+                <w:b w:val="0"/>
+                <w:i w:val="0"/>
+                <w:sz w:val="18"/>
+              </w:rPr>
+              <w:t>NLS: Năng lực số 1.1 CB1a: HS biết tìm kiếm nội dung đơn giản trong môi trường số</w:t>
             </w:r>
           </w:p>
         </w:tc>
@@ -19890,6 +20507,19 @@
                 <w:i w:val="0"/>
                 <w:sz w:val="18"/>
               </w:rPr>
+              <w:t>Năng lực số 1.1 CB1a: HS biết tìm kiếm thông tin đơn giản về một loài chim từ nguồn học liệu số an toàn do GV/cha mẹ cung cấp; biết không bấm liên kết lạ, không chia sẻ thông tin cá nhân</w:t>
+            </w:r>
+          </w:p>
+          <w:p>
+            <w:pPr>
+              <w:spacing w:after="0"/>
+            </w:pPr>
+            <w:r>
+              <w:rPr>
+                <w:b w:val="0"/>
+                <w:i w:val="0"/>
+                <w:sz w:val="18"/>
+              </w:rPr>
               <w:t>KNS: KN tự học: chọn sách phù hợp, kiên trì đọc và rút ra điều bổ ích cho bản thân.</w:t>
             </w:r>
           </w:p>
@@ -20005,6 +20635,7 @@
                 <w:i w:val="0"/>
                 <w:sz w:val="18"/>
               </w:rPr>
+              <w:t>Tích hợp AI 2.A1.2: HS nhận biết công cụ AI như ChatGPT/Gemini có thể gợi ý trình tự kể chuyện theo tranh hoặc từ ngữ kể chuyện, nhưng HS phải kiểm tra với tranh SGK, tự kể bằng lời của mình, không sao chép nguyên văn và không nhập thông tin riêng tư; Năng lực số 1.1 CB1b: HS kể chuyện theo bộ tranh chiếu trên màn hình, kể đúng thứ tự các sự việc</w:t>
             </w:r>
           </w:p>
         </w:tc>
@@ -20119,6 +20750,7 @@
                 <w:i w:val="0"/>
                 <w:sz w:val="18"/>
               </w:rPr>
+              <w:t>Năng lực số 1.1 CB1b: HS kể lời của mình theo tranh chạy trên màn hình rồi nghe bản kể mẫu và nói được mình học thêm được điều gì</w:t>
             </w:r>
           </w:p>
         </w:tc>
@@ -20233,6 +20865,19 @@
                 <w:i w:val="0"/>
                 <w:sz w:val="18"/>
               </w:rPr>
+              <w:t>Năng lực số 1.2 CB1a: HS bước đầu biết kiểm tra độ tin cậy của thông tin số về khủng long/động vật bằng cách đối chiếu với bài đọc, tranh ảnh và nguồn do GV cung cấp</w:t>
+            </w:r>
+          </w:p>
+          <w:p>
+            <w:pPr>
+              <w:spacing w:after="0"/>
+            </w:pPr>
+            <w:r>
+              <w:rPr>
+                <w:b w:val="0"/>
+                <w:i w:val="0"/>
+                <w:sz w:val="18"/>
+              </w:rPr>
               <w:t>KNS: KN tự học: chọn sách phù hợp, kiên trì đọc và rút ra điều bổ ích cho bản thân.</w:t>
             </w:r>
           </w:p>
@@ -20348,6 +20993,7 @@
                 <w:i w:val="0"/>
                 <w:sz w:val="18"/>
               </w:rPr>
+              <w:t>Tích hợp AI 2.C3.1: HS nhận biết AI có thể hỗ trợ nhận diện hoặc phân loại con vật qua hình ảnh nhưng có thể nhầm; HS cần quan sát đặc điểm và kiểm tra lại với nguồn tin đáng tin cậy; Năng lực số 1.1 CB1a: HS biết tìm kiếm nội dung đơn giản về động vật hoang dã trên nguồn học liệu an toàn; biết ghi tên loài vật, thức ăn, nơi sống theo sơ đồ gợi ý</w:t>
             </w:r>
           </w:p>
         </w:tc>
@@ -20462,6 +21108,7 @@
                 <w:i w:val="0"/>
                 <w:sz w:val="18"/>
               </w:rPr>
+              <w:t>Năng lực số 2.3 CB1a: HS biết công cụ số có thể nhắc lịch, xem thời khóa biểu nhưng chỉ sử dụng dưới sự hướng dẫn của người lớn và không chia sẻ thông tin cá nhân</w:t>
             </w:r>
           </w:p>
         </w:tc>
@@ -20576,6 +21223,7 @@
                 <w:i w:val="0"/>
                 <w:sz w:val="18"/>
               </w:rPr>
+              <w:t>Năng lực số 2.2 CB1a: HS nêu được điểm giống nhau giữa tấm thiệp, lời cảm ơn viết trên giấy và tin nhắn gửi bằng điện thoại</w:t>
             </w:r>
           </w:p>
         </w:tc>
@@ -20692,6 +21340,19 @@
                 <w:i w:val="0"/>
                 <w:sz w:val="18"/>
               </w:rPr>
+              <w:t>Năng lực số 1.1 CB1b: HS xem tư liệu, chỉ vị trí trên bản đồ số và nói được truyện “Sự tích cây thì là” gắn với vùng đất, con người nào của nước ta</w:t>
+            </w:r>
+          </w:p>
+          <w:p>
+            <w:pPr>
+              <w:spacing w:after="0"/>
+            </w:pPr>
+            <w:r>
+              <w:rPr>
+                <w:b w:val="0"/>
+                <w:i w:val="0"/>
+                <w:sz w:val="18"/>
+              </w:rPr>
               <w:t>KNS: KN tự học: chọn sách phù hợp, kiên trì đọc và rút ra điều bổ ích cho bản thân.</w:t>
             </w:r>
           </w:p>
@@ -20807,6 +21468,7 @@
                 <w:i w:val="0"/>
                 <w:sz w:val="18"/>
               </w:rPr>
+              <w:t>Tích hợp AI 2.A1.2: HS nhận biết công cụ AI như ChatGPT/Gemini có thể hỗ trợ gợi ý trình tự kể chuyện theo tranh, nhưng HS phải đối chiếu với tranh SGK, tự kể bằng lời của mình, không sao chép nguyên văn và không nhập thông tin riêng tư; Năng lực số 1.1 CB1b: HS kể chuyện theo bộ tranh chiếu trên màn hình, kể đúng thứ tự các sự việc</w:t>
             </w:r>
           </w:p>
         </w:tc>
@@ -20921,6 +21583,7 @@
                 <w:i w:val="0"/>
                 <w:sz w:val="18"/>
               </w:rPr>
+              <w:t>NLS: Năng lực số 3.1 CB1a: HS kể được điều mình đã trải qua khi ảnh của mình hiện lên màn hình</w:t>
             </w:r>
           </w:p>
         </w:tc>
@@ -21035,6 +21698,19 @@
                 <w:i w:val="0"/>
                 <w:sz w:val="18"/>
               </w:rPr>
+              <w:t>Năng lực số 1.1 CB1b: HS xem, nghe tư liệu GV chiếu và chỉ ra được từ ngữ trong bài “Bờ tre đón khách” ứng với điều mình vừa nhìn thấy, vừa nghe thấy</w:t>
+            </w:r>
+          </w:p>
+          <w:p>
+            <w:pPr>
+              <w:spacing w:after="0"/>
+            </w:pPr>
+            <w:r>
+              <w:rPr>
+                <w:b w:val="0"/>
+                <w:i w:val="0"/>
+                <w:sz w:val="18"/>
+              </w:rPr>
               <w:t>KNS: KN tự học: chọn sách phù hợp, kiên trì đọc và rút ra điều bổ ích cho bản thân.</w:t>
             </w:r>
           </w:p>
@@ -21150,6 +21826,7 @@
                 <w:i w:val="0"/>
                 <w:sz w:val="18"/>
               </w:rPr>
+              <w:t>Tích hợp AI 2.A1.2: HS nhận biết AI có thể gợi ý từ ngữ/dàn ý khi viết về con vật, nhưng chỉ dùng để tham khảo; HS phải tự quan sát, tự viết bằng lời của mình, không nhập thông tin riêng tư của gia đình; Năng lực số 5.2 CB1b: HS nói ý theo từng ô của sơ đồ để GV gõ vào, rồi dựa vào dàn ý trên màn hình mà viết đoạn văn của mình</w:t>
             </w:r>
           </w:p>
         </w:tc>
@@ -21264,6 +21941,7 @@
                 <w:i w:val="0"/>
                 <w:sz w:val="18"/>
               </w:rPr>
+              <w:t>Năng lực số 5.2 CB1b: HS chọn đúng từ để hoàn thành câu nêu đặc điểm và đọc lại câu hoàn chỉnh</w:t>
             </w:r>
           </w:p>
         </w:tc>
@@ -21378,6 +22056,7 @@
                 <w:i w:val="0"/>
                 <w:sz w:val="18"/>
               </w:rPr>
+              <w:t>Năng lực số 4.2 CB1a: HS biết họ tên, lớp, tổ, thông tin tham gia hoạt động là thông tin cần dùng đúng mục đích; không tự ý đăng, gửi danh sách của bạn lên mạng</w:t>
             </w:r>
           </w:p>
         </w:tc>
@@ -21494,6 +22173,19 @@
                 <w:i w:val="0"/>
                 <w:sz w:val="18"/>
               </w:rPr>
+              <w:t>Năng lực số 1.1 CB1b: HS xem, nghe tư liệu GV chiếu và chỉ ra được từ ngữ trong bài “Tiếng chổi tre” ứng với điều mình vừa nhìn thấy, vừa nghe thấy</w:t>
+            </w:r>
+          </w:p>
+          <w:p>
+            <w:pPr>
+              <w:spacing w:after="0"/>
+            </w:pPr>
+            <w:r>
+              <w:rPr>
+                <w:b w:val="0"/>
+                <w:i w:val="0"/>
+                <w:sz w:val="18"/>
+              </w:rPr>
               <w:t>KNS: KN tự học: chọn sách phù hợp, kiên trì đọc và rút ra điều bổ ích cho bản thân.</w:t>
             </w:r>
           </w:p>
@@ -21609,6 +22301,7 @@
                 <w:i w:val="0"/>
                 <w:sz w:val="18"/>
               </w:rPr>
+              <w:t>NLS: Năng lực số 3.1 CB1a: HS quan sát GV thao tác quay và phát lại</w:t>
             </w:r>
           </w:p>
         </w:tc>
@@ -21723,6 +22416,7 @@
                 <w:i w:val="0"/>
                 <w:sz w:val="18"/>
               </w:rPr>
+              <w:t>Năng lực số 1.1 CB1b: HS kể lời của mình theo tranh chạy trên màn hình rồi nghe bản kể mẫu và nói được mình học thêm được điều gì</w:t>
             </w:r>
           </w:p>
         </w:tc>
@@ -21837,6 +22531,19 @@
                 <w:i w:val="0"/>
                 <w:sz w:val="18"/>
               </w:rPr>
+              <w:t>Tích hợp AI 2.A1.2: HS nhận biết tình huống không nên dùng AI khi AI thay thế hoàn toàn cảm xúc, dẫn đến thiếu trách nhiệm; HS hiểu chăm sóc cây cối cần tình cảm và trách nhiệm thật của con người, không thể phó mặc hoàn toàn cho máy móc; Năng lực số 1.1 CB1b: HS xem, nghe tư liệu GV chiếu và chỉ ra được từ ngữ trong bài “Cỏ non cười rồi” ứng với điều mình vừa nhìn thấy, vừa nghe thấy</w:t>
+            </w:r>
+          </w:p>
+          <w:p>
+            <w:pPr>
+              <w:spacing w:after="0"/>
+            </w:pPr>
+            <w:r>
+              <w:rPr>
+                <w:b w:val="0"/>
+                <w:i w:val="0"/>
+                <w:sz w:val="18"/>
+              </w:rPr>
               <w:t>KNS: KN tự học: chọn sách phù hợp, kiên trì đọc và rút ra điều bổ ích cho bản thân.</w:t>
             </w:r>
           </w:p>
@@ -21952,6 +22659,7 @@
                 <w:i w:val="0"/>
                 <w:sz w:val="18"/>
               </w:rPr>
+              <w:t>Năng lực số 2.2 CB1a: HS nêu được điểm giống nhau giữa tấm thiệp, lời cảm ơn viết trên giấy và tin nhắn gửi bằng điện thoại</w:t>
             </w:r>
           </w:p>
         </w:tc>
@@ -22066,6 +22774,20 @@
                 <w:i w:val="0"/>
                 <w:sz w:val="18"/>
               </w:rPr>
+              <w:t>sai và tự sửa lại lựa chọn của mình</w:t>
+            </w:r>
+          </w:p>
+          <w:p>
+            <w:pPr>
+              <w:spacing w:after="0"/>
+            </w:pPr>
+            <w:r>
+              <w:rPr>
+                <w:b w:val="0"/>
+                <w:i w:val="0"/>
+                <w:sz w:val="18"/>
+              </w:rPr>
+              <w:t>NLS: Năng lực số 5.2 CB1b: HS nêu đáp án để GV thao tác trên máy, xem máy báo đúng</w:t>
             </w:r>
           </w:p>
         </w:tc>
@@ -22180,6 +22902,7 @@
                 <w:i w:val="0"/>
                 <w:sz w:val="18"/>
               </w:rPr>
+              <w:t>Năng lực số 3.1 CB1a: HS đọc bài viết được chiếu trên màn hình, nói được một câu kể rõ việc của bạn và một chỗ cần bổ sung</w:t>
             </w:r>
           </w:p>
         </w:tc>
@@ -22296,20 +23019,20 @@
                 <w:i w:val="0"/>
                 <w:sz w:val="18"/>
               </w:rPr>
+              <w:t>Tích hợp AI; YCCĐ 2.A1.2: HS nhận biết công cụ AI có thể hỗ trợ nhận diện rác thải/hiện tượng môi trường qua hình ảnh, nhưng con người vẫn phải kiểm tra, lựa chọn và hành động có trách nhiệm; Năng lực số 1.1 CB1b: HS xem, nghe tư liệu GV chiếu và chỉ ra được từ ngữ trong bài “Những con sao biển” ứng với điều mình vừa nhìn thấy, vừa nghe thấy</w:t>
+            </w:r>
+          </w:p>
+          <w:p>
+            <w:pPr>
+              <w:spacing w:after="0"/>
+            </w:pPr>
+            <w:r>
+              <w:rPr>
+                <w:b w:val="0"/>
+                <w:i w:val="0"/>
+                <w:sz w:val="18"/>
+              </w:rPr>
               <w:t>QPAN: Liên hệ tinh thần đoàn kết toàn dân tộc và sự hi sinh của các chiến sĩ cách mạng; HS nêu được biển, đảo là một phần lãnh thổ thiêng liêng của Tổ quốc.</w:t>
-            </w:r>
-          </w:p>
-          <w:p>
-            <w:pPr>
-              <w:spacing w:after="0"/>
-            </w:pPr>
-            <w:r>
-              <w:rPr>
-                <w:b w:val="0"/>
-                <w:i w:val="0"/>
-                <w:sz w:val="18"/>
-              </w:rPr>
-              <w:t>KNS: KN tự học: chọn sách phù hợp, kiên trì đọc và rút ra điều bổ ích cho bản thân.</w:t>
             </w:r>
           </w:p>
         </w:tc>
@@ -22424,6 +23147,7 @@
                 <w:i w:val="0"/>
                 <w:sz w:val="18"/>
               </w:rPr>
+              <w:t>NLS: Năng lực số 3.1 CB1a: HS quan sát GV thao tác quay và phát lại</w:t>
             </w:r>
           </w:p>
         </w:tc>
@@ -22538,6 +23262,7 @@
                 <w:i w:val="0"/>
                 <w:sz w:val="18"/>
               </w:rPr>
+              <w:t>Năng lực số 1.1 CB1b: HS kể lại câu chuyện theo tranh chiếu trên màn hình, kể đúng thứ tự các sự việc</w:t>
             </w:r>
           </w:p>
         </w:tc>
@@ -22652,6 +23377,19 @@
                 <w:i w:val="0"/>
                 <w:sz w:val="18"/>
               </w:rPr>
+              <w:t>Tích hợp AI; YCCĐ 2.A1.2: HS nhận biết AI có thể gợi ý thông tin về chăm sóc con vật nhỏ nhưng con người cần kiểm tra với người lớn/nguồn tin cậy, không tự ý làm hại sinh vật; Năng lực số 1.1 CB1b: HS xem, nghe tư liệu GV chiếu và chỉ ra được từ ngữ trong bài “Tạm biệt cánh cam” ứng với điều mình vừa nhìn thấy, vừa nghe thấy</w:t>
+            </w:r>
+          </w:p>
+          <w:p>
+            <w:pPr>
+              <w:spacing w:after="0"/>
+            </w:pPr>
+            <w:r>
+              <w:rPr>
+                <w:b w:val="0"/>
+                <w:i w:val="0"/>
+                <w:sz w:val="18"/>
+              </w:rPr>
               <w:t>KNS: KN tự học: chọn sách phù hợp, kiên trì đọc và rút ra điều bổ ích cho bản thân.</w:t>
             </w:r>
           </w:p>
@@ -22767,6 +23505,7 @@
                 <w:i w:val="0"/>
                 <w:sz w:val="18"/>
               </w:rPr>
+              <w:t>Tích hợp AI 2.A1.2: HS nhận biết AI có thể gợi ý dàn ý/từ ngữ khi viết đoạn văn bảo vệ môi trường, nhưng chỉ dùng tham khảo; HS phải tự viết bằng trải nghiệm thật và không nhập thông tin riêng tư; Năng lực số 3.1 CB1a: HS đọc bài viết được chiếu trên màn hình, nói được một câu kể rõ việc của bạn và một chỗ cần bổ sung</w:t>
             </w:r>
           </w:p>
         </w:tc>
@@ -22881,6 +23620,7 @@
                 <w:i w:val="0"/>
                 <w:sz w:val="18"/>
               </w:rPr>
+              <w:t>Năng lực số 1.1 CB1b: HS nhìn cặp ảnh trên màn hình và tìm được từ chỉ đặc điểm nói đúng điều mình quan sát</w:t>
             </w:r>
           </w:p>
         </w:tc>
@@ -22995,6 +23735,7 @@
                 <w:i w:val="0"/>
                 <w:sz w:val="18"/>
               </w:rPr>
+              <w:t>NLS: Năng lực số 1.1 CB1b: HS quan sát ảnh phóng to và nêu được chi tiết mình sẽ đưa vào bài tả</w:t>
             </w:r>
           </w:p>
         </w:tc>
@@ -23111,6 +23852,7 @@
                 <w:i w:val="0"/>
                 <w:sz w:val="18"/>
               </w:rPr>
+              <w:t>Năng lực số 1.1 CB1b: HS nhìn ảnh, xem phim và gọi được tên bài đọc, đọc thuộc một câu văn hoặc câu thơ trong bài</w:t>
             </w:r>
           </w:p>
         </w:tc>
@@ -23225,6 +23967,7 @@
                 <w:i w:val="0"/>
                 <w:sz w:val="18"/>
               </w:rPr>
+              <w:t>Năng lực số 1.1 CB1b: HS nhìn ảnh, xem phim và gọi được tên bài đọc, đọc thuộc một câu văn hoặc câu thơ trong bài</w:t>
             </w:r>
           </w:p>
         </w:tc>
@@ -23339,6 +24082,7 @@
                 <w:i w:val="0"/>
                 <w:sz w:val="18"/>
               </w:rPr>
+              <w:t>Năng lực số 1.1 CB1b: HS nhìn ảnh, xem phim và gọi được tên bài đọc, đọc thuộc một câu văn hoặc câu thơ trong bài</w:t>
             </w:r>
           </w:p>
         </w:tc>
@@ -23453,6 +24197,7 @@
                 <w:i w:val="0"/>
                 <w:sz w:val="18"/>
               </w:rPr>
+              <w:t>Năng lực số 1.1 CB1b: HS nhìn ảnh, xem phim và gọi được tên bài đọc, đọc thuộc một câu văn hoặc câu thơ trong bài</w:t>
             </w:r>
           </w:p>
         </w:tc>
@@ -23567,6 +24312,7 @@
                 <w:i w:val="0"/>
                 <w:sz w:val="18"/>
               </w:rPr>
+              <w:t>Năng lực số 1.1 CB1b: HS nhìn ảnh, xem phim và gọi được tên bài đọc, đọc thuộc một câu văn hoặc câu thơ trong bài</w:t>
             </w:r>
           </w:p>
         </w:tc>
@@ -23683,6 +24429,19 @@
                 <w:i w:val="0"/>
                 <w:sz w:val="18"/>
               </w:rPr>
+              <w:t>Năng lực số 1.1 CB1a: HS thực hiện theo hướng dẫn từng bước của GV: nêu câu hỏi muốn biết thêm, quan sát GV tra cứu, cùng chọn thông tin đúng với bài</w:t>
+            </w:r>
+          </w:p>
+          <w:p>
+            <w:pPr>
+              <w:spacing w:after="0"/>
+            </w:pPr>
+            <w:r>
+              <w:rPr>
+                <w:b w:val="0"/>
+                <w:i w:val="0"/>
+                <w:sz w:val="18"/>
+              </w:rPr>
               <w:t>KNS: KN tự học: chọn sách phù hợp, kiên trì đọc và rút ra điều bổ ích cho bản thân.</w:t>
             </w:r>
           </w:p>
@@ -23798,6 +24557,7 @@
                 <w:i w:val="0"/>
                 <w:sz w:val="18"/>
               </w:rPr>
+              <w:t>Năng lực số 1.1 CB1b: HS kể chuyện theo bộ tranh chiếu trên màn hình, kể đúng thứ tự các sự việc</w:t>
             </w:r>
           </w:p>
         </w:tc>
@@ -23912,6 +24672,7 @@
                 <w:i w:val="0"/>
                 <w:sz w:val="18"/>
               </w:rPr>
+              <w:t>Năng lực số 1.1 CB1b: HS kể lời của mình theo tranh chạy trên màn hình rồi nghe bản kể mẫu và nói được mình học thêm được điều gì</w:t>
             </w:r>
           </w:p>
         </w:tc>
@@ -24026,6 +24787,19 @@
                 <w:i w:val="0"/>
                 <w:sz w:val="18"/>
               </w:rPr>
+              <w:t>Năng lực số 1.1 CB1a: HS thực hiện theo hướng dẫn từng bước của GV: nêu câu hỏi muốn biết thêm, quan sát GV tra cứu, cùng chọn thông tin đúng với bài</w:t>
+            </w:r>
+          </w:p>
+          <w:p>
+            <w:pPr>
+              <w:spacing w:after="0"/>
+            </w:pPr>
+            <w:r>
+              <w:rPr>
+                <w:b w:val="0"/>
+                <w:i w:val="0"/>
+                <w:sz w:val="18"/>
+              </w:rPr>
               <w:t>KNS: KN tự học: chọn sách phù hợp, kiên trì đọc và rút ra điều bổ ích cho bản thân.</w:t>
             </w:r>
           </w:p>
@@ -24141,6 +24915,33 @@
                 <w:i w:val="0"/>
                 <w:sz w:val="18"/>
               </w:rPr>
+              <w:t>Tích hợp</w:t>
+            </w:r>
+          </w:p>
+          <w:p>
+            <w:pPr>
+              <w:spacing w:after="0"/>
+            </w:pPr>
+            <w:r>
+              <w:rPr>
+                <w:b w:val="0"/>
+                <w:i w:val="0"/>
+                <w:sz w:val="18"/>
+              </w:rPr>
+              <w:t>AI-NB (2.A1.2): HS nhận biết AI có thể hỗ trợ gợi ý ý tưởng theo khung câu hỏi khi viết đoạn giới thiệu đồ dùng học tập; biết sử dụng gợi ý ở mức tham khảo, không chép máy móc.</w:t>
+            </w:r>
+          </w:p>
+          <w:p>
+            <w:pPr>
+              <w:spacing w:after="0"/>
+            </w:pPr>
+            <w:r>
+              <w:rPr>
+                <w:b w:val="0"/>
+                <w:i w:val="0"/>
+                <w:sz w:val="18"/>
+              </w:rPr>
+              <w:t>Năng lực số 5.2 CB1b: HS nói ý theo từng ô của sơ đồ để GV gõ vào, rồi dựa vào dàn ý trên màn hình mà viết đoạn văn của mình.</w:t>
             </w:r>
           </w:p>
         </w:tc>
@@ -24486,6 +25287,7 @@
                 <w:i w:val="0"/>
                 <w:sz w:val="18"/>
               </w:rPr>
+              <w:t>Năng lực số 1.1 CB1b: HS kể lại câu chuyện theo tranh chiếu trên màn hình, kể đúng thứ tự các sự việc</w:t>
             </w:r>
           </w:p>
         </w:tc>
@@ -24600,6 +25402,45 @@
                 <w:i w:val="0"/>
                 <w:sz w:val="18"/>
               </w:rPr>
+              <w:t>biết không bấm đường link lạ, không chia sẻ thông tin cá nhân, biết báo người lớn khi gặp tin nhắn đáng ngờ; Tích hợp AI; YCCĐ 2.A3.2: Hiểu rằng con người có vai trò dạy AI thông qua cách tương tác lịch sự và có trách nhiệm; khi dùng chatbot cần hỏi văn minh, kiểm tra lại thông tin và không chia sẻ thông tin riêng tư</w:t>
+            </w:r>
+          </w:p>
+          <w:p>
+            <w:pPr>
+              <w:spacing w:after="0"/>
+            </w:pPr>
+            <w:r>
+              <w:rPr>
+                <w:b w:val="0"/>
+                <w:i w:val="0"/>
+                <w:sz w:val="18"/>
+              </w:rPr>
+              <w:t>GDMT: Năng lực số 4.1 CB1b: Phân biệt rủi ro và mối đe dọa đơn giản trong môi trường số</w:t>
+            </w:r>
+          </w:p>
+          <w:p>
+            <w:pPr>
+              <w:spacing w:after="0"/>
+            </w:pPr>
+            <w:r>
+              <w:rPr>
+                <w:b w:val="0"/>
+                <w:i w:val="0"/>
+                <w:sz w:val="18"/>
+              </w:rPr>
+              <w:t>NLS: Năng lực số 4.1 CB1b: Phân biệt rủi ro và mối đe dọa đơn giản trong môi trường số</w:t>
+            </w:r>
+          </w:p>
+          <w:p>
+            <w:pPr>
+              <w:spacing w:after="0"/>
+            </w:pPr>
+            <w:r>
+              <w:rPr>
+                <w:b w:val="0"/>
+                <w:i w:val="0"/>
+                <w:sz w:val="18"/>
+              </w:rPr>
               <w:t>KNS: KN tự học: chọn sách phù hợp, kiên trì đọc và rút ra điều bổ ích cho bản thân.</w:t>
             </w:r>
           </w:p>
@@ -24715,6 +25556,20 @@
                 <w:i w:val="0"/>
                 <w:sz w:val="18"/>
               </w:rPr>
+              <w:t>Năng lực số 2.1 CB1a: Xác định được phương tiện giao tiếp đơn giản thích hợp cho một bối cảnh</w:t>
+            </w:r>
+          </w:p>
+          <w:p>
+            <w:pPr>
+              <w:spacing w:after="0"/>
+            </w:pPr>
+            <w:r>
+              <w:rPr>
+                <w:b w:val="0"/>
+                <w:i w:val="0"/>
+                <w:sz w:val="18"/>
+              </w:rPr>
+              <w:t>GDMT: nhận biết in-tơ-nét là môi trường số giúp kết nối nhanh chóng</w:t>
             </w:r>
           </w:p>
         </w:tc>
@@ -24829,6 +25684,20 @@
                 <w:i w:val="0"/>
                 <w:sz w:val="18"/>
               </w:rPr>
+              <w:t>biết chọn nội dung phù hợp và báo người lớn khi gặp nội dung lạ</w:t>
+            </w:r>
+          </w:p>
+          <w:p>
+            <w:pPr>
+              <w:spacing w:after="0"/>
+            </w:pPr>
+            <w:r>
+              <w:rPr>
+                <w:b w:val="0"/>
+                <w:i w:val="0"/>
+                <w:sz w:val="18"/>
+              </w:rPr>
+              <w:t>NLS: Năng lực số 4.1 CB1b: Nhận biết rủi ro đơn giản khi sử dụng thiết bị số</w:t>
             </w:r>
           </w:p>
         </w:tc>
@@ -24943,6 +25812,7 @@
                 <w:i w:val="0"/>
                 <w:sz w:val="18"/>
               </w:rPr>
+              <w:t>Tích hợp năng lực số/an toàn thiết bị: Biết đọc một số thông tin đơn giản trên bản hướng dẫn sử dụng; nhận biết cần hỏi người lớn trước khi dùng thiết bị điện, thiết bị số; Tích hợp AI; YCCĐ 2.A3.2: Biết công cụ AI có thể gợi ý thông tin nhưng cần người lớn hướng dẫn, kiểm tra; không tự làm theo hướng dẫn nguy hiểm hoặc chia sẻ thông tin riêng tư</w:t>
             </w:r>
           </w:p>
         </w:tc>
@@ -25057,6 +25927,7 @@
                 <w:i w:val="0"/>
                 <w:sz w:val="18"/>
               </w:rPr>
+              <w:t>Tích hợp AI 2.A1.2: HS biết AI có thể gợi ý câu/đoạn văn, nhưng phải tin tưởng ở mức hợp lí, kiểm tra lại và tự viết bằng trải nghiệm thật của mình; Năng lực số 1.1 CB1b: HS nhìn đoạn văn mẫu được tô màu và nêu được đoạn văn kể việc gồm mấy phần</w:t>
             </w:r>
           </w:p>
         </w:tc>
@@ -25173,20 +26044,20 @@
                 <w:i w:val="0"/>
                 <w:sz w:val="18"/>
               </w:rPr>
+              <w:t>Tích hợp AI; YCCĐ 2.A1.1: Nhận biết AI có thể hỗ trợ gợi ý thông tin học tập, nhưng HS cần kiểm tra lại bằng SGK, tranh minh họa và hiểu biết của mình; không chép nguyên gợi ý của AI; Năng lực số 1.1 CB1b: HS xem tư liệu, chỉ vị trí trên bản đồ số và nói được truyện “Mai An Tiêm” gắn với vùng đất, con người nào của nước ta</w:t>
+            </w:r>
+          </w:p>
+          <w:p>
+            <w:pPr>
+              <w:spacing w:after="0"/>
+            </w:pPr>
+            <w:r>
+              <w:rPr>
+                <w:b w:val="0"/>
+                <w:i w:val="0"/>
+                <w:sz w:val="18"/>
+              </w:rPr>
               <w:t>QPAN: Bồi dưỡng tình yêu quê hương, đất nước; giới thiệu tinh thần đoàn kết toàn dân tộc và sự hi sinh của các chiến sĩ cách mạng.</w:t>
-            </w:r>
-          </w:p>
-          <w:p>
-            <w:pPr>
-              <w:spacing w:after="0"/>
-            </w:pPr>
-            <w:r>
-              <w:rPr>
-                <w:b w:val="0"/>
-                <w:i w:val="0"/>
-                <w:sz w:val="18"/>
-              </w:rPr>
-              <w:t>KNS: KN tự học: chọn sách phù hợp, kiên trì đọc và rút ra điều bổ ích cho bản thân.</w:t>
             </w:r>
           </w:p>
         </w:tc>
@@ -25415,6 +26286,7 @@
                 <w:i w:val="0"/>
                 <w:sz w:val="18"/>
               </w:rPr>
+              <w:t>Năng lực số 1.1 CB1b: HS kể lời của mình theo tranh chạy trên màn hình rồi nghe bản kể mẫu và nói được mình học thêm được điều gì</w:t>
             </w:r>
           </w:p>
         </w:tc>
@@ -25529,20 +26401,20 @@
                 <w:i w:val="0"/>
                 <w:sz w:val="18"/>
               </w:rPr>
+              <w:t>Năng lực số 1.1 CB1b: HS xem tư liệu, chỉ vị trí trên bản đồ số và nói được truyện “Thư gửi bố ngoài đảo” gắn với vùng đất, con người nào của nước ta</w:t>
+            </w:r>
+          </w:p>
+          <w:p>
+            <w:pPr>
+              <w:spacing w:after="0"/>
+            </w:pPr>
+            <w:r>
+              <w:rPr>
+                <w:b w:val="0"/>
+                <w:i w:val="0"/>
+                <w:sz w:val="18"/>
+              </w:rPr>
               <w:t>QPAN: Liên hệ tinh thần đoàn kết toàn dân tộc và sự hi sinh của các chiến sĩ cách mạng; HS nêu được biển, đảo là một phần lãnh thổ thiêng liêng của Tổ quốc.</w:t>
-            </w:r>
-          </w:p>
-          <w:p>
-            <w:pPr>
-              <w:spacing w:after="0"/>
-            </w:pPr>
-            <w:r>
-              <w:rPr>
-                <w:b w:val="0"/>
-                <w:i w:val="0"/>
-                <w:sz w:val="18"/>
-              </w:rPr>
-              <w:t>KNS: KN tự học: chọn sách phù hợp, kiên trì đọc và rút ra điều bổ ích cho bản thân.</w:t>
             </w:r>
           </w:p>
         </w:tc>
@@ -25771,6 +26643,20 @@
                 <w:i w:val="0"/>
                 <w:sz w:val="18"/>
               </w:rPr>
+              <w:t>thả từ vào đúng ô theo hướng dẫn của GV và nghĩ thêm được từ cho ô còn thiếu</w:t>
+            </w:r>
+          </w:p>
+          <w:p>
+            <w:pPr>
+              <w:spacing w:after="0"/>
+            </w:pPr>
+            <w:r>
+              <w:rPr>
+                <w:b w:val="0"/>
+                <w:i w:val="0"/>
+                <w:sz w:val="18"/>
+              </w:rPr>
+              <w:t>NLS: Năng lực số 5.2 CB1b: HS kéo</w:t>
             </w:r>
           </w:p>
         </w:tc>
@@ -25885,6 +26771,7 @@
                 <w:i w:val="0"/>
                 <w:sz w:val="18"/>
               </w:rPr>
+              <w:t>Năng lực số 2.2 CB1a: HS nêu được vì sao phải kiểm tra tên người nhận trước khi gửi và vì sao mình cần nhờ bố mẹ gửi giúp</w:t>
             </w:r>
           </w:p>
         </w:tc>
@@ -25999,6 +26886,7 @@
                 <w:i w:val="0"/>
                 <w:sz w:val="18"/>
               </w:rPr>
+              <w:t>Năng lực số 5.2 CB1b: HS nói ý theo từng ô của sơ đồ để GV gõ vào, rồi dựa vào dàn ý trên màn hình mà viết đoạn văn của mình</w:t>
             </w:r>
           </w:p>
         </w:tc>
@@ -26115,6 +27003,19 @@
                 <w:i w:val="0"/>
                 <w:sz w:val="18"/>
               </w:rPr>
+              <w:t>Năng lực số 1.1 CB1b: HS xem tư liệu, chỉ vị trí trên bản đồ số và nói được truyện “Bóp nát quả cam” gắn với vùng đất, con người nào của nước ta</w:t>
+            </w:r>
+          </w:p>
+          <w:p>
+            <w:pPr>
+              <w:spacing w:after="0"/>
+            </w:pPr>
+            <w:r>
+              <w:rPr>
+                <w:b w:val="0"/>
+                <w:i w:val="0"/>
+                <w:sz w:val="18"/>
+              </w:rPr>
               <w:t>KNS: KN tự học: chọn sách phù hợp, kiên trì đọc và rút ra điều bổ ích cho bản thân.</w:t>
             </w:r>
           </w:p>
@@ -26344,6 +27245,7 @@
                 <w:i w:val="0"/>
                 <w:sz w:val="18"/>
               </w:rPr>
+              <w:t>Tích hợp AI; YCCĐ 2.A1.2: HS biết AI/ChatGPT/Gemini có thể gợi ý trình tự kể chuyện theo tranh, nhưng cần kiểm tra lại với tranh SGK, tự kể bằng lời của mình và không nhập thông tin cá nhân; Năng lực số 1.1 CB1b: HS kể lại câu chuyện theo tranh chiếu trên màn hình, kể đúng thứ tự các sự việc</w:t>
             </w:r>
           </w:p>
         </w:tc>
@@ -26458,6 +27360,19 @@
                 <w:i w:val="0"/>
                 <w:sz w:val="18"/>
               </w:rPr>
+              <w:t>Tích hợp AI; YCCĐ 2.B1.1: HS nhận biết AI đôi khi có thể thiên kiến, gợi ý chưa công bằng; con người cần kiểm tra để không bỏ sót, thiên vị ai; Năng lực số 1.1 CB1b: HS xem tư liệu, chỉ vị trí trên bản đồ số và nói được truyện “Chiếc rễ đa tròn” gắn với vùng đất, con người nào của nước ta</w:t>
+            </w:r>
+          </w:p>
+          <w:p>
+            <w:pPr>
+              <w:spacing w:after="0"/>
+            </w:pPr>
+            <w:r>
+              <w:rPr>
+                <w:b w:val="0"/>
+                <w:i w:val="0"/>
+                <w:sz w:val="18"/>
+              </w:rPr>
               <w:t>KNS: KN tự học: chọn sách phù hợp, kiên trì đọc và rút ra điều bổ ích cho bản thân.</w:t>
             </w:r>
           </w:p>
@@ -26687,6 +27602,20 @@
                 <w:i w:val="0"/>
                 <w:sz w:val="18"/>
               </w:rPr>
+              <w:t>thả từ vào đúng ô theo hướng dẫn của GV và nghĩ thêm được từ cho ô còn thiếu</w:t>
+            </w:r>
+          </w:p>
+          <w:p>
+            <w:pPr>
+              <w:spacing w:after="0"/>
+            </w:pPr>
+            <w:r>
+              <w:rPr>
+                <w:b w:val="0"/>
+                <w:i w:val="0"/>
+                <w:sz w:val="18"/>
+              </w:rPr>
+              <w:t>NLS: Năng lực số 5.2 CB1b: HS kéo</w:t>
             </w:r>
           </w:p>
         </w:tc>
@@ -26801,6 +27730,7 @@
                 <w:i w:val="0"/>
                 <w:sz w:val="18"/>
               </w:rPr>
+              <w:t>Năng lực số 1.1 CB1b: HS nhìn đoạn văn mẫu được tô màu và nêu được đoạn văn kể việc gồm mấy phần</w:t>
             </w:r>
           </w:p>
         </w:tc>
@@ -26915,6 +27845,7 @@
                 <w:i w:val="0"/>
                 <w:sz w:val="18"/>
               </w:rPr>
+              <w:t>Năng lực số 1.1 CB1b: HS quan sát GV tìm sách theo chủ đề trên máy và nêu được tên một cuốn sách mình muốn đọc</w:t>
             </w:r>
           </w:p>
         </w:tc>
@@ -27031,20 +27962,20 @@
                 <w:i w:val="0"/>
                 <w:sz w:val="18"/>
               </w:rPr>
+              <w:t>Năng lực số 1.1 CB1a: HS thực hiện theo hướng dẫn từng bước của GV: nêu câu hỏi muốn biết thêm, quan sát GV tra cứu, cùng chọn thông tin đúng với bài</w:t>
+            </w:r>
+          </w:p>
+          <w:p>
+            <w:pPr>
+              <w:spacing w:after="0"/>
+            </w:pPr>
+            <w:r>
+              <w:rPr>
+                <w:b w:val="0"/>
+                <w:i w:val="0"/>
+                <w:sz w:val="18"/>
+              </w:rPr>
               <w:t>QPAN: Bồi dưỡng tình yêu quê hương, đất nước; giới thiệu tinh thần đoàn kết toàn dân tộc và sự hi sinh của các chiến sĩ cách mạng.</w:t>
-            </w:r>
-          </w:p>
-          <w:p>
-            <w:pPr>
-              <w:spacing w:after="0"/>
-            </w:pPr>
-            <w:r>
-              <w:rPr>
-                <w:b w:val="0"/>
-                <w:i w:val="0"/>
-                <w:sz w:val="18"/>
-              </w:rPr>
-              <w:t>KNS: KN tự học: chọn sách phù hợp, kiên trì đọc và rút ra điều bổ ích cho bản thân.</w:t>
             </w:r>
           </w:p>
         </w:tc>
@@ -27159,6 +28090,7 @@
                 <w:i w:val="0"/>
                 <w:sz w:val="18"/>
               </w:rPr>
+              <w:t>Tích hợp AI; YCCĐ 2.B3.1: HS bước đầu nhận biết tranh ảnh, bài hát, bài thơ về đất nước do con người hoặc AI tạo ra đều cần được tôn trọng nguồn/tác giả; khi dùng hình ảnh tham khảo phải hỏi GV/người lớn và không tự nhận là của mình</w:t>
             </w:r>
           </w:p>
         </w:tc>
@@ -27273,6 +28205,7 @@
                 <w:i w:val="0"/>
                 <w:sz w:val="18"/>
               </w:rPr>
+              <w:t>Năng lực số 1.1 CB1b: HS kể lời của mình theo tranh chạy trên màn hình rồi nghe bản kể mẫu và nói được mình học thêm được điều gì</w:t>
             </w:r>
           </w:p>
         </w:tc>
@@ -27387,20 +28320,20 @@
                 <w:i w:val="0"/>
                 <w:sz w:val="18"/>
               </w:rPr>
+              <w:t>Năng lực số 1.1 CB1a: HS thực hiện theo hướng dẫn từng bước của GV: nêu câu hỏi muốn biết thêm, quan sát GV tra cứu, cùng chọn thông tin đúng với bài</w:t>
+            </w:r>
+          </w:p>
+          <w:p>
+            <w:pPr>
+              <w:spacing w:after="0"/>
+            </w:pPr>
+            <w:r>
+              <w:rPr>
+                <w:b w:val="0"/>
+                <w:i w:val="0"/>
+                <w:sz w:val="18"/>
+              </w:rPr>
               <w:t>QPAN: Bồi dưỡng tình yêu quê hương, đất nước; giới thiệu tinh thần đoàn kết toàn dân tộc và sự hi sinh của các chiến sĩ cách mạng.</w:t>
-            </w:r>
-          </w:p>
-          <w:p>
-            <w:pPr>
-              <w:spacing w:after="0"/>
-            </w:pPr>
-            <w:r>
-              <w:rPr>
-                <w:b w:val="0"/>
-                <w:i w:val="0"/>
-                <w:sz w:val="18"/>
-              </w:rPr>
-              <w:t>KNS: KN tự học: chọn sách phù hợp, kiên trì đọc và rút ra điều bổ ích cho bản thân.</w:t>
             </w:r>
           </w:p>
         </w:tc>
@@ -27629,6 +28562,7 @@
                 <w:i w:val="0"/>
                 <w:sz w:val="18"/>
               </w:rPr>
+              <w:t>Năng lực số 1.1 CB1b: HS xem phim câm rồi nghe lại có tiếng, nêu thêm được từ ngữ mới đúng chủ điểm</w:t>
             </w:r>
           </w:p>
         </w:tc>
@@ -27743,6 +28677,7 @@
                 <w:i w:val="0"/>
                 <w:sz w:val="18"/>
               </w:rPr>
+              <w:t>NLS: Năng lực số 1.1 CB1b: HS quan sát ảnh phóng to và nêu được chi tiết mình sẽ đưa vào bài tả</w:t>
             </w:r>
           </w:p>
         </w:tc>
@@ -27857,6 +28792,7 @@
                 <w:i w:val="0"/>
                 <w:sz w:val="18"/>
               </w:rPr>
+              <w:t>Tích hợp AI 2.A1.1: HS biết công cụ AI có thể gợi ý từ ngữ/câu văn, nhưng HS phải tự viết bằng trải nghiệm thật của mình và không nhập thông tin riêng tư của người thân; Năng lực số 2.2 CB1a: HS nêu được điểm giống nhau giữa đoạn văn viết trong vở và lời yêu thương gửi qua tin nhắn, tấm thiệp</w:t>
             </w:r>
           </w:p>
         </w:tc>
@@ -27973,20 +28909,20 @@
                 <w:i w:val="0"/>
                 <w:sz w:val="18"/>
               </w:rPr>
+              <w:t>Năng lực số 1.1 CB1b: HS xem tư liệu, chỉ vị trí trên bản đồ số và nói được truyện “Chuyện quả bầu” gắn với vùng đất, con người nào của nước ta</w:t>
+            </w:r>
+          </w:p>
+          <w:p>
+            <w:pPr>
+              <w:spacing w:after="0"/>
+            </w:pPr>
+            <w:r>
+              <w:rPr>
+                <w:b w:val="0"/>
+                <w:i w:val="0"/>
+                <w:sz w:val="18"/>
+              </w:rPr>
               <w:t>QPAN: Bồi dưỡng tình yêu quê hương, đất nước; giới thiệu tinh thần đoàn kết toàn dân tộc và sự hi sinh của các chiến sĩ cách mạng.</w:t>
-            </w:r>
-          </w:p>
-          <w:p>
-            <w:pPr>
-              <w:spacing w:after="0"/>
-            </w:pPr>
-            <w:r>
-              <w:rPr>
-                <w:b w:val="0"/>
-                <w:i w:val="0"/>
-                <w:sz w:val="18"/>
-              </w:rPr>
-              <w:t>KNS: KN tự học: chọn sách phù hợp, kiên trì đọc và rút ra điều bổ ích cho bản thân.</w:t>
             </w:r>
           </w:p>
         </w:tc>
@@ -28215,6 +29151,7 @@
                 <w:i w:val="0"/>
                 <w:sz w:val="18"/>
               </w:rPr>
+              <w:t>Tích hợp AI; YCCĐ 2.A1.2: HS nhận biết ChatGPT/Gemini có thể gợi ý từ khóa và trình tự kể chuyện theo tranh, nhưng cần kiểm tra lại với SGK, không sao chép nguyên văn và kể bằng lời của mình; Năng lực số 1.1 CB1b: HS kể lại câu chuyện theo tranh chiếu trên màn hình, kể đúng thứ tự các sự việc</w:t>
             </w:r>
           </w:p>
         </w:tc>
@@ -28329,20 +29266,20 @@
                 <w:i w:val="0"/>
                 <w:sz w:val="18"/>
               </w:rPr>
+              <w:t>Năng lực số 1.1 CB1a: HS thực hiện theo hướng dẫn từng bước của GV: nêu câu hỏi muốn biết thêm, quan sát GV tra cứu, cùng chọn thông tin đúng với bài</w:t>
+            </w:r>
+          </w:p>
+          <w:p>
+            <w:pPr>
+              <w:spacing w:after="0"/>
+            </w:pPr>
+            <w:r>
+              <w:rPr>
+                <w:b w:val="0"/>
+                <w:i w:val="0"/>
+                <w:sz w:val="18"/>
+              </w:rPr>
               <w:t>QPAN: Liên hệ tinh thần đoàn kết toàn dân tộc và sự hi sinh của các chiến sĩ cách mạng; HS nêu được biển, đảo là một phần lãnh thổ thiêng liêng của Tổ quốc.</w:t>
-            </w:r>
-          </w:p>
-          <w:p>
-            <w:pPr>
-              <w:spacing w:after="0"/>
-            </w:pPr>
-            <w:r>
-              <w:rPr>
-                <w:b w:val="0"/>
-                <w:i w:val="0"/>
-                <w:sz w:val="18"/>
-              </w:rPr>
-              <w:t>KNS: KN tự học: chọn sách phù hợp, kiên trì đọc và rút ra điều bổ ích cho bản thân.</w:t>
             </w:r>
           </w:p>
         </w:tc>
@@ -28571,6 +29508,20 @@
                 <w:i w:val="0"/>
                 <w:sz w:val="18"/>
               </w:rPr>
+              <w:t>Tích hợp AI; YCCĐ 2.C3.2: HS biết công cụ AI/Google Lens có thể hỗ trợ nhận diện hình ảnh sinh vật biển nhưng có thể sai; cần kiểm tra lại với SGK, cô giáo và nguồn phù hợp; không tự ý đưa hình ảnh cá nhân lên mạng</w:t>
+            </w:r>
+          </w:p>
+          <w:p>
+            <w:pPr>
+              <w:spacing w:after="0"/>
+            </w:pPr>
+            <w:r>
+              <w:rPr>
+                <w:b w:val="0"/>
+                <w:i w:val="0"/>
+                <w:sz w:val="18"/>
+              </w:rPr>
+              <w:t>NLS: Năng lực số 1.1 CB1a: HS nghe GV tra từ điển điện tử và nói lại được nghĩa của từ vừa tra</w:t>
             </w:r>
           </w:p>
         </w:tc>
@@ -28685,6 +29636,7 @@
                 <w:i w:val="0"/>
                 <w:sz w:val="18"/>
               </w:rPr>
+              <w:t>Năng lực số 5.2 CB1b: HS nói ý theo từng ô của sơ đồ để GV gõ vào, rồi dựa vào dàn ý trên màn hình mà viết đoạn văn của mình</w:t>
             </w:r>
           </w:p>
         </w:tc>
@@ -28799,6 +29751,7 @@
                 <w:i w:val="0"/>
                 <w:sz w:val="18"/>
               </w:rPr>
+              <w:t>Năng lực số 1.1 CB1b: HS quan sát GV tìm sách theo chủ đề trên máy và nêu được tên một cuốn sách mình muốn đọc</w:t>
             </w:r>
           </w:p>
         </w:tc>
@@ -28915,6 +29868,19 @@
                 <w:i w:val="0"/>
                 <w:sz w:val="18"/>
               </w:rPr>
+              <w:t>Tích hợp AI; YCCĐ 2.A1.2: HS biết sử dụng gợi ý của ChatGPT/Gemini ở mức tham khảo khi giới thiệu cảnh đẹp; biết kiểm tra lại thông tin với SGK, không sao chép nguyên văn và không chia sẻ thông tin riêng tư; Năng lực số 1.1 CB1a: HS thực hiện theo hướng dẫn từng bước của GV: nêu câu hỏi muốn biết thêm, quan sát GV tra cứu, cùng chọn thông tin đúng với bài</w:t>
+            </w:r>
+          </w:p>
+          <w:p>
+            <w:pPr>
+              <w:spacing w:after="0"/>
+            </w:pPr>
+            <w:r>
+              <w:rPr>
+                <w:b w:val="0"/>
+                <w:i w:val="0"/>
+                <w:sz w:val="18"/>
+              </w:rPr>
               <w:t>KNS: KN tự học: chọn sách phù hợp, kiên trì đọc và rút ra điều bổ ích cho bản thân.</w:t>
             </w:r>
           </w:p>
@@ -29144,6 +30110,20 @@
                 <w:i w:val="0"/>
                 <w:sz w:val="18"/>
               </w:rPr>
+              <w:t>Tích hợp AI; YCCĐ 2.A1.2: Biết dùng ChatGPT/Gemini dưới sự hướng dẫn của GV để gợi ý dàn ý nói về quê hương; tự kiểm tra, tự diễn đạt và không nhập thông tin riêng tư</w:t>
+            </w:r>
+          </w:p>
+          <w:p>
+            <w:pPr>
+              <w:spacing w:after="0"/>
+            </w:pPr>
+            <w:r>
+              <w:rPr>
+                <w:b w:val="0"/>
+                <w:i w:val="0"/>
+                <w:sz w:val="18"/>
+              </w:rPr>
+              <w:t>NLS: Năng lực số 3.1 CB1a: HS kể được điều mình đã trải qua khi ảnh của mình hiện lên màn hình</w:t>
             </w:r>
           </w:p>
         </w:tc>
@@ -29258,6 +30238,19 @@
                 <w:i w:val="0"/>
                 <w:sz w:val="18"/>
               </w:rPr>
+              <w:t>Tích hợp AI; YCCĐ 2.A1.2: Biết dùng AI để tham khảo từ ngữ tả cảnh ở mức hợp lí, chọn lọc từ phù hợp với bài học và tự viết bằng lời của mình; Năng lực số 1.1 CB1b: HS xem, nghe tư liệu GV chiếu và chỉ ra được từ ngữ trong bài “Cánh đồng quê em” ứng với điều mình vừa nhìn thấy, vừa nghe thấy</w:t>
+            </w:r>
+          </w:p>
+          <w:p>
+            <w:pPr>
+              <w:spacing w:after="0"/>
+            </w:pPr>
+            <w:r>
+              <w:rPr>
+                <w:b w:val="0"/>
+                <w:i w:val="0"/>
+                <w:sz w:val="18"/>
+              </w:rPr>
               <w:t>KNS: KN tự học: chọn sách phù hợp, kiên trì đọc và rút ra điều bổ ích cho bản thân.</w:t>
             </w:r>
           </w:p>
@@ -29487,6 +30480,20 @@
                 <w:i w:val="0"/>
                 <w:sz w:val="18"/>
               </w:rPr>
+              <w:t>Tích hợp AI; YCCĐ 2.A1.2: Nhận biết AI có thể gợi ý tên nghề nghiệp hoặc công việc qua hình ảnh nhưng có thể sai; HS cần quan sát, kiểm tra với SGK và GV trước khi kết luận</w:t>
+            </w:r>
+          </w:p>
+          <w:p>
+            <w:pPr>
+              <w:spacing w:after="0"/>
+            </w:pPr>
+            <w:r>
+              <w:rPr>
+                <w:b w:val="0"/>
+                <w:i w:val="0"/>
+                <w:sz w:val="18"/>
+              </w:rPr>
+              <w:t>NLS: Năng lực số 1.1 CB1a: HS nghe GV tra từ điển điện tử và nói lại được nghĩa của từ vừa tra</w:t>
             </w:r>
           </w:p>
         </w:tc>
@@ -29601,6 +30608,7 @@
                 <w:i w:val="0"/>
                 <w:sz w:val="18"/>
               </w:rPr>
+              <w:t>Tích hợp AI; YCCĐ 2.A1.2: Biết dùng ChatGPT/Gemini để tham khảo dàn ý hoặc từ ngữ khi viết; không để AI viết thay, không sao chép nguyên văn và không nhập thông tin riêng tư của gia đình; Năng lực số 5.2 CB1b: HS nói ý theo từng ô của sơ đồ để GV gõ vào, rồi dựa vào dàn ý trên màn hình mà viết đoạn văn của mình</w:t>
             </w:r>
           </w:p>
         </w:tc>
@@ -29715,6 +30723,20 @@
                 <w:i w:val="0"/>
                 <w:sz w:val="18"/>
               </w:rPr>
+              <w:t>YCCĐ 2.A1.2: HS biết tìm kiếm đơn giản tên truyện, bài thơ về nghề nghiệp dưới sự hướng dẫn của GV/người lớn; biết chọn lọc nội dung phù hợp và không bấm đường link lạ</w:t>
+            </w:r>
+          </w:p>
+          <w:p>
+            <w:pPr>
+              <w:spacing w:after="0"/>
+            </w:pPr>
+            <w:r>
+              <w:rPr>
+                <w:b w:val="0"/>
+                <w:i w:val="0"/>
+                <w:sz w:val="18"/>
+              </w:rPr>
+              <w:t>NLS: Năng lực số 1.1 CB1a và AI</w:t>
             </w:r>
           </w:p>
         </w:tc>
@@ -29831,6 +30853,7 @@
                 <w:i w:val="0"/>
                 <w:sz w:val="18"/>
               </w:rPr>
+              <w:t>Năng lực số 5.2 CB1b: HS làm bài ôn tương tác cuối năm và nêu được phần nào mình cần luyện thêm</w:t>
             </w:r>
           </w:p>
         </w:tc>
@@ -29945,6 +30968,7 @@
                 <w:i w:val="0"/>
                 <w:sz w:val="18"/>
               </w:rPr>
+              <w:t>Năng lực số 5.2 CB1b: HS làm bài ôn tương tác cuối năm và nêu được phần nào mình cần luyện thêm</w:t>
             </w:r>
           </w:p>
         </w:tc>
@@ -30059,6 +31083,7 @@
                 <w:i w:val="0"/>
                 <w:sz w:val="18"/>
               </w:rPr>
+              <w:t>Năng lực số 5.2 CB1b: HS làm bài ôn tương tác cuối năm và nêu được phần nào mình cần luyện thêm</w:t>
             </w:r>
           </w:p>
         </w:tc>
@@ -30173,6 +31198,7 @@
                 <w:i w:val="0"/>
                 <w:sz w:val="18"/>
               </w:rPr>
+              <w:t>Năng lực số 5.2 CB1b: HS làm bài ôn tương tác cuối năm và nêu được phần nào mình cần luyện thêm</w:t>
             </w:r>
           </w:p>
         </w:tc>
@@ -30287,6 +31313,7 @@
                 <w:i w:val="0"/>
                 <w:sz w:val="18"/>
               </w:rPr>
+              <w:t>Năng lực số 5.2 CB1b: HS làm bài ôn tương tác cuối năm và nêu được phần nào mình cần luyện thêm</w:t>
             </w:r>
           </w:p>
         </w:tc>

--- a/assets/docs/lop2/Tieng Viet - Lop 2.docx
+++ b/assets/docs/lop2/Tieng Viet - Lop 2.docx
@@ -981,6 +981,19 @@
                 <w:i w:val="0"/>
                 <w:sz w:val="18"/>
               </w:rPr>
+              <w:t>Năng lực số Miền 1 (Cơ bản, bậc 1): Ở hoạt động đọc văn bản bài “Ngày hôm qua đâu rồi?”, GV chiếu tranh tờ lịch và mở bản đọc mẫu bài thơ trên tivi; Năng lực số Miền 5 (Cơ bản, bậc 1): Ở phần đọc hiểu, khi liên hệ về quý trọng thời gian, GV mở bài tập tương tác trên tivi có các tranh việc học, việc nhà, vui chơi, nghỉ ngơi</w:t>
+            </w:r>
+          </w:p>
+          <w:p>
+            <w:pPr>
+              <w:spacing w:after="0"/>
+            </w:pPr>
+            <w:r>
+              <w:rPr>
+                <w:b w:val="0"/>
+                <w:i w:val="0"/>
+                <w:sz w:val="18"/>
+              </w:rPr>
               <w:t>KNS: KN tự học: chọn sách phù hợp, kiên trì đọc và rút ra điều bổ ích cho bản thân.</w:t>
             </w:r>
           </w:p>
@@ -2555,7 +2568,7 @@
                 <w:i w:val="0"/>
                 <w:sz w:val="18"/>
               </w:rPr>
-              <w:t>NLS-KT (Cơ bản 1): Chiếu phóng to tranh minh hoạ bài đọc “Em có xinh không?”.</w:t>
+              <w:t>Năng lực số Miền 1 (Cơ bản, bậc 1): GV chiếu phóng to tranh minh hoạ bài đọc “Em có xinh không?” và mở bản đọc mẫu để HS vừa nhìn tranh vừa nghe giọng đọc lời voi anh, voi em; Năng lực số Miền 2 (Cơ bản, bậc 1): GV ghi âm một, hai lượt HS đọc lời nhân vật rồi mở lại cho cả lớp nghe; các em tự nhận ra chỗ đọc chưa rõ lời thoại</w:t>
             </w:r>
           </w:p>
           <w:p>
@@ -2912,6 +2925,19 @@
                 <w:i w:val="0"/>
                 <w:sz w:val="18"/>
               </w:rPr>
+              <w:t>Năng lực số Miền 1 (Cơ bản, bậc 1): GV chiếu phóng to tranh minh hoạ bài đọc “Một giờ học” và mở bản đọc mẫu lời thầy giáo, lời bạn Quang; Năng lực số Miền 2 (Cơ bản, bậc 1): GV ghi âm lượt đọc phân vai của một nhóm rồi mở lại cho cả lớp nghe; các em nhận ra giọng thầy giáo phải chậm và ấm, giọng Quang lúc đầu ngập ngừng</w:t>
+            </w:r>
+          </w:p>
+          <w:p>
+            <w:pPr>
+              <w:spacing w:after="0"/>
+            </w:pPr>
+            <w:r>
+              <w:rPr>
+                <w:b w:val="0"/>
+                <w:i w:val="0"/>
+                <w:sz w:val="18"/>
+              </w:rPr>
               <w:t>KNS: KN tự học: chọn sách phù hợp, kiên trì đọc và rút ra điều bổ ích cho bản thân.</w:t>
             </w:r>
           </w:p>
@@ -3871,6 +3897,19 @@
                 <w:i w:val="0"/>
                 <w:sz w:val="18"/>
               </w:rPr>
+              <w:t>Năng lực số Miền 1 (Cơ bản, bậc 1): Trước bài đọc “Cầu thủ dự bị”, GV chiếu tranh minh hoạ phóng to và một đoạn phim ngắn về trận bóng của thiếu nhi để HS gọi tên môn thể thao; Năng lực số Miền 2 (Cơ bản, bậc 1): GV ghi âm lượt đọc phân vai của một nhóm rồi mở lại cho cả lớp nghe; các em nhận ra chỗ nào là lời người kể, chỗ nào là lời nhân vật</w:t>
+            </w:r>
+          </w:p>
+          <w:p>
+            <w:pPr>
+              <w:spacing w:after="0"/>
+            </w:pPr>
+            <w:r>
+              <w:rPr>
+                <w:b w:val="0"/>
+                <w:i w:val="0"/>
+                <w:sz w:val="18"/>
+              </w:rPr>
               <w:t>KNS: KN tự học: chọn sách phù hợp, kiên trì đọc và rút ra điều bổ ích cho bản thân.</w:t>
             </w:r>
           </w:p>
@@ -4473,7 +4512,7 @@
                 <w:i w:val="0"/>
                 <w:sz w:val="18"/>
               </w:rPr>
-              <w:t>NLS-KT (Cơ bản 1): Vào chủ điểm mới với bài đọc “Cô giáo lớp em”, GV chiếu tranh minh hoạ phóng to.</w:t>
+              <w:t>Năng lực số Miền 1 (Cơ bản, bậc 1): Vào chủ điểm mới với bài đọc “Cô giáo lớp em”, GV chiếu tranh minh hoạ phóng to và mở bản đọc mẫu bài thơ; Năng lực số Miền 2 (Cơ bản, bậc 1): GV ghi âm lượt đọc thuộc lòng một khổ thơ của vài HS rồi mở lại cho cả lớp nghe; các em nhận ra chỗ ngắt nhịp chưa đúng, chỗ đọc còn nhỏ</w:t>
             </w:r>
           </w:p>
           <w:p>
@@ -5433,7 +5472,7 @@
                 <w:i w:val="0"/>
                 <w:sz w:val="18"/>
               </w:rPr>
-              <w:t>NLS-GT (Cơ bản 1): Ghi âm lượt đọc thuộc một khổ thơ của vài.</w:t>
+              <w:t>Năng lực số Miền 1 (Cơ bản, bậc 1): Trước bài đọc “Cái trống trường em”, GV mở đoạn ghi âm tiếng trống trường và chiếu ảnh chiếc trống ở sân trường mình; HS nói tiếng trống báo hiệu điều gì; Năng lực số Miền 2 (Cơ bản, bậc 1): GV ghi âm lượt đọc thuộc một khổ thơ của vài HS rồi mở lại cho cả lớp nghe; các em nhận ra chỗ ngắt nhịp chưa đúng</w:t>
             </w:r>
           </w:p>
           <w:p>
@@ -6392,7 +6431,7 @@
                 <w:i w:val="0"/>
                 <w:sz w:val="18"/>
               </w:rPr>
-              <w:t>NLS-KT (Cơ bản 1): Trước bài đọc “Yêu lắm trường ơi!”, GV chiếu ảnh chính ngôi trường mình.</w:t>
+              <w:t>Năng lực số Miền 1 (Cơ bản, bậc 1): Trước bài đọc “Yêu lắm trường ơi!”, GV chiếu ảnh chính ngôi trường mình: cổng trường, sân chơi, lớp học, thư viện; Năng lực số Miền 2 (Cơ bản, bậc 1): GV ghi âm lượt đọc thuộc một khổ thơ của vài HS rồi mở lại cho cả lớp nghe; các em nhận ra chỗ ngắt nhịp chưa đúng</w:t>
             </w:r>
           </w:p>
           <w:p>
@@ -6749,6 +6788,19 @@
                 <w:i w:val="0"/>
                 <w:sz w:val="18"/>
               </w:rPr>
+              <w:t>Năng lực số Miền 1 (Cơ bản, bậc 1): Trước bài đọc “Em học vẽ”, GV chiếu vài bức tranh thiếu nhi vẽ cảnh vật, con vật và phóng to từng mảng màu; HS gọi tên hình ảnh trong tranh; Năng lực số Miền 3 (Cơ bản, bậc 1): Sau khi đọc, HS vẽ lại một hình ảnh mình thích trong bài; GV chụp ảnh các bài vẽ rồi chiếu thành phòng tranh của lớp để mỗi em giới thiệu tranh và nói…</w:t>
+            </w:r>
+          </w:p>
+          <w:p>
+            <w:pPr>
+              <w:spacing w:after="0"/>
+            </w:pPr>
+            <w:r>
+              <w:rPr>
+                <w:b w:val="0"/>
+                <w:i w:val="0"/>
+                <w:sz w:val="18"/>
+              </w:rPr>
               <w:t>KNS: KN tự học: chọn sách phù hợp, kiên trì đọc và rút ra điều bổ ích cho bản thân.</w:t>
             </w:r>
           </w:p>
@@ -7696,6 +7748,19 @@
                 <w:i w:val="0"/>
                 <w:sz w:val="18"/>
               </w:rPr>
+              <w:t>Năng lực số Miền 1 (Cơ bản, bậc 1): Trước bài đọc “Khi trang sách mở ra”, GV chiếu bìa một số cuốn sách thiếu nhi quen thuộc và ảnh góc thư viện của trường; Năng lực số Miền 2 (Cơ bản, bậc 1): GV ghi âm lượt đọc thuộc một khổ thơ của vài HS rồi mở lại cho cả lớp nghe; các em nhận ra chỗ ngắt nhịp chưa đúng</w:t>
+            </w:r>
+          </w:p>
+          <w:p>
+            <w:pPr>
+              <w:spacing w:after="0"/>
+            </w:pPr>
+            <w:r>
+              <w:rPr>
+                <w:b w:val="0"/>
+                <w:i w:val="0"/>
+                <w:sz w:val="18"/>
+              </w:rPr>
               <w:t>KNS: KN tự học: chọn sách phù hợp, kiên trì đọc và rút ra điều bổ ích cho bản thân.</w:t>
             </w:r>
           </w:p>
@@ -9206,6 +9271,19 @@
                 <w:i w:val="0"/>
                 <w:sz w:val="18"/>
               </w:rPr>
+              <w:t>Năng lực số Miền 1 (Cơ bản, bậc 1): Trước bài đọc “Tớ nhớ cậu”, GV chiếu tranh minh hoạ phóng to và mở bản đọc mẫu; HS vừa nghe vừa nhìn tranh để nhận ra hai người bạn xa nhau đã làm…; Năng lực số Miền 2 (Cơ bản, bậc 1): GV ghi âm lượt đọc phân vai của một nhóm rồi mở lại cho cả lớp nghe; các em nhận ra chỗ nào là lời người kể</w:t>
+            </w:r>
+          </w:p>
+          <w:p>
+            <w:pPr>
+              <w:spacing w:after="0"/>
+            </w:pPr>
+            <w:r>
+              <w:rPr>
+                <w:b w:val="0"/>
+                <w:i w:val="0"/>
+                <w:sz w:val="18"/>
+              </w:rPr>
               <w:t>KNS: KN tự học: chọn sách phù hợp, kiên trì đọc và rút ra điều bổ ích cho bản thân.</w:t>
             </w:r>
           </w:p>
@@ -9808,7 +9886,7 @@
                 <w:i w:val="0"/>
                 <w:sz w:val="18"/>
               </w:rPr>
-              <w:t>NLS-GT (Cơ bản 1): Ghi âm lượt đọc phân vai của một nhóm.</w:t>
+              <w:t>Năng lực số Miền 1 (Cơ bản, bậc 1): Trước bài đọc “Chữ A và những người bạn”, GV chiếu bảng chữ cái phóng to và tranh minh hoạ bài đọc; HS gọi tên các chữ cái thấy trong tranh; Năng lực số Miền 2 (Cơ bản, bậc 1): GV ghi âm lượt đọc phân vai của một nhóm rồi mở lại cho cả lớp nghe; các em nhận ra chỗ nào là lời người kể</w:t>
             </w:r>
           </w:p>
           <w:p>
@@ -10165,6 +10243,19 @@
                 <w:i w:val="0"/>
                 <w:sz w:val="18"/>
               </w:rPr>
+              <w:t>Năng lực số Miền 1 (Cơ bản, bậc 1): Trước bài đọc “Nhím nâu kết bạn”, GV chiếu tranh minh hoạ phóng to và ảnh thật con nhím; HS nói đặc điểm bộ lông nhím; Năng lực số Miền 2 (Cơ bản, bậc 1): GV ghi âm lượt đọc của vài HS rồi mở lại cho cả lớp nghe; các em nhận ra chỗ đọc còn nhỏ</w:t>
+            </w:r>
+          </w:p>
+          <w:p>
+            <w:pPr>
+              <w:spacing w:after="0"/>
+            </w:pPr>
+            <w:r>
+              <w:rPr>
+                <w:b w:val="0"/>
+                <w:i w:val="0"/>
+                <w:sz w:val="18"/>
+              </w:rPr>
               <w:t>KNS: KN tự học: chọn sách phù hợp, kiên trì đọc và rút ra điều bổ ích cho bản thân.</w:t>
             </w:r>
           </w:p>
@@ -12659,6 +12750,19 @@
                 <w:i w:val="0"/>
                 <w:sz w:val="18"/>
               </w:rPr>
+              <w:t>Năng lực số Miền 1 (Cơ bản, bậc 1): Trước bài đọc “Em mang về yêu thương”, GV chiếu tranh khởi động phóng to và vài ảnh gia đình đón em bé mới sinh; HS nói mọi người trong tranh đang làm gì; Năng lực số Miền 2 (Cơ bản, bậc 1): GV ghi âm lượt đọc thuộc một khổ thơ của vài HS rồi mở lại cho cả lớp nghe; các em nhận ra chỗ ngắt nhịp chưa đúng</w:t>
+            </w:r>
+          </w:p>
+          <w:p>
+            <w:pPr>
+              <w:spacing w:after="0"/>
+            </w:pPr>
+            <w:r>
+              <w:rPr>
+                <w:b w:val="0"/>
+                <w:i w:val="0"/>
+                <w:sz w:val="18"/>
+              </w:rPr>
               <w:t>KNS: KN tự học: chọn sách phù hợp, kiên trì đọc và rút ra điều bổ ích cho bản thân.</w:t>
             </w:r>
           </w:p>
@@ -13120,7 +13224,7 @@
                 <w:i w:val="0"/>
                 <w:sz w:val="18"/>
               </w:rPr>
-              <w:t>NLS-GT (Cơ bản 1): Ở hoạt động Đọc hiểu, GV chiếu sơ đồ còn.</w:t>
+              <w:t>Năng lực số Miền 1 (Cơ bản, bậc 1): Ở hoạt động Đọc văn bản bài thơ “Mẹ”, GV chiếu tranh minh hoạ phóng to lên màn hình và mở bản đọc mẫu giọng nhẹ nhàng; Năng lực số Miền 2 (Cơ bản, bậc 1): Ở hoạt động Đọc hiểu, GV chiếu sơ đồ còn để trống những việc mẹ đã làm cho con; các nhóm đôi trao đổi rồi lên điền vào sơ đồ trên màn hình</w:t>
             </w:r>
           </w:p>
           <w:p>
@@ -13477,6 +13581,19 @@
                 <w:i w:val="0"/>
                 <w:sz w:val="18"/>
               </w:rPr>
+              <w:t>Năng lực số Miền 1 (Cơ bản, bậc 1): Ở hoạt động Đọc văn bản bài “Trò chơi của bố”, GV chiếu tranh minh hoạ phóng to và mở bản đọc mẫu có phân biệt lời bố với lời Hường; Năng lực số Miền 3 (Cơ bản, bậc 1): Ở hoạt động Luyện đọc lại, GV dùng điện thoại ghi âm phần đọc phân vai của vài nhóm rồi mở cho cả lớp nghe</w:t>
+            </w:r>
+          </w:p>
+          <w:p>
+            <w:pPr>
+              <w:spacing w:after="0"/>
+            </w:pPr>
+            <w:r>
+              <w:rPr>
+                <w:b w:val="0"/>
+                <w:i w:val="0"/>
+                <w:sz w:val="18"/>
+              </w:rPr>
               <w:t>KNS: KN tự học: chọn sách phù hợp, kiên trì đọc và rút ra điều bổ ích cho bản thân.</w:t>
             </w:r>
           </w:p>
@@ -15001,7 +15118,7 @@
                 <w:i w:val="0"/>
                 <w:sz w:val="18"/>
               </w:rPr>
-              <w:t>NLS-GT (Cơ bản 1): Ở hoạt động Đọc hiểu, GV chiếu sơ đồ còn trống về việc Ê-đi-xơn đã làm.</w:t>
+              <w:t>Năng lực số Miền 1 (Cơ bản, bậc 1): Ở hoạt động Đọc văn bản bài “Ánh sáng của yêu thương”, GV chiếu ảnh nhà bác học Ê-đi-xơn và chiếc đèn điện đầu tiên lên màn hình, đồng thời mở bản đọc mẫu; Năng lực số Miền 2 (Cơ bản, bậc 1): Ở hoạt động Đọc hiểu, GV chiếu sơ đồ còn trống về việc Ê-đi-xơn đã làm để cứu mẹ; các nhóm đôi trao đổi rồi lên điền vào sơ đồ chung</w:t>
             </w:r>
           </w:p>
           <w:p>
@@ -15352,6 +15469,19 @@
               <w:spacing w:after="0"/>
             </w:pPr>
             <w:r/>
+            <w:r>
+              <w:rPr>
+                <w:b w:val="0"/>
+                <w:i w:val="0"/>
+                <w:sz w:val="18"/>
+              </w:rPr>
+              <w:t>Năng lực số Miền 1 (Cơ bản, bậc 1): Ở hoạt động Đọc văn bản bài “Chơi chong chóng”, GV chiếu tranh minh hoạ phóng to và mở bản đọc mẫu có phân biệt lời các nhân vật; Năng lực số Miền 3 (Cơ bản, bậc 1): Ở hoạt động Luyện đọc lại, GV ghi âm phần đọc phân vai của vài nhóm rồi mở cho cả lớp nghe</w:t>
+            </w:r>
+          </w:p>
+          <w:p>
+            <w:pPr>
+              <w:spacing w:after="0"/>
+            </w:pPr>
             <w:r>
               <w:rPr>
                 <w:b w:val="0"/>
@@ -19392,6 +19522,7 @@
                 <w:i w:val="0"/>
                 <w:sz w:val="18"/>
               </w:rPr>
+              <w:t>Năng lực số Miền 1 (Cơ bản, bậc 1): GV chiếu phóng to tranh minh hoạ bài đọc “Một giờ học” và mở bản đọc mẫu lời thầy giáo, lời bạn Quang; Năng lực số Miền 2 (Cơ bản, bậc 1): GV ghi âm lượt đọc phân vai của một nhóm rồi mở lại cho cả lớp nghe; các em nhận ra giọng thầy giáo phải chậm và ấm, giọng Quang lúc đầu ngập ngừng</w:t>
             </w:r>
           </w:p>
         </w:tc>
@@ -20391,6 +20522,7 @@
                 <w:i w:val="0"/>
                 <w:sz w:val="18"/>
               </w:rPr>
+              <w:t>Năng lực số Miền 1 (Cơ bản, bậc 1): Trước bài đọc “Cầu thủ dự bị”, GV chiếu tranh minh hoạ phóng to và một đoạn phim ngắn về trận bóng của thiếu nhi để HS gọi tên môn thể thao; Năng lực số Miền 2 (Cơ bản, bậc 1): GV ghi âm lượt đọc phân vai của một nhóm rồi mở lại cho cả lớp nghe; các em nhận ra chỗ nào là lời người kể, chỗ nào là lời nhân vật</w:t>
             </w:r>
           </w:p>
         </w:tc>

--- a/assets/docs/lop2/Tieng Viet - Lop 2.docx
+++ b/assets/docs/lop2/Tieng Viet - Lop 2.docx
@@ -1466,7 +1466,7 @@
                 <w:i w:val="0"/>
                 <w:sz w:val="18"/>
               </w:rPr>
-              <w:t>Tích hợp AI 2.A1.2: HS nhận biết công cụ AI có thể hỗ trợ gợi ý từ ngữ hoặc dàn ý khi viết đoạn văn tả đồ vật, nhưng chỉ dùng để tham khảo; HS tự viết bằng lời của mình, không sao chép nguyên văn và không nhập thông tin riêng tư; Năng lực số 1.1 CB1b: HS nhìn hình vật được quay trực tiếp trên màn hình và nêu được các chi tiết về màu sắc, hình dáng, chất liệu</w:t>
+              <w:t>Năng lực số 1.1 CB1a: HS chọn bài đọc về thiếu nhi trong kho sách điện tử GV mở sẵn và nói vì sao chọn bài đó</w:t>
             </w:r>
           </w:p>
         </w:tc>
@@ -3397,33 +3397,7 @@
                 <w:i w:val="0"/>
                 <w:sz w:val="18"/>
               </w:rPr>
-              <w:t>biết tìm đọc câu chuyện về thiên nhiên trên nguồn học liệu số do GV/cha mẹ cung cấp, chọn nội dung phù hợp và không bấm vào liên kết lạ</w:t>
-            </w:r>
-          </w:p>
-          <w:p>
-            <w:pPr>
-              <w:spacing w:after="0"/>
-            </w:pPr>
-            <w:r>
-              <w:rPr>
-                <w:b w:val="0"/>
-                <w:i w:val="0"/>
-                <w:sz w:val="18"/>
-              </w:rPr>
-              <w:t>GDMT: Năng lực số 1.1 CB1a: HS biết tìm kiếm nội dung đơn giản trong môi trường số</w:t>
-            </w:r>
-          </w:p>
-          <w:p>
-            <w:pPr>
-              <w:spacing w:after="0"/>
-            </w:pPr>
-            <w:r>
-              <w:rPr>
-                <w:b w:val="0"/>
-                <w:i w:val="0"/>
-                <w:sz w:val="18"/>
-              </w:rPr>
-              <w:t>NLS: Năng lực số 1.1 CB1a: HS biết tìm kiếm nội dung đơn giản trong môi trường số</w:t>
+              <w:t>Năng lực số 1.1 CB1a: HS xác định được nhu cầu thông tin và thực hiện tìm kiếm đơn giản trong môi trường số dưới sự hướng dẫn; biết tìm bài thơ/câu chuyện thiếu nhi phù hợp, chọn nguồn đọc an toàn, rõ tên bài, tác giả hoặc địa chỉ nguồn</w:t>
             </w:r>
           </w:p>
         </w:tc>
@@ -4369,33 +4343,7 @@
                 <w:i w:val="0"/>
                 <w:sz w:val="18"/>
               </w:rPr>
-              <w:t>biết tìm đọc bài thơ về vẻ đẹp thiên nhiên trên nguồn học liệu số do GV/cha mẹ cung cấp, chọn nội dung phù hợp và không bấm vào liên kết lạ</w:t>
-            </w:r>
-          </w:p>
-          <w:p>
-            <w:pPr>
-              <w:spacing w:after="0"/>
-            </w:pPr>
-            <w:r>
-              <w:rPr>
-                <w:b w:val="0"/>
-                <w:i w:val="0"/>
-                <w:sz w:val="18"/>
-              </w:rPr>
-              <w:t>GDMT: Năng lực số 1.1 CB1a: HS biết tìm kiếm nội dung đơn giản trong môi trường số</w:t>
-            </w:r>
-          </w:p>
-          <w:p>
-            <w:pPr>
-              <w:spacing w:after="0"/>
-            </w:pPr>
-            <w:r>
-              <w:rPr>
-                <w:b w:val="0"/>
-                <w:i w:val="0"/>
-                <w:sz w:val="18"/>
-              </w:rPr>
-              <w:t>NLS: Năng lực số 1.1 CB1a: HS biết tìm kiếm nội dung đơn giản trong môi trường số</w:t>
+              <w:t>Năng lực số 1.2 CB1a: HS biết chọn nguồn thông tin số đơn giản, tin cậy và tôn trọng bản quyền khi tìm bài viết/hình ảnh về hoạt động thể thao; không tự ý tải hình ảnh lạ, không sao chép tùy tiện và biết ghi nhớ tên bài, nguồn đọc</w:t>
             </w:r>
           </w:p>
         </w:tc>
@@ -5355,7 +5303,7 @@
                 <w:i w:val="0"/>
                 <w:sz w:val="18"/>
               </w:rPr>
-              <w:t>Tích hợp AI 2.C3.1: HS nhận biết AI có thể hỗ trợ nhận diện hoặc phân loại con vật qua hình ảnh nhưng có thể nhầm; HS cần quan sát đặc điểm và kiểm tra lại với nguồn tin đáng tin cậy; Năng lực số 1.1 CB1a: HS biết tìm kiếm nội dung đơn giản về động vật hoang dã trên nguồn học liệu an toàn; biết ghi tên loài vật, thức ăn, nơi sống theo sơ đồ gợi ý</w:t>
+              <w:t>Năng lực số 2.2 CB1a: HS nêu được điểm giống nhau giữa tấm thiệp, lời cảm ơn viết trên giấy và tin nhắn gửi bằng điện thoại</w:t>
             </w:r>
           </w:p>
         </w:tc>
@@ -7273,7 +7221,7 @@
                 <w:i w:val="0"/>
                 <w:sz w:val="18"/>
               </w:rPr>
-              <w:t>Năng lực số 2.2 CB1a: HS nêu được điểm giống nhau giữa tấm thiệp, lời cảm ơn viết trên giấy và tin nhắn gửi bằng điện thoại</w:t>
+              <w:t>Năng lực số 3.1 CB1a: HS đọc bài viết được chiếu trên màn hình, nói được một câu kể rõ việc của bạn và một chỗ cần bổ sung</w:t>
             </w:r>
           </w:p>
         </w:tc>
@@ -8220,7 +8168,7 @@
                 <w:i w:val="0"/>
                 <w:sz w:val="18"/>
               </w:rPr>
-              <w:t>Tích hợp AI 2.A1.2: HS nhận biết AI có thể gợi ý dàn ý/từ ngữ khi viết đoạn văn bảo vệ môi trường, nhưng chỉ dùng tham khảo; HS phải tự viết bằng trải nghiệm thật và không nhập thông tin riêng tư; Năng lực số 3.1 CB1a: HS đọc bài viết được chiếu trên màn hình, nói được một câu kể rõ việc của bạn và một chỗ cần bổ sung</w:t>
+              <w:t>NLS: Năng lực số 1.1 CB1b: HS quan sát ảnh phóng to và nêu được chi tiết mình sẽ đưa vào bài tả</w:t>
             </w:r>
           </w:p>
         </w:tc>
@@ -19522,7 +19470,7 @@
                 <w:i w:val="0"/>
                 <w:sz w:val="18"/>
               </w:rPr>
-              <w:t>Năng lực số Miền 1 (Cơ bản, bậc 1): GV chiếu phóng to tranh minh hoạ bài đọc “Một giờ học” và mở bản đọc mẫu lời thầy giáo, lời bạn Quang; Năng lực số Miền 2 (Cơ bản, bậc 1): GV ghi âm lượt đọc phân vai của một nhóm rồi mở lại cho cả lớp nghe; các em nhận ra giọng thầy giáo phải chậm và ấm, giọng Quang lúc đầu ngập ngừng</w:t>
+              <w:t>Năng lực số 1.1 CB1a: HS xác định được nhu cầu thông tin và thực hiện tìm kiếm đơn giản trong môi trường số dưới sự hướng dẫn; biết tìm bài thơ/câu chuyện thiếu nhi phù hợp, chọn nguồn đọc an toàn, rõ tên bài, tác giả hoặc địa chỉ nguồn</w:t>
             </w:r>
           </w:p>
         </w:tc>
@@ -20522,7 +20470,7 @@
                 <w:i w:val="0"/>
                 <w:sz w:val="18"/>
               </w:rPr>
-              <w:t>Năng lực số Miền 1 (Cơ bản, bậc 1): Trước bài đọc “Cầu thủ dự bị”, GV chiếu tranh minh hoạ phóng to và một đoạn phim ngắn về trận bóng của thiếu nhi để HS gọi tên môn thể thao; Năng lực số Miền 2 (Cơ bản, bậc 1): GV ghi âm lượt đọc phân vai của một nhóm rồi mở lại cho cả lớp nghe; các em nhận ra chỗ nào là lời người kể, chỗ nào là lời nhân vật</w:t>
+              <w:t>Năng lực số 1.2 CB1a: HS biết chọn nguồn thông tin số đơn giản, tin cậy và tôn trọng bản quyền khi tìm bài viết/hình ảnh về hoạt động thể thao; không tự ý tải hình ảnh lạ, không sao chép tùy tiện và biết ghi nhớ tên bài, nguồn đọc</w:t>
             </w:r>
           </w:p>
         </w:tc>
@@ -26059,7 +26007,7 @@
                 <w:i w:val="0"/>
                 <w:sz w:val="18"/>
               </w:rPr>
-              <w:t>Tích hợp AI 2.A1.2: HS biết AI có thể gợi ý câu/đoạn văn, nhưng phải tin tưởng ở mức hợp lí, kiểm tra lại và tự viết bằng trải nghiệm thật của mình; Năng lực số 1.1 CB1b: HS nhìn đoạn văn mẫu được tô màu và nêu được đoạn văn kể việc gồm mấy phần</w:t>
+              <w:t>Tích hợp năng lực số/an toàn thiết bị: Biết đọc một số thông tin đơn giản trên bản hướng dẫn sử dụng; nhận biết cần hỏi người lớn trước khi dùng thiết bị điện, thiết bị số; Tích hợp AI; YCCĐ 2.A3.2: Biết công cụ AI có thể gợi ý thông tin nhưng cần người lớn hướng dẫn, kiểm tra; không tự làm theo hướng dẫn nguy hiểm hoặc chia sẻ thông tin riêng tư</w:t>
             </w:r>
           </w:p>
         </w:tc>
@@ -27018,7 +26966,7 @@
                 <w:i w:val="0"/>
                 <w:sz w:val="18"/>
               </w:rPr>
-              <w:t>Năng lực số 5.2 CB1b: HS nói ý theo từng ô của sơ đồ để GV gõ vào, rồi dựa vào dàn ý trên màn hình mà viết đoạn văn của mình</w:t>
+              <w:t>Năng lực số 2.2 CB1a: HS nêu được vì sao phải kiểm tra tên người nhận trước khi gửi và vì sao mình cần nhờ bố mẹ gửi giúp</w:t>
             </w:r>
           </w:p>
         </w:tc>
@@ -28924,7 +28872,7 @@
                 <w:i w:val="0"/>
                 <w:sz w:val="18"/>
               </w:rPr>
-              <w:t>Tích hợp AI 2.A1.1: HS biết công cụ AI có thể gợi ý từ ngữ/câu văn, nhưng HS phải tự viết bằng trải nghiệm thật của mình và không nhập thông tin riêng tư của người thân; Năng lực số 2.2 CB1a: HS nêu được điểm giống nhau giữa đoạn văn viết trong vở và lời yêu thương gửi qua tin nhắn, tấm thiệp</w:t>
+              <w:t>NLS: Năng lực số 1.1 CB1b: HS quan sát ảnh phóng to và nêu được chi tiết mình sẽ đưa vào bài tả</w:t>
             </w:r>
           </w:p>
         </w:tc>
@@ -29883,7 +29831,7 @@
                 <w:i w:val="0"/>
                 <w:sz w:val="18"/>
               </w:rPr>
-              <w:t>Năng lực số 1.1 CB1b: HS quan sát GV tìm sách theo chủ đề trên máy và nêu được tên một cuốn sách mình muốn đọc</w:t>
+              <w:t>Năng lực số 5.2 CB1b: HS nói ý theo từng ô của sơ đồ để GV gõ vào, rồi dựa vào dàn ý trên màn hình mà viết đoạn văn của mình</w:t>
             </w:r>
           </w:p>
         </w:tc>

--- a/assets/docs/lop2/Tieng Viet - Lop 2.docx
+++ b/assets/docs/lop2/Tieng Viet - Lop 2.docx
@@ -1223,20 +1223,7 @@
                 <w:i w:val="0"/>
                 <w:sz w:val="18"/>
               </w:rPr>
-              <w:t>sai rồi tự sửa lựa chọn của mình</w:t>
-            </w:r>
-          </w:p>
-          <w:p>
-            <w:pPr>
-              <w:spacing w:after="0"/>
-            </w:pPr>
-            <w:r>
-              <w:rPr>
-                <w:b w:val="0"/>
-                <w:i w:val="0"/>
-                <w:sz w:val="18"/>
-              </w:rPr>
-              <w:t>NLS: Năng lực số 5.2 CB1b: HS chọn từ chỉ sự vật trên màn hình, xem máy báo đúng</w:t>
+              <w:t>Năng lực số 5.2 CB1b: HS chọn từ chỉ sự vật trên màn hình, xem máy báo đúng – sai rồi tự sửa lựa chọn của mình</w:t>
             </w:r>
           </w:p>
         </w:tc>
@@ -1940,7 +1927,7 @@
                 <w:i w:val="0"/>
                 <w:sz w:val="18"/>
               </w:rPr>
-              <w:t>Tích hợp AI; YCCĐ 2.A2.1: HS biết mục đích của AI trong gia đình là hỗ trợ con người, giúp tiết kiệm thời gian, giảm một số công việc nhà; con người vẫn cần sử dụng đúng mục đích và kiểm tra kết quả</w:t>
+              <w:t>Tích hợp AI - YCCĐ 2.A2.1: HS biết mục đích của AI trong gia đình là hỗ trợ con người, giúp tiết kiệm thời gian, giảm một số công việc nhà; con người vẫn cần sử dụng đúng mục đích và kiểm tra kết quả</w:t>
             </w:r>
           </w:p>
           <w:p>
@@ -2182,20 +2169,7 @@
                 <w:i w:val="0"/>
                 <w:sz w:val="18"/>
               </w:rPr>
-              <w:t>sai rồi tự sửa lựa chọn của mình</w:t>
-            </w:r>
-          </w:p>
-          <w:p>
-            <w:pPr>
-              <w:spacing w:after="0"/>
-            </w:pPr>
-            <w:r>
-              <w:rPr>
-                <w:b w:val="0"/>
-                <w:i w:val="0"/>
-                <w:sz w:val="18"/>
-              </w:rPr>
-              <w:t>NLS: Năng lực số 5.2 CB1b: HS chọn từ chỉ hoạt động trên màn hình, xem máy báo đúng</w:t>
+              <w:t>Năng lực số 5.2 CB1b: HS chọn từ chỉ hoạt động trên màn hình, xem máy báo đúng – sai rồi tự sửa lựa chọn của mình</w:t>
             </w:r>
           </w:p>
         </w:tc>
@@ -4113,7 +4087,7 @@
                 <w:i w:val="0"/>
                 <w:sz w:val="18"/>
               </w:rPr>
-              <w:t>Tích hợp AI; YCCĐ 2.D1.1: HS nêu được tình huống đơn giản trong đời sống có thể áp dụng AI để hỗ trợ luyện tập thể thao, đếm lượt tập hoặc gợi ý bài rèn luyện; biết AI chỉ hỗ trợ, con người vẫn cần cố gắng, chơi trung thực và kiểm tra kết quả; Năng lực số 1.1 CB1b: HS xem phim câm rồi nghe lại có tiếng, nêu thêm được từ ngữ mới đúng chủ điểm</w:t>
+              <w:t>Tích hợp AI - YCCĐ 2.D1.1: HS nêu được tình huống đơn giản trong đời sống có thể áp dụng AI để hỗ trợ luyện tập thể thao, đếm lượt tập hoặc gợi ý bài rèn luyện; biết AI chỉ hỗ trợ, con người vẫn cần cố gắng, chơi trung thực và kiểm tra kết quả; Năng lực số 1.1 CB1b: HS xem phim câm rồi nghe lại có tiếng, nêu thêm được từ ngữ mới đúng chủ điểm</w:t>
             </w:r>
           </w:p>
         </w:tc>
@@ -6978,20 +6952,7 @@
                 <w:i w:val="0"/>
                 <w:sz w:val="18"/>
               </w:rPr>
-              <w:t>sai và tự sửa lại lựa chọn của mình</w:t>
-            </w:r>
-          </w:p>
-          <w:p>
-            <w:pPr>
-              <w:spacing w:after="0"/>
-            </w:pPr>
-            <w:r>
-              <w:rPr>
-                <w:b w:val="0"/>
-                <w:i w:val="0"/>
-                <w:sz w:val="18"/>
-              </w:rPr>
-              <w:t>NLS: Năng lực số 5.2 CB1b: HS nêu đáp án để GV thao tác trên máy, xem máy báo đúng</w:t>
+              <w:t>Năng lực số 5.2 CB1b: HS nêu đáp án để GV thao tác trên máy, xem máy báo đúng - sai và tự sửa lại lựa chọn của mình</w:t>
             </w:r>
           </w:p>
         </w:tc>
@@ -7466,7 +7427,7 @@
                 <w:i w:val="0"/>
                 <w:sz w:val="18"/>
               </w:rPr>
-              <w:t>Tích hợp AI; YCCĐ 2.C1.2: Giải thích được “dữ liệu” là những ví dụ như hình ảnh, chữ viết, âm thanh mà con người dùng để dạy cho AI; HS hiểu chữ và hình ảnh trên bìa sách là dữ liệu giúp con người và máy tính nhận biết cuốn sách</w:t>
+              <w:t>Tích hợp AI - YCCĐ 2.C1.2: Giải thích được “dữ liệu” là những ví dụ như hình ảnh, chữ viết, âm thanh mà con người dùng để dạy cho AI; HS hiểu chữ và hình ảnh trên bìa sách là dữ liệu giúp con người và máy tính nhận biết cuốn sách</w:t>
             </w:r>
           </w:p>
         </w:tc>
@@ -12096,20 +12057,7 @@
                 <w:i w:val="0"/>
                 <w:sz w:val="18"/>
               </w:rPr>
-              <w:t>Tích hợp AI 2.C3.1: HS nhận biết AI có thể phân loại đồ chơi theo đặc điểm, nhưng cần kiểm tra lại vì AI có thể nhận diện sai khi hình ảnh không rõ; thả từ vào đúng ô theo hướng dẫn của GV và nghĩ thêm được từ cho ô còn thiếu</w:t>
-            </w:r>
-          </w:p>
-          <w:p>
-            <w:pPr>
-              <w:spacing w:after="0"/>
-            </w:pPr>
-            <w:r>
-              <w:rPr>
-                <w:b w:val="0"/>
-                <w:i w:val="0"/>
-                <w:sz w:val="18"/>
-              </w:rPr>
-              <w:t>NLS: Năng lực số 5.2 CB1b: HS kéo</w:t>
+              <w:t>Tích hợp AI 2.C3.1: HS nhận biết AI có thể phân loại đồ chơi theo đặc điểm, nhưng cần kiểm tra lại vì AI có thể nhận diện sai khi hình ảnh không rõ; Năng lực số 5.2 CB1b: HS kéo - thả từ vào đúng ô theo hướng dẫn của GV và nghĩ thêm được từ cho ô còn thiếu</w:t>
             </w:r>
           </w:p>
         </w:tc>
@@ -15665,20 +15613,7 @@
                 <w:i w:val="0"/>
                 <w:sz w:val="18"/>
               </w:rPr>
-              <w:t>thả từ vào đúng ô theo hướng dẫn của GV và nghĩ thêm được từ cho ô còn thiếu</w:t>
-            </w:r>
-          </w:p>
-          <w:p>
-            <w:pPr>
-              <w:spacing w:after="0"/>
-            </w:pPr>
-            <w:r>
-              <w:rPr>
-                <w:b w:val="0"/>
-                <w:i w:val="0"/>
-                <w:sz w:val="18"/>
-              </w:rPr>
-              <w:t>NLS: Năng lực số 5.2 CB1b: HS kéo</w:t>
+              <w:t>Năng lực số 5.2 CB1b: HS kéo - thả từ vào đúng ô theo hướng dẫn của GV và nghĩ thêm được từ cho ô còn thiếu</w:t>
             </w:r>
           </w:p>
         </w:tc>
@@ -17112,20 +17047,7 @@
                 <w:i w:val="0"/>
                 <w:sz w:val="18"/>
               </w:rPr>
-              <w:t>thả từ vào đúng ô theo hướng dẫn của GV và nghĩ thêm được từ cho ô còn thiếu</w:t>
-            </w:r>
-          </w:p>
-          <w:p>
-            <w:pPr>
-              <w:spacing w:after="0"/>
-            </w:pPr>
-            <w:r>
-              <w:rPr>
-                <w:b w:val="0"/>
-                <w:i w:val="0"/>
-                <w:sz w:val="18"/>
-              </w:rPr>
-              <w:t>NLS: Năng lực số 5.2 CB1b: HS kéo</w:t>
+              <w:t>Năng lực số 5.2 CB1b: HS kéo - thả từ vào đúng ô theo hướng dẫn của GV và nghĩ thêm được từ cho ô còn thiếu</w:t>
             </w:r>
           </w:p>
         </w:tc>
@@ -17240,20 +17162,7 @@
                 <w:i w:val="0"/>
                 <w:sz w:val="18"/>
               </w:rPr>
-              <w:t>sai rồi tự sửa lựa chọn của mình</w:t>
-            </w:r>
-          </w:p>
-          <w:p>
-            <w:pPr>
-              <w:spacing w:after="0"/>
-            </w:pPr>
-            <w:r>
-              <w:rPr>
-                <w:b w:val="0"/>
-                <w:i w:val="0"/>
-                <w:sz w:val="18"/>
-              </w:rPr>
-              <w:t>NLS: Năng lực số 5.2 CB1b: HS chọn từ chỉ sự vật trên màn hình, xem máy báo đúng</w:t>
+              <w:t>Năng lực số 5.2 CB1b: HS chọn từ chỉ sự vật trên màn hình, xem máy báo đúng – sai rồi tự sửa lựa chọn của mình</w:t>
             </w:r>
           </w:p>
         </w:tc>
@@ -18201,20 +18110,7 @@
                 <w:i w:val="0"/>
                 <w:sz w:val="18"/>
               </w:rPr>
-              <w:t>sai rồi tự sửa lựa chọn của mình</w:t>
-            </w:r>
-          </w:p>
-          <w:p>
-            <w:pPr>
-              <w:spacing w:after="0"/>
-            </w:pPr>
-            <w:r>
-              <w:rPr>
-                <w:b w:val="0"/>
-                <w:i w:val="0"/>
-                <w:sz w:val="18"/>
-              </w:rPr>
-              <w:t>NLS: Năng lực số 5.2 CB1b: HS chọn từ chỉ hoạt động trên màn hình, xem máy báo đúng</w:t>
+              <w:t>Năng lực số 5.2 CB1b: HS chọn từ chỉ hoạt động trên màn hình, xem máy báo đúng – sai rồi tự sửa lựa chọn của mình</w:t>
             </w:r>
           </w:p>
         </w:tc>
@@ -18470,7 +18366,7 @@
                 <w:i w:val="0"/>
                 <w:sz w:val="18"/>
               </w:rPr>
-              <w:t>Tích hợp AI; YCCĐ 2.A2.1: HS biết mục đích của AI trong gia đình là hỗ trợ con người, giúp tiết kiệm thời gian, giảm một số công việc nhà; con người vẫn cần sử dụng đúng mục đích và kiểm tra kết quả</w:t>
+              <w:t>Tích hợp AI - YCCĐ 2.A2.1: HS biết mục đích của AI trong gia đình là hỗ trợ con người, giúp tiết kiệm thời gian, giảm một số công việc nhà; con người vẫn cần sử dụng đúng mục đích và kiểm tra kết quả</w:t>
             </w:r>
           </w:p>
         </w:tc>
@@ -19086,20 +18982,7 @@
                 <w:i w:val="0"/>
                 <w:sz w:val="18"/>
               </w:rPr>
-              <w:t>thả từ vào đúng ô theo hướng dẫn của GV và nghĩ thêm được từ cho ô còn thiếu</w:t>
-            </w:r>
-          </w:p>
-          <w:p>
-            <w:pPr>
-              <w:spacing w:after="0"/>
-            </w:pPr>
-            <w:r>
-              <w:rPr>
-                <w:b w:val="0"/>
-                <w:i w:val="0"/>
-                <w:sz w:val="18"/>
-              </w:rPr>
-              <w:t>NLS: Năng lực số 5.2 CB1b: HS kéo</w:t>
+              <w:t>Năng lực số 5.2 CB1b: HS kéo - thả từ vào đúng ô theo hướng dẫn của GV và nghĩ thêm được từ cho ô còn thiếu</w:t>
             </w:r>
           </w:p>
         </w:tc>
@@ -20086,20 +19969,7 @@
                 <w:i w:val="0"/>
                 <w:sz w:val="18"/>
               </w:rPr>
-              <w:t>thả từ vào đúng ô theo hướng dẫn của GV và nghĩ thêm được từ cho ô còn thiếu</w:t>
-            </w:r>
-          </w:p>
-          <w:p>
-            <w:pPr>
-              <w:spacing w:after="0"/>
-            </w:pPr>
-            <w:r>
-              <w:rPr>
-                <w:b w:val="0"/>
-                <w:i w:val="0"/>
-                <w:sz w:val="18"/>
-              </w:rPr>
-              <w:t>NLS: Năng lực số 5.2 CB1b: HS kéo</w:t>
+              <w:t>Năng lực số 5.2 CB1b: HS kéo - thả từ vào đúng ô theo hướng dẫn của GV và nghĩ thêm được từ cho ô còn thiếu</w:t>
             </w:r>
           </w:p>
         </w:tc>
@@ -20214,7 +20084,7 @@
                 <w:i w:val="0"/>
                 <w:sz w:val="18"/>
               </w:rPr>
-              <w:t>Tích hợp AI; YCCĐ 2.D1.1: HS nêu được tình huống đơn giản trong đời sống có thể áp dụng AI để hỗ trợ luyện tập thể thao, đếm lượt tập hoặc gợi ý bài rèn luyện; biết AI chỉ hỗ trợ, con người vẫn cần cố gắng, chơi trung thực và kiểm tra kết quả; Năng lực số 1.1 CB1b: HS xem phim câm rồi nghe lại có tiếng, nêu thêm được từ ngữ mới đúng chủ điểm</w:t>
+              <w:t>Tích hợp AI - YCCĐ 2.D1.1: HS nêu được tình huống đơn giản trong đời sống có thể áp dụng AI để hỗ trợ luyện tập thể thao, đếm lượt tập hoặc gợi ý bài rèn luyện; biết AI chỉ hỗ trợ, con người vẫn cần cố gắng, chơi trung thực và kiểm tra kết quả; Năng lực số 1.1 CB1b: HS xem phim câm rồi nghe lại có tiếng, nêu thêm được từ ngữ mới đúng chủ điểm</w:t>
             </w:r>
           </w:p>
         </w:tc>
@@ -22854,20 +22724,7 @@
                 <w:i w:val="0"/>
                 <w:sz w:val="18"/>
               </w:rPr>
-              <w:t>sai và tự sửa lại lựa chọn của mình</w:t>
-            </w:r>
-          </w:p>
-          <w:p>
-            <w:pPr>
-              <w:spacing w:after="0"/>
-            </w:pPr>
-            <w:r>
-              <w:rPr>
-                <w:b w:val="0"/>
-                <w:i w:val="0"/>
-                <w:sz w:val="18"/>
-              </w:rPr>
-              <w:t>NLS: Năng lực số 5.2 CB1b: HS nêu đáp án để GV thao tác trên máy, xem máy báo đúng</w:t>
+              <w:t>Năng lực số 5.2 CB1b: HS nêu đáp án để GV thao tác trên máy, xem máy báo đúng - sai và tự sửa lại lựa chọn của mình</w:t>
             </w:r>
           </w:p>
         </w:tc>
@@ -23099,7 +22956,7 @@
                 <w:i w:val="0"/>
                 <w:sz w:val="18"/>
               </w:rPr>
-              <w:t>Tích hợp AI; YCCĐ 2.A1.2: HS nhận biết công cụ AI có thể hỗ trợ nhận diện rác thải/hiện tượng môi trường qua hình ảnh, nhưng con người vẫn phải kiểm tra, lựa chọn và hành động có trách nhiệm; Năng lực số 1.1 CB1b: HS xem, nghe tư liệu GV chiếu và chỉ ra được từ ngữ trong bài “Những con sao biển” ứng với điều mình vừa nhìn thấy, vừa nghe thấy</w:t>
+              <w:t>Tích hợp AI - YCCĐ 2.A1.2: HS nhận biết công cụ AI có thể hỗ trợ nhận diện rác thải/hiện tượng môi trường qua hình ảnh, nhưng con người vẫn phải kiểm tra, lựa chọn và hành động có trách nhiệm; Năng lực số 1.1 CB1b: HS xem, nghe tư liệu GV chiếu và chỉ ra được từ ngữ trong bài “Những con sao biển” ứng với điều mình vừa nhìn thấy, vừa nghe thấy</w:t>
             </w:r>
           </w:p>
           <w:p>
@@ -23457,7 +23314,7 @@
                 <w:i w:val="0"/>
                 <w:sz w:val="18"/>
               </w:rPr>
-              <w:t>Tích hợp AI; YCCĐ 2.A1.2: HS nhận biết AI có thể gợi ý thông tin về chăm sóc con vật nhỏ nhưng con người cần kiểm tra với người lớn/nguồn tin cậy, không tự ý làm hại sinh vật; Năng lực số 1.1 CB1b: HS xem, nghe tư liệu GV chiếu và chỉ ra được từ ngữ trong bài “Tạm biệt cánh cam” ứng với điều mình vừa nhìn thấy, vừa nghe thấy</w:t>
+              <w:t>Tích hợp AI - YCCĐ 2.A1.2: HS nhận biết AI có thể gợi ý thông tin về chăm sóc con vật nhỏ nhưng con người cần kiểm tra với người lớn/nguồn tin cậy, không tự ý làm hại sinh vật; Năng lực số 1.1 CB1b: HS xem, nghe tư liệu GV chiếu và chỉ ra được từ ngữ trong bài “Tạm biệt cánh cam” ứng với điều mình vừa nhìn thấy, vừa nghe thấy</w:t>
             </w:r>
           </w:p>
           <w:p>
@@ -25482,7 +25339,7 @@
                 <w:i w:val="0"/>
                 <w:sz w:val="18"/>
               </w:rPr>
-              <w:t>biết không bấm đường link lạ, không chia sẻ thông tin cá nhân, biết báo người lớn khi gặp tin nhắn đáng ngờ; Tích hợp AI; YCCĐ 2.A3.2: Hiểu rằng con người có vai trò dạy AI thông qua cách tương tác lịch sự và có trách nhiệm; khi dùng chatbot cần hỏi văn minh, kiểm tra lại thông tin và không chia sẻ thông tin riêng tư</w:t>
+              <w:t>biết không bấm đường link lạ, không chia sẻ thông tin cá nhân, biết báo người lớn khi gặp tin nhắn đáng ngờ; Tích hợp AI - YCCĐ 2.A3.2: Hiểu rằng con người có vai trò dạy AI thông qua cách tương tác lịch sự và có trách nhiệm; khi dùng chatbot cần hỏi văn minh, kiểm tra lại thông tin và không chia sẻ thông tin riêng tư</w:t>
             </w:r>
           </w:p>
           <w:p>
@@ -25892,7 +25749,7 @@
                 <w:i w:val="0"/>
                 <w:sz w:val="18"/>
               </w:rPr>
-              <w:t>Tích hợp năng lực số/an toàn thiết bị: Biết đọc một số thông tin đơn giản trên bản hướng dẫn sử dụng; nhận biết cần hỏi người lớn trước khi dùng thiết bị điện, thiết bị số; Tích hợp AI; YCCĐ 2.A3.2: Biết công cụ AI có thể gợi ý thông tin nhưng cần người lớn hướng dẫn, kiểm tra; không tự làm theo hướng dẫn nguy hiểm hoặc chia sẻ thông tin riêng tư</w:t>
+              <w:t>Tích hợp năng lực số/an toàn thiết bị: Biết đọc một số thông tin đơn giản trên bản hướng dẫn sử dụng; nhận biết cần hỏi người lớn trước khi dùng thiết bị điện, thiết bị số; Tích hợp AI - YCCĐ 2.A3.2: Biết công cụ AI có thể gợi ý thông tin nhưng cần người lớn hướng dẫn, kiểm tra; không tự làm theo hướng dẫn nguy hiểm hoặc chia sẻ thông tin riêng tư</w:t>
             </w:r>
           </w:p>
         </w:tc>
@@ -26007,7 +25864,7 @@
                 <w:i w:val="0"/>
                 <w:sz w:val="18"/>
               </w:rPr>
-              <w:t>Tích hợp năng lực số/an toàn thiết bị: Biết đọc một số thông tin đơn giản trên bản hướng dẫn sử dụng; nhận biết cần hỏi người lớn trước khi dùng thiết bị điện, thiết bị số; Tích hợp AI; YCCĐ 2.A3.2: Biết công cụ AI có thể gợi ý thông tin nhưng cần người lớn hướng dẫn, kiểm tra; không tự làm theo hướng dẫn nguy hiểm hoặc chia sẻ thông tin riêng tư</w:t>
+              <w:t>Tích hợp năng lực số/an toàn thiết bị: Biết đọc một số thông tin đơn giản trên bản hướng dẫn sử dụng; nhận biết cần hỏi người lớn trước khi dùng thiết bị điện, thiết bị số; Tích hợp AI - YCCĐ 2.A3.2: Biết công cụ AI có thể gợi ý thông tin nhưng cần người lớn hướng dẫn, kiểm tra; không tự làm theo hướng dẫn nguy hiểm hoặc chia sẻ thông tin riêng tư</w:t>
             </w:r>
           </w:p>
         </w:tc>
@@ -26124,7 +25981,7 @@
                 <w:i w:val="0"/>
                 <w:sz w:val="18"/>
               </w:rPr>
-              <w:t>Tích hợp AI; YCCĐ 2.A1.1: Nhận biết AI có thể hỗ trợ gợi ý thông tin học tập, nhưng HS cần kiểm tra lại bằng SGK, tranh minh họa và hiểu biết của mình; không chép nguyên gợi ý của AI; Năng lực số 1.1 CB1b: HS xem tư liệu, chỉ vị trí trên bản đồ số và nói được truyện “Mai An Tiêm” gắn với vùng đất, con người nào của nước ta</w:t>
+              <w:t>Tích hợp AI - YCCĐ 2.A1.1: Nhận biết AI có thể hỗ trợ gợi ý thông tin học tập, nhưng HS cần kiểm tra lại bằng SGK, tranh minh họa và hiểu biết của mình; không chép nguyên gợi ý của AI; Năng lực số 1.1 CB1b: HS xem tư liệu, chỉ vị trí trên bản đồ số và nói được truyện “Mai An Tiêm” gắn với vùng đất, con người nào của nước ta</w:t>
             </w:r>
           </w:p>
           <w:p>
@@ -26723,20 +26580,7 @@
                 <w:i w:val="0"/>
                 <w:sz w:val="18"/>
               </w:rPr>
-              <w:t>thả từ vào đúng ô theo hướng dẫn của GV và nghĩ thêm được từ cho ô còn thiếu</w:t>
-            </w:r>
-          </w:p>
-          <w:p>
-            <w:pPr>
-              <w:spacing w:after="0"/>
-            </w:pPr>
-            <w:r>
-              <w:rPr>
-                <w:b w:val="0"/>
-                <w:i w:val="0"/>
-                <w:sz w:val="18"/>
-              </w:rPr>
-              <w:t>NLS: Năng lực số 5.2 CB1b: HS kéo</w:t>
+              <w:t>Năng lực số 5.2 CB1b: HS kéo - thả từ vào đúng ô theo hướng dẫn của GV và nghĩ thêm được từ cho ô còn thiếu</w:t>
             </w:r>
           </w:p>
         </w:tc>
@@ -27325,7 +27169,7 @@
                 <w:i w:val="0"/>
                 <w:sz w:val="18"/>
               </w:rPr>
-              <w:t>Tích hợp AI; YCCĐ 2.A1.2: HS biết AI/ChatGPT/Gemini có thể gợi ý trình tự kể chuyện theo tranh, nhưng cần kiểm tra lại với tranh SGK, tự kể bằng lời của mình và không nhập thông tin cá nhân; Năng lực số 1.1 CB1b: HS kể lại câu chuyện theo tranh chiếu trên màn hình, kể đúng thứ tự các sự việc</w:t>
+              <w:t>Tích hợp AI - YCCĐ 2.A1.2: HS biết AI/ChatGPT/Gemini có thể gợi ý trình tự kể chuyện theo tranh, nhưng cần kiểm tra lại với tranh SGK, tự kể bằng lời của mình và không nhập thông tin cá nhân; Năng lực số 1.1 CB1b: HS kể lại câu chuyện theo tranh chiếu trên màn hình, kể đúng thứ tự các sự việc</w:t>
             </w:r>
           </w:p>
         </w:tc>
@@ -27440,7 +27284,7 @@
                 <w:i w:val="0"/>
                 <w:sz w:val="18"/>
               </w:rPr>
-              <w:t>Tích hợp AI; YCCĐ 2.B1.1: HS nhận biết AI đôi khi có thể thiên kiến, gợi ý chưa công bằng; con người cần kiểm tra để không bỏ sót, thiên vị ai; Năng lực số 1.1 CB1b: HS xem tư liệu, chỉ vị trí trên bản đồ số và nói được truyện “Chiếc rễ đa tròn” gắn với vùng đất, con người nào của nước ta</w:t>
+              <w:t>Tích hợp AI - YCCĐ 2.B1.1: HS nhận biết AI đôi khi có thể thiên kiến, gợi ý chưa công bằng; con người cần kiểm tra để không bỏ sót, thiên vị ai; Năng lực số 1.1 CB1b: HS xem tư liệu, chỉ vị trí trên bản đồ số và nói được truyện “Chiếc rễ đa tròn” gắn với vùng đất, con người nào của nước ta</w:t>
             </w:r>
           </w:p>
           <w:p>
@@ -27682,20 +27526,7 @@
                 <w:i w:val="0"/>
                 <w:sz w:val="18"/>
               </w:rPr>
-              <w:t>thả từ vào đúng ô theo hướng dẫn của GV và nghĩ thêm được từ cho ô còn thiếu</w:t>
-            </w:r>
-          </w:p>
-          <w:p>
-            <w:pPr>
-              <w:spacing w:after="0"/>
-            </w:pPr>
-            <w:r>
-              <w:rPr>
-                <w:b w:val="0"/>
-                <w:i w:val="0"/>
-                <w:sz w:val="18"/>
-              </w:rPr>
-              <w:t>NLS: Năng lực số 5.2 CB1b: HS kéo</w:t>
+              <w:t>Năng lực số 5.2 CB1b: HS kéo - thả từ vào đúng ô theo hướng dẫn của GV và nghĩ thêm được từ cho ô còn thiếu</w:t>
             </w:r>
           </w:p>
         </w:tc>
@@ -28170,7 +28001,7 @@
                 <w:i w:val="0"/>
                 <w:sz w:val="18"/>
               </w:rPr>
-              <w:t>Tích hợp AI; YCCĐ 2.B3.1: HS bước đầu nhận biết tranh ảnh, bài hát, bài thơ về đất nước do con người hoặc AI tạo ra đều cần được tôn trọng nguồn/tác giả; khi dùng hình ảnh tham khảo phải hỏi GV/người lớn và không tự nhận là của mình</w:t>
+              <w:t>Tích hợp AI - YCCĐ 2.B3.1: HS bước đầu nhận biết tranh ảnh, bài hát, bài thơ về đất nước do con người hoặc AI tạo ra đều cần được tôn trọng nguồn/tác giả; khi dùng hình ảnh tham khảo phải hỏi GV/người lớn và không tự nhận là của mình</w:t>
             </w:r>
           </w:p>
         </w:tc>
@@ -29231,7 +29062,7 @@
                 <w:i w:val="0"/>
                 <w:sz w:val="18"/>
               </w:rPr>
-              <w:t>Tích hợp AI; YCCĐ 2.A1.2: HS nhận biết ChatGPT/Gemini có thể gợi ý từ khóa và trình tự kể chuyện theo tranh, nhưng cần kiểm tra lại với SGK, không sao chép nguyên văn và kể bằng lời của mình; Năng lực số 1.1 CB1b: HS kể lại câu chuyện theo tranh chiếu trên màn hình, kể đúng thứ tự các sự việc</w:t>
+              <w:t>Tích hợp AI - YCCĐ 2.A1.2: HS nhận biết ChatGPT/Gemini có thể gợi ý từ khóa và trình tự kể chuyện theo tranh, nhưng cần kiểm tra lại với SGK, không sao chép nguyên văn và kể bằng lời của mình; Năng lực số 1.1 CB1b: HS kể lại câu chuyện theo tranh chiếu trên màn hình, kể đúng thứ tự các sự việc</w:t>
             </w:r>
           </w:p>
         </w:tc>
@@ -29588,7 +29419,7 @@
                 <w:i w:val="0"/>
                 <w:sz w:val="18"/>
               </w:rPr>
-              <w:t>Tích hợp AI; YCCĐ 2.C3.2: HS biết công cụ AI/Google Lens có thể hỗ trợ nhận diện hình ảnh sinh vật biển nhưng có thể sai; cần kiểm tra lại với SGK, cô giáo và nguồn phù hợp; không tự ý đưa hình ảnh cá nhân lên mạng</w:t>
+              <w:t>Tích hợp AI - YCCĐ 2.C3.2: HS biết công cụ AI/Google Lens có thể hỗ trợ nhận diện hình ảnh sinh vật biển nhưng có thể sai; cần kiểm tra lại với SGK, cô giáo và nguồn phù hợp; không tự ý đưa hình ảnh cá nhân lên mạng</w:t>
             </w:r>
           </w:p>
           <w:p>
@@ -29948,7 +29779,7 @@
                 <w:i w:val="0"/>
                 <w:sz w:val="18"/>
               </w:rPr>
-              <w:t>Tích hợp AI; YCCĐ 2.A1.2: HS biết sử dụng gợi ý của ChatGPT/Gemini ở mức tham khảo khi giới thiệu cảnh đẹp; biết kiểm tra lại thông tin với SGK, không sao chép nguyên văn và không chia sẻ thông tin riêng tư; Năng lực số 1.1 CB1a: HS thực hiện theo hướng dẫn từng bước của GV: nêu câu hỏi muốn biết thêm, quan sát GV tra cứu, cùng chọn thông tin đúng với bài</w:t>
+              <w:t>Tích hợp AI - YCCĐ 2.A1.2: HS biết sử dụng gợi ý của ChatGPT/Gemini ở mức tham khảo khi giới thiệu cảnh đẹp; biết kiểm tra lại thông tin với SGK, không sao chép nguyên văn và không chia sẻ thông tin riêng tư; Năng lực số 1.1 CB1a: HS thực hiện theo hướng dẫn từng bước của GV: nêu câu hỏi muốn biết thêm, quan sát GV tra cứu, cùng chọn thông tin đúng với bài</w:t>
             </w:r>
           </w:p>
           <w:p>
@@ -30190,7 +30021,7 @@
                 <w:i w:val="0"/>
                 <w:sz w:val="18"/>
               </w:rPr>
-              <w:t>Tích hợp AI; YCCĐ 2.A1.2: Biết dùng ChatGPT/Gemini dưới sự hướng dẫn của GV để gợi ý dàn ý nói về quê hương; tự kiểm tra, tự diễn đạt và không nhập thông tin riêng tư</w:t>
+              <w:t>Tích hợp AI - YCCĐ 2.A1.2: Biết dùng ChatGPT/Gemini dưới sự hướng dẫn của GV để gợi ý dàn ý nói về quê hương; tự kiểm tra, tự diễn đạt và không nhập thông tin riêng tư</w:t>
             </w:r>
           </w:p>
           <w:p>
@@ -30318,7 +30149,7 @@
                 <w:i w:val="0"/>
                 <w:sz w:val="18"/>
               </w:rPr>
-              <w:t>Tích hợp AI; YCCĐ 2.A1.2: Biết dùng AI để tham khảo từ ngữ tả cảnh ở mức hợp lí, chọn lọc từ phù hợp với bài học và tự viết bằng lời của mình; Năng lực số 1.1 CB1b: HS xem, nghe tư liệu GV chiếu và chỉ ra được từ ngữ trong bài “Cánh đồng quê em” ứng với điều mình vừa nhìn thấy, vừa nghe thấy</w:t>
+              <w:t>Tích hợp AI - YCCĐ 2.A1.2: Biết dùng AI để tham khảo từ ngữ tả cảnh ở mức hợp lí, chọn lọc từ phù hợp với bài học và tự viết bằng lời của mình; Năng lực số 1.1 CB1b: HS xem, nghe tư liệu GV chiếu và chỉ ra được từ ngữ trong bài “Cánh đồng quê em” ứng với điều mình vừa nhìn thấy, vừa nghe thấy</w:t>
             </w:r>
           </w:p>
           <w:p>
@@ -30560,7 +30391,7 @@
                 <w:i w:val="0"/>
                 <w:sz w:val="18"/>
               </w:rPr>
-              <w:t>Tích hợp AI; YCCĐ 2.A1.2: Nhận biết AI có thể gợi ý tên nghề nghiệp hoặc công việc qua hình ảnh nhưng có thể sai; HS cần quan sát, kiểm tra với SGK và GV trước khi kết luận</w:t>
+              <w:t>Tích hợp AI - YCCĐ 2.A1.2: Nhận biết AI có thể gợi ý tên nghề nghiệp hoặc công việc qua hình ảnh nhưng có thể sai; HS cần quan sát, kiểm tra với SGK và GV trước khi kết luận</w:t>
             </w:r>
           </w:p>
           <w:p>
@@ -30688,7 +30519,7 @@
                 <w:i w:val="0"/>
                 <w:sz w:val="18"/>
               </w:rPr>
-              <w:t>Tích hợp AI; YCCĐ 2.A1.2: Biết dùng ChatGPT/Gemini để tham khảo dàn ý hoặc từ ngữ khi viết; không để AI viết thay, không sao chép nguyên văn và không nhập thông tin riêng tư của gia đình; Năng lực số 5.2 CB1b: HS nói ý theo từng ô của sơ đồ để GV gõ vào, rồi dựa vào dàn ý trên màn hình mà viết đoạn văn của mình</w:t>
+              <w:t>Tích hợp AI - YCCĐ 2.A1.2: Biết dùng ChatGPT/Gemini để tham khảo dàn ý hoặc từ ngữ khi viết; không để AI viết thay, không sao chép nguyên văn và không nhập thông tin riêng tư của gia đình; Năng lực số 5.2 CB1b: HS nói ý theo từng ô của sơ đồ để GV gõ vào, rồi dựa vào dàn ý trên màn hình mà viết đoạn văn của mình</w:t>
             </w:r>
           </w:p>
         </w:tc>
@@ -30803,20 +30634,7 @@
                 <w:i w:val="0"/>
                 <w:sz w:val="18"/>
               </w:rPr>
-              <w:t>YCCĐ 2.A1.2: HS biết tìm kiếm đơn giản tên truyện, bài thơ về nghề nghiệp dưới sự hướng dẫn của GV/người lớn; biết chọn lọc nội dung phù hợp và không bấm đường link lạ</w:t>
-            </w:r>
-          </w:p>
-          <w:p>
-            <w:pPr>
-              <w:spacing w:after="0"/>
-            </w:pPr>
-            <w:r>
-              <w:rPr>
-                <w:b w:val="0"/>
-                <w:i w:val="0"/>
-                <w:sz w:val="18"/>
-              </w:rPr>
-              <w:t>NLS: Năng lực số 1.1 CB1a và AI</w:t>
+              <w:t>Năng lực số 1.1 CB1a và AI - YCCĐ 2.A1.2: HS biết tìm kiếm đơn giản tên truyện, bài thơ về nghề nghiệp dưới sự hướng dẫn của GV/người lớn; biết chọn lọc nội dung phù hợp và không bấm đường link lạ</w:t>
             </w:r>
           </w:p>
         </w:tc>

--- a/assets/docs/lop2/Tieng Viet - Lop 2.docx
+++ b/assets/docs/lop2/Tieng Viet - Lop 2.docx
@@ -1338,7 +1338,6 @@
                 <w:i w:val="0"/>
                 <w:sz w:val="18"/>
               </w:rPr>
-              <w:t>Năng lực số 1.1 CB1a: HS chọn bài đọc về thiếu nhi trong kho sách điện tử GV mở sẵn và nói vì sao chọn bài đó</w:t>
             </w:r>
           </w:p>
         </w:tc>
@@ -2399,33 +2398,6 @@
                 <w:i w:val="0"/>
                 <w:sz w:val="18"/>
               </w:rPr>
-              <w:t>biết tìm đọc bài thơ, câu chuyện về ngày Tết trên nguồn học liệu số do GV cung cấp, chọn nội dung phù hợp và không bấm vào liên kết lạ; Tích hợp AI 2.A1.2: HS nhận biết công cụ AI như ChatGPT/Gemini có thể gợi ý lời chúc Tết hoặc sửa lỗi chính tả; HS chỉ dùng để tham khảo, tự viết bằng lời chân thành, không sao chép nguyên văn và không nhập thông tin riêng tư</w:t>
-            </w:r>
-          </w:p>
-          <w:p>
-            <w:pPr>
-              <w:spacing w:after="0"/>
-            </w:pPr>
-            <w:r>
-              <w:rPr>
-                <w:b w:val="0"/>
-                <w:i w:val="0"/>
-                <w:sz w:val="18"/>
-              </w:rPr>
-              <w:t>GDMT: Năng lực số 1.1 CB1a: HS biết tìm kiếm nội dung đơn giản trong môi trường số</w:t>
-            </w:r>
-          </w:p>
-          <w:p>
-            <w:pPr>
-              <w:spacing w:after="0"/>
-            </w:pPr>
-            <w:r>
-              <w:rPr>
-                <w:b w:val="0"/>
-                <w:i w:val="0"/>
-                <w:sz w:val="18"/>
-              </w:rPr>
-              <w:t>NLS: Năng lực số 1.1 CB1a: HS biết tìm kiếm nội dung đơn giản trong môi trường số</w:t>
             </w:r>
           </w:p>
         </w:tc>
@@ -3256,7 +3228,6 @@
                 <w:i w:val="0"/>
                 <w:sz w:val="18"/>
               </w:rPr>
-              <w:t>Năng lực số 1.1 CB1a: HS xác định được nhu cầu thông tin và thực hiện tìm kiếm đơn giản trong môi trường số dưới sự hướng dẫn; biết tìm bài thơ/câu chuyện thiếu nhi phù hợp, chọn nguồn đọc an toàn, rõ tên bài, tác giả hoặc địa chỉ nguồn</w:t>
             </w:r>
           </w:p>
         </w:tc>
@@ -4202,7 +4173,6 @@
                 <w:i w:val="0"/>
                 <w:sz w:val="18"/>
               </w:rPr>
-              <w:t>Năng lực số 1.2 CB1a: HS biết chọn nguồn thông tin số đơn giản, tin cậy và tôn trọng bản quyền khi tìm bài viết/hình ảnh về hoạt động thể thao; không tự ý tải hình ảnh lạ, không sao chép tùy tiện và biết ghi nhớ tên bài, nguồn đọc</w:t>
             </w:r>
           </w:p>
         </w:tc>
@@ -5162,7 +5132,6 @@
                 <w:i w:val="0"/>
                 <w:sz w:val="18"/>
               </w:rPr>
-              <w:t>Năng lực số 2.2 CB1a: HS nêu được điểm giống nhau giữa tấm thiệp, lời cảm ơn viết trên giấy và tin nhắn gửi bằng điện thoại</w:t>
             </w:r>
           </w:p>
         </w:tc>
@@ -6236,7 +6205,6 @@
                 <w:i w:val="0"/>
                 <w:sz w:val="18"/>
               </w:rPr>
-              <w:t>Tích hợp AI 2.A1.2: HS nhận biết AI có thể gợi ý từ ngữ/dàn ý khi viết về con vật, nhưng chỉ dùng để tham khảo; HS phải tự quan sát, tự viết bằng lời của mình, không nhập thông tin riêng tư của gia đình; Năng lực số 5.2 CB1b: HS nói ý theo từng ô của sơ đồ để GV gõ vào, rồi dựa vào dàn ý trên màn hình mà viết đoạn văn của mình</w:t>
             </w:r>
           </w:p>
         </w:tc>
@@ -7067,7 +7035,6 @@
                 <w:i w:val="0"/>
                 <w:sz w:val="18"/>
               </w:rPr>
-              <w:t>Năng lực số 3.1 CB1a: HS đọc bài viết được chiếu trên màn hình, nói được một câu kể rõ việc của bạn và một chỗ cần bổ sung</w:t>
             </w:r>
           </w:p>
         </w:tc>
@@ -8014,7 +7981,6 @@
                 <w:i w:val="0"/>
                 <w:sz w:val="18"/>
               </w:rPr>
-              <w:t>NLS: Năng lực số 1.1 CB1b: HS quan sát ảnh phóng to và nêu được chi tiết mình sẽ đưa vào bài tả</w:t>
             </w:r>
           </w:p>
         </w:tc>
@@ -9652,33 +9618,6 @@
                 <w:i w:val="0"/>
                 <w:sz w:val="18"/>
               </w:rPr>
-              <w:t>Tích hợp</w:t>
-            </w:r>
-          </w:p>
-          <w:p>
-            <w:pPr>
-              <w:spacing w:after="0"/>
-            </w:pPr>
-            <w:r>
-              <w:rPr>
-                <w:b w:val="0"/>
-                <w:i w:val="0"/>
-                <w:sz w:val="18"/>
-              </w:rPr>
-              <w:t>AI-NB (2.A1.2): HS nhận biết AI có thể hỗ trợ gợi ý ý tưởng theo khung câu hỏi khi viết đoạn giới thiệu đồ dùng học tập; biết sử dụng gợi ý ở mức tham khảo, không chép máy móc.</w:t>
-            </w:r>
-          </w:p>
-          <w:p>
-            <w:pPr>
-              <w:spacing w:after="0"/>
-            </w:pPr>
-            <w:r>
-              <w:rPr>
-                <w:b w:val="0"/>
-                <w:i w:val="0"/>
-                <w:sz w:val="18"/>
-              </w:rPr>
-              <w:t>Năng lực số 5.2 CB1b: HS nói ý theo từng ô của sơ đồ để GV gõ vào, rồi dựa vào dàn ý trên màn hình mà viết đoạn văn của mình.</w:t>
             </w:r>
           </w:p>
         </w:tc>
@@ -17392,7 +17331,6 @@
                 <w:i w:val="0"/>
                 <w:sz w:val="18"/>
               </w:rPr>
-              <w:t>Năng lực số 1.1 CB1a: HS chọn bài đọc về thiếu nhi trong kho sách điện tử GV mở sẵn và nói vì sao chọn bài đó</w:t>
             </w:r>
           </w:p>
         </w:tc>
@@ -18366,7 +18304,6 @@
                 <w:i w:val="0"/>
                 <w:sz w:val="18"/>
               </w:rPr>
-              <w:t>Tích hợp AI - YCCĐ 2.A2.1: HS biết mục đích của AI trong gia đình là hỗ trợ con người, giúp tiết kiệm thời gian, giảm một số công việc nhà; con người vẫn cần sử dụng đúng mục đích và kiểm tra kết quả</w:t>
             </w:r>
           </w:p>
         </w:tc>
@@ -21173,7 +21110,6 @@
                 <w:i w:val="0"/>
                 <w:sz w:val="18"/>
               </w:rPr>
-              <w:t>Năng lực số 2.2 CB1a: HS nêu được điểm giống nhau giữa tấm thiệp, lời cảm ơn viết trên giấy và tin nhắn gửi bằng điện thoại</w:t>
             </w:r>
           </w:p>
         </w:tc>
@@ -22839,7 +22775,6 @@
                 <w:i w:val="0"/>
                 <w:sz w:val="18"/>
               </w:rPr>
-              <w:t>Năng lực số 3.1 CB1a: HS đọc bài viết được chiếu trên màn hình, nói được một câu kể rõ việc của bạn và một chỗ cần bổ sung</w:t>
             </w:r>
           </w:p>
         </w:tc>
@@ -23672,7 +23607,6 @@
                 <w:i w:val="0"/>
                 <w:sz w:val="18"/>
               </w:rPr>
-              <w:t>NLS: Năng lực số 1.1 CB1b: HS quan sát ảnh phóng to và nêu được chi tiết mình sẽ đưa vào bài tả</w:t>
             </w:r>
           </w:p>
         </w:tc>
@@ -25749,7 +25683,6 @@
                 <w:i w:val="0"/>
                 <w:sz w:val="18"/>
               </w:rPr>
-              <w:t>Tích hợp năng lực số/an toàn thiết bị: Biết đọc một số thông tin đơn giản trên bản hướng dẫn sử dụng; nhận biết cần hỏi người lớn trước khi dùng thiết bị điện, thiết bị số; Tích hợp AI - YCCĐ 2.A3.2: Biết công cụ AI có thể gợi ý thông tin nhưng cần người lớn hướng dẫn, kiểm tra; không tự làm theo hướng dẫn nguy hiểm hoặc chia sẻ thông tin riêng tư</w:t>
             </w:r>
           </w:p>
         </w:tc>
@@ -26695,7 +26628,6 @@
                 <w:i w:val="0"/>
                 <w:sz w:val="18"/>
               </w:rPr>
-              <w:t>Năng lực số 2.2 CB1a: HS nêu được vì sao phải kiểm tra tên người nhận trước khi gửi và vì sao mình cần nhờ bố mẹ gửi giúp</w:t>
             </w:r>
           </w:p>
         </w:tc>
@@ -28588,7 +28520,6 @@
                 <w:i w:val="0"/>
                 <w:sz w:val="18"/>
               </w:rPr>
-              <w:t>NLS: Năng lực số 1.1 CB1b: HS quan sát ảnh phóng to và nêu được chi tiết mình sẽ đưa vào bài tả</w:t>
             </w:r>
           </w:p>
         </w:tc>
@@ -29547,7 +29478,6 @@
                 <w:i w:val="0"/>
                 <w:sz w:val="18"/>
               </w:rPr>
-              <w:t>Năng lực số 5.2 CB1b: HS nói ý theo từng ô của sơ đồ để GV gõ vào, rồi dựa vào dàn ý trên màn hình mà viết đoạn văn của mình</w:t>
             </w:r>
           </w:p>
         </w:tc>

--- a/assets/docs/lop2/Tieng Viet - Lop 2.docx
+++ b/assets/docs/lop2/Tieng Viet - Lop 2.docx
@@ -16628,7 +16628,6 @@
                 <w:i w:val="0"/>
                 <w:sz w:val="18"/>
               </w:rPr>
-              <w:t>NLS: Năng lực số 3.1 CB1a: HS quan sát GV thao tác quay và phát lại</w:t>
             </w:r>
           </w:p>
         </w:tc>
@@ -16743,7 +16742,7 @@
                 <w:i w:val="0"/>
                 <w:sz w:val="18"/>
               </w:rPr>
-              <w:t>Năng lực số 3.1 CB1a: HS xem lại đoạn phim của mình và nói được một điều mình sẽ sửa khi nói trước lớp lần sau</w:t>
+              <w:t>NLS: Năng lực số 3.1 CB1a: HS quan sát GV thao tác quay và phát lại</w:t>
             </w:r>
           </w:p>
         </w:tc>
@@ -17101,7 +17100,6 @@
                 <w:i w:val="0"/>
                 <w:sz w:val="18"/>
               </w:rPr>
-              <w:t>Năng lực số 5.2 CB1b: HS chọn từ chỉ sự vật trên màn hình, xem máy báo đúng – sai rồi tự sửa lựa chọn của mình</w:t>
             </w:r>
           </w:p>
         </w:tc>
@@ -17575,7 +17573,6 @@
                 <w:i w:val="0"/>
                 <w:sz w:val="18"/>
               </w:rPr>
-              <w:t>Năng lực số 1.1 CB1b: HS kể chuyện theo bộ tranh chiếu trên màn hình, kể đúng thứ tự các sự việc</w:t>
             </w:r>
           </w:p>
         </w:tc>
@@ -17690,7 +17687,7 @@
                 <w:i w:val="0"/>
                 <w:sz w:val="18"/>
               </w:rPr>
-              <w:t>Năng lực số 1.1 CB1b: HS kể lời của mình theo tranh chạy trên màn hình rồi nghe bản kể mẫu và nói được mình học thêm được điều gì</w:t>
+              <w:t>Năng lực số 1.1 CB1b: HS kể chuyện theo bộ tranh chiếu trên màn hình, kể đúng thứ tự các sự việc</w:t>
             </w:r>
           </w:p>
         </w:tc>
@@ -18048,7 +18045,6 @@
                 <w:i w:val="0"/>
                 <w:sz w:val="18"/>
               </w:rPr>
-              <w:t>Năng lực số 5.2 CB1b: HS chọn từ chỉ hoạt động trên màn hình, xem máy báo đúng – sai rồi tự sửa lựa chọn của mình</w:t>
             </w:r>
           </w:p>
         </w:tc>
@@ -18548,20 +18544,6 @@
                 <w:i w:val="0"/>
                 <w:sz w:val="18"/>
               </w:rPr>
-              <w:t>Tích hợp AI 2.A1.2: HS nhận biết công cụ AI có thể hỗ trợ gợi ý trình tự kể chuyện theo tranh hoặc gợi ý từ ngữ kể chuyện, nhưng HS phải kiểm tra lại với tranh SGK, tự kể bằng lời của mình, không sao chép nguyên văn</w:t>
-            </w:r>
-          </w:p>
-          <w:p>
-            <w:pPr>
-              <w:spacing w:after="0"/>
-            </w:pPr>
-            <w:r>
-              <w:rPr>
-                <w:b w:val="0"/>
-                <w:i w:val="0"/>
-                <w:sz w:val="18"/>
-              </w:rPr>
-              <w:t>NLS: Năng lực số 3.1 CB1a: HS quan sát GV thao tác quay và phát lại</w:t>
             </w:r>
           </w:p>
         </w:tc>
@@ -18676,7 +18658,20 @@
                 <w:i w:val="0"/>
                 <w:sz w:val="18"/>
               </w:rPr>
-              <w:t>Năng lực số 1.1 CB1b: HS kể lại câu chuyện theo tranh chiếu trên màn hình, kể đúng thứ tự các sự việc</w:t>
+              <w:t>Tích hợp AI 2.A1.2: HS nhận biết công cụ AI có thể hỗ trợ gợi ý trình tự kể chuyện theo tranh hoặc gợi ý từ ngữ kể chuyện, nhưng HS phải kiểm tra lại với tranh SGK, tự kể bằng lời của mình, không sao chép nguyên văn</w:t>
+            </w:r>
+          </w:p>
+          <w:p>
+            <w:pPr>
+              <w:spacing w:after="0"/>
+            </w:pPr>
+            <w:r>
+              <w:rPr>
+                <w:b w:val="0"/>
+                <w:i w:val="0"/>
+                <w:sz w:val="18"/>
+              </w:rPr>
+              <w:t>NLS: Năng lực số 3.1 CB1a: HS quan sát GV thao tác quay và phát lại</w:t>
             </w:r>
           </w:p>
         </w:tc>
@@ -18919,7 +18914,6 @@
                 <w:i w:val="0"/>
                 <w:sz w:val="18"/>
               </w:rPr>
-              <w:t>Năng lực số 5.2 CB1b: HS kéo - thả từ vào đúng ô theo hướng dẫn của GV và nghĩ thêm được từ cho ô còn thiếu</w:t>
             </w:r>
           </w:p>
         </w:tc>
@@ -19034,7 +19028,7 @@
                 <w:i w:val="0"/>
                 <w:sz w:val="18"/>
               </w:rPr>
-              <w:t>Năng lực số 1.1 CB1b: HS nhìn cặp ảnh trên màn hình và tìm được từ chỉ đặc điểm nói đúng điều mình quan sát</w:t>
+              <w:t>Năng lực số 5.2 CB1b: HS kéo - thả từ vào đúng ô theo hướng dẫn của GV và nghĩ thêm được từ cho ô còn thiếu</w:t>
             </w:r>
           </w:p>
         </w:tc>
@@ -19290,7 +19284,6 @@
                 <w:i w:val="0"/>
                 <w:sz w:val="18"/>
               </w:rPr>
-              <w:t>Năng lực số 1.1 CB1a: HS xác định được nhu cầu thông tin và thực hiện tìm kiếm đơn giản trong môi trường số dưới sự hướng dẫn; biết tìm bài thơ/câu chuyện thiếu nhi phù hợp, chọn nguồn đọc an toàn, rõ tên bài, tác giả hoặc địa chỉ nguồn</w:t>
             </w:r>
           </w:p>
         </w:tc>
@@ -19535,20 +19528,6 @@
                 <w:i w:val="0"/>
                 <w:sz w:val="18"/>
               </w:rPr>
-              <w:t>Tích hợp AI 2.A1.2: HS nhận biết công cụ AI có thể hỗ trợ gợi ý trình tự kể chuyện theo tranh hoặc gợi ý từ ngữ kể chuyện, nhưng HS phải kiểm tra lại với tranh SGK, tự kể bằng lời của mình, không sao chép nguyên văn và không nhập thông tin riêng tư</w:t>
-            </w:r>
-          </w:p>
-          <w:p>
-            <w:pPr>
-              <w:spacing w:after="0"/>
-            </w:pPr>
-            <w:r>
-              <w:rPr>
-                <w:b w:val="0"/>
-                <w:i w:val="0"/>
-                <w:sz w:val="18"/>
-              </w:rPr>
-              <w:t>NLS: Năng lực số 3.1 CB1a: HS quan sát GV thao tác quay và phát lại</w:t>
             </w:r>
           </w:p>
         </w:tc>
@@ -19663,7 +19642,20 @@
                 <w:i w:val="0"/>
                 <w:sz w:val="18"/>
               </w:rPr>
-              <w:t>Năng lực số 1.1 CB1b: HS kể lời của mình theo tranh chạy trên màn hình rồi nghe bản kể mẫu và nói được mình học thêm được điều gì</w:t>
+              <w:t>Tích hợp AI 2.A1.2: HS nhận biết công cụ AI có thể hỗ trợ gợi ý trình tự kể chuyện theo tranh hoặc gợi ý từ ngữ kể chuyện, nhưng HS phải kiểm tra lại với tranh SGK, tự kể bằng lời của mình, không sao chép nguyên văn và không nhập thông tin riêng tư</w:t>
+            </w:r>
+          </w:p>
+          <w:p>
+            <w:pPr>
+              <w:spacing w:after="0"/>
+            </w:pPr>
+            <w:r>
+              <w:rPr>
+                <w:b w:val="0"/>
+                <w:i w:val="0"/>
+                <w:sz w:val="18"/>
+              </w:rPr>
+              <w:t>NLS: Năng lực số 3.1 CB1a: HS quan sát GV thao tác quay và phát lại</w:t>
             </w:r>
           </w:p>
         </w:tc>
@@ -19906,7 +19898,6 @@
                 <w:i w:val="0"/>
                 <w:sz w:val="18"/>
               </w:rPr>
-              <w:t>Năng lực số 5.2 CB1b: HS kéo - thả từ vào đúng ô theo hướng dẫn của GV và nghĩ thêm được từ cho ô còn thiếu</w:t>
             </w:r>
           </w:p>
         </w:tc>
@@ -20021,7 +20012,7 @@
                 <w:i w:val="0"/>
                 <w:sz w:val="18"/>
               </w:rPr>
-              <w:t>Tích hợp AI - YCCĐ 2.D1.1: HS nêu được tình huống đơn giản trong đời sống có thể áp dụng AI để hỗ trợ luyện tập thể thao, đếm lượt tập hoặc gợi ý bài rèn luyện; biết AI chỉ hỗ trợ, con người vẫn cần cố gắng, chơi trung thực và kiểm tra kết quả; Năng lực số 1.1 CB1b: HS xem phim câm rồi nghe lại có tiếng, nêu thêm được từ ngữ mới đúng chủ điểm</w:t>
+              <w:t>Năng lực số 5.2 CB1b: HS kéo - thả từ vào đúng ô theo hướng dẫn của GV và nghĩ thêm được từ cho ô còn thiếu</w:t>
             </w:r>
           </w:p>
         </w:tc>
@@ -20136,33 +20127,6 @@
                 <w:i w:val="0"/>
                 <w:sz w:val="18"/>
               </w:rPr>
-              <w:t>biết tìm đọc bài thơ về vẻ đẹp thiên nhiên trên nguồn học liệu số do GV/cha mẹ cung cấp, chọn nội dung phù hợp và không bấm vào liên kết lạ</w:t>
-            </w:r>
-          </w:p>
-          <w:p>
-            <w:pPr>
-              <w:spacing w:after="0"/>
-            </w:pPr>
-            <w:r>
-              <w:rPr>
-                <w:b w:val="0"/>
-                <w:i w:val="0"/>
-                <w:sz w:val="18"/>
-              </w:rPr>
-              <w:t>GDMT: Năng lực số 1.1 CB1a: HS biết tìm kiếm nội dung đơn giản trong môi trường số</w:t>
-            </w:r>
-          </w:p>
-          <w:p>
-            <w:pPr>
-              <w:spacing w:after="0"/>
-            </w:pPr>
-            <w:r>
-              <w:rPr>
-                <w:b w:val="0"/>
-                <w:i w:val="0"/>
-                <w:sz w:val="18"/>
-              </w:rPr>
-              <w:t>NLS: Năng lực số 1.1 CB1a: HS biết tìm kiếm nội dung đơn giản trong môi trường số</w:t>
             </w:r>
           </w:p>
         </w:tc>
@@ -20277,7 +20241,33 @@
                 <w:i w:val="0"/>
                 <w:sz w:val="18"/>
               </w:rPr>
-              <w:t>Năng lực số 1.2 CB1a: HS biết chọn nguồn thông tin số đơn giản, tin cậy và tôn trọng bản quyền khi tìm bài viết/hình ảnh về hoạt động thể thao; không tự ý tải hình ảnh lạ, không sao chép tùy tiện và biết ghi nhớ tên bài, nguồn đọc</w:t>
+              <w:t>biết tìm đọc bài thơ về vẻ đẹp thiên nhiên trên nguồn học liệu số do GV/cha mẹ cung cấp, chọn nội dung phù hợp và không bấm vào liên kết lạ</w:t>
+            </w:r>
+          </w:p>
+          <w:p>
+            <w:pPr>
+              <w:spacing w:after="0"/>
+            </w:pPr>
+            <w:r>
+              <w:rPr>
+                <w:b w:val="0"/>
+                <w:i w:val="0"/>
+                <w:sz w:val="18"/>
+              </w:rPr>
+              <w:t>GDMT: Năng lực số 1.1 CB1a: HS biết tìm kiếm nội dung đơn giản trong môi trường số</w:t>
+            </w:r>
+          </w:p>
+          <w:p>
+            <w:pPr>
+              <w:spacing w:after="0"/>
+            </w:pPr>
+            <w:r>
+              <w:rPr>
+                <w:b w:val="0"/>
+                <w:i w:val="0"/>
+                <w:sz w:val="18"/>
+              </w:rPr>
+              <w:t>NLS: Năng lực số 1.1 CB1a: HS biết tìm kiếm nội dung đơn giản trong môi trường số</w:t>
             </w:r>
           </w:p>
         </w:tc>
@@ -20522,7 +20512,6 @@
                 <w:i w:val="0"/>
                 <w:sz w:val="18"/>
               </w:rPr>
-              <w:t>Tích hợp AI 2.A1.2: HS nhận biết công cụ AI như ChatGPT/Gemini có thể gợi ý trình tự kể chuyện theo tranh hoặc từ ngữ kể chuyện, nhưng HS phải kiểm tra với tranh SGK, tự kể bằng lời của mình, không sao chép nguyên văn và không nhập thông tin riêng tư; Năng lực số 1.1 CB1b: HS kể chuyện theo bộ tranh chiếu trên màn hình, kể đúng thứ tự các sự việc</w:t>
             </w:r>
           </w:p>
         </w:tc>
@@ -20637,7 +20626,7 @@
                 <w:i w:val="0"/>
                 <w:sz w:val="18"/>
               </w:rPr>
-              <w:t>Năng lực số 1.1 CB1b: HS kể lời của mình theo tranh chạy trên màn hình rồi nghe bản kể mẫu và nói được mình học thêm được điều gì</w:t>
+              <w:t>Tích hợp AI 2.A1.2: HS nhận biết công cụ AI như ChatGPT/Gemini có thể gợi ý trình tự kể chuyện theo tranh hoặc từ ngữ kể chuyện, nhưng HS phải kiểm tra với tranh SGK, tự kể bằng lời của mình, không sao chép nguyên văn và không nhập thông tin riêng tư; Năng lực số 1.1 CB1b: HS kể chuyện theo bộ tranh chiếu trên màn hình, kể đúng thứ tự các sự việc</w:t>
             </w:r>
           </w:p>
         </w:tc>
@@ -20880,7 +20869,6 @@
                 <w:i w:val="0"/>
                 <w:sz w:val="18"/>
               </w:rPr>
-              <w:t>Tích hợp AI 2.C3.1: HS nhận biết AI có thể hỗ trợ nhận diện hoặc phân loại con vật qua hình ảnh nhưng có thể nhầm; HS cần quan sát đặc điểm và kiểm tra lại với nguồn tin đáng tin cậy; Năng lực số 1.1 CB1a: HS biết tìm kiếm nội dung đơn giản về động vật hoang dã trên nguồn học liệu an toàn; biết ghi tên loài vật, thức ăn, nơi sống theo sơ đồ gợi ý</w:t>
             </w:r>
           </w:p>
         </w:tc>
@@ -20995,7 +20983,6 @@
                 <w:i w:val="0"/>
                 <w:sz w:val="18"/>
               </w:rPr>
-              <w:t>Năng lực số 2.3 CB1a: HS biết công cụ số có thể nhắc lịch, xem thời khóa biểu nhưng chỉ sử dụng dưới sự hướng dẫn của người lớn và không chia sẻ thông tin cá nhân</w:t>
             </w:r>
           </w:p>
         </w:tc>
@@ -21110,6 +21097,7 @@
                 <w:i w:val="0"/>
                 <w:sz w:val="18"/>
               </w:rPr>
+              <w:t>Tích hợp AI 2.C3.1: HS nhận biết AI có thể hỗ trợ nhận diện hoặc phân loại con vật qua hình ảnh nhưng có thể nhầm; HS cần quan sát đặc điểm và kiểm tra lại với nguồn tin đáng tin cậy; Năng lực số 1.1 CB1a: HS biết tìm kiếm nội dung đơn giản về động vật hoang dã trên nguồn học liệu an toàn; biết ghi tên loài vật, thức ăn, nơi sống theo sơ đồ gợi ý</w:t>
             </w:r>
           </w:p>
         </w:tc>
@@ -21354,7 +21342,6 @@
                 <w:i w:val="0"/>
                 <w:sz w:val="18"/>
               </w:rPr>
-              <w:t>Tích hợp AI 2.A1.2: HS nhận biết công cụ AI như ChatGPT/Gemini có thể hỗ trợ gợi ý trình tự kể chuyện theo tranh, nhưng HS phải đối chiếu với tranh SGK, tự kể bằng lời của mình, không sao chép nguyên văn và không nhập thông tin riêng tư; Năng lực số 1.1 CB1b: HS kể chuyện theo bộ tranh chiếu trên màn hình, kể đúng thứ tự các sự việc</w:t>
             </w:r>
           </w:p>
         </w:tc>
@@ -21469,7 +21456,7 @@
                 <w:i w:val="0"/>
                 <w:sz w:val="18"/>
               </w:rPr>
-              <w:t>NLS: Năng lực số 3.1 CB1a: HS kể được điều mình đã trải qua khi ảnh của mình hiện lên màn hình</w:t>
+              <w:t>Tích hợp AI 2.A1.2: HS nhận biết công cụ AI như ChatGPT/Gemini có thể hỗ trợ gợi ý trình tự kể chuyện theo tranh, nhưng HS phải đối chiếu với tranh SGK, tự kể bằng lời của mình, không sao chép nguyên văn và không nhập thông tin riêng tư; Năng lực số 1.1 CB1b: HS kể chuyện theo bộ tranh chiếu trên màn hình, kể đúng thứ tự các sự việc</w:t>
             </w:r>
           </w:p>
         </w:tc>
@@ -21712,7 +21699,6 @@
                 <w:i w:val="0"/>
                 <w:sz w:val="18"/>
               </w:rPr>
-              <w:t>Tích hợp AI 2.A1.2: HS nhận biết AI có thể gợi ý từ ngữ/dàn ý khi viết về con vật, nhưng chỉ dùng để tham khảo; HS phải tự quan sát, tự viết bằng lời của mình, không nhập thông tin riêng tư của gia đình; Năng lực số 5.2 CB1b: HS nói ý theo từng ô của sơ đồ để GV gõ vào, rồi dựa vào dàn ý trên màn hình mà viết đoạn văn của mình</w:t>
             </w:r>
           </w:p>
         </w:tc>
@@ -21827,7 +21813,7 @@
                 <w:i w:val="0"/>
                 <w:sz w:val="18"/>
               </w:rPr>
-              <w:t>Năng lực số 5.2 CB1b: HS chọn đúng từ để hoàn thành câu nêu đặc điểm và đọc lại câu hoàn chỉnh</w:t>
+              <w:t>Tích hợp AI 2.A1.2: HS nhận biết AI có thể gợi ý từ ngữ/dàn ý khi viết về con vật, nhưng chỉ dùng để tham khảo; HS phải tự quan sát, tự viết bằng lời của mình, không nhập thông tin riêng tư của gia đình; Năng lực số 5.2 CB1b: HS nói ý theo từng ô của sơ đồ để GV gõ vào, rồi dựa vào dàn ý trên màn hình mà viết đoạn văn của mình</w:t>
             </w:r>
           </w:p>
         </w:tc>
@@ -21942,7 +21928,6 @@
                 <w:i w:val="0"/>
                 <w:sz w:val="18"/>
               </w:rPr>
-              <w:t>Năng lực số 4.2 CB1a: HS biết họ tên, lớp, tổ, thông tin tham gia hoạt động là thông tin cần dùng đúng mục đích; không tự ý đăng, gửi danh sách của bạn lên mạng</w:t>
             </w:r>
           </w:p>
         </w:tc>
@@ -22187,7 +22172,6 @@
                 <w:i w:val="0"/>
                 <w:sz w:val="18"/>
               </w:rPr>
-              <w:t>NLS: Năng lực số 3.1 CB1a: HS quan sát GV thao tác quay và phát lại</w:t>
             </w:r>
           </w:p>
         </w:tc>
@@ -22302,7 +22286,7 @@
                 <w:i w:val="0"/>
                 <w:sz w:val="18"/>
               </w:rPr>
-              <w:t>Năng lực số 1.1 CB1b: HS kể lời của mình theo tranh chạy trên màn hình rồi nghe bản kể mẫu và nói được mình học thêm được điều gì</w:t>
+              <w:t>NLS: Năng lực số 3.1 CB1a: HS quan sát GV thao tác quay và phát lại</w:t>
             </w:r>
           </w:p>
         </w:tc>
@@ -22545,7 +22529,6 @@
                 <w:i w:val="0"/>
                 <w:sz w:val="18"/>
               </w:rPr>
-              <w:t>Năng lực số 2.2 CB1a: HS nêu được điểm giống nhau giữa tấm thiệp, lời cảm ơn viết trên giấy và tin nhắn gửi bằng điện thoại</w:t>
             </w:r>
           </w:p>
         </w:tc>
@@ -22660,7 +22643,6 @@
                 <w:i w:val="0"/>
                 <w:sz w:val="18"/>
               </w:rPr>
-              <w:t>Năng lực số 5.2 CB1b: HS nêu đáp án để GV thao tác trên máy, xem máy báo đúng - sai và tự sửa lại lựa chọn của mình</w:t>
             </w:r>
           </w:p>
         </w:tc>
@@ -22775,6 +22757,7 @@
                 <w:i w:val="0"/>
                 <w:sz w:val="18"/>
               </w:rPr>
+              <w:t>Năng lực số 2.2 CB1a: HS nêu được điểm giống nhau giữa tấm thiệp, lời cảm ơn viết trên giấy và tin nhắn gửi bằng điện thoại</w:t>
             </w:r>
           </w:p>
         </w:tc>
@@ -23019,7 +23002,6 @@
                 <w:i w:val="0"/>
                 <w:sz w:val="18"/>
               </w:rPr>
-              <w:t>NLS: Năng lực số 3.1 CB1a: HS quan sát GV thao tác quay và phát lại</w:t>
             </w:r>
           </w:p>
         </w:tc>
@@ -23134,7 +23116,7 @@
                 <w:i w:val="0"/>
                 <w:sz w:val="18"/>
               </w:rPr>
-              <w:t>Năng lực số 1.1 CB1b: HS kể lại câu chuyện theo tranh chiếu trên màn hình, kể đúng thứ tự các sự việc</w:t>
+              <w:t>NLS: Năng lực số 3.1 CB1a: HS quan sát GV thao tác quay và phát lại</w:t>
             </w:r>
           </w:p>
         </w:tc>
@@ -23377,7 +23359,6 @@
                 <w:i w:val="0"/>
                 <w:sz w:val="18"/>
               </w:rPr>
-              <w:t>Tích hợp AI 2.A1.2: HS nhận biết AI có thể gợi ý dàn ý/từ ngữ khi viết đoạn văn bảo vệ môi trường, nhưng chỉ dùng tham khảo; HS phải tự viết bằng trải nghiệm thật và không nhập thông tin riêng tư; Năng lực số 3.1 CB1a: HS đọc bài viết được chiếu trên màn hình, nói được một câu kể rõ việc của bạn và một chỗ cần bổ sung</w:t>
             </w:r>
           </w:p>
         </w:tc>
@@ -23492,7 +23473,6 @@
                 <w:i w:val="0"/>
                 <w:sz w:val="18"/>
               </w:rPr>
-              <w:t>Năng lực số 1.1 CB1b: HS nhìn cặp ảnh trên màn hình và tìm được từ chỉ đặc điểm nói đúng điều mình quan sát</w:t>
             </w:r>
           </w:p>
         </w:tc>
@@ -23607,6 +23587,7 @@
                 <w:i w:val="0"/>
                 <w:sz w:val="18"/>
               </w:rPr>
+              <w:t>Tích hợp AI 2.A1.2: HS nhận biết AI có thể gợi ý dàn ý/từ ngữ khi viết đoạn văn bảo vệ môi trường, nhưng chỉ dùng tham khảo; HS phải tự viết bằng trải nghiệm thật và không nhập thông tin riêng tư; Năng lực số 3.1 CB1a: HS đọc bài viết được chiếu trên màn hình, nói được một câu kể rõ việc của bạn và một chỗ cần bổ sung</w:t>
             </w:r>
           </w:p>
         </w:tc>
@@ -24428,7 +24409,6 @@
                 <w:i w:val="0"/>
                 <w:sz w:val="18"/>
               </w:rPr>
-              <w:t>Năng lực số 1.1 CB1b: HS kể chuyện theo bộ tranh chiếu trên màn hình, kể đúng thứ tự các sự việc</w:t>
             </w:r>
           </w:p>
         </w:tc>
@@ -24543,7 +24523,7 @@
                 <w:i w:val="0"/>
                 <w:sz w:val="18"/>
               </w:rPr>
-              <w:t>Năng lực số 1.1 CB1b: HS kể lời của mình theo tranh chạy trên màn hình rồi nghe bản kể mẫu và nói được mình học thêm được điều gì</w:t>
+              <w:t>Năng lực số 1.1 CB1b: HS kể chuyện theo bộ tranh chiếu trên màn hình, kể đúng thứ tự các sự việc</w:t>
             </w:r>
           </w:p>
         </w:tc>

--- a/assets/docs/lop2/Tieng Viet - Lop 2.docx
+++ b/assets/docs/lop2/Tieng Viet - Lop 2.docx
@@ -585,7 +585,7 @@
                 <w:i w:val="0"/>
                 <w:sz w:val="20"/>
               </w:rPr>
-              <w:t>Bài 1: TÔI LÀ HỌC SINH LỚP 2 – TIẾT 1 - 2: ĐỌC: TÔI LÀ HỌC SINH LỚP 2</w:t>
+              <w:t>Bài 1: Tôi là học sinh lớp 2 – Tiết 1 - 2: Đọc: Tôi là học sinh lớp 2</w:t>
             </w:r>
           </w:p>
         </w:tc>
@@ -713,7 +713,7 @@
                 <w:i w:val="0"/>
                 <w:sz w:val="20"/>
               </w:rPr>
-              <w:t>Bài 1: TÔI LÀ HỌC SINH LỚP 2 – TIẾT 3: VIẾT: CHỮ HOA A</w:t>
+              <w:t>Bài 1: Tôi là học sinh lớp 2 – Tiết 3: Viết: Chữ hoa A</w:t>
             </w:r>
           </w:p>
         </w:tc>
@@ -827,7 +827,7 @@
                 <w:i w:val="0"/>
                 <w:sz w:val="20"/>
               </w:rPr>
-              <w:t>Bài 1: TÔI LÀ HỌC SINH LỚP 2 – TIẾT 4: NÓI VÀ NGHE: NHỮNG NGÀY HÈ CỦA EM</w:t>
+              <w:t>Bài 1: Tôi là học sinh lớp 2 – Tiết 4: Nói và nghe: Những ngày hè của em</w:t>
             </w:r>
           </w:p>
         </w:tc>
@@ -942,7 +942,7 @@
                 <w:i w:val="0"/>
                 <w:sz w:val="20"/>
               </w:rPr>
-              <w:t>Bài 2: NGÀY HÔM QUA ĐÂU RỒI? – TIẾT 1 - 2: ĐỌC: NGÀY HÔM QUA ĐÂU RỒI?</w:t>
+              <w:t>Bài 2: Ngày hôm qua đâu rồi? – Tiết 1 - 2: Đọc: Ngày hôm qua đâu rồi?</w:t>
             </w:r>
           </w:p>
         </w:tc>
@@ -1070,7 +1070,7 @@
                 <w:i w:val="0"/>
                 <w:sz w:val="20"/>
               </w:rPr>
-              <w:t>Bài 2: NGÀY HÔM QUA ĐÂU RỒI? – TIẾT 3: VIẾT: NGHE - VIẾT: NGÀY HÔM QUA ĐÂU RỒI?; BẢNG CHỮ CÁI</w:t>
+              <w:t>Bài 2: Ngày hôm qua đâu rồi? – Tiết 3: Viết: Nghe - Viết: Ngày hôm qua đâu rồi?; bảng chữ cái</w:t>
             </w:r>
           </w:p>
         </w:tc>
@@ -1184,7 +1184,7 @@
                 <w:i w:val="0"/>
                 <w:sz w:val="20"/>
               </w:rPr>
-              <w:t>Bài 2: NGÀY HÔM QUA ĐÂU RỒI? – TIẾT 4: TỪ NGỮ CHỈ SỰ VẬT, HOẠT ĐỘNG. CÂU GIỚI THIỆU</w:t>
+              <w:t>Bài 2: Ngày hôm qua đâu rồi? – Tiết 4: Từ ngữ chỉ sự vật, hoạt động. Câu giới thiệu</w:t>
             </w:r>
           </w:p>
         </w:tc>
@@ -1299,7 +1299,7 @@
                 <w:i w:val="0"/>
                 <w:sz w:val="20"/>
               </w:rPr>
-              <w:t>Bài 2: NGÀY HÔM QUA ĐÂU RỒI? – TIẾT 5: VIẾT ĐOẠN VĂN GIỚI THIỆU VỀ BẢN THÂN</w:t>
+              <w:t>Bài 2: Ngày hôm qua đâu rồi? – Tiết 5: Viết đoạn văn giới thiệu về bản thân</w:t>
             </w:r>
           </w:p>
         </w:tc>
@@ -1413,7 +1413,7 @@
                 <w:i w:val="0"/>
                 <w:sz w:val="20"/>
               </w:rPr>
-              <w:t>Bài 2: NGÀY HÔM QUA ĐÂU RỒI? – TIẾT 6: ĐỌC MỞ RỘNG</w:t>
+              <w:t>Bài 2: Ngày hôm qua đâu rồi? – Tiết 6: Đọc mở rộng</w:t>
             </w:r>
           </w:p>
         </w:tc>
@@ -1530,7 +1530,7 @@
                 <w:i w:val="0"/>
                 <w:sz w:val="20"/>
               </w:rPr>
-              <w:t>Bài 3: NIỀM VUI CỦA BI VÀ BỐNG – TIẾT 1 - 2: ĐỌC: NIỀM VUI CỦA BI VÀ BỐNG</w:t>
+              <w:t>Bài 3: Niềm vui của bi và bống – Tiết 1 - 2: Đọc: Niềm vui của bi và bống</w:t>
             </w:r>
           </w:p>
         </w:tc>
@@ -1658,7 +1658,7 @@
                 <w:i w:val="0"/>
                 <w:sz w:val="20"/>
               </w:rPr>
-              <w:t>Bài 3: NIỀM VUI CỦA BI VÀ BỐNG – TIẾT 3: VIẾT: CHỮ HOA Ă, Â</w:t>
+              <w:t>Bài 3: Niềm vui của bi và bống – Tiết 3: Viết: Chữ hoa Ă, Â</w:t>
             </w:r>
           </w:p>
         </w:tc>
@@ -1772,7 +1772,7 @@
                 <w:i w:val="0"/>
                 <w:sz w:val="20"/>
               </w:rPr>
-              <w:t>Bài 3: NIỀM VUI CỦA BI VÀ BỐNG – TIẾT 4: NÓI VÀ NGHE: KỂ CHUYỆN NIỀM VUI CỦA BI VÀ BỐNG</w:t>
+              <w:t>Bài 3: Niềm vui của bi và bống – Tiết 4: Nói và nghe: Kể chuyện niềm vui của bi và bống</w:t>
             </w:r>
           </w:p>
         </w:tc>
@@ -1887,7 +1887,7 @@
                 <w:i w:val="0"/>
                 <w:sz w:val="20"/>
               </w:rPr>
-              <w:t>Bài 4: LÀM VIỆC THẬT LÀ VUI – TIẾT 1 - 2: ĐỌC: LÀM VIỆC THẬT LÀ VUI</w:t>
+              <w:t>Bài 4: Làm việc thật là vui – Tiết 1 - 2: Đọc: Làm việc thật là vui</w:t>
             </w:r>
           </w:p>
         </w:tc>
@@ -2015,7 +2015,7 @@
                 <w:i w:val="0"/>
                 <w:sz w:val="20"/>
               </w:rPr>
-              <w:t>Bài 4: LÀM VIỆC THẬT LÀ VUI – TIẾT 3: VIẾT: NGHE - VIẾT: LÀM VIỆC THẬT LÀ VUI; BẢNG CHỮ CÁI</w:t>
+              <w:t>Bài 4: Làm việc thật là vui – Tiết 3: Viết: Nghe - Viết: Làm việc thật là vui; bảng chữ cái</w:t>
             </w:r>
           </w:p>
         </w:tc>
@@ -2129,7 +2129,7 @@
                 <w:i w:val="0"/>
                 <w:sz w:val="20"/>
               </w:rPr>
-              <w:t>Bài 4: LÀM VIỆC THẬT LÀ VUI – TIẾT 4: LUYỆN TỪ VÀ CÂU: TỪ NGỮ CHỈ SỰ VẬT, HOẠT ĐỘNG; CÂU NÊU HOẠT ĐỘNG</w:t>
+              <w:t>Bài 4: Làm việc thật là vui – Tiết 4: Luyện từ và câu: Từ ngữ chỉ sự vật, hoạt động; câu nêu hoạt động</w:t>
             </w:r>
           </w:p>
         </w:tc>
@@ -2244,7 +2244,7 @@
                 <w:i w:val="0"/>
                 <w:sz w:val="20"/>
               </w:rPr>
-              <w:t>Bài 4: LÀM VIỆC THẬT LÀ VUI – TIẾT 5: LUYỆN VIẾT ĐOẠN: KỂ MỘT VIỆC EM ĐÃ LÀM Ở NHÀ</w:t>
+              <w:t>Bài 4: Làm việc thật là vui – Tiết 5: Luyện viết đoạn: Kể một việc em đã làm ở nhà</w:t>
             </w:r>
           </w:p>
         </w:tc>
@@ -2359,7 +2359,7 @@
                 <w:i w:val="0"/>
                 <w:sz w:val="20"/>
               </w:rPr>
-              <w:t>Bài 4: LÀM VIỆC THẬT LÀ VUI – TIẾT 6: ĐỌC MỞ RỘNG: BÀI VIẾT VỀ HOẠT ĐỘNG CỦA THIẾU NHI</w:t>
+              <w:t>Bài 4: Làm việc thật là vui – Tiết 6: Đọc mở rộng: Bài viết về hoạt động của thiếu nhi</w:t>
             </w:r>
           </w:p>
         </w:tc>
@@ -2475,7 +2475,7 @@
                 <w:i w:val="0"/>
                 <w:sz w:val="20"/>
               </w:rPr>
-              <w:t>Bài 5: EM CÓ XINH KHÔNG? – TIẾT 1 - 2: ĐỌC: EM CÓ XINH KHÔNG?</w:t>
+              <w:t>Bài 5: Em có xinh không? – Tiết 1 - 2: Đọc: Em có xinh không?</w:t>
             </w:r>
           </w:p>
         </w:tc>
@@ -2603,7 +2603,7 @@
                 <w:i w:val="0"/>
                 <w:sz w:val="20"/>
               </w:rPr>
-              <w:t>Bài 5: EM CÓ XINH KHÔNG? – TIẾT 3: VIẾT: CHỮ HOA B</w:t>
+              <w:t>Bài 5: Em có xinh không? – Tiết 3: Viết: Chữ hoa B</w:t>
             </w:r>
           </w:p>
         </w:tc>
@@ -2717,7 +2717,7 @@
                 <w:i w:val="0"/>
                 <w:sz w:val="20"/>
               </w:rPr>
-              <w:t>Bài 5: EM CÓ XINH KHÔNG? – TIẾT 4: NÓI VÀ NGHE: KỂ CHUYỆN EM CÓ XINH KHÔNG?</w:t>
+              <w:t>Bài 5: Em có xinh không? – Tiết 4: Nói và nghe: Kể chuyện em có xinh không?</w:t>
             </w:r>
           </w:p>
         </w:tc>
@@ -2832,7 +2832,7 @@
                 <w:i w:val="0"/>
                 <w:sz w:val="20"/>
               </w:rPr>
-              <w:t>Bài 6: MỘT GIỜ HỌC – TIẾT 1 - 2: ĐỌC: MỘT GIỜ HỌC</w:t>
+              <w:t>Bài 6: Một giờ học – Tiết 1 - 2: Đọc: Một giờ học</w:t>
             </w:r>
           </w:p>
         </w:tc>
@@ -2960,7 +2960,7 @@
                 <w:i w:val="0"/>
                 <w:sz w:val="20"/>
               </w:rPr>
-              <w:t>Bài 6: MỘT GIỜ HỌC – TIẾT 3: VIẾT: NGHE - VIẾT MỘT GIỜ HỌC; BẢNG CHỮ CÁI</w:t>
+              <w:t>Bài 6: Một giờ học – Tiết 3: Viết: Nghe - Viết một giờ học; bảng chữ cái</w:t>
             </w:r>
           </w:p>
         </w:tc>
@@ -3074,7 +3074,7 @@
                 <w:i w:val="0"/>
                 <w:sz w:val="20"/>
               </w:rPr>
-              <w:t>Bài 6: MỘT GIỜ HỌC – TIẾT 4: LUYỆN TỪ VÀ CÂU: TỪ CHỈ ĐẶC ĐIỂM; CÂU NÊU ĐẶC ĐIỂM</w:t>
+              <w:t>Bài 6: Một giờ học – Tiết 4: Luyện từ và câu: Từ chỉ đặc điểm; câu nêu đặc điểm</w:t>
             </w:r>
           </w:p>
         </w:tc>
@@ -3189,7 +3189,7 @@
                 <w:i w:val="0"/>
                 <w:sz w:val="20"/>
               </w:rPr>
-              <w:t>Bài 6: MỘT GIỜ HỌC – TIẾT 5: LUYỆN VIẾT ĐOẠN: VIẾT ĐOẠN VĂN KỂ VIỆC THƯỜNG LÀM</w:t>
+              <w:t>Bài 6: Một giờ học – Tiết 5: Luyện viết đoạn: Viết đoạn văn kể việc thường làm</w:t>
             </w:r>
           </w:p>
         </w:tc>
@@ -3303,7 +3303,7 @@
                 <w:i w:val="0"/>
                 <w:sz w:val="20"/>
               </w:rPr>
-              <w:t>Bài 6: MỘT GIỜ HỌC – TIẾT 6: ĐỌC MỞ RỘNG: BÀI THƠ, CÂU CHUYỆN VỀ TRẺ EM LÀM VIỆC NHÀ</w:t>
+              <w:t>Bài 6: Một giờ học – Tiết 6: Đọc mở rộng: Bài thơ, câu chuyện về trẻ em làm việc nhà</w:t>
             </w:r>
           </w:p>
         </w:tc>
@@ -3420,7 +3420,7 @@
                 <w:i w:val="0"/>
                 <w:sz w:val="20"/>
               </w:rPr>
-              <w:t>Bài 7: CÂY XẤU HỔ – TIẾT 1 - 2: ĐỌC: CÂY XẤU HỔ</w:t>
+              <w:t>Bài 7: Cây xấu hổ – Tiết 1 - 2: Đọc: Cây xấu hổ</w:t>
             </w:r>
           </w:p>
         </w:tc>
@@ -3548,7 +3548,7 @@
                 <w:i w:val="0"/>
                 <w:sz w:val="20"/>
               </w:rPr>
-              <w:t>Bài 7: CÂY XẤU HỔ – TIẾT 3: VIẾT: CHỮ HOA C</w:t>
+              <w:t>Bài 7: Cây xấu hổ – Tiết 3: Viết: Chữ hoa C</w:t>
             </w:r>
           </w:p>
         </w:tc>
@@ -3662,7 +3662,7 @@
                 <w:i w:val="0"/>
                 <w:sz w:val="20"/>
               </w:rPr>
-              <w:t>Bài 7: CÂY XẤU HỔ – TIẾT 4: NÓI VÀ NGHE: KỂ CHUYỆN CHÚ ĐỖ CON</w:t>
+              <w:t>Bài 7: Cây xấu hổ – Tiết 4: Nói và nghe: Kể chuyện chú đỗ con</w:t>
             </w:r>
           </w:p>
         </w:tc>
@@ -3777,7 +3777,7 @@
                 <w:i w:val="0"/>
                 <w:sz w:val="20"/>
               </w:rPr>
-              <w:t>Bài 8: CẦU THỦ DỰ BỊ – TIẾT 1 - 2: ĐỌC: CẦU THỦ DỰ BỊ</w:t>
+              <w:t>Bài 8: Cầu thủ dự bị – Tiết 1 - 2: Đọc: Cầu thủ dự bị</w:t>
             </w:r>
           </w:p>
         </w:tc>
@@ -3905,7 +3905,7 @@
                 <w:i w:val="0"/>
                 <w:sz w:val="20"/>
               </w:rPr>
-              <w:t>Bài 8: CẦU THỦ DỰ BỊ – TIẾT 3: VIẾT: NGHE - VIẾT CẦU THỦ DỰ BỊ; VIẾT HOA TÊN NGƯỜI</w:t>
+              <w:t>Bài 8: Cầu thủ dự bị – Tiết 3: Viết: Nghe - Viết cầu thủ dự bị; viết hoa tên người</w:t>
             </w:r>
           </w:p>
         </w:tc>
@@ -4019,7 +4019,7 @@
                 <w:i w:val="0"/>
                 <w:sz w:val="20"/>
               </w:rPr>
-              <w:t>Bài 8: CẦU THỦ DỰ BỊ – TIẾT 4: LUYỆN TỪ VÀ CÂU: MỞ RỘNG VỐN TỪ VỀ HOẠT ĐỘNG THỂ THAO, VUI CHƠI; CÂU NÊU HOẠT ĐỘNG</w:t>
+              <w:t>Bài 8: Cầu thủ dự bị – Tiết 4: Luyện từ và câu: Mở rộng vốn từ về hoạt động thể thao, vui chơi; câu nêu hoạt động</w:t>
             </w:r>
           </w:p>
         </w:tc>
@@ -4134,7 +4134,7 @@
                 <w:i w:val="0"/>
                 <w:sz w:val="20"/>
               </w:rPr>
-              <w:t>Bài 8: CẦU THỦ DỰ BỊ – TIẾT 5: LUYỆN VIẾT ĐOẠN: KỂ VỀ MỘT HOẠT ĐỘNG THỂ THAO HOẶC TRÒ CHƠI</w:t>
+              <w:t>Bài 8: Cầu thủ dự bị – Tiết 5: Luyện viết đoạn: Kể về một hoạt động thể thao hoặc trò chơi</w:t>
             </w:r>
           </w:p>
         </w:tc>
@@ -4248,7 +4248,7 @@
                 <w:i w:val="0"/>
                 <w:sz w:val="20"/>
               </w:rPr>
-              <w:t>Bài 8: CẦU THỦ DỰ BỊ – TIẾT 6: ĐỌC MỞ RỘNG: BÀI VIẾT VỀ HOẠT ĐỘNG THỂ THAO</w:t>
+              <w:t>Bài 8: Cầu thủ dự bị – Tiết 6: Đọc mở rộng: Bài viết về hoạt động thể thao</w:t>
             </w:r>
           </w:p>
         </w:tc>
@@ -4365,7 +4365,7 @@
                 <w:i w:val="0"/>
                 <w:sz w:val="20"/>
               </w:rPr>
-              <w:t>Bài 9: CÔ GIÁO LỚP EM – TIẾT 1 - 2: ĐỌC: CÔ GIÁO LỚP EM</w:t>
+              <w:t>Bài 9: Cô giáo lớp em – Tiết 1 - 2: Đọc: Cô giáo lớp em</w:t>
             </w:r>
           </w:p>
         </w:tc>
@@ -4506,7 +4506,7 @@
                 <w:i w:val="0"/>
                 <w:sz w:val="20"/>
               </w:rPr>
-              <w:t>Bài 9: CÔ GIÁO LỚP EM – TIẾT 3: VIẾT: CHỮ HOA D</w:t>
+              <w:t>Bài 9: Cô giáo lớp em – Tiết 3: Viết: Chữ hoa D</w:t>
             </w:r>
           </w:p>
         </w:tc>
@@ -4620,7 +4620,7 @@
                 <w:i w:val="0"/>
                 <w:sz w:val="20"/>
               </w:rPr>
-              <w:t>Bài 9: CÔ GIÁO LỚP EM – TIẾT 4: NÓI VÀ NGHE: KỂ CHUYỆN CẬU BÉ HAM HỌC</w:t>
+              <w:t>Bài 9: Cô giáo lớp em – Tiết 4: Nói và nghe: Kể chuyện cậu bé ham học</w:t>
             </w:r>
           </w:p>
         </w:tc>
@@ -4735,7 +4735,7 @@
                 <w:i w:val="0"/>
                 <w:sz w:val="20"/>
               </w:rPr>
-              <w:t>Bài 10: THỜI KHÓA BIỂU – TIẾT 1 - 2: ĐỌC: THỜI KHÓA BIỂU</w:t>
+              <w:t>Bài 10: Thời khóa biểu – Tiết 1 - 2: Đọc: Thời khóa biểu</w:t>
             </w:r>
           </w:p>
         </w:tc>
@@ -4863,7 +4863,7 @@
                 <w:i w:val="0"/>
                 <w:sz w:val="20"/>
               </w:rPr>
-              <w:t>Bài 10: THỜI KHÓA BIỂU – TIẾT 3: VIẾT: NGHE - VIẾT: THỜI KHÓA BIỂU; PHÂN BIỆT C/K, CH/TR, V/D</w:t>
+              <w:t>Bài 10: Thời khóa biểu – Tiết 3: Viết: Nghe - Viết: Thời khóa biểu; phân biệt C/K, CH/TR, V/D</w:t>
             </w:r>
           </w:p>
         </w:tc>
@@ -4978,7 +4978,7 @@
                 <w:i w:val="0"/>
                 <w:sz w:val="20"/>
               </w:rPr>
-              <w:t>Bài 10: THỜI KHÓA BIỂU – TIẾT 4: LUYỆN TỪ VÀ CÂU: TỪ NGỮ CHỈ SỰ VẬT, HOẠT ĐỘNG; CÂU NÊU HOẠT ĐỘNG</w:t>
+              <w:t>Bài 10: Thời khóa biểu – Tiết 4: Luyện từ và câu: Từ ngữ chỉ sự vật, hoạt động; câu nêu hoạt động</w:t>
             </w:r>
           </w:p>
         </w:tc>
@@ -5093,7 +5093,7 @@
                 <w:i w:val="0"/>
                 <w:sz w:val="20"/>
               </w:rPr>
-              <w:t>Bài 10: THỜI KHÓA BIỂU – TIẾT 5: LUYỆN VIẾT ĐOẠN: VIẾT THỜI GIAN BIỂU</w:t>
+              <w:t>Bài 10: Thời khóa biểu – Tiết 5: Luyện viết đoạn: Viết thời gian biểu</w:t>
             </w:r>
           </w:p>
         </w:tc>
@@ -5207,7 +5207,7 @@
                 <w:i w:val="0"/>
                 <w:sz w:val="20"/>
               </w:rPr>
-              <w:t>Bài 10: THỜI KHÓA BIỂU – TIẾT 6: ĐỌC MỞ RỘNG</w:t>
+              <w:t>Bài 10: Thời khóa biểu – Tiết 6: Đọc mở rộng</w:t>
             </w:r>
           </w:p>
         </w:tc>
@@ -5324,7 +5324,7 @@
                 <w:i w:val="0"/>
                 <w:sz w:val="20"/>
               </w:rPr>
-              <w:t>Bài 11: CÁI TRỐNG TRƯỜNG EM – TIẾT 1 - 2: ĐỌC: CÁI TRỐNG TRƯỜNG EM</w:t>
+              <w:t>Bài 11: Cái trống trường em – Tiết 1 - 2: Đọc: Cái trống trường em</w:t>
             </w:r>
           </w:p>
         </w:tc>
@@ -5452,7 +5452,7 @@
                 <w:i w:val="0"/>
                 <w:sz w:val="20"/>
               </w:rPr>
-              <w:t>Bài 11: CÁI TRỐNG TRƯỜNG EM – TIẾT 3: VIẾT: CHỮ HOA Đ</w:t>
+              <w:t>Bài 11: Cái trống trường em – Tiết 3: Viết: Chữ hoa Đ</w:t>
             </w:r>
           </w:p>
         </w:tc>
@@ -5566,7 +5566,7 @@
                 <w:i w:val="0"/>
                 <w:sz w:val="20"/>
               </w:rPr>
-              <w:t>Bài 11: CÁI TRỐNG TRƯỜNG EM – TIẾT 4: NÓI VÀ NGHE: NGÔI TRƯỜNG CỦA EM</w:t>
+              <w:t>Bài 11: Cái trống trường em – Tiết 4: Nói và nghe: Ngôi trường của em</w:t>
             </w:r>
           </w:p>
         </w:tc>
@@ -5681,7 +5681,7 @@
                 <w:i w:val="0"/>
                 <w:sz w:val="20"/>
               </w:rPr>
-              <w:t>Bài 12: DANH SÁCH HỌC SINH – TIẾT 1 - 2: ĐỌC: DANH SÁCH HỌC SINH</w:t>
+              <w:t>Bài 12: Danh sách học sinh – Tiết 1 - 2: Đọc: Danh sách học sinh</w:t>
             </w:r>
           </w:p>
         </w:tc>
@@ -5822,7 +5822,7 @@
                 <w:i w:val="0"/>
                 <w:sz w:val="20"/>
               </w:rPr>
-              <w:t>Bài 12: DANH SÁCH HỌC SINH – TIẾT 3: VIẾT: NGHE - VIẾT: CÁI TRỐNG TRƯỜNG EM; PHÂN BIỆT G/GH, S/X, DẤU HỎI/DẤU NGÃ</w:t>
+              <w:t>Bài 12: Danh sách học sinh – Tiết 3: Viết: Nghe - Viết: Cái trống trường em; phân biệt G/GH, S/X, dấu hỏi/dấu ngã</w:t>
             </w:r>
           </w:p>
         </w:tc>
@@ -5936,7 +5936,7 @@
                 <w:i w:val="0"/>
                 <w:sz w:val="20"/>
               </w:rPr>
-              <w:t>Bài 12: DANH SÁCH HỌC SINH – TIẾT 4: LUYỆN TỪ VÀ CÂU: TỪ NGỮ CHỈ SỰ VẬT, ĐẶC ĐIỂM; CÂU NÊU ĐẶC ĐIỂM</w:t>
+              <w:t>Bài 12: Danh sách học sinh – Tiết 4: Luyện từ và câu: Từ ngữ chỉ sự vật, đặc điểm; câu nêu đặc điểm</w:t>
             </w:r>
           </w:p>
         </w:tc>
@@ -6051,7 +6051,7 @@
                 <w:i w:val="0"/>
                 <w:sz w:val="20"/>
               </w:rPr>
-              <w:t>Bài 12: DANH SÁCH HỌC SINH – TIẾT 5: LUYỆN VIẾT ĐOẠN: LẬP DANH SÁCH HỌC SINH (TỔ)</w:t>
+              <w:t>Bài 12: Danh sách học sinh – Tiết 5: Luyện viết đoạn: Lập danh sách học sinh (tổ)</w:t>
             </w:r>
           </w:p>
         </w:tc>
@@ -6166,7 +6166,7 @@
                 <w:i w:val="0"/>
                 <w:sz w:val="20"/>
               </w:rPr>
-              <w:t>Bài 12: DANH SÁCH HỌC SINH – TIẾT 6: ĐỌC MỞ RỘNG</w:t>
+              <w:t>Bài 12: Danh sách học sinh – Tiết 6: Đọc mở rộng</w:t>
             </w:r>
           </w:p>
         </w:tc>
@@ -6282,7 +6282,7 @@
                 <w:i w:val="0"/>
                 <w:sz w:val="20"/>
               </w:rPr>
-              <w:t>Bài 13: YÊU LẮM TRƯỜNG ƠI! – TIẾT 1 - 2: ĐỌC: YÊU LẮM TRƯỜNG ƠI!</w:t>
+              <w:t>Bài 13: Yêu lắm trường ơi! – Tiết 1 - 2: Đọc: Yêu lắm trường ơi!</w:t>
             </w:r>
           </w:p>
         </w:tc>
@@ -6410,7 +6410,7 @@
                 <w:i w:val="0"/>
                 <w:sz w:val="20"/>
               </w:rPr>
-              <w:t>Bài 13: YÊU LẮM TRƯỜNG ƠI! – TIẾT 3: VIẾT: CHỮ HOA E, Ê</w:t>
+              <w:t>Bài 13: Yêu lắm trường ơi! – Tiết 3: Viết: Chữ hoa E, Ê</w:t>
             </w:r>
           </w:p>
         </w:tc>
@@ -6524,7 +6524,7 @@
                 <w:i w:val="0"/>
                 <w:sz w:val="20"/>
               </w:rPr>
-              <w:t>Bài 13: YÊU LẮM TRƯỜNG ƠI! – TIẾT 4: NÓI VÀ NGHE: KỂ CHUYỆN BỮA ĂN TRƯA</w:t>
+              <w:t>Bài 13: Yêu lắm trường ơi! – Tiết 4: Nói và nghe: Kể chuyện bữa ăn trưa</w:t>
             </w:r>
           </w:p>
         </w:tc>
@@ -6639,7 +6639,7 @@
                 <w:i w:val="0"/>
                 <w:sz w:val="20"/>
               </w:rPr>
-              <w:t>Bài 14: EM HỌC VẼ – TIẾT 1 - 2: ĐỌC: EM HỌC VẼ</w:t>
+              <w:t>Bài 14: Em học vẽ – Tiết 1 - 2: Đọc: Em học vẽ</w:t>
             </w:r>
           </w:p>
         </w:tc>
@@ -6767,7 +6767,7 @@
                 <w:i w:val="0"/>
                 <w:sz w:val="20"/>
               </w:rPr>
-              <w:t>Bài 14: EM HỌC VẼ – TIẾT 3: VIẾT: NGHE - VIẾT: EM HỌC VẼ; PHÂN BIỆT NG/NGH, R/D/GI, AN/ANG</w:t>
+              <w:t>Bài 14: Em học vẽ – Tiết 3: Viết: Nghe - Viết: Em học vẽ; phân biệt NG/NGH, r/d/gi, an/ang</w:t>
             </w:r>
           </w:p>
         </w:tc>
@@ -6881,7 +6881,7 @@
                 <w:i w:val="0"/>
                 <w:sz w:val="20"/>
               </w:rPr>
-              <w:t>Bài 14: EM HỌC VẼ – TIẾT 4: LUYỆN TỪ VÀ CÂU: TỪ NGỮ CHỈ SỰ VẬT; DẤU CHẤM, DẤU CHẤM HỎI</w:t>
+              <w:t>Bài 14: Em học vẽ – Tiết 4: Luyện từ và câu: Từ ngữ chỉ sự vật; dấu chấm, dấu chấm hỏi</w:t>
             </w:r>
           </w:p>
         </w:tc>
@@ -6996,7 +6996,7 @@
                 <w:i w:val="0"/>
                 <w:sz w:val="20"/>
               </w:rPr>
-              <w:t>Bài 14: EM HỌC VẼ – TIẾT 5: LUYỆN VIẾT ĐOẠN</w:t>
+              <w:t>Bài 14: Em học vẽ – Tiết 5: Luyện viết đoạn</w:t>
             </w:r>
           </w:p>
         </w:tc>
@@ -7110,7 +7110,7 @@
                 <w:i w:val="0"/>
                 <w:sz w:val="20"/>
               </w:rPr>
-              <w:t>Bài 14: EM HỌC VẼ – TIẾT 6: ĐỌC MỞ RỘNG</w:t>
+              <w:t>Bài 14: Em học vẽ – Tiết 6: Đọc mở rộng</w:t>
             </w:r>
           </w:p>
         </w:tc>
@@ -7227,7 +7227,7 @@
                 <w:i w:val="0"/>
                 <w:sz w:val="20"/>
               </w:rPr>
-              <w:t>Bài 15: CUỐN SÁCH CỦA EM – TIẾT 1 - 2: ĐỌC: CUỐN SÁCH CỦA EM</w:t>
+              <w:t>Bài 15: Cuốn sách của em – Tiết 1 - 2: Đọc: Cuốn sách của em</w:t>
             </w:r>
           </w:p>
         </w:tc>
@@ -7355,7 +7355,7 @@
                 <w:i w:val="0"/>
                 <w:sz w:val="20"/>
               </w:rPr>
-              <w:t>Bài 15: CUỐN SÁCH CỦA EM – TIẾT 3: VIẾT: CHỮ HOA G</w:t>
+              <w:t>Bài 15: Cuốn sách của em – Tiết 3: Viết: Chữ hoa G</w:t>
             </w:r>
           </w:p>
         </w:tc>
@@ -7470,7 +7470,7 @@
                 <w:i w:val="0"/>
                 <w:sz w:val="20"/>
               </w:rPr>
-              <w:t>Bài 15: CUỐN SÁCH CỦA EM – TIẾT 4: NÓI VÀ NGHE: KỂ CHUYỆN HỌA MI, VẸT VÀ QUẠ</w:t>
+              <w:t>Bài 15: Cuốn sách của em – Tiết 4: Nói và nghe: Kể chuyện họa mi, vẹt và quạ</w:t>
             </w:r>
           </w:p>
         </w:tc>
@@ -7585,7 +7585,7 @@
                 <w:i w:val="0"/>
                 <w:sz w:val="20"/>
               </w:rPr>
-              <w:t>Bài 16: KHI TRANG SÁCH MỞ RA – TIẾT 1 - 2: ĐỌC: KHI TRANG SÁCH MỞ RA</w:t>
+              <w:t>Bài 16: Khi trang sách mở ra – Tiết 1 - 2: Đọc: Khi trang sách mở ra</w:t>
             </w:r>
           </w:p>
         </w:tc>
@@ -7713,7 +7713,7 @@
                 <w:i w:val="0"/>
                 <w:sz w:val="20"/>
               </w:rPr>
-              <w:t>Bài 16: KHI TRANG SÁCH MỞ RA – TIẾT 3: VIẾT: NGHE - VIẾT: KHI TRANG SÁCH MỞ RA; PHÂN BIỆT L/N, ĂN/ĂNG, ÂN/ÂNG</w:t>
+              <w:t>Bài 16: Khi trang sách mở ra – Tiết 3: Viết: Nghe - Viết: Khi trang sách mở ra; phân biệt L/N, ăn/ăng, ân/âng</w:t>
             </w:r>
           </w:p>
         </w:tc>
@@ -7827,7 +7827,7 @@
                 <w:i w:val="0"/>
                 <w:sz w:val="20"/>
               </w:rPr>
-              <w:t>Bài 16: KHI TRANG SÁCH MỞ RA – TIẾT 4: LUYỆN TỪ VÀ CÂU: TỪ NGỮ CHỈ ĐẶC ĐIỂM; CÂU NÊU ĐẶC ĐIỂM; DẤU CHẤM, DẤU CHẤM HỎI</w:t>
+              <w:t>Bài 16: Khi trang sách mở ra – Tiết 4: Luyện từ và câu: Từ ngữ chỉ đặc điểm; câu nêu đặc điểm; dấu chấm, dấu chấm hỏi</w:t>
             </w:r>
           </w:p>
         </w:tc>
@@ -7942,7 +7942,7 @@
                 <w:i w:val="0"/>
                 <w:sz w:val="20"/>
               </w:rPr>
-              <w:t>Bài 16: KHI TRANG SÁCH MỞ RA – TIẾT 5: LUYỆN VIẾT ĐOẠN: TẢ ĐỒ DÙNG HỌC TẬP</w:t>
+              <w:t>Bài 16: Khi trang sách mở ra – Tiết 5: Luyện viết đoạn: Tả đồ dùng học tập</w:t>
             </w:r>
           </w:p>
         </w:tc>
@@ -8056,7 +8056,7 @@
                 <w:i w:val="0"/>
                 <w:sz w:val="20"/>
               </w:rPr>
-              <w:t>Bài 16: KHI TRANG SÁCH MỞ RA – TIẾT 6: ĐỌC MỞ RỘNG</w:t>
+              <w:t>Bài 16: Khi trang sách mở ra – Tiết 6: Đọc mở rộng</w:t>
             </w:r>
           </w:p>
         </w:tc>
@@ -8173,7 +8173,7 @@
                 <w:i w:val="0"/>
                 <w:sz w:val="20"/>
               </w:rPr>
-              <w:t>ÔN TẬP GIỮA HỌC KÌ I – TIẾT 1 - 2</w:t>
+              <w:t>Ôn tập giữa học kì I – Tiết 1 - 2</w:t>
             </w:r>
           </w:p>
         </w:tc>
@@ -8288,7 +8288,7 @@
                 <w:i w:val="0"/>
                 <w:sz w:val="20"/>
               </w:rPr>
-              <w:t>ÔN TẬP GIỮA HỌC KÌ I – TIẾT 3 - 4</w:t>
+              <w:t>Ôn tập giữa học kì I – Tiết 3 - 4</w:t>
             </w:r>
           </w:p>
         </w:tc>
@@ -8403,7 +8403,7 @@
                 <w:i w:val="0"/>
                 <w:sz w:val="20"/>
               </w:rPr>
-              <w:t>ÔN TẬP GIỮA HỌC KÌ I – TIẾT 5 - 6</w:t>
+              <w:t>Ôn tập giữa học kì I – Tiết 5 - 6</w:t>
             </w:r>
           </w:p>
         </w:tc>
@@ -8518,7 +8518,7 @@
                 <w:i w:val="0"/>
                 <w:sz w:val="20"/>
               </w:rPr>
-              <w:t>ÔN TẬP GIỮA HỌC KÌ I – TIẾT 7 - 8</w:t>
+              <w:t>Ôn tập giữa học kì I – Tiết 7 - 8</w:t>
             </w:r>
           </w:p>
         </w:tc>
@@ -8633,7 +8633,7 @@
                 <w:i w:val="0"/>
                 <w:sz w:val="20"/>
               </w:rPr>
-              <w:t>ÔN TẬP GIỮA HỌC KÌ I – TIẾT 9 - 10</w:t>
+              <w:t>Ôn tập giữa học kì I – Tiết 9 - 10</w:t>
             </w:r>
           </w:p>
         </w:tc>
@@ -8750,7 +8750,7 @@
                 <w:i w:val="0"/>
                 <w:sz w:val="20"/>
               </w:rPr>
-              <w:t>Bài 17: GỌI BẠN – TIẾT 1 - 2: ĐỌC: GỌI BẠN</w:t>
+              <w:t>Bài 17: Gọi bạn – Tiết 1 - 2: Đọc: Gọi bạn</w:t>
             </w:r>
           </w:p>
         </w:tc>
@@ -8878,7 +8878,7 @@
                 <w:i w:val="0"/>
                 <w:sz w:val="20"/>
               </w:rPr>
-              <w:t>Bài 17: GỌI BẠN – TIẾT 3: VIẾT: CHỮ HOA H</w:t>
+              <w:t>Bài 17: Gọi bạn – Tiết 3: Viết: Chữ hoa H</w:t>
             </w:r>
           </w:p>
         </w:tc>
@@ -8992,7 +8992,7 @@
                 <w:i w:val="0"/>
                 <w:sz w:val="20"/>
               </w:rPr>
-              <w:t>Bài 17: GỌI BẠN – TIẾT 4: NÓI VÀ NGHE: KỂ CHUYỆN GỌI BẠN</w:t>
+              <w:t>Bài 17: Gọi bạn – Tiết 4: Nói và nghe: Kể chuyện gọi bạn</w:t>
             </w:r>
           </w:p>
         </w:tc>
@@ -9107,7 +9107,7 @@
                 <w:i w:val="0"/>
                 <w:sz w:val="20"/>
               </w:rPr>
-              <w:t>Bài 18: TỚ NHỚ CẬU – TIẾT 1 - 2: ĐỌC: TỚ NHỚ CẬU</w:t>
+              <w:t>Bài 18: Tớ nhớ cậu – Tiết 1 - 2: Đọc: Tớ nhớ cậu</w:t>
             </w:r>
           </w:p>
         </w:tc>
@@ -9235,7 +9235,7 @@
                 <w:i w:val="0"/>
                 <w:sz w:val="20"/>
               </w:rPr>
-              <w:t>Bài 18: TỚ NHỚ CẬU – TIẾT 3: VIẾT: NGHE - VIẾT: TỚ NHỚ CẬU; PHÂN BIỆT C/K, IÊU/ƯƠU, EN/ENG</w:t>
+              <w:t>Bài 18: Tớ nhớ cậu – Tiết 3: Viết: Nghe - Viết: Tớ nhớ cậu; phân biệt C/K, iêu/ươu, en/eng</w:t>
             </w:r>
           </w:p>
         </w:tc>
@@ -9349,7 +9349,7 @@
                 <w:i w:val="0"/>
                 <w:sz w:val="20"/>
               </w:rPr>
-              <w:t>Bài 18: TỚ NHỚ CẬU – TIẾT 4: LUYỆN TỪ VÀ CÂU: MỞ RỘNG VỐN TỪ VỀ TÌNH CẢM BẠN BÈ; DẤU CHẤM, DẤU CHẤM HỎI, DẤU CHẤM THAN</w:t>
+              <w:t>Bài 18: Tớ nhớ cậu – Tiết 4: Luyện từ và câu: Mở rộng vốn từ về tình cảm bạn bè; dấu chấm, dấu chấm hỏi, dấu chấm than</w:t>
             </w:r>
           </w:p>
         </w:tc>
@@ -9464,7 +9464,7 @@
                 <w:i w:val="0"/>
                 <w:sz w:val="20"/>
               </w:rPr>
-              <w:t>Bài 18: TỚ NHỚ CẬU – TIẾT 5: LUYỆN VIẾT ĐOẠN</w:t>
+              <w:t>Bài 18: Tớ nhớ cậu – Tiết 5: Luyện viết đoạn</w:t>
             </w:r>
           </w:p>
         </w:tc>
@@ -9579,7 +9579,7 @@
                 <w:i w:val="0"/>
                 <w:sz w:val="20"/>
               </w:rPr>
-              <w:t>Bài 18: TỚ NHỚ CẬU – TIẾT 6: ĐỌC MỞ RỘNG</w:t>
+              <w:t>Bài 18: Tớ nhớ cậu – Tiết 6: Đọc mở rộng</w:t>
             </w:r>
           </w:p>
         </w:tc>
@@ -9695,7 +9695,7 @@
                 <w:i w:val="0"/>
                 <w:sz w:val="20"/>
               </w:rPr>
-              <w:t>Bài 19: CHỮ A VÀ NHỮNG NGƯỜI BẠN – TIẾT 1 - 2: ĐỌC – CHỮ A VÀ NHỮNG NGƯỜI BẠN</w:t>
+              <w:t>Bài 19: Chữ A và những người bạn – Tiết 1 - 2: Đọc – Chữ A và những người bạn</w:t>
             </w:r>
           </w:p>
         </w:tc>
@@ -9823,7 +9823,7 @@
                 <w:i w:val="0"/>
                 <w:sz w:val="20"/>
               </w:rPr>
-              <w:t>Bài 19: CHỮ A VÀ NHỮNG NGƯỜI BẠN – TIẾT 3: VIẾT – CHỮ HOA I, K</w:t>
+              <w:t>Bài 19: Chữ A và những người bạn – Tiết 3: Viết – Chữ hoa I, K</w:t>
             </w:r>
           </w:p>
         </w:tc>
@@ -9937,7 +9937,7 @@
                 <w:i w:val="0"/>
                 <w:sz w:val="20"/>
               </w:rPr>
-              <w:t>Bài 19: CHỮ A VÀ NHỮNG NGƯỜI BẠN – TIẾT 4: NÓI VÀ NGHE – NIỀM VUI CỦA EM</w:t>
+              <w:t>Bài 19: Chữ A và những người bạn – Tiết 4: Nói và nghe – Niềm vui của em</w:t>
             </w:r>
           </w:p>
         </w:tc>
@@ -10052,7 +10052,7 @@
                 <w:i w:val="0"/>
                 <w:sz w:val="20"/>
               </w:rPr>
-              <w:t>Bài 20: NHÍM NÂU KẾT BẠN – TIẾT 1 - 2: ĐỌC – NHÍM NÂU KẾT BẠN</w:t>
+              <w:t>Bài 20: Nhím nâu kết bạn – Tiết 1 - 2: Đọc – Nhím nâu kết bạn</w:t>
             </w:r>
           </w:p>
         </w:tc>
@@ -10180,7 +10180,7 @@
                 <w:i w:val="0"/>
                 <w:sz w:val="20"/>
               </w:rPr>
-              <w:t>Bài 20: NHÍM NÂU KẾT BẠN – TIẾT 3: VIẾT – NGHE - VIẾT: NHÍM NÂU KẾT BẠN</w:t>
+              <w:t>Bài 20: Nhím nâu kết bạn – Tiết 3: Viết – Nghe - Viết: Nhím nâu kết bạn</w:t>
             </w:r>
           </w:p>
         </w:tc>
@@ -10294,7 +10294,7 @@
                 <w:i w:val="0"/>
                 <w:sz w:val="20"/>
               </w:rPr>
-              <w:t>Bài 20: NHÍM NÂU KẾT BẠN – TIẾT 4: LUYỆN TỪ VÀ CÂU – TỪ CHỈ HOẠT ĐỘNG, TỪ CHỈ ĐẶC ĐIỂM</w:t>
+              <w:t>Bài 20: Nhím nâu kết bạn – Tiết 4: Luyện từ và câu – Từ chỉ hoạt động, từ chỉ đặc điểm</w:t>
             </w:r>
           </w:p>
         </w:tc>
@@ -10409,7 +10409,7 @@
                 <w:i w:val="0"/>
                 <w:sz w:val="20"/>
               </w:rPr>
-              <w:t>Bài 20: NHÍM NÂU KẾT BẠN – TIẾT 5 - 6: LUYỆN VIẾT ĐOẠN – ĐỌC MỞ RỘNG</w:t>
+              <w:t>Bài 20: Nhím nâu kết bạn – Tiết 5 - 6: Luyện viết đoạn – Đọc mở rộng</w:t>
             </w:r>
           </w:p>
         </w:tc>
@@ -10526,7 +10526,7 @@
                 <w:i w:val="0"/>
                 <w:sz w:val="20"/>
               </w:rPr>
-              <w:t>Bài 21: THẢ DIỀU – Tiết 1 - 2: Đọc</w:t>
+              <w:t>Bài 21: Thả diều – Tiết 1 - 2: Đọc</w:t>
             </w:r>
           </w:p>
         </w:tc>
@@ -10654,7 +10654,7 @@
                 <w:i w:val="0"/>
                 <w:sz w:val="20"/>
               </w:rPr>
-              <w:t>Bài 21: THẢ DIỀU – Tiết 3: Viết – Chữ hoa L</w:t>
+              <w:t>Bài 21: Thả diều – Tiết 3: Viết – Chữ hoa L</w:t>
             </w:r>
           </w:p>
         </w:tc>
@@ -10768,7 +10768,7 @@
                 <w:i w:val="0"/>
                 <w:sz w:val="20"/>
               </w:rPr>
-              <w:t>Bài 21: THẢ DIỀU – Tiết 4: Nói và nghe – Kể chuyện Chúng mình là bạn</w:t>
+              <w:t>Bài 21: Thả diều – Tiết 4: Nói và nghe – Kể chuyện Chúng mình là bạn</w:t>
             </w:r>
           </w:p>
         </w:tc>
@@ -10883,7 +10883,7 @@
                 <w:i w:val="0"/>
                 <w:sz w:val="20"/>
               </w:rPr>
-              <w:t>Bài 22: TỚ LÀ LÊ-GÔ – Tiết 1 - 2: Đọc</w:t>
+              <w:t>Bài 22: Tớ là Lê-gô – Tiết 1 - 2: Đọc</w:t>
             </w:r>
           </w:p>
         </w:tc>
@@ -11011,7 +11011,7 @@
                 <w:i w:val="0"/>
                 <w:sz w:val="20"/>
               </w:rPr>
-              <w:t>Bài 22: TỚ LÀ LÊ-GÔ – Tiết 3: Viết – Nghe viết: Đồ chơi yêu thích</w:t>
+              <w:t>Bài 22: Tớ là Lê-gô – Tiết 3: Viết – Nghe viết: Đồ chơi yêu thích</w:t>
             </w:r>
           </w:p>
         </w:tc>
@@ -11126,7 +11126,7 @@
                 <w:i w:val="0"/>
                 <w:sz w:val="20"/>
               </w:rPr>
-              <w:t>Bài 22: TỚ LÀ LÊ-GÔ – Tiết 4: Luyện từ và câu – Từ ngữ chỉ sự vật; Câu nêu đặc điểm</w:t>
+              <w:t>Bài 22: Tớ là Lê-gô – Tiết 4: Luyện từ và câu – Từ ngữ chỉ sự vật; Câu nêu đặc điểm</w:t>
             </w:r>
           </w:p>
         </w:tc>
@@ -11241,7 +11241,7 @@
                 <w:i w:val="0"/>
                 <w:sz w:val="20"/>
               </w:rPr>
-              <w:t>Bài 22: TỚ LÀ LÊ-GÔ – Tiết 5 - 6: Luyện viết đoạn; Đọc mở rộng</w:t>
+              <w:t>Bài 22: Tớ là Lê-gô – Tiết 5 - 6: Luyện viết đoạn; Đọc mở rộng</w:t>
             </w:r>
           </w:p>
         </w:tc>
@@ -11358,7 +11358,7 @@
                 <w:i w:val="0"/>
                 <w:sz w:val="20"/>
               </w:rPr>
-              <w:t>Bài 23: RỒNG RẮN LÊN MÂY – Tiết 1 - 2: Đọc</w:t>
+              <w:t>Bài 23: Rồng rắn lên mây – Tiết 1 - 2: Đọc</w:t>
             </w:r>
           </w:p>
         </w:tc>
@@ -11486,7 +11486,7 @@
                 <w:i w:val="0"/>
                 <w:sz w:val="20"/>
               </w:rPr>
-              <w:t>Bài 23: RỒNG RẮN LÊN MÂY – Tiết 3: Viết – Chữ hoa M</w:t>
+              <w:t>Bài 23: Rồng rắn lên mây – Tiết 3: Viết – Chữ hoa M</w:t>
             </w:r>
           </w:p>
         </w:tc>
@@ -11600,7 +11600,7 @@
                 <w:i w:val="0"/>
                 <w:sz w:val="20"/>
               </w:rPr>
-              <w:t>Bài 23: RỒNG RẮN LÊN MÂY – Tiết 4: Nói và nghe – Búp bê biết khóc</w:t>
+              <w:t>Bài 23: Rồng rắn lên mây – Tiết 4: Nói và nghe – Búp bê biết khóc</w:t>
             </w:r>
           </w:p>
         </w:tc>
@@ -11715,7 +11715,7 @@
                 <w:i w:val="0"/>
                 <w:sz w:val="20"/>
               </w:rPr>
-              <w:t>Bài 24: NẶN ĐỒ CHƠI – Tiết 1 - 2: Đọc</w:t>
+              <w:t>Bài 24: Nặn đồ chơi – Tiết 1 - 2: Đọc</w:t>
             </w:r>
           </w:p>
         </w:tc>
@@ -11843,7 +11843,7 @@
                 <w:i w:val="0"/>
                 <w:sz w:val="20"/>
               </w:rPr>
-              <w:t>Bài 24: NẶN ĐỒ CHƠI – Tiết 3: Viết – Nghe viết: Nặn đồ chơi; Phân biệt da/gia, l/x, uơn/uơng</w:t>
+              <w:t>Bài 24: Nặn đồ chơi – Tiết 3: Viết – Nghe viết: Nặn đồ chơi; Phân biệt da/gia, l/x, uơn/uơng</w:t>
             </w:r>
           </w:p>
         </w:tc>
@@ -11957,7 +11957,7 @@
                 <w:i w:val="0"/>
                 <w:sz w:val="20"/>
               </w:rPr>
-              <w:t>Bài 24: NẶN ĐỒ CHƠI – Tiết 4: Luyện từ và câu – Từ ngữ về đồ chơi; Dấu phẩy</w:t>
+              <w:t>Bài 24: Nặn đồ chơi – Tiết 4: Luyện từ và câu – Từ ngữ về đồ chơi; Dấu phẩy</w:t>
             </w:r>
           </w:p>
         </w:tc>
@@ -12072,7 +12072,7 @@
                 <w:i w:val="0"/>
                 <w:sz w:val="20"/>
               </w:rPr>
-              <w:t>Bài 24: NẶN ĐỒ CHƠI – Tiết 5 - 6: Luyện viết đoạn; Đọc mở rộng</w:t>
+              <w:t>Bài 24: Nặn đồ chơi – Tiết 5 - 6: Luyện viết đoạn; Đọc mở rộng</w:t>
             </w:r>
           </w:p>
         </w:tc>
@@ -12189,7 +12189,7 @@
                 <w:i w:val="0"/>
                 <w:sz w:val="20"/>
               </w:rPr>
-              <w:t>Bài 25: SỰ TÍCH HOA TỈ MUỘI – Tiết 1 - 2: Đọc – SỰ TÍCH HOA TỈ MUỘI</w:t>
+              <w:t>Bài 25: Sự tích hoa tỉ muội – Tiết 1 - 2: Đọc – Sự tích hoa tỉ muội</w:t>
             </w:r>
           </w:p>
         </w:tc>
@@ -12317,7 +12317,7 @@
                 <w:i w:val="0"/>
                 <w:sz w:val="20"/>
               </w:rPr>
-              <w:t>Bài 25: SỰ TÍCH HOA TỈ MUỘI – Tiết 3: Viết – CHỮ HOA N</w:t>
+              <w:t>Bài 25: Sự tích hoa tỉ muội – Tiết 3: Viết – Chữ hoa N</w:t>
             </w:r>
           </w:p>
         </w:tc>
@@ -12431,7 +12431,7 @@
                 <w:i w:val="0"/>
                 <w:sz w:val="20"/>
               </w:rPr>
-              <w:t>Bài 25: SỰ TÍCH HOA TỈ MUỘI – Tiết 4: Nói và nghe – HAI ANH EM</w:t>
+              <w:t>Bài 25: Sự tích hoa tỉ muội – Tiết 4: Nói và nghe – Hai anh em</w:t>
             </w:r>
           </w:p>
         </w:tc>
@@ -12546,7 +12546,7 @@
                 <w:i w:val="0"/>
                 <w:sz w:val="20"/>
               </w:rPr>
-              <w:t>Bài 26: EM MANG VỀ YÊU THƯƠNG – Tiết 1 - 2: Đọc – EM MANG VỀ YÊU THƯƠNG</w:t>
+              <w:t>Bài 26: Em mang về yêu thương – Tiết 1 - 2: Đọc – Em mang về yêu thương</w:t>
             </w:r>
           </w:p>
         </w:tc>
@@ -12674,7 +12674,7 @@
                 <w:i w:val="0"/>
                 <w:sz w:val="20"/>
               </w:rPr>
-              <w:t>Bài 26: EM MANG VỀ YÊU THƯƠNG – Tiết 3: Viết – NGHE – VIẾT: EM MANG VỀ YÊU THƯƠNG</w:t>
+              <w:t>Bài 26: Em mang về yêu thương – Tiết 3: Viết – Nghe – Viết: Em mang về yêu thương</w:t>
             </w:r>
           </w:p>
         </w:tc>
@@ -12788,7 +12788,7 @@
                 <w:i w:val="0"/>
                 <w:sz w:val="20"/>
               </w:rPr>
-              <w:t>Bài 26: EM MANG VỀ YÊU THƯƠNG – Tiết 4: Luyện tập – TỪ NGỮ VỀ NGƯỜI THÂN – TỪ CHỈ ĐẶC ĐIỂM</w:t>
+              <w:t>Bài 26: Em mang về yêu thương – Tiết 4: Luyện tập – Từ ngữ về người thân – Từ chỉ đặc điểm</w:t>
             </w:r>
           </w:p>
         </w:tc>
@@ -12903,7 +12903,7 @@
                 <w:i w:val="0"/>
                 <w:sz w:val="20"/>
               </w:rPr>
-              <w:t>Bài 26: EM MANG VỀ YÊU THƯƠNG – Tiết 5 - 6: Viết đoạn – Đọc mở rộng – VIẾT VỀ NGƯỜI THÂN – ĐỌC BÀI THƠ VỀ TÌNH CẢM ANH CHỊ EM</w:t>
+              <w:t>Bài 26: Em mang về yêu thương – Tiết 5 - 6: Viết đoạn – Đọc mở rộng – Viết về người thân – Đọc bài thơ về tình cảm anh chị em</w:t>
             </w:r>
           </w:p>
         </w:tc>
@@ -13020,7 +13020,7 @@
                 <w:i w:val="0"/>
                 <w:sz w:val="20"/>
               </w:rPr>
-              <w:t>Bài 27: MẸ – TIẾT 1 - 2: ĐỌC</w:t>
+              <w:t>Bài 27: Mẹ – Tiết 1 - 2: Đọc</w:t>
             </w:r>
           </w:p>
         </w:tc>
@@ -13148,7 +13148,7 @@
                 <w:i w:val="0"/>
                 <w:sz w:val="20"/>
               </w:rPr>
-              <w:t>Bài 27: MẸ – TIẾT 3: VIẾT – CHỮ HOA O</w:t>
+              <w:t>Bài 27: Mẹ – Tiết 3: Viết – Chữ hoa O</w:t>
             </w:r>
           </w:p>
         </w:tc>
@@ -13262,7 +13262,7 @@
                 <w:i w:val="0"/>
                 <w:sz w:val="20"/>
               </w:rPr>
-              <w:t>Bài 27: MẸ – TIẾT 4: NÓI VÀ NGHE – KỂ CHUYỆN SỰ TÍCH CÂY VÚ SỮA</w:t>
+              <w:t>Bài 27: Mẹ – Tiết 4: Nói và nghe – Kể chuyện sự tích cây vú sữa</w:t>
             </w:r>
           </w:p>
         </w:tc>
@@ -13377,7 +13377,7 @@
                 <w:i w:val="0"/>
                 <w:sz w:val="20"/>
               </w:rPr>
-              <w:t>Bài 28: TRÒ CHƠI CỦA BỐ – TIẾT 1 - 2: ĐỌC</w:t>
+              <w:t>Bài 28: Trò chơi của bố – Tiết 1 - 2: Đọc</w:t>
             </w:r>
           </w:p>
         </w:tc>
@@ -13505,7 +13505,7 @@
                 <w:i w:val="0"/>
                 <w:sz w:val="20"/>
               </w:rPr>
-              <w:t>Bài 28: TRÒ CHƠI CỦA BỐ – TIẾT 3: VIẾT – NGHE VIẾT: TRÒ CHƠI CỦA BỐ</w:t>
+              <w:t>Bài 28: Trò chơi của bố – Tiết 3: Viết – Nghe viết: Trò chơi của bố</w:t>
             </w:r>
           </w:p>
         </w:tc>
@@ -13619,7 +13619,7 @@
                 <w:i w:val="0"/>
                 <w:sz w:val="20"/>
               </w:rPr>
-              <w:t>Bài 28: TRÒ CHƠI CỦA BỐ – TIẾT 4: LUYỆN TẬP – MỞ RỘNG VỐN TỪ VỀ TÌNH CẢM GIA ĐÌNH; DẤU CHẤM, DẤU CHẤM HỎI, DẤU CHẤM THAN</w:t>
+              <w:t>Bài 28: Trò chơi của bố – Tiết 4: Luyện tập – Mở rộng vốn từ về tình cảm gia đình; dấu chấm, dấu chấm hỏi, dấu chấm than</w:t>
             </w:r>
           </w:p>
         </w:tc>
@@ -13734,7 +13734,7 @@
                 <w:i w:val="0"/>
                 <w:sz w:val="20"/>
               </w:rPr>
-              <w:t>Bài 28: TRÒ CHƠI CỦA BỐ – TIẾT 5: LUYỆN TẬP – VIẾT ĐOẠN VĂN THỂ HIỆN TÌNH CẢM VỚI NGƯỜI THÂN</w:t>
+              <w:t>Bài 28: Trò chơi của bố – Tiết 5: Luyện tập – Viết đoạn văn thể hiện tình cảm với người thân</w:t>
             </w:r>
           </w:p>
         </w:tc>
@@ -13849,7 +13849,7 @@
                 <w:i w:val="0"/>
                 <w:sz w:val="20"/>
               </w:rPr>
-              <w:t>Bài 28: TRÒ CHƠI CỦA BỐ – TIẾT 6: ĐỌC MỞ RỘNG</w:t>
+              <w:t>Bài 28: Trò chơi của bố – Tiết 6: Đọc mở rộng</w:t>
             </w:r>
           </w:p>
         </w:tc>
@@ -13966,7 +13966,7 @@
                 <w:i w:val="0"/>
                 <w:sz w:val="20"/>
               </w:rPr>
-              <w:t>Bài 29: CÁNH CỬA NHỚ BÀ – TIẾT 1 - 2: ĐỌC</w:t>
+              <w:t>Bài 29: Cánh cửa nhớ bà – Tiết 1 - 2: Đọc</w:t>
             </w:r>
           </w:p>
         </w:tc>
@@ -14094,7 +14094,7 @@
                 <w:i w:val="0"/>
                 <w:sz w:val="20"/>
               </w:rPr>
-              <w:t>Bài 29: CÁNH CỬA NHỚ BÀ – TIẾT 3: VIẾT – CHỮ HOA Ô, Ơ</w:t>
+              <w:t>Bài 29: Cánh cửa nhớ bà – Tiết 3: Viết – Chữ hoa Ô, Ơ</w:t>
             </w:r>
           </w:p>
         </w:tc>
@@ -14209,7 +14209,7 @@
                 <w:i w:val="0"/>
                 <w:sz w:val="20"/>
               </w:rPr>
-              <w:t>Bài 29: CÁNH CỬA NHỚ BÀ – TIẾT 4: NÓI VÀ NGHE – KỂ CHUYỆN BÀ CHÁU</w:t>
+              <w:t>Bài 29: Cánh cửa nhớ bà – Tiết 4: Nói và nghe – Kể chuyện bà cháu</w:t>
             </w:r>
           </w:p>
         </w:tc>
@@ -14324,7 +14324,7 @@
                 <w:i w:val="0"/>
                 <w:sz w:val="20"/>
               </w:rPr>
-              <w:t>Bài 30: THƯƠNG ÔNG – TIẾT 1 - 2: ĐỌC</w:t>
+              <w:t>Bài 30: Thương ông – Tiết 1 - 2: Đọc</w:t>
             </w:r>
           </w:p>
         </w:tc>
@@ -14452,7 +14452,7 @@
                 <w:i w:val="0"/>
                 <w:sz w:val="20"/>
               </w:rPr>
-              <w:t>Bài 30: THƯƠNG ÔNG – TIẾT 3: VIẾT – NGHE VIẾT: THƯƠNG ÔNG</w:t>
+              <w:t>Bài 30: Thương ông – Tiết 3: Viết – Nghe viết: Thương ông</w:t>
             </w:r>
           </w:p>
         </w:tc>
@@ -14567,7 +14567,7 @@
                 <w:i w:val="0"/>
                 <w:sz w:val="20"/>
               </w:rPr>
-              <w:t>Bài 30: THƯƠNG ÔNG – TIẾT 4: LUYỆN TẬP – TỪ NGỮ CHỈ SỰ VẬT, HOẠT ĐỘNG; CÂU NÊU HOẠT ĐỘNG</w:t>
+              <w:t>Bài 30: Thương ông – Tiết 4: Luyện tập – Từ ngữ chỉ sự vật, hoạt động; câu nêu hoạt động</w:t>
             </w:r>
           </w:p>
         </w:tc>
@@ -14682,7 +14682,7 @@
                 <w:i w:val="0"/>
                 <w:sz w:val="20"/>
               </w:rPr>
-              <w:t>Bài 30: THƯƠNG ÔNG – TIẾT 5: LUYỆN TẬP – VIẾT ĐOẠN VĂN KỂ VIỆC LÀM CÙNG NGƯỜI THÂN</w:t>
+              <w:t>Bài 30: Thương ông – Tiết 5: Luyện tập – Viết đoạn văn kể việc làm cùng người thân</w:t>
             </w:r>
           </w:p>
         </w:tc>
@@ -14797,7 +14797,7 @@
                 <w:i w:val="0"/>
                 <w:sz w:val="20"/>
               </w:rPr>
-              <w:t>Bài 30: THƯƠNG ÔNG – TIẾT 6: ĐỌC MỞ RỘNG</w:t>
+              <w:t>Bài 30: Thương ông – Tiết 6: Đọc mở rộng</w:t>
             </w:r>
           </w:p>
         </w:tc>
@@ -14914,7 +14914,7 @@
                 <w:i w:val="0"/>
                 <w:sz w:val="20"/>
               </w:rPr>
-              <w:t>Bài 31: ÁNH SÁNG CỦA YÊU THƯƠNG – TIẾT 1 – 2: ĐỌC</w:t>
+              <w:t>Bài 31: Ánh sáng của yêu thương – Tiết 1 – 2: Đọc</w:t>
             </w:r>
           </w:p>
         </w:tc>
@@ -15042,7 +15042,7 @@
                 <w:i w:val="0"/>
                 <w:sz w:val="20"/>
               </w:rPr>
-              <w:t>Bài 31: ÁNH SÁNG CỦA YÊU THƯƠNG – TIẾT 3: VIẾT CHỮ HOA P</w:t>
+              <w:t>Bài 31: Ánh sáng của yêu thương – Tiết 3: Viết chữ hoa P</w:t>
             </w:r>
           </w:p>
         </w:tc>
@@ -15156,7 +15156,7 @@
                 <w:i w:val="0"/>
                 <w:sz w:val="20"/>
               </w:rPr>
-              <w:t>Bài 31: ÁNH SÁNG CỦA YÊU THƯƠNG – TIẾT 4: NÓI VÀ NGHE</w:t>
+              <w:t>Bài 31: Ánh sáng của yêu thương – Tiết 4: Nói và nghe</w:t>
             </w:r>
           </w:p>
         </w:tc>
@@ -15271,7 +15271,7 @@
                 <w:i w:val="0"/>
                 <w:sz w:val="20"/>
               </w:rPr>
-              <w:t>Bài 32: CHƠI CHONG CHÓNG – TIẾT 1 – 2: ĐỌC</w:t>
+              <w:t>Bài 32: Chơi chong chóng – Tiết 1 – 2: Đọc</w:t>
             </w:r>
           </w:p>
         </w:tc>
@@ -15399,7 +15399,7 @@
                 <w:i w:val="0"/>
                 <w:sz w:val="20"/>
               </w:rPr>
-              <w:t>Bài 32: CHƠI CHONG CHÓNG – TIẾT 3: VIẾT</w:t>
+              <w:t>Bài 32: Chơi chong chóng – Tiết 3: Viết</w:t>
             </w:r>
           </w:p>
         </w:tc>
@@ -15513,7 +15513,7 @@
                 <w:i w:val="0"/>
                 <w:sz w:val="20"/>
               </w:rPr>
-              <w:t>Bài 32: CHƠI CHONG CHÓNG – TIẾT 4: LUYỆN TẬP</w:t>
+              <w:t>Bài 32: Chơi chong chóng – Tiết 4: Luyện tập</w:t>
             </w:r>
           </w:p>
         </w:tc>
@@ -15628,7 +15628,7 @@
                 <w:i w:val="0"/>
                 <w:sz w:val="20"/>
               </w:rPr>
-              <w:t>Bài 32: CHƠI CHONG CHÓNG – TIẾT 5: VIẾT TIN NHẮN</w:t>
+              <w:t>Bài 32: Chơi chong chóng – Tiết 5: Viết tin nhắn</w:t>
             </w:r>
           </w:p>
         </w:tc>
@@ -15743,7 +15743,7 @@
                 <w:i w:val="0"/>
                 <w:sz w:val="20"/>
               </w:rPr>
-              <w:t>Bài 32: CHƠI CHONG CHÓNG – TIẾT 6: ĐỌC MỞ RỘNG</w:t>
+              <w:t>Bài 32: Chơi chong chóng – Tiết 6: Đọc mở rộng</w:t>
             </w:r>
           </w:p>
         </w:tc>
@@ -15860,7 +15860,7 @@
                 <w:i w:val="0"/>
                 <w:sz w:val="20"/>
               </w:rPr>
-              <w:t>ÔN TẬP VÀ ĐÁNH GIÁ CUỐI HỌC KÌ 1 – PHẦN I – ÔN TẬP – TIẾT 1 – 2</w:t>
+              <w:t>Ôn tập và đánh giá cuối học kì 1 – Phần I – Ôn tập – Tiết 1 – 2</w:t>
             </w:r>
           </w:p>
         </w:tc>
@@ -15975,7 +15975,7 @@
                 <w:i w:val="0"/>
                 <w:sz w:val="20"/>
               </w:rPr>
-              <w:t>ÔN TẬP VÀ ĐÁNH GIÁ CUỐI HỌC KÌ 1 – PHẦN I – ÔN TẬP – TIẾT 3 – 4</w:t>
+              <w:t>Ôn tập và đánh giá cuối học kì 1 – Phần I – Ôn tập – Tiết 3 – 4</w:t>
             </w:r>
           </w:p>
         </w:tc>
@@ -16090,7 +16090,7 @@
                 <w:i w:val="0"/>
                 <w:sz w:val="20"/>
               </w:rPr>
-              <w:t>ÔN TẬP VÀ ĐÁNH GIÁ CUỐI HỌC KÌ 1 – PHẦN I – ÔN TẬP – TIẾT 5 – 6</w:t>
+              <w:t>Ôn tập và đánh giá cuối học kì 1 – Phần I – Ôn tập – Tiết 5 – 6</w:t>
             </w:r>
           </w:p>
         </w:tc>
@@ -16205,7 +16205,7 @@
                 <w:i w:val="0"/>
                 <w:sz w:val="20"/>
               </w:rPr>
-              <w:t>ÔN TẬP VÀ ĐÁNH GIÁ CUỐI HỌC KÌ 1 – PHẦN I – ÔN TẬP – TIẾT 7 – 8</w:t>
+              <w:t>Ôn tập và đánh giá cuối học kì 1 – Phần I – Ôn tập – Tiết 7 – 8</w:t>
             </w:r>
           </w:p>
         </w:tc>
@@ -16320,7 +16320,7 @@
                 <w:i w:val="0"/>
                 <w:sz w:val="20"/>
               </w:rPr>
-              <w:t>ÔN TẬP VÀ ĐÁNH GIÁ CUỐI HỌC KÌ 1 – PHẦN II – ĐÁNH GIÁ CUỐI HỌC KÌ 1 – TIẾT 9 – 10</w:t>
+              <w:t>Ôn tập và đánh giá cuối học kì 1 – Phần II – Đánh giá cuối học kì 1 – Tiết 9 – 10</w:t>
             </w:r>
           </w:p>
         </w:tc>
@@ -16461,7 +16461,7 @@
                 <w:i w:val="0"/>
                 <w:sz w:val="20"/>
               </w:rPr>
-              <w:t>Bài 1: CHUYỆN BỐN MÙA – TIẾT 1 – 2: ĐỌC: CHUYỆN BỐN MÙA</w:t>
+              <w:t>Bài 1: Chuyện bốn mùa – Tiết 1 – 2: Đọc: Chuyện bốn mùa</w:t>
             </w:r>
           </w:p>
         </w:tc>
@@ -16589,7 +16589,7 @@
                 <w:i w:val="0"/>
                 <w:sz w:val="20"/>
               </w:rPr>
-              <w:t>Bài 1: CHUYỆN BỐN MÙA – TIẾT 3: VIẾT CHỮ HOA Q</w:t>
+              <w:t>Bài 1: Chuyện bốn mùa – Tiết 3: Viết chữ hoa Q</w:t>
             </w:r>
           </w:p>
         </w:tc>
@@ -16703,7 +16703,7 @@
                 <w:i w:val="0"/>
                 <w:sz w:val="20"/>
               </w:rPr>
-              <w:t>Bài 1: CHUYỆN BỐN MÙA – TIẾT 4: NÓI VÀ NGHE</w:t>
+              <w:t>Bài 1: Chuyện bốn mùa – Tiết 4: Nói và nghe</w:t>
             </w:r>
           </w:p>
         </w:tc>
@@ -16818,7 +16818,7 @@
                 <w:i w:val="0"/>
                 <w:sz w:val="20"/>
               </w:rPr>
-              <w:t>Bài 2: MÙA NƯỚC NỔI – TIẾT 1 – 2: ĐỌC: MÙA NƯỚC NỔI</w:t>
+              <w:t>Bài 2: Mùa nước nổi – Tiết 1 – 2: Đọc: Mùa nước nổi</w:t>
             </w:r>
           </w:p>
         </w:tc>
@@ -16946,7 +16946,7 @@
                 <w:i w:val="0"/>
                 <w:sz w:val="20"/>
               </w:rPr>
-              <w:t>Bài 2: MÙA NƯỚC NỔI – TIẾT 3: VIẾT</w:t>
+              <w:t>Bài 2: Mùa nước nổi – Tiết 3: Viết</w:t>
             </w:r>
           </w:p>
         </w:tc>
@@ -17061,7 +17061,7 @@
                 <w:i w:val="0"/>
                 <w:sz w:val="20"/>
               </w:rPr>
-              <w:t>Bài 2: MÙA NƯỚC NỔI – TIẾT 4: LUYỆN TẬP</w:t>
+              <w:t>Bài 2: Mùa nước nổi – Tiết 4: Luyện tập</w:t>
             </w:r>
           </w:p>
         </w:tc>
@@ -17175,7 +17175,7 @@
                 <w:i w:val="0"/>
                 <w:sz w:val="20"/>
               </w:rPr>
-              <w:t>Bài 2: MÙA NƯỚC NỔI – TIẾT 5: VIẾT ĐOẠN VĂN TẢ ĐỒ VẬT</w:t>
+              <w:t>Bài 2: Mùa nước nổi – Tiết 5: Viết đoạn văn tả đồ vật</w:t>
             </w:r>
           </w:p>
         </w:tc>
@@ -17290,7 +17290,7 @@
                 <w:i w:val="0"/>
                 <w:sz w:val="20"/>
               </w:rPr>
-              <w:t>Bài 2: MÙA NƯỚC NỔI – TIẾT 6: ĐỌC MỞ RỘNG</w:t>
+              <w:t>Bài 2: Mùa nước nổi – Tiết 6: Đọc mở rộng</w:t>
             </w:r>
           </w:p>
         </w:tc>
@@ -17406,7 +17406,7 @@
                 <w:i w:val="0"/>
                 <w:sz w:val="20"/>
               </w:rPr>
-              <w:t>Bài 3: HỌA MI HÓT – TIẾT 1 – 2: ĐỌC: HỌA MI HÓT</w:t>
+              <w:t>Bài 3: Họa mi hót – Tiết 1 – 2: Đọc: Họa mi hót</w:t>
             </w:r>
           </w:p>
         </w:tc>
@@ -17534,7 +17534,7 @@
                 <w:i w:val="0"/>
                 <w:sz w:val="20"/>
               </w:rPr>
-              <w:t>Bài 3: HỌA MI HÓT – TIẾT 3: VIẾT CHỮ HOA R</w:t>
+              <w:t>Bài 3: Họa mi hót – Tiết 3: Viết chữ hoa R</w:t>
             </w:r>
           </w:p>
         </w:tc>
@@ -17648,7 +17648,7 @@
                 <w:i w:val="0"/>
                 <w:sz w:val="20"/>
               </w:rPr>
-              <w:t>Bài 3: HỌA MI HÓT – TIẾT 4: NÓI VÀ NGHE</w:t>
+              <w:t>Bài 3: Họa mi hót – Tiết 4: Nói và nghe</w:t>
             </w:r>
           </w:p>
         </w:tc>
@@ -17763,7 +17763,7 @@
                 <w:i w:val="0"/>
                 <w:sz w:val="20"/>
               </w:rPr>
-              <w:t>Bài 4: TẾT ĐẾN RỒI – TIẾT 1 – 2: ĐỌC: TẾT ĐẾN RỒI</w:t>
+              <w:t>Bài 4: Tết đến rồi – Tiết 1 – 2: Đọc: Tết đến rồi</w:t>
             </w:r>
           </w:p>
         </w:tc>
@@ -17891,7 +17891,7 @@
                 <w:i w:val="0"/>
                 <w:sz w:val="20"/>
               </w:rPr>
-              <w:t>Bài 4: TẾT ĐẾN RỒI – TIẾT 3: NGHE – VIẾT</w:t>
+              <w:t>Bài 4: Tết đến rồi – Tiết 3: Nghe – Viết</w:t>
             </w:r>
           </w:p>
         </w:tc>
@@ -18006,7 +18006,7 @@
                 <w:i w:val="0"/>
                 <w:sz w:val="20"/>
               </w:rPr>
-              <w:t>Bài 4: TẾT ĐẾN RỒI – TIẾT 4: LUYỆN TẬP</w:t>
+              <w:t>Bài 4: Tết đến rồi – Tiết 4: Luyện tập</w:t>
             </w:r>
           </w:p>
         </w:tc>
@@ -18120,7 +18120,7 @@
                 <w:i w:val="0"/>
                 <w:sz w:val="20"/>
               </w:rPr>
-              <w:t>Bài 4: TẾT ĐẾN RỒI – TIẾT 5: VIẾT THIỆP CHÚC TẾT</w:t>
+              <w:t>Bài 4: Tết đến rồi – Tiết 5: Viết thiệp chúc Tết</w:t>
             </w:r>
           </w:p>
         </w:tc>
@@ -18261,7 +18261,7 @@
                 <w:i w:val="0"/>
                 <w:sz w:val="20"/>
               </w:rPr>
-              <w:t>Bài 4: TẾT ĐẾN RỒI – TIẾT 6: ĐỌC MỞ RỘNG</w:t>
+              <w:t>Bài 4: Tết đến rồi – Tiết 6: Đọc mở rộng</w:t>
             </w:r>
           </w:p>
         </w:tc>
@@ -18377,7 +18377,7 @@
                 <w:i w:val="0"/>
                 <w:sz w:val="20"/>
               </w:rPr>
-              <w:t>Bài 5: GIỌT NƯỚC VÀ BIỂN LỚN – TIẾT 1 – 2: ĐỌC: GIỌT NƯỚC VÀ BIỂN LỚN</w:t>
+              <w:t>Bài 5: Giọt nước và biển lớn – Tiết 1 – 2: Đọc: Giọt nước và biển lớn</w:t>
             </w:r>
           </w:p>
         </w:tc>
@@ -18505,7 +18505,7 @@
                 <w:i w:val="0"/>
                 <w:sz w:val="20"/>
               </w:rPr>
-              <w:t>Bài 5: GIỌT NƯỚC VÀ BIỂN LỚN – TIẾT 3: VIẾT CHỮ HOA S</w:t>
+              <w:t>Bài 5: Giọt nước và biển lớn – Tiết 3: Viết chữ hoa S</w:t>
             </w:r>
           </w:p>
         </w:tc>
@@ -18619,7 +18619,7 @@
                 <w:i w:val="0"/>
                 <w:sz w:val="20"/>
               </w:rPr>
-              <w:t>Bài 5: GIỌT NƯỚC VÀ BIỂN LỚN – TIẾT 4: NÓI VÀ NGHE</w:t>
+              <w:t>Bài 5: Giọt nước và biển lớn – Tiết 4: Nói và nghe</w:t>
             </w:r>
           </w:p>
         </w:tc>
@@ -18747,7 +18747,7 @@
                 <w:i w:val="0"/>
                 <w:sz w:val="20"/>
               </w:rPr>
-              <w:t>Bài 6: MÙA VÀNG – TIẾT 1 – 2: ĐỌC: MÙA VÀNG</w:t>
+              <w:t>Bài 6: Mùa vàng – Tiết 1 – 2: Đọc: Mùa vàng</w:t>
             </w:r>
           </w:p>
         </w:tc>
@@ -18875,7 +18875,7 @@
                 <w:i w:val="0"/>
                 <w:sz w:val="20"/>
               </w:rPr>
-              <w:t>Bài 6: MÙA VÀNG – TIẾT 3: VIẾT</w:t>
+              <w:t>Bài 6: Mùa vàng – Tiết 3: Viết</w:t>
             </w:r>
           </w:p>
         </w:tc>
@@ -18989,7 +18989,7 @@
                 <w:i w:val="0"/>
                 <w:sz w:val="20"/>
               </w:rPr>
-              <w:t>Bài 6: MÙA VÀNG – TIẾT 4: LUYỆN TẬP</w:t>
+              <w:t>Bài 6: Mùa vàng – Tiết 4: Luyện tập</w:t>
             </w:r>
           </w:p>
         </w:tc>
@@ -19104,7 +19104,7 @@
                 <w:i w:val="0"/>
                 <w:sz w:val="20"/>
               </w:rPr>
-              <w:t>Bài 6: MÙA VÀNG – TIẾT 5: VIẾT ĐOẠN VĂN</w:t>
+              <w:t>Bài 6: Mùa vàng – Tiết 5: Viết đoạn văn</w:t>
             </w:r>
           </w:p>
         </w:tc>
@@ -19245,7 +19245,7 @@
                 <w:i w:val="0"/>
                 <w:sz w:val="20"/>
               </w:rPr>
-              <w:t>Bài 6: MÙA VÀNG – TIẾT 6: ĐỌC MỞ RỘNG</w:t>
+              <w:t>Bài 6: Mùa vàng – Tiết 6: Đọc mở rộng</w:t>
             </w:r>
           </w:p>
         </w:tc>
@@ -19361,7 +19361,7 @@
                 <w:i w:val="0"/>
                 <w:sz w:val="20"/>
               </w:rPr>
-              <w:t>Bài 7: HẠT THÓC – TIẾT 1 – 2: ĐỌC: HẠT THÓC</w:t>
+              <w:t>Bài 7: Hạt thóc – Tiết 1 – 2: Đọc: Hạt thóc</w:t>
             </w:r>
           </w:p>
         </w:tc>
@@ -19489,7 +19489,7 @@
                 <w:i w:val="0"/>
                 <w:sz w:val="20"/>
               </w:rPr>
-              <w:t>Bài 7: HẠT THÓC – TIẾT 3: VIẾT CHỮ HOA T</w:t>
+              <w:t>Bài 7: Hạt thóc – Tiết 3: Viết chữ hoa T</w:t>
             </w:r>
           </w:p>
         </w:tc>
@@ -19603,7 +19603,7 @@
                 <w:i w:val="0"/>
                 <w:sz w:val="20"/>
               </w:rPr>
-              <w:t>Bài 7: HẠT THÓC – TIẾT 4: NÓI VÀ NGHE</w:t>
+              <w:t>Bài 7: Hạt thóc – Tiết 4: Nói và nghe</w:t>
             </w:r>
           </w:p>
         </w:tc>
@@ -19731,7 +19731,7 @@
                 <w:i w:val="0"/>
                 <w:sz w:val="20"/>
               </w:rPr>
-              <w:t>Bài 8: LŨY TRE – TIẾT 1 – 2: ĐỌC: LŨY TRE</w:t>
+              <w:t>Bài 8: Lũy tre – Tiết 1 – 2: Đọc: Lũy tre</w:t>
             </w:r>
           </w:p>
         </w:tc>
@@ -19859,7 +19859,7 @@
                 <w:i w:val="0"/>
                 <w:sz w:val="20"/>
               </w:rPr>
-              <w:t>Bài 8: LŨY TRE – TIẾT 3: NGHE – VIẾT</w:t>
+              <w:t>Bài 8: Lũy tre – Tiết 3: Nghe – Viết</w:t>
             </w:r>
           </w:p>
         </w:tc>
@@ -19973,7 +19973,7 @@
                 <w:i w:val="0"/>
                 <w:sz w:val="20"/>
               </w:rPr>
-              <w:t>Bài 8: LŨY TRE – TIẾT 4: LUYỆN TẬP</w:t>
+              <w:t>Bài 8: Lũy tre – Tiết 4: Luyện tập</w:t>
             </w:r>
           </w:p>
         </w:tc>
@@ -20088,7 +20088,7 @@
                 <w:i w:val="0"/>
                 <w:sz w:val="20"/>
               </w:rPr>
-              <w:t>Bài 8: LŨY TRE – TIẾT 5: VIẾT ĐOẠN VĂN</w:t>
+              <w:t>Bài 8: Lũy tre – Tiết 5: Viết đoạn văn</w:t>
             </w:r>
           </w:p>
         </w:tc>
@@ -20202,7 +20202,7 @@
                 <w:i w:val="0"/>
                 <w:sz w:val="20"/>
               </w:rPr>
-              <w:t>Bài 8: LŨY TRE – TIẾT 6: ĐỌC MỞ RỘNG</w:t>
+              <w:t>Bài 8: Lũy tre – Tiết 6: Đọc mở rộng</w:t>
             </w:r>
           </w:p>
         </w:tc>
@@ -20345,7 +20345,7 @@
                 <w:i w:val="0"/>
                 <w:sz w:val="20"/>
               </w:rPr>
-              <w:t>Bài 9: VÈ CHIM – TIẾT 1 – 2: ĐỌC – VÈ CHIM</w:t>
+              <w:t>Bài 9: Vè chim – Tiết 1 – 2: Đọc – Vè chim</w:t>
             </w:r>
           </w:p>
         </w:tc>
@@ -20473,7 +20473,7 @@
                 <w:i w:val="0"/>
                 <w:sz w:val="20"/>
               </w:rPr>
-              <w:t>Bài 9: VÈ CHIM – TIẾT 3: VIẾT CHỮ HOA U, Ư</w:t>
+              <w:t>Bài 9: Vè chim – Tiết 3: Viết chữ hoa U, Ư</w:t>
             </w:r>
           </w:p>
         </w:tc>
@@ -20587,7 +20587,7 @@
                 <w:i w:val="0"/>
                 <w:sz w:val="20"/>
               </w:rPr>
-              <w:t>Bài 9: VÈ CHIM – TIẾT 4: NÓI VÀ NGHE – CẢM ƠN HỌA MI</w:t>
+              <w:t>Bài 9: Vè chim – Tiết 4: Nói và nghe – Cảm ơn họa mi</w:t>
             </w:r>
           </w:p>
         </w:tc>
@@ -20702,7 +20702,7 @@
                 <w:i w:val="0"/>
                 <w:sz w:val="20"/>
               </w:rPr>
-              <w:t>Bài 10: KHỦNG LONG – TIẾT 1 – 2: ĐỌC – KHỦNG LONG</w:t>
+              <w:t>Bài 10: Khủng long – Tiết 1 – 2: Đọc – Khủng long</w:t>
             </w:r>
           </w:p>
         </w:tc>
@@ -20830,7 +20830,7 @@
                 <w:i w:val="0"/>
                 <w:sz w:val="20"/>
               </w:rPr>
-              <w:t>Bài 10: KHỦNG LONG – TIẾT 3: VIẾT</w:t>
+              <w:t>Bài 10: Khủng long – Tiết 3: Viết</w:t>
             </w:r>
           </w:p>
         </w:tc>
@@ -20944,7 +20944,7 @@
                 <w:i w:val="0"/>
                 <w:sz w:val="20"/>
               </w:rPr>
-              <w:t>Bài 10: KHỦNG LONG – TIẾT 4: LUYỆN TẬP</w:t>
+              <w:t>Bài 10: Khủng long – Tiết 4: Luyện tập</w:t>
             </w:r>
           </w:p>
         </w:tc>
@@ -21058,7 +21058,7 @@
                 <w:i w:val="0"/>
                 <w:sz w:val="20"/>
               </w:rPr>
-              <w:t>Bài 10: KHỦNG LONG – TIẾT 5 – 6: VIẾT ĐOẠN VĂN – ĐỌC MỞ RỘNG</w:t>
+              <w:t>Bài 10: Khủng long – Tiết 5 – 6: Viết đoạn văn – Đọc mở rộng</w:t>
             </w:r>
           </w:p>
         </w:tc>
@@ -21175,7 +21175,7 @@
                 <w:i w:val="0"/>
                 <w:sz w:val="20"/>
               </w:rPr>
-              <w:t>Bài 11: SỰ TÍCH CÂY THÌ LÀ – TIẾT 1 – 2: ĐỌC – SỰ TÍCH CÂY THÌ LÀ</w:t>
+              <w:t>Bài 11: Sự tích cây thì là – Tiết 1 – 2: Đọc – Sự tích cây thì là</w:t>
             </w:r>
           </w:p>
         </w:tc>
@@ -21303,7 +21303,7 @@
                 <w:i w:val="0"/>
                 <w:sz w:val="20"/>
               </w:rPr>
-              <w:t>Bài 11: SỰ TÍCH CÂY THÌ LÀ – TIẾT 3: VIẾT CHỮ HOA V</w:t>
+              <w:t>Bài 11: Sự tích cây thì là – Tiết 3: Viết chữ hoa V</w:t>
             </w:r>
           </w:p>
         </w:tc>
@@ -21417,7 +21417,7 @@
                 <w:i w:val="0"/>
                 <w:sz w:val="20"/>
               </w:rPr>
-              <w:t>Bài 11: SỰ TÍCH CÂY THÌ LÀ – TIẾT 4: NÓI VÀ NGHE – SỰ TÍCH CÂY THÌ LÀ</w:t>
+              <w:t>Bài 11: Sự tích cây thì là – Tiết 4: Nói và nghe – Sự tích cây thì là</w:t>
             </w:r>
           </w:p>
         </w:tc>
@@ -21532,7 +21532,7 @@
                 <w:i w:val="0"/>
                 <w:sz w:val="20"/>
               </w:rPr>
-              <w:t>Bài 12: BỜ TRE ĐÓN KHÁCH – TIẾT 1 – 2: ĐỌC – BỜ TRE ĐÓN KHÁCH</w:t>
+              <w:t>Bài 12: Bờ tre đón khách – Tiết 1 – 2: Đọc – Bờ tre đón khách</w:t>
             </w:r>
           </w:p>
         </w:tc>
@@ -21660,7 +21660,7 @@
                 <w:i w:val="0"/>
                 <w:sz w:val="20"/>
               </w:rPr>
-              <w:t>Bài 12: BỜ TRE ĐÓN KHÁCH – TIẾT 3: VIẾT</w:t>
+              <w:t>Bài 12: Bờ tre đón khách – Tiết 3: Viết</w:t>
             </w:r>
           </w:p>
         </w:tc>
@@ -21774,7 +21774,7 @@
                 <w:i w:val="0"/>
                 <w:sz w:val="20"/>
               </w:rPr>
-              <w:t>Bài 12: BỜ TRE ĐÓN KHÁCH – TIẾT 4: LUYỆN TẬP</w:t>
+              <w:t>Bài 12: Bờ tre đón khách – Tiết 4: Luyện tập</w:t>
             </w:r>
           </w:p>
         </w:tc>
@@ -21889,7 +21889,7 @@
                 <w:i w:val="0"/>
                 <w:sz w:val="20"/>
               </w:rPr>
-              <w:t>Bài 12: BỜ TRE ĐÓN KHÁCH – TIẾT 5 – 6: VIẾT ĐOẠN VĂN – ĐỌC MỞ RỘNG</w:t>
+              <w:t>Bài 12: Bờ tre đón khách – Tiết 5 – 6: Viết đoạn văn – Đọc mở rộng</w:t>
             </w:r>
           </w:p>
         </w:tc>
@@ -22005,7 +22005,7 @@
                 <w:i w:val="0"/>
                 <w:sz w:val="20"/>
               </w:rPr>
-              <w:t>Bài 13: TIẾNG CHỔI TRE – TIẾT 1 – 2: ĐỌC – TIẾNG CHỔI TRE</w:t>
+              <w:t>Bài 13: Tiếng chổi tre – Tiết 1 – 2: Đọc – Tiếng chổi tre</w:t>
             </w:r>
           </w:p>
         </w:tc>
@@ -22133,7 +22133,7 @@
                 <w:i w:val="0"/>
                 <w:sz w:val="20"/>
               </w:rPr>
-              <w:t>Bài 13: TIẾNG CHỔI TRE – TIẾT 3: VIẾT CHỮ HOA X</w:t>
+              <w:t>Bài 13: Tiếng chổi tre – Tiết 3: Viết chữ hoa X</w:t>
             </w:r>
           </w:p>
         </w:tc>
@@ -22247,7 +22247,7 @@
                 <w:i w:val="0"/>
                 <w:sz w:val="20"/>
               </w:rPr>
-              <w:t>Bài 13: TIẾNG CHỔI TRE – TIẾT 4: NÓI VÀ NGHE – HẠT GIỐNG NHỎ</w:t>
+              <w:t>Bài 13: Tiếng chổi tre – Tiết 4: Nói và nghe – Hạt giống nhỏ</w:t>
             </w:r>
           </w:p>
         </w:tc>
@@ -22362,7 +22362,7 @@
                 <w:i w:val="0"/>
                 <w:sz w:val="20"/>
               </w:rPr>
-              <w:t>Bài 14: CỎ NON CƯỜI RỒI – TIẾT 1 – 2: ĐỌC – CỎ NON CƯỜI RỒI</w:t>
+              <w:t>Bài 14: Cỏ non cười rồi – Tiết 1 – 2: Đọc – Cỏ non cười rồi</w:t>
             </w:r>
           </w:p>
         </w:tc>
@@ -22490,7 +22490,7 @@
                 <w:i w:val="0"/>
                 <w:sz w:val="20"/>
               </w:rPr>
-              <w:t>Bài 14: CỎ NON CƯỜI RỒI – TIẾT 3: VIẾT</w:t>
+              <w:t>Bài 14: Cỏ non cười rồi – Tiết 3: Viết</w:t>
             </w:r>
           </w:p>
         </w:tc>
@@ -22604,7 +22604,7 @@
                 <w:i w:val="0"/>
                 <w:sz w:val="20"/>
               </w:rPr>
-              <w:t>Bài 14: CỎ NON CƯỜI RỒI – TIẾT 4: LUYỆN TẬP</w:t>
+              <w:t>Bài 14: Cỏ non cười rồi – Tiết 4: Luyện tập</w:t>
             </w:r>
           </w:p>
         </w:tc>
@@ -22718,7 +22718,7 @@
                 <w:i w:val="0"/>
                 <w:sz w:val="20"/>
               </w:rPr>
-              <w:t>Bài 14: CỎ NON CƯỜI RỒI – TIẾT 5 – 6: VIẾT LỜI XIN LỖI – ĐỌC MỞ RỘNG</w:t>
+              <w:t>Bài 14: Cỏ non cười rồi – Tiết 5 – 6: Viết lời xin lỗi – Đọc mở rộng</w:t>
             </w:r>
           </w:p>
         </w:tc>
@@ -22835,7 +22835,7 @@
                 <w:i w:val="0"/>
                 <w:sz w:val="20"/>
               </w:rPr>
-              <w:t>Bài 15: NHỮNG CON SAO BIỂN – TIẾT 1 – 2: ĐỌC – NHỮNG CON SAO BIỂN</w:t>
+              <w:t>Bài 15: Những con sao biển – Tiết 1 – 2: Đọc – Những con sao biển</w:t>
             </w:r>
           </w:p>
         </w:tc>
@@ -22963,7 +22963,7 @@
                 <w:i w:val="0"/>
                 <w:sz w:val="20"/>
               </w:rPr>
-              <w:t>Bài 15: NHỮNG CON SAO BIỂN – TIẾT 3: VIẾT CHỮ HOA Y</w:t>
+              <w:t>Bài 15: Những con sao biển – Tiết 3: Viết chữ hoa Y</w:t>
             </w:r>
           </w:p>
         </w:tc>
@@ -23077,7 +23077,7 @@
                 <w:i w:val="0"/>
                 <w:sz w:val="20"/>
               </w:rPr>
-              <w:t>Bài 15: NHỮNG CON SAO BIỂN – TIẾT 4: NÓI VÀ NGHE – BẢO VỆ MÔI TRƯỜNG</w:t>
+              <w:t>Bài 15: Những con sao biển – Tiết 4: Nói và nghe – Bảo vệ môi trường</w:t>
             </w:r>
           </w:p>
         </w:tc>
@@ -23192,7 +23192,7 @@
                 <w:i w:val="0"/>
                 <w:sz w:val="20"/>
               </w:rPr>
-              <w:t>Bài 16: TẠM BIỆT CÁNH CAM – TIẾT 1 – 2: ĐỌC – TẠM BIỆT CÁNH CAM</w:t>
+              <w:t>Bài 16: Tạm biệt cánh cam – Tiết 1 – 2: Đọc – Tạm biệt cánh cam</w:t>
             </w:r>
           </w:p>
         </w:tc>
@@ -23320,7 +23320,7 @@
                 <w:i w:val="0"/>
                 <w:sz w:val="20"/>
               </w:rPr>
-              <w:t>Bài 16: TẠM BIỆT CÁNH CAM – TIẾT 3: VIẾT</w:t>
+              <w:t>Bài 16: Tạm biệt cánh cam – Tiết 3: Viết</w:t>
             </w:r>
           </w:p>
         </w:tc>
@@ -23434,7 +23434,7 @@
                 <w:i w:val="0"/>
                 <w:sz w:val="20"/>
               </w:rPr>
-              <w:t>Bài 16: TẠM BIỆT CÁNH CAM – TIẾT 4: LUYỆN TẬP</w:t>
+              <w:t>Bài 16: Tạm biệt cánh cam – Tiết 4: Luyện tập</w:t>
             </w:r>
           </w:p>
         </w:tc>
@@ -23548,7 +23548,7 @@
                 <w:i w:val="0"/>
                 <w:sz w:val="20"/>
               </w:rPr>
-              <w:t>Bài 16: TẠM BIỆT CÁNH CAM – TIẾT 5 – 6: VIẾT ĐOẠN – ĐỌC MỞ RỘNG</w:t>
+              <w:t>Bài 16: Tạm biệt cánh cam – Tiết 5 – 6: Viết đoạn – Đọc mở rộng</w:t>
             </w:r>
           </w:p>
         </w:tc>
@@ -23665,7 +23665,7 @@
                 <w:i w:val="0"/>
                 <w:sz w:val="20"/>
               </w:rPr>
-              <w:t>Bài: ÔN TẬP GIỮA HỌC KÌ II – TIẾT 1 - 2: ÔN TẬP</w:t>
+              <w:t>Bài: Ôn tập giữa học kì II – Tiết 1 - 2: Ôn tập</w:t>
             </w:r>
           </w:p>
         </w:tc>
@@ -23780,7 +23780,7 @@
                 <w:i w:val="0"/>
                 <w:sz w:val="20"/>
               </w:rPr>
-              <w:t>Bài: ÔN TẬP GIỮA HỌC KÌ II – TIẾT 3 - 4: ÔN TẬP</w:t>
+              <w:t>Bài: Ôn tập giữa học kì II – Tiết 3 - 4: Ôn tập</w:t>
             </w:r>
           </w:p>
         </w:tc>
@@ -23895,7 +23895,7 @@
                 <w:i w:val="0"/>
                 <w:sz w:val="20"/>
               </w:rPr>
-              <w:t>Bài: ÔN TẬP GIỮA HỌC KÌ II – TIẾT 5 - 6: ÔN TẬP</w:t>
+              <w:t>Bài: Ôn tập giữa học kì II – Tiết 5 - 6: Ôn tập</w:t>
             </w:r>
           </w:p>
         </w:tc>
@@ -24010,7 +24010,7 @@
                 <w:i w:val="0"/>
                 <w:sz w:val="20"/>
               </w:rPr>
-              <w:t>Bài: ÔN TẬP GIỮA HỌC KÌ II – TIẾT 7 - 8: ÔN TẬP</w:t>
+              <w:t>Bài: Ôn tập giữa học kì II – Tiết 7 - 8: Ôn tập</w:t>
             </w:r>
           </w:p>
         </w:tc>
@@ -24125,7 +24125,7 @@
                 <w:i w:val="0"/>
                 <w:sz w:val="20"/>
               </w:rPr>
-              <w:t>Bài: ÔN TẬP GIỮA HỌC KÌ II – TIẾT 9 - 10: ÔN TẬP</w:t>
+              <w:t>Bài: Ôn tập giữa học kì II – Tiết 9 - 10: Ôn tập</w:t>
             </w:r>
           </w:p>
         </w:tc>
@@ -24242,7 +24242,7 @@
                 <w:i w:val="0"/>
                 <w:sz w:val="20"/>
               </w:rPr>
-              <w:t>Bài 17: NHỮNG CÁCH CHÀO ĐỘC ĐÁO – TIẾT 1 - 2: ĐỌC - NHỮNG CÁCH CHÀO ĐỘC ĐÁO</w:t>
+              <w:t>Bài 17: Những cách chào độc đáo – Tiết 1 - 2: Đọc - Những cách chào độc đáo</w:t>
             </w:r>
           </w:p>
         </w:tc>
@@ -24370,7 +24370,7 @@
                 <w:i w:val="0"/>
                 <w:sz w:val="20"/>
               </w:rPr>
-              <w:t>Bài 17: NHỮNG CÁCH CHÀO ĐỘC ĐÁO – TIẾT 3: VIẾT - CHỮ HOA A (KIỂU 2)</w:t>
+              <w:t>Bài 17: Những cách chào độc đáo – Tiết 3: Viết - Chữ hoa A (kiểu 2)</w:t>
             </w:r>
           </w:p>
         </w:tc>
@@ -24484,7 +24484,7 @@
                 <w:i w:val="0"/>
                 <w:sz w:val="20"/>
               </w:rPr>
-              <w:t>Bài 17: NHỮNG CÁCH CHÀO ĐỘC ĐÁO – TIẾT 4: NÓI VÀ NGHE - LỚP HỌC VIẾT THƯ</w:t>
+              <w:t>Bài 17: Những cách chào độc đáo – Tiết 4: Nói và nghe - Lớp học viết thư</w:t>
             </w:r>
           </w:p>
         </w:tc>
@@ -24599,7 +24599,7 @@
                 <w:i w:val="0"/>
                 <w:sz w:val="20"/>
               </w:rPr>
-              <w:t>Bài 18: THƯ VIỆN BIẾT ĐI – TIẾT 1 - 2: ĐỌC - THƯ VIỆN BIẾT ĐI</w:t>
+              <w:t>Bài 18: Thư viện biết đi – Tiết 1 - 2: Đọc - Thư viện biết đi</w:t>
             </w:r>
           </w:p>
         </w:tc>
@@ -24727,7 +24727,7 @@
                 <w:i w:val="0"/>
                 <w:sz w:val="20"/>
               </w:rPr>
-              <w:t>Bài 18: THƯ VIỆN BIẾT ĐI – TIẾT 3: VIẾT - NGHE - VIẾT: THƯ VIỆN BIẾT ĐI – TIẾT 4: LUYỆN TỪ VÀ CÂU – TIẾT 5 - 6: LUYỆN VIẾT ĐOẠN - ĐỌC MỞ RỘNG</w:t>
+              <w:t>Bài 18: Thư viện biết đi – Tiết 3: Viết - Nghe - Viết: Thư viện biết đi – Tiết 4: Luyện từ và câu – Tiết 5 - 6: Luyện viết đoạn - Đọc mở rộng</w:t>
             </w:r>
           </w:p>
         </w:tc>
@@ -24870,7 +24870,7 @@
                 <w:i w:val="0"/>
                 <w:sz w:val="20"/>
               </w:rPr>
-              <w:t>Bài 19: CẢM ƠN ANH HÀ MÃ – TIẾT 1 - 2: ĐỌC - CẢM ƠN ANH HÀ MÃ</w:t>
+              <w:t>Bài 19: Cảm ơn anh hà mã – Tiết 1 - 2: Đọc - Cảm ơn anh hà mã</w:t>
             </w:r>
           </w:p>
         </w:tc>
@@ -24985,7 +24985,7 @@
                 <w:i w:val="0"/>
                 <w:sz w:val="20"/>
               </w:rPr>
-              <w:t>Bài 19: CẢM ƠN ANH HÀ MÃ – TIẾT 3: VIẾT - CHỮ HOA M (kiểu 2)</w:t>
+              <w:t>Bài 19: Cảm ơn anh hà mã – Tiết 3: Viết - Chữ hoa M (kiểu 2)</w:t>
             </w:r>
           </w:p>
         </w:tc>
@@ -25099,7 +25099,7 @@
                 <w:i w:val="0"/>
                 <w:sz w:val="20"/>
               </w:rPr>
-              <w:t>Bài 19: CẢM ƠN ANH HÀ MÃ – TIẾT 4: NÓI VÀ NGHE - KỂ CHUYỆN CẢM ƠN ANH HÀ MÃ</w:t>
+              <w:t>Bài 19: Cảm ơn anh hà mã – Tiết 4: Nói và nghe - Kể chuyện cảm ơn anh hà mã</w:t>
             </w:r>
           </w:p>
         </w:tc>
@@ -25214,7 +25214,7 @@
                 <w:i w:val="0"/>
                 <w:sz w:val="20"/>
               </w:rPr>
-              <w:t>Bài 20: TỪ CHÚ BỒ CÂU ĐẾN IN-TƠ-NÉT – TIẾT 1 - 2: ĐỌC - TỪ CHÚ BỒ CÂU ĐẾN IN-TƠ-NÉT</w:t>
+              <w:t>Bài 20: Từ chú bồ câu đến in-tơ-nét – Tiết 1 - 2: Đọc - Từ chú bồ câu đến in-tơ-nét</w:t>
             </w:r>
           </w:p>
         </w:tc>
@@ -25368,7 +25368,7 @@
                 <w:i w:val="0"/>
                 <w:sz w:val="20"/>
               </w:rPr>
-              <w:t>Bài 20: TỪ CHÚ BỒ CÂU ĐẾN IN-TƠ-NÉT – TIẾT 3: VIẾT - NGHE VIẾT; PHÂN BIỆT EO/OE, L/N, ÊN/ÊNH</w:t>
+              <w:t>Bài 20: Từ chú bồ câu đến in-tơ-nét – Tiết 3: Viết - Nghe viết; phân biệt eo/oe, L/N, ên/ênh</w:t>
             </w:r>
           </w:p>
         </w:tc>
@@ -25496,7 +25496,7 @@
                 <w:i w:val="0"/>
                 <w:sz w:val="20"/>
               </w:rPr>
-              <w:t>Bài 20: TỪ CHÚ BỒ CÂU ĐẾN IN-TƠ-NÉT – TIẾT 4: LUYỆN TỪ VÀ CÂU - MỞ RỘNG VỐN TỪ VỀ GIAO TIẾP, KẾT NỐI; DẤU CÂU</w:t>
+              <w:t>Bài 20: Từ chú bồ câu đến in-tơ-nét – Tiết 4: Luyện từ và câu - Mở rộng vốn từ về giao tiếp, kết nối; dấu câu</w:t>
             </w:r>
           </w:p>
         </w:tc>
@@ -25624,7 +25624,7 @@
                 <w:i w:val="0"/>
                 <w:sz w:val="20"/>
               </w:rPr>
-              <w:t>Bài 20: TỪ CHÚ BỒ CÂU ĐẾN IN-TƠ-NÉT – TIẾT 5: VIẾT ĐOẠN VĂN TẢ MỘT ĐỒ DÙNG TRONG GIA ĐÌNH</w:t>
+              <w:t>Bài 20: Từ chú bồ câu đến in-tơ-nét – Tiết 5: Viết đoạn văn tả một đồ dùng trong gia đình</w:t>
             </w:r>
           </w:p>
         </w:tc>
@@ -25738,7 +25738,7 @@
                 <w:i w:val="0"/>
                 <w:sz w:val="20"/>
               </w:rPr>
-              <w:t>Bài 20: TỪ CHÚ BỒ CÂU ĐẾN IN-TƠ-NÉT – TIẾT 6: ĐỌC MỞ RỘNG</w:t>
+              <w:t>Bài 20: Từ chú bồ câu đến in-tơ-nét – Tiết 6: Đọc mở rộng</w:t>
             </w:r>
           </w:p>
         </w:tc>
@@ -25855,7 +25855,7 @@
                 <w:i w:val="0"/>
                 <w:sz w:val="20"/>
               </w:rPr>
-              <w:t>Bài 21: MAI AN TIÊM – TIẾT 1 - 2: ĐỌC - MAI AN TIÊM</w:t>
+              <w:t>Bài 21: Mai An Tiêm – Tiết 1 - 2: Đọc - Mai An Tiêm</w:t>
             </w:r>
           </w:p>
         </w:tc>
@@ -25983,7 +25983,7 @@
                 <w:i w:val="0"/>
                 <w:sz w:val="20"/>
               </w:rPr>
-              <w:t>Bài 21: MAI AN TIÊM – TIẾT 3: VIẾT - CHỮ HOA N (kiểu 2)</w:t>
+              <w:t>Bài 21: Mai An Tiêm – Tiết 3: Viết - Chữ hoa N (kiểu 2)</w:t>
             </w:r>
           </w:p>
         </w:tc>
@@ -26097,7 +26097,7 @@
                 <w:i w:val="0"/>
                 <w:sz w:val="20"/>
               </w:rPr>
-              <w:t>Bài 21: MAI AN TIÊM – TIẾT 4: NÓI VÀ NGHE - KỂ CHUYỆN MAI AN TIÊM</w:t>
+              <w:t>Bài 21: Mai An Tiêm – Tiết 4: Nói và nghe - Kể chuyện Mai An Tiêm</w:t>
             </w:r>
           </w:p>
         </w:tc>
@@ -26212,7 +26212,7 @@
                 <w:i w:val="0"/>
                 <w:sz w:val="20"/>
               </w:rPr>
-              <w:t>Bài 22: THƯ GỬI BỐ NGOÀI ĐẢO – TIẾT 1 - 2: ĐỌC - THƯ GỬI BỐ NGOÀI ĐẢO</w:t>
+              <w:t>Bài 22: Thư gửi bố ngoài đảo – Tiết 1 - 2: Đọc - Thư gửi bố ngoài đảo</w:t>
             </w:r>
           </w:p>
         </w:tc>
@@ -26340,7 +26340,7 @@
                 <w:i w:val="0"/>
                 <w:sz w:val="20"/>
               </w:rPr>
-              <w:t>Bài 22: THƯ GỬI BỐ NGOÀI ĐẢO – TIẾT 3: VIẾT - NGHE VIẾT; PHÂN BIỆT D/GI, S/X, IP/IÊP</w:t>
+              <w:t>Bài 22: Thư gửi bố ngoài đảo – Tiết 3: Viết - Nghe viết; phân biệt d/gi, S/X, ip/iêp</w:t>
             </w:r>
           </w:p>
         </w:tc>
@@ -26454,7 +26454,7 @@
                 <w:i w:val="0"/>
                 <w:sz w:val="20"/>
               </w:rPr>
-              <w:t>Bài 22: THƯ GỬI BỐ NGOÀI ĐẢO – TIẾT 4: LUYỆN TỪ VÀ CÂU - MỞ RỘNG VỐN TỪ VỀ NGƯỜI LÀM VIỆC TRÊN BIỂN; CÂU NÊU HOẠT ĐỘNG</w:t>
+              <w:t>Bài 22: Thư gửi bố ngoài đảo – Tiết 4: Luyện từ và câu - Mở rộng vốn từ về người làm việc trên biển; câu nêu hoạt động</w:t>
             </w:r>
           </w:p>
         </w:tc>
@@ -26569,7 +26569,7 @@
                 <w:i w:val="0"/>
                 <w:sz w:val="20"/>
               </w:rPr>
-              <w:t>Bài 22: THƯ GỬI BỐ NGOÀI ĐẢO – TIẾT 5: VIẾT LỜI CẢM ƠN CÁC CHÚ BỘ ĐỘI HẢI QUÂN</w:t>
+              <w:t>Bài 22: Thư gửi bố ngoài đảo – Tiết 5: Viết lời cảm ơn các chú bộ đội hải quân</w:t>
             </w:r>
           </w:p>
         </w:tc>
@@ -26683,7 +26683,7 @@
                 <w:i w:val="0"/>
                 <w:sz w:val="20"/>
               </w:rPr>
-              <w:t>Bài 22: THƯ GỬI BỐ NGOÀI ĐẢO – TIẾT 6: ĐỌC MỞ RỘNG</w:t>
+              <w:t>Bài 22: Thư gửi bố ngoài đảo – Tiết 6: Đọc mở rộng</w:t>
             </w:r>
           </w:p>
         </w:tc>
@@ -26800,7 +26800,7 @@
                 <w:i w:val="0"/>
                 <w:sz w:val="20"/>
               </w:rPr>
-              <w:t>Bài 23: BÓP NÁT QUẢ CAM – TIẾT 1 - 2: ĐỌC - BÓP NÁT QUẢ CAM</w:t>
+              <w:t>Bài 23: Bóp nát quả cam – Tiết 1 - 2: Đọc - Bóp nát quả cam</w:t>
             </w:r>
           </w:p>
         </w:tc>
@@ -26928,7 +26928,7 @@
                 <w:i w:val="0"/>
                 <w:sz w:val="20"/>
               </w:rPr>
-              <w:t>Bài 23: BÓP NÁT QUẢ CAM – TIẾT 3: VIẾT - CHỮ HOA Q (KIỂU 2)</w:t>
+              <w:t>Bài 23: Bóp nát quả cam – Tiết 3: Viết - Chữ hoa Q (kiểu 2)</w:t>
             </w:r>
           </w:p>
         </w:tc>
@@ -27042,7 +27042,7 @@
                 <w:i w:val="0"/>
                 <w:sz w:val="20"/>
               </w:rPr>
-              <w:t>Bài 23: BÓP NÁT QUẢ CAM – TIẾT 4: NÓI VÀ NGHE - KỂ CHUYỆN BÓP NÁT QUẢ CAM</w:t>
+              <w:t>Bài 23: Bóp nát quả cam – Tiết 4: Nói và nghe - Kể chuyện bóp nát quả cam</w:t>
             </w:r>
           </w:p>
         </w:tc>
@@ -27157,7 +27157,7 @@
                 <w:i w:val="0"/>
                 <w:sz w:val="20"/>
               </w:rPr>
-              <w:t>Bài 24: CHIẾC RỄ ĐA TRÒN – TIẾT 1 - 2: ĐỌC - CHIẾC RỄ ĐA TRÒN</w:t>
+              <w:t>Bài 24: Chiếc rễ đa tròn – Tiết 1 - 2: Đọc - Chiếc rễ đa tròn</w:t>
             </w:r>
           </w:p>
         </w:tc>
@@ -27285,7 +27285,7 @@
                 <w:i w:val="0"/>
                 <w:sz w:val="20"/>
               </w:rPr>
-              <w:t>Bài 24: CHIẾC RỄ ĐA TRÒN – TIẾT 3: VIẾT - NGHE VIẾT; VIẾT HOA TÊN NGƯỜI; PHÂN BIỆT IU/ƯU, IM/IÊM</w:t>
+              <w:t>Bài 24: Chiếc rễ đa tròn – Tiết 3: Viết - Nghe viết; viết hoa tên người; phân biệt iu/ưu, im/iêm</w:t>
             </w:r>
           </w:p>
         </w:tc>
@@ -27399,7 +27399,7 @@
                 <w:i w:val="0"/>
                 <w:sz w:val="20"/>
               </w:rPr>
-              <w:t>Bài 24: CHIẾC RỄ ĐA TRÒN – TIẾT 4: LUYỆN TỪ VÀ CÂU - MỞ RỘNG VỐN TỪ VỀ BÁC HỒ VÀ NHÂN DÂN</w:t>
+              <w:t>Bài 24: Chiếc rễ đa tròn – Tiết 4: Luyện từ và câu - Mở rộng vốn từ về Bác Hồ và nhân dân</w:t>
             </w:r>
           </w:p>
         </w:tc>
@@ -27514,7 +27514,7 @@
                 <w:i w:val="0"/>
                 <w:sz w:val="20"/>
               </w:rPr>
-              <w:t>Bài 24: CHIẾC RỄ ĐA TRÒN – TIẾT 5: VIẾT ĐOẠN VĂN KỂ MỘT SỰ VIỆC</w:t>
+              <w:t>Bài 24: Chiếc rễ đa tròn – Tiết 5: Viết đoạn văn kể một sự việc</w:t>
             </w:r>
           </w:p>
         </w:tc>
@@ -27629,7 +27629,7 @@
                 <w:i w:val="0"/>
                 <w:sz w:val="20"/>
               </w:rPr>
-              <w:t>Bài 24: CHIẾC RỄ ĐA TRÒN – TIẾT 6: ĐỌC MỞ RỘNG</w:t>
+              <w:t>Bài 24: Chiếc rễ đa tròn – Tiết 6: Đọc mở rộng</w:t>
             </w:r>
           </w:p>
         </w:tc>
@@ -27746,7 +27746,7 @@
                 <w:i w:val="0"/>
                 <w:sz w:val="20"/>
               </w:rPr>
-              <w:t>Bài 25: ĐẤT NƯỚC CHÚNG MÌNH – TIẾT 1 - 2: ĐỌC - ĐẤT NƯỚC CHÚNG MÌNH</w:t>
+              <w:t>Bài 25: Đất nước chúng mình – Tiết 1 - 2: Đọc - Đất nước chúng mình</w:t>
             </w:r>
           </w:p>
         </w:tc>
@@ -27874,7 +27874,7 @@
                 <w:i w:val="0"/>
                 <w:sz w:val="20"/>
               </w:rPr>
-              <w:t>Bài 25: ĐẤT NƯỚC CHÚNG MÌNH – TIẾT 3: VIẾT - CHỮ HOA V (KIỂU 2)</w:t>
+              <w:t>Bài 25: Đất nước chúng mình – Tiết 3: Viết - Chữ hoa V (kiểu 2)</w:t>
             </w:r>
           </w:p>
         </w:tc>
@@ -27989,7 +27989,7 @@
                 <w:i w:val="0"/>
                 <w:sz w:val="20"/>
               </w:rPr>
-              <w:t>Bài 25: ĐẤT NƯỚC CHÚNG MÌNH – TIẾT 4: NÓI VÀ NGHE - KỂ CHUYỆN THÁNH GIÓNG</w:t>
+              <w:t>Bài 25: Đất nước chúng mình – Tiết 4: Nói và nghe - Kể chuyện Thánh Gióng</w:t>
             </w:r>
           </w:p>
         </w:tc>
@@ -28104,7 +28104,7 @@
                 <w:i w:val="0"/>
                 <w:sz w:val="20"/>
               </w:rPr>
-              <w:t>Bài 26: TRÊN CÁC MIỀN ĐẤT NƯỚC – TIẾT 1 - 2: ĐỌC - TRÊN CÁC MIỀN ĐẤT NƯỚC</w:t>
+              <w:t>Bài 26: Trên các miền đất nước – Tiết 1 - 2: Đọc - Trên các miền đất nước</w:t>
             </w:r>
           </w:p>
         </w:tc>
@@ -28232,7 +28232,7 @@
                 <w:i w:val="0"/>
                 <w:sz w:val="20"/>
               </w:rPr>
-              <w:t>Bài 26: TRÊN CÁC MIỀN ĐẤT NƯỚC – TIẾT 3: VIẾT - NGHE VIẾT; VIẾT HOA TÊN ĐỊA LÍ; PHÂN BIỆT CH/TR, IU/IÊU</w:t>
+              <w:t>Bài 26: Trên các miền đất nước – Tiết 3: Viết - Nghe viết; viết hoa tên địa lí; phân biệt CH/TR, iu/iêu</w:t>
             </w:r>
           </w:p>
         </w:tc>
@@ -28346,7 +28346,7 @@
                 <w:i w:val="0"/>
                 <w:sz w:val="20"/>
               </w:rPr>
-              <w:t>Bài 26: TRÊN CÁC MIỀN ĐẤT NƯỚC – TIẾT 4: LUYỆN TỪ VÀ CÂU - MỞ RỘNG VỐN TỪ VỀ SẢN PHẨM TRUYỀN THỐNG; CÂU GIỚI THIỆU</w:t>
+              <w:t>Bài 26: Trên các miền đất nước – Tiết 4: Luyện từ và câu - Mở rộng vốn từ về sản phẩm truyền thống; câu giới thiệu</w:t>
             </w:r>
           </w:p>
         </w:tc>
@@ -28461,7 +28461,7 @@
                 <w:i w:val="0"/>
                 <w:sz w:val="20"/>
               </w:rPr>
-              <w:t>Bài 26: TRÊN CÁC MIỀN ĐẤT NƯỚC – TIẾT 5: VIẾT ĐOẠN VĂN GIỚI THIỆU ĐỒ VẬT LÀM TỪ TRE/GỖ</w:t>
+              <w:t>Bài 26: Trên các miền đất nước – Tiết 5: Viết đoạn văn giới thiệu đồ vật làm từ tre/gỗ</w:t>
             </w:r>
           </w:p>
         </w:tc>
@@ -28575,7 +28575,7 @@
                 <w:i w:val="0"/>
                 <w:sz w:val="20"/>
               </w:rPr>
-              <w:t>Bài 26: TRÊN CÁC MIỀN ĐẤT NƯỚC – TIẾT 6: ĐỌC MỞ RỘNG</w:t>
+              <w:t>Bài 26: Trên các miền đất nước – Tiết 6: Đọc mở rộng</w:t>
             </w:r>
           </w:p>
         </w:tc>
@@ -28692,7 +28692,7 @@
                 <w:i w:val="0"/>
                 <w:sz w:val="20"/>
               </w:rPr>
-              <w:t>Bài 27: CHUYỆN QUẢ BẦU – TIẾT 1 - 2: ĐỌC - CHUYỆN QUẢ BẦU</w:t>
+              <w:t>Bài 27: Chuyện quả bầu – Tiết 1 - 2: Đọc - Chuyện quả bầu</w:t>
             </w:r>
           </w:p>
         </w:tc>
@@ -28820,7 +28820,7 @@
                 <w:i w:val="0"/>
                 <w:sz w:val="20"/>
               </w:rPr>
-              <w:t>Bài 27: CHUYỆN QUẢ BẦU – TIẾT 3: VIẾT - ÔN CHỮ HOA A, M, N (KIỂU 2)</w:t>
+              <w:t>Bài 27: Chuyện quả bầu – Tiết 3: Viết - Ôn chữ hoa A, M, N (kiểu 2)</w:t>
             </w:r>
           </w:p>
         </w:tc>
@@ -28934,7 +28934,7 @@
                 <w:i w:val="0"/>
                 <w:sz w:val="20"/>
               </w:rPr>
-              <w:t>Bài 27: CHUYỆN QUẢ BẦU – TIẾT 4: NÓI VÀ NGHE - KỂ CHUYỆN CHUYỆN QUẢ BẦU</w:t>
+              <w:t>Bài 27: Chuyện quả bầu – Tiết 4: Nói và nghe - Kể chuyện chuyện quả bầu</w:t>
             </w:r>
           </w:p>
         </w:tc>
@@ -29049,7 +29049,7 @@
                 <w:i w:val="0"/>
                 <w:sz w:val="20"/>
               </w:rPr>
-              <w:t>Bài 28: KHÁM PHÁ ĐÁY BIỂN Ở TRƯỜNG SA – TIẾT 1 - 2: ĐỌC - KHÁM PHÁ ĐÁY BIỂN Ở TRƯỜNG SA</w:t>
+              <w:t>Bài 28: Khám phá đáy biển ở Trường Sa – Tiết 1 - 2: Đọc - Khám phá đáy biển ở Trường Sa</w:t>
             </w:r>
           </w:p>
         </w:tc>
@@ -29177,7 +29177,7 @@
                 <w:i w:val="0"/>
                 <w:sz w:val="20"/>
               </w:rPr>
-              <w:t>Bài 28: KHÁM PHÁ ĐÁY BIỂN Ở TRƯỜNG SA – TIẾT 3: VIẾT - NGHE VIẾT; PHÂN BIỆT IT/UYT, IÊU/ƯƠU, IN/INH</w:t>
+              <w:t>Bài 28: Khám phá đáy biển ở Trường Sa – Tiết 3: Viết - Nghe viết; phân biệt it/uyt, iêu/ươu, in/inh</w:t>
             </w:r>
           </w:p>
         </w:tc>
@@ -29291,7 +29291,7 @@
                 <w:i w:val="0"/>
                 <w:sz w:val="20"/>
               </w:rPr>
-              <w:t>Bài 28: KHÁM PHÁ ĐÁY BIỂN Ở TRƯỜNG SA – TIẾT 4: LUYỆN TỪ VÀ CÂU - MỞ RỘNG VỐN TỪ VỀ CÁC LOÀI VẬT DƯỚI BIỂN; DẤU CHẤM, DẤU PHẨY</w:t>
+              <w:t>Bài 28: Khám phá đáy biển ở Trường Sa – Tiết 4: Luyện từ và câu - Mở rộng vốn từ về các loài vật dưới biển; dấu chấm, dấu phẩy</w:t>
             </w:r>
           </w:p>
         </w:tc>
@@ -29419,7 +29419,7 @@
                 <w:i w:val="0"/>
                 <w:sz w:val="20"/>
               </w:rPr>
-              <w:t>Bài 28: KHÁM PHÁ ĐÁY BIỂN Ở TRƯỜNG SA – TIẾT 5: VIẾT ĐOẠN VĂN KỂ VỀ MỘT BUỔI ĐI CHƠI</w:t>
+              <w:t>Bài 28: Khám phá đáy biển ở Trường Sa – Tiết 5: Viết đoạn văn kể về một buổi đi chơi</w:t>
             </w:r>
           </w:p>
         </w:tc>
@@ -29533,7 +29533,7 @@
                 <w:i w:val="0"/>
                 <w:sz w:val="20"/>
               </w:rPr>
-              <w:t>Bài 28: KHÁM PHÁ ĐÁY BIỂN Ở TRƯỜNG SA – TIẾT 6: ĐỌC MỞ RỘNG</w:t>
+              <w:t>Bài 28: Khám phá đáy biển ở Trường Sa – Tiết 6: Đọc mở rộng</w:t>
             </w:r>
           </w:p>
         </w:tc>
@@ -29650,7 +29650,7 @@
                 <w:i w:val="0"/>
                 <w:sz w:val="20"/>
               </w:rPr>
-              <w:t>Bài 29: HỒ GƯƠM – TIẾT 1 - 2: ĐỌC - HỒ GƯƠM</w:t>
+              <w:t>Bài 29: Hồ Gươm – Tiết 1 - 2: Đọc - Hồ Gươm</w:t>
             </w:r>
           </w:p>
         </w:tc>
@@ -29778,7 +29778,7 @@
                 <w:i w:val="0"/>
                 <w:sz w:val="20"/>
               </w:rPr>
-              <w:t>Bài 29: HỒ GƯƠM – TIẾT 3: VIẾT - ÔN CHỮ HOA Q, V (KIỂU 2)</w:t>
+              <w:t>Bài 29: Hồ Gươm – Tiết 3: Viết - Ôn chữ hoa Q, V (kiểu 2)</w:t>
             </w:r>
           </w:p>
         </w:tc>
@@ -29892,7 +29892,7 @@
                 <w:i w:val="0"/>
                 <w:sz w:val="20"/>
               </w:rPr>
-              <w:t>Bài 29: HỒ GƯƠM – TIẾT 4: NÓI VÀ NGHE - NÓI VỀ QUÊ HƯƠNG, ĐẤT NƯỚC EM</w:t>
+              <w:t>Bài 29: Hồ Gươm – Tiết 4: Nói và nghe - Nói về quê hương, đất nước em</w:t>
             </w:r>
           </w:p>
         </w:tc>
@@ -30020,7 +30020,7 @@
                 <w:i w:val="0"/>
                 <w:sz w:val="20"/>
               </w:rPr>
-              <w:t>Bài 30: CÁNH ĐỒNG QUÊ EM – TIẾT 1 - 2: ĐỌC - CÁNH ĐỒNG QUÊ EM</w:t>
+              <w:t>Bài 30: Cánh đồng quê em – Tiết 1 - 2: Đọc - Cánh đồng quê em</w:t>
             </w:r>
           </w:p>
         </w:tc>
@@ -30148,7 +30148,7 @@
                 <w:i w:val="0"/>
                 <w:sz w:val="20"/>
               </w:rPr>
-              <w:t>Bài 30: CÁNH ĐỒNG QUÊ EM – TIẾT 3: VIẾT - NGHE VIẾT; VIẾT HOA TÊN RIÊNG ĐỊA LÍ; PHÂN BIỆT R/D/GI, DẤU HỎI/DẤU NGÃ</w:t>
+              <w:t>Bài 30: Cánh đồng quê em – Tiết 3: Viết - Nghe viết; viết hoa tên riêng địa lí; phân biệt r/d/gi, dấu hỏi/dấu ngã</w:t>
             </w:r>
           </w:p>
         </w:tc>
@@ -30262,7 +30262,7 @@
                 <w:i w:val="0"/>
                 <w:sz w:val="20"/>
               </w:rPr>
-              <w:t>Bài 30: CÁNH ĐỒNG QUÊ EM – TIẾT 4: LUYỆN TỪ VÀ CÂU - MỞ RỘNG VỐN TỪ VỀ NGHỀ NGHIỆP; CÂU NÊU HOẠT ĐỘNG, CÔNG VIỆC</w:t>
+              <w:t>Bài 30: Cánh đồng quê em – Tiết 4: Luyện từ và câu - Mở rộng vốn từ về nghề nghiệp; câu nêu hoạt động, công việc</w:t>
             </w:r>
           </w:p>
         </w:tc>
@@ -30390,7 +30390,7 @@
                 <w:i w:val="0"/>
                 <w:sz w:val="20"/>
               </w:rPr>
-              <w:t>Bài 30: CÁNH ĐỒNG QUÊ EM – TIẾT 5: VIẾT ĐOẠN VĂN KỂ VỀ CÔNG VIỆC CỦA MỘT NGƯỜI</w:t>
+              <w:t>Bài 30: Cánh đồng quê em – Tiết 5: Viết đoạn văn kể về công việc của một người</w:t>
             </w:r>
           </w:p>
         </w:tc>
@@ -30505,7 +30505,7 @@
                 <w:i w:val="0"/>
                 <w:sz w:val="20"/>
               </w:rPr>
-              <w:t>Bài 30: CÁNH ĐỒNG QUÊ EM – TIẾT 6: ĐỌC MỞ RỘNG</w:t>
+              <w:t>Bài 30: Cánh đồng quê em – Tiết 6: Đọc mở rộng</w:t>
             </w:r>
           </w:p>
         </w:tc>
@@ -30622,7 +30622,7 @@
                 <w:i w:val="0"/>
                 <w:sz w:val="20"/>
               </w:rPr>
-              <w:t>ÔN TẬP VÀ ĐÁNH GIÁ CUỐI HỌC KÌ 2 – PHẦN I - ÔN TẬP – TIẾT 1 - 2</w:t>
+              <w:t>Ôn tập và đánh giá cuối học kì 2 – Phần I - Ôn tập – Tiết 1 - 2</w:t>
             </w:r>
           </w:p>
         </w:tc>
@@ -30737,7 +30737,7 @@
                 <w:i w:val="0"/>
                 <w:sz w:val="20"/>
               </w:rPr>
-              <w:t>ÔN TẬP VÀ ĐÁNH GIÁ CUỐI HỌC KÌ 2 – PHẦN I - ÔN TẬP – TIẾT 3 - 4</w:t>
+              <w:t>Ôn tập và đánh giá cuối học kì 2 – Phần I - Ôn tập – Tiết 3 - 4</w:t>
             </w:r>
           </w:p>
         </w:tc>
@@ -30852,7 +30852,7 @@
                 <w:i w:val="0"/>
                 <w:sz w:val="20"/>
               </w:rPr>
-              <w:t>ÔN TẬP VÀ ĐÁNH GIÁ CUỐI HỌC KÌ 2 – PHẦN I - ÔN TẬP – TIẾT 5 - 6</w:t>
+              <w:t>Ôn tập và đánh giá cuối học kì 2 – Phần I - Ôn tập – Tiết 5 - 6</w:t>
             </w:r>
           </w:p>
         </w:tc>
@@ -30967,7 +30967,7 @@
                 <w:i w:val="0"/>
                 <w:sz w:val="20"/>
               </w:rPr>
-              <w:t>ÔN TẬP VÀ ĐÁNH GIÁ CUỐI HỌC KÌ 2 – PHẦN I - ÔN TẬP – TIẾT 7 - 8</w:t>
+              <w:t>Ôn tập và đánh giá cuối học kì 2 – Phần I - Ôn tập – Tiết 7 - 8</w:t>
             </w:r>
           </w:p>
         </w:tc>
@@ -31082,7 +31082,7 @@
                 <w:i w:val="0"/>
                 <w:sz w:val="20"/>
               </w:rPr>
-              <w:t>ÔN TẬP VÀ ĐÁNH GIÁ CUỐI HỌC KÌ 2 – PHẦN II - ĐÁNH GIÁ CUỐI HỌC KÌ 2 – TIẾT 9 - 10</w:t>
+              <w:t>Ôn tập và đánh giá cuối học kì 2 – Phần II - Đánh giá cuối học kì 2 – Tiết 9 - 10</w:t>
             </w:r>
           </w:p>
         </w:tc>
